--- a/docs/Bao_Cao_Lap_Trinh_Python_v02.docx
+++ b/docs/Bao_Cao_Lap_Trinh_Python_v02.docx
@@ -1104,7 +1104,7 @@
               <w:tab w:val="right" w:leader="dot" w:pos="9019"/>
             </w:tabs>
             <w:rPr>
-              <w:rFonts w:ascii="Times New Roman" w:eastAsiaTheme="minorEastAsia" w:hAnsi="Times New Roman" w:cs="Times New Roman"/>
+              <w:rFonts w:asciiTheme="minorHAnsi" w:eastAsiaTheme="minorEastAsia" w:hAnsiTheme="minorHAnsi" w:cstheme="minorBidi"/>
               <w:noProof/>
               <w:kern w:val="2"/>
               <w:sz w:val="24"/>
@@ -1131,7 +1131,7 @@
             </w:rPr>
             <w:fldChar w:fldCharType="separate"/>
           </w:r>
-          <w:hyperlink w:anchor="_Toc240550187" w:history="1">
+          <w:hyperlink w:anchor="_Toc240557093" w:history="1">
             <w:r>
               <w:rPr>
                 <w:rStyle w:val="Hyperlink"/>
@@ -1144,7 +1144,6 @@
             </w:r>
             <w:r>
               <w:rPr>
-                <w:rFonts w:ascii="Times New Roman" w:hAnsi="Times New Roman" w:cs="Times New Roman"/>
                 <w:noProof/>
                 <w:webHidden/>
               </w:rPr>
@@ -1152,7 +1151,6 @@
             </w:r>
             <w:r>
               <w:rPr>
-                <w:rFonts w:ascii="Times New Roman" w:hAnsi="Times New Roman" w:cs="Times New Roman"/>
                 <w:noProof/>
                 <w:webHidden/>
               </w:rPr>
@@ -1160,22 +1158,19 @@
             </w:r>
             <w:r>
               <w:rPr>
-                <w:rFonts w:ascii="Times New Roman" w:hAnsi="Times New Roman" w:cs="Times New Roman"/>
-                <w:noProof/>
-                <w:webHidden/>
-              </w:rPr>
-              <w:instrText xml:space="preserve"> PAGEREF _Toc240550187 \h </w:instrText>
-            </w:r>
-            <w:r>
-              <w:rPr>
-                <w:rFonts w:ascii="Times New Roman" w:hAnsi="Times New Roman" w:cs="Times New Roman"/>
-                <w:noProof/>
-                <w:webHidden/>
-              </w:rPr>
-            </w:r>
-            <w:r>
-              <w:rPr>
-                <w:rFonts w:ascii="Times New Roman" w:hAnsi="Times New Roman" w:cs="Times New Roman"/>
+                <w:noProof/>
+                <w:webHidden/>
+              </w:rPr>
+              <w:instrText xml:space="preserve"> PAGEREF _Toc240557093 \h </w:instrText>
+            </w:r>
+            <w:r>
+              <w:rPr>
+                <w:noProof/>
+                <w:webHidden/>
+              </w:rPr>
+            </w:r>
+            <w:r>
+              <w:rPr>
                 <w:noProof/>
                 <w:webHidden/>
               </w:rPr>
@@ -1183,7 +1178,6 @@
             </w:r>
             <w:r>
               <w:rPr>
-                <w:rFonts w:ascii="Times New Roman" w:hAnsi="Times New Roman" w:cs="Times New Roman"/>
                 <w:noProof/>
                 <w:webHidden/>
               </w:rPr>
@@ -1191,7 +1185,6 @@
             </w:r>
             <w:r>
               <w:rPr>
-                <w:rFonts w:ascii="Times New Roman" w:hAnsi="Times New Roman" w:cs="Times New Roman"/>
                 <w:noProof/>
                 <w:webHidden/>
               </w:rPr>
@@ -1206,7 +1199,7 @@
               <w:tab w:val="right" w:leader="dot" w:pos="9019"/>
             </w:tabs>
             <w:rPr>
-              <w:rFonts w:ascii="Times New Roman" w:eastAsiaTheme="minorEastAsia" w:hAnsi="Times New Roman" w:cs="Times New Roman"/>
+              <w:rFonts w:asciiTheme="minorHAnsi" w:eastAsiaTheme="minorEastAsia" w:hAnsiTheme="minorHAnsi" w:cstheme="minorBidi"/>
               <w:noProof/>
               <w:kern w:val="2"/>
               <w:sz w:val="24"/>
@@ -1215,7 +1208,7 @@
               <w14:ligatures w14:val="standardContextual"/>
             </w:rPr>
           </w:pPr>
-          <w:hyperlink w:anchor="_Toc240550188" w:history="1">
+          <w:hyperlink w:anchor="_Toc240557094" w:history="1">
             <w:r>
               <w:rPr>
                 <w:rStyle w:val="Hyperlink"/>
@@ -1228,7 +1221,6 @@
             </w:r>
             <w:r>
               <w:rPr>
-                <w:rFonts w:ascii="Times New Roman" w:hAnsi="Times New Roman" w:cs="Times New Roman"/>
                 <w:noProof/>
                 <w:webHidden/>
               </w:rPr>
@@ -1236,7 +1228,6 @@
             </w:r>
             <w:r>
               <w:rPr>
-                <w:rFonts w:ascii="Times New Roman" w:hAnsi="Times New Roman" w:cs="Times New Roman"/>
                 <w:noProof/>
                 <w:webHidden/>
               </w:rPr>
@@ -1244,22 +1235,19 @@
             </w:r>
             <w:r>
               <w:rPr>
-                <w:rFonts w:ascii="Times New Roman" w:hAnsi="Times New Roman" w:cs="Times New Roman"/>
-                <w:noProof/>
-                <w:webHidden/>
-              </w:rPr>
-              <w:instrText xml:space="preserve"> PAGEREF _Toc240550188 \h </w:instrText>
-            </w:r>
-            <w:r>
-              <w:rPr>
-                <w:rFonts w:ascii="Times New Roman" w:hAnsi="Times New Roman" w:cs="Times New Roman"/>
-                <w:noProof/>
-                <w:webHidden/>
-              </w:rPr>
-            </w:r>
-            <w:r>
-              <w:rPr>
-                <w:rFonts w:ascii="Times New Roman" w:hAnsi="Times New Roman" w:cs="Times New Roman"/>
+                <w:noProof/>
+                <w:webHidden/>
+              </w:rPr>
+              <w:instrText xml:space="preserve"> PAGEREF _Toc240557094 \h </w:instrText>
+            </w:r>
+            <w:r>
+              <w:rPr>
+                <w:noProof/>
+                <w:webHidden/>
+              </w:rPr>
+            </w:r>
+            <w:r>
+              <w:rPr>
                 <w:noProof/>
                 <w:webHidden/>
               </w:rPr>
@@ -1267,7 +1255,6 @@
             </w:r>
             <w:r>
               <w:rPr>
-                <w:rFonts w:ascii="Times New Roman" w:hAnsi="Times New Roman" w:cs="Times New Roman"/>
                 <w:noProof/>
                 <w:webHidden/>
               </w:rPr>
@@ -1275,7 +1262,6 @@
             </w:r>
             <w:r>
               <w:rPr>
-                <w:rFonts w:ascii="Times New Roman" w:hAnsi="Times New Roman" w:cs="Times New Roman"/>
                 <w:noProof/>
                 <w:webHidden/>
               </w:rPr>
@@ -1290,7 +1276,7 @@
               <w:tab w:val="right" w:leader="dot" w:pos="9019"/>
             </w:tabs>
             <w:rPr>
-              <w:rFonts w:ascii="Times New Roman" w:eastAsiaTheme="minorEastAsia" w:hAnsi="Times New Roman" w:cs="Times New Roman"/>
+              <w:rFonts w:asciiTheme="minorHAnsi" w:eastAsiaTheme="minorEastAsia" w:hAnsiTheme="minorHAnsi" w:cstheme="minorBidi"/>
               <w:noProof/>
               <w:kern w:val="2"/>
               <w:sz w:val="24"/>
@@ -1299,7 +1285,7 @@
               <w14:ligatures w14:val="standardContextual"/>
             </w:rPr>
           </w:pPr>
-          <w:hyperlink w:anchor="_Toc240550189" w:history="1">
+          <w:hyperlink w:anchor="_Toc240557095" w:history="1">
             <w:r>
               <w:rPr>
                 <w:rStyle w:val="Hyperlink"/>
@@ -1312,7 +1298,6 @@
             </w:r>
             <w:r>
               <w:rPr>
-                <w:rFonts w:ascii="Times New Roman" w:hAnsi="Times New Roman" w:cs="Times New Roman"/>
                 <w:noProof/>
                 <w:webHidden/>
               </w:rPr>
@@ -1320,7 +1305,6 @@
             </w:r>
             <w:r>
               <w:rPr>
-                <w:rFonts w:ascii="Times New Roman" w:hAnsi="Times New Roman" w:cs="Times New Roman"/>
                 <w:noProof/>
                 <w:webHidden/>
               </w:rPr>
@@ -1328,22 +1312,19 @@
             </w:r>
             <w:r>
               <w:rPr>
-                <w:rFonts w:ascii="Times New Roman" w:hAnsi="Times New Roman" w:cs="Times New Roman"/>
-                <w:noProof/>
-                <w:webHidden/>
-              </w:rPr>
-              <w:instrText xml:space="preserve"> PAGEREF _Toc240550189 \h </w:instrText>
-            </w:r>
-            <w:r>
-              <w:rPr>
-                <w:rFonts w:ascii="Times New Roman" w:hAnsi="Times New Roman" w:cs="Times New Roman"/>
-                <w:noProof/>
-                <w:webHidden/>
-              </w:rPr>
-            </w:r>
-            <w:r>
-              <w:rPr>
-                <w:rFonts w:ascii="Times New Roman" w:hAnsi="Times New Roman" w:cs="Times New Roman"/>
+                <w:noProof/>
+                <w:webHidden/>
+              </w:rPr>
+              <w:instrText xml:space="preserve"> PAGEREF _Toc240557095 \h </w:instrText>
+            </w:r>
+            <w:r>
+              <w:rPr>
+                <w:noProof/>
+                <w:webHidden/>
+              </w:rPr>
+            </w:r>
+            <w:r>
+              <w:rPr>
                 <w:noProof/>
                 <w:webHidden/>
               </w:rPr>
@@ -1351,7 +1332,6 @@
             </w:r>
             <w:r>
               <w:rPr>
-                <w:rFonts w:ascii="Times New Roman" w:hAnsi="Times New Roman" w:cs="Times New Roman"/>
                 <w:noProof/>
                 <w:webHidden/>
               </w:rPr>
@@ -1359,7 +1339,6 @@
             </w:r>
             <w:r>
               <w:rPr>
-                <w:rFonts w:ascii="Times New Roman" w:hAnsi="Times New Roman" w:cs="Times New Roman"/>
                 <w:noProof/>
                 <w:webHidden/>
               </w:rPr>
@@ -1374,7 +1353,7 @@
               <w:tab w:val="right" w:leader="dot" w:pos="9019"/>
             </w:tabs>
             <w:rPr>
-              <w:rFonts w:ascii="Times New Roman" w:eastAsiaTheme="minorEastAsia" w:hAnsi="Times New Roman" w:cs="Times New Roman"/>
+              <w:rFonts w:asciiTheme="minorHAnsi" w:eastAsiaTheme="minorEastAsia" w:hAnsiTheme="minorHAnsi" w:cstheme="minorBidi"/>
               <w:noProof/>
               <w:kern w:val="2"/>
               <w:sz w:val="24"/>
@@ -1383,7 +1362,7 @@
               <w14:ligatures w14:val="standardContextual"/>
             </w:rPr>
           </w:pPr>
-          <w:hyperlink w:anchor="_Toc240550190" w:history="1">
+          <w:hyperlink w:anchor="_Toc240557096" w:history="1">
             <w:r>
               <w:rPr>
                 <w:rStyle w:val="Hyperlink"/>
@@ -1396,7 +1375,6 @@
             </w:r>
             <w:r>
               <w:rPr>
-                <w:rFonts w:ascii="Times New Roman" w:hAnsi="Times New Roman" w:cs="Times New Roman"/>
                 <w:noProof/>
                 <w:webHidden/>
               </w:rPr>
@@ -1404,7 +1382,6 @@
             </w:r>
             <w:r>
               <w:rPr>
-                <w:rFonts w:ascii="Times New Roman" w:hAnsi="Times New Roman" w:cs="Times New Roman"/>
                 <w:noProof/>
                 <w:webHidden/>
               </w:rPr>
@@ -1412,22 +1389,19 @@
             </w:r>
             <w:r>
               <w:rPr>
-                <w:rFonts w:ascii="Times New Roman" w:hAnsi="Times New Roman" w:cs="Times New Roman"/>
-                <w:noProof/>
-                <w:webHidden/>
-              </w:rPr>
-              <w:instrText xml:space="preserve"> PAGEREF _Toc240550190 \h </w:instrText>
-            </w:r>
-            <w:r>
-              <w:rPr>
-                <w:rFonts w:ascii="Times New Roman" w:hAnsi="Times New Roman" w:cs="Times New Roman"/>
-                <w:noProof/>
-                <w:webHidden/>
-              </w:rPr>
-            </w:r>
-            <w:r>
-              <w:rPr>
-                <w:rFonts w:ascii="Times New Roman" w:hAnsi="Times New Roman" w:cs="Times New Roman"/>
+                <w:noProof/>
+                <w:webHidden/>
+              </w:rPr>
+              <w:instrText xml:space="preserve"> PAGEREF _Toc240557096 \h </w:instrText>
+            </w:r>
+            <w:r>
+              <w:rPr>
+                <w:noProof/>
+                <w:webHidden/>
+              </w:rPr>
+            </w:r>
+            <w:r>
+              <w:rPr>
                 <w:noProof/>
                 <w:webHidden/>
               </w:rPr>
@@ -1435,7 +1409,6 @@
             </w:r>
             <w:r>
               <w:rPr>
-                <w:rFonts w:ascii="Times New Roman" w:hAnsi="Times New Roman" w:cs="Times New Roman"/>
                 <w:noProof/>
                 <w:webHidden/>
               </w:rPr>
@@ -1443,7 +1416,6 @@
             </w:r>
             <w:r>
               <w:rPr>
-                <w:rFonts w:ascii="Times New Roman" w:hAnsi="Times New Roman" w:cs="Times New Roman"/>
                 <w:noProof/>
                 <w:webHidden/>
               </w:rPr>
@@ -1458,7 +1430,7 @@
               <w:tab w:val="right" w:leader="dot" w:pos="9019"/>
             </w:tabs>
             <w:rPr>
-              <w:rFonts w:ascii="Times New Roman" w:eastAsiaTheme="minorEastAsia" w:hAnsi="Times New Roman" w:cs="Times New Roman"/>
+              <w:rFonts w:asciiTheme="minorHAnsi" w:eastAsiaTheme="minorEastAsia" w:hAnsiTheme="minorHAnsi" w:cstheme="minorBidi"/>
               <w:noProof/>
               <w:kern w:val="2"/>
               <w:sz w:val="24"/>
@@ -1467,7 +1439,7 @@
               <w14:ligatures w14:val="standardContextual"/>
             </w:rPr>
           </w:pPr>
-          <w:hyperlink w:anchor="_Toc240550191" w:history="1">
+          <w:hyperlink w:anchor="_Toc240557097" w:history="1">
             <w:r>
               <w:rPr>
                 <w:rStyle w:val="Hyperlink"/>
@@ -1480,7 +1452,6 @@
             </w:r>
             <w:r>
               <w:rPr>
-                <w:rFonts w:ascii="Times New Roman" w:hAnsi="Times New Roman" w:cs="Times New Roman"/>
                 <w:noProof/>
                 <w:webHidden/>
               </w:rPr>
@@ -1488,7 +1459,6 @@
             </w:r>
             <w:r>
               <w:rPr>
-                <w:rFonts w:ascii="Times New Roman" w:hAnsi="Times New Roman" w:cs="Times New Roman"/>
                 <w:noProof/>
                 <w:webHidden/>
               </w:rPr>
@@ -1496,22 +1466,19 @@
             </w:r>
             <w:r>
               <w:rPr>
-                <w:rFonts w:ascii="Times New Roman" w:hAnsi="Times New Roman" w:cs="Times New Roman"/>
-                <w:noProof/>
-                <w:webHidden/>
-              </w:rPr>
-              <w:instrText xml:space="preserve"> PAGEREF _Toc240550191 \h </w:instrText>
-            </w:r>
-            <w:r>
-              <w:rPr>
-                <w:rFonts w:ascii="Times New Roman" w:hAnsi="Times New Roman" w:cs="Times New Roman"/>
-                <w:noProof/>
-                <w:webHidden/>
-              </w:rPr>
-            </w:r>
-            <w:r>
-              <w:rPr>
-                <w:rFonts w:ascii="Times New Roman" w:hAnsi="Times New Roman" w:cs="Times New Roman"/>
+                <w:noProof/>
+                <w:webHidden/>
+              </w:rPr>
+              <w:instrText xml:space="preserve"> PAGEREF _Toc240557097 \h </w:instrText>
+            </w:r>
+            <w:r>
+              <w:rPr>
+                <w:noProof/>
+                <w:webHidden/>
+              </w:rPr>
+            </w:r>
+            <w:r>
+              <w:rPr>
                 <w:noProof/>
                 <w:webHidden/>
               </w:rPr>
@@ -1519,7 +1486,6 @@
             </w:r>
             <w:r>
               <w:rPr>
-                <w:rFonts w:ascii="Times New Roman" w:hAnsi="Times New Roman" w:cs="Times New Roman"/>
                 <w:noProof/>
                 <w:webHidden/>
               </w:rPr>
@@ -1527,7 +1493,6 @@
             </w:r>
             <w:r>
               <w:rPr>
-                <w:rFonts w:ascii="Times New Roman" w:hAnsi="Times New Roman" w:cs="Times New Roman"/>
                 <w:noProof/>
                 <w:webHidden/>
               </w:rPr>
@@ -1542,7 +1507,7 @@
               <w:tab w:val="right" w:leader="dot" w:pos="9019"/>
             </w:tabs>
             <w:rPr>
-              <w:rFonts w:ascii="Times New Roman" w:eastAsiaTheme="minorEastAsia" w:hAnsi="Times New Roman" w:cs="Times New Roman"/>
+              <w:rFonts w:asciiTheme="minorHAnsi" w:eastAsiaTheme="minorEastAsia" w:hAnsiTheme="minorHAnsi" w:cstheme="minorBidi"/>
               <w:noProof/>
               <w:kern w:val="2"/>
               <w:sz w:val="24"/>
@@ -1551,7 +1516,7 @@
               <w14:ligatures w14:val="standardContextual"/>
             </w:rPr>
           </w:pPr>
-          <w:hyperlink w:anchor="_Toc240550192" w:history="1">
+          <w:hyperlink w:anchor="_Toc240557098" w:history="1">
             <w:r>
               <w:rPr>
                 <w:rStyle w:val="Hyperlink"/>
@@ -1564,7 +1529,6 @@
             </w:r>
             <w:r>
               <w:rPr>
-                <w:rFonts w:ascii="Times New Roman" w:hAnsi="Times New Roman" w:cs="Times New Roman"/>
                 <w:noProof/>
                 <w:webHidden/>
               </w:rPr>
@@ -1572,7 +1536,6 @@
             </w:r>
             <w:r>
               <w:rPr>
-                <w:rFonts w:ascii="Times New Roman" w:hAnsi="Times New Roman" w:cs="Times New Roman"/>
                 <w:noProof/>
                 <w:webHidden/>
               </w:rPr>
@@ -1580,22 +1543,19 @@
             </w:r>
             <w:r>
               <w:rPr>
-                <w:rFonts w:ascii="Times New Roman" w:hAnsi="Times New Roman" w:cs="Times New Roman"/>
-                <w:noProof/>
-                <w:webHidden/>
-              </w:rPr>
-              <w:instrText xml:space="preserve"> PAGEREF _Toc240550192 \h </w:instrText>
-            </w:r>
-            <w:r>
-              <w:rPr>
-                <w:rFonts w:ascii="Times New Roman" w:hAnsi="Times New Roman" w:cs="Times New Roman"/>
-                <w:noProof/>
-                <w:webHidden/>
-              </w:rPr>
-            </w:r>
-            <w:r>
-              <w:rPr>
-                <w:rFonts w:ascii="Times New Roman" w:hAnsi="Times New Roman" w:cs="Times New Roman"/>
+                <w:noProof/>
+                <w:webHidden/>
+              </w:rPr>
+              <w:instrText xml:space="preserve"> PAGEREF _Toc240557098 \h </w:instrText>
+            </w:r>
+            <w:r>
+              <w:rPr>
+                <w:noProof/>
+                <w:webHidden/>
+              </w:rPr>
+            </w:r>
+            <w:r>
+              <w:rPr>
                 <w:noProof/>
                 <w:webHidden/>
               </w:rPr>
@@ -1603,7 +1563,6 @@
             </w:r>
             <w:r>
               <w:rPr>
-                <w:rFonts w:ascii="Times New Roman" w:hAnsi="Times New Roman" w:cs="Times New Roman"/>
                 <w:noProof/>
                 <w:webHidden/>
               </w:rPr>
@@ -1611,7 +1570,6 @@
             </w:r>
             <w:r>
               <w:rPr>
-                <w:rFonts w:ascii="Times New Roman" w:hAnsi="Times New Roman" w:cs="Times New Roman"/>
                 <w:noProof/>
                 <w:webHidden/>
               </w:rPr>
@@ -1626,7 +1584,7 @@
               <w:tab w:val="right" w:leader="dot" w:pos="9019"/>
             </w:tabs>
             <w:rPr>
-              <w:rFonts w:ascii="Times New Roman" w:eastAsiaTheme="minorEastAsia" w:hAnsi="Times New Roman" w:cs="Times New Roman"/>
+              <w:rFonts w:asciiTheme="minorHAnsi" w:eastAsiaTheme="minorEastAsia" w:hAnsiTheme="minorHAnsi" w:cstheme="minorBidi"/>
               <w:noProof/>
               <w:kern w:val="2"/>
               <w:sz w:val="24"/>
@@ -1635,7 +1593,7 @@
               <w14:ligatures w14:val="standardContextual"/>
             </w:rPr>
           </w:pPr>
-          <w:hyperlink w:anchor="_Toc240550193" w:history="1">
+          <w:hyperlink w:anchor="_Toc240557099" w:history="1">
             <w:r>
               <w:rPr>
                 <w:rStyle w:val="Hyperlink"/>
@@ -1648,7 +1606,6 @@
             </w:r>
             <w:r>
               <w:rPr>
-                <w:rFonts w:ascii="Times New Roman" w:hAnsi="Times New Roman" w:cs="Times New Roman"/>
                 <w:noProof/>
                 <w:webHidden/>
               </w:rPr>
@@ -1656,7 +1613,6 @@
             </w:r>
             <w:r>
               <w:rPr>
-                <w:rFonts w:ascii="Times New Roman" w:hAnsi="Times New Roman" w:cs="Times New Roman"/>
                 <w:noProof/>
                 <w:webHidden/>
               </w:rPr>
@@ -1664,22 +1620,19 @@
             </w:r>
             <w:r>
               <w:rPr>
-                <w:rFonts w:ascii="Times New Roman" w:hAnsi="Times New Roman" w:cs="Times New Roman"/>
-                <w:noProof/>
-                <w:webHidden/>
-              </w:rPr>
-              <w:instrText xml:space="preserve"> PAGEREF _Toc240550193 \h </w:instrText>
-            </w:r>
-            <w:r>
-              <w:rPr>
-                <w:rFonts w:ascii="Times New Roman" w:hAnsi="Times New Roman" w:cs="Times New Roman"/>
-                <w:noProof/>
-                <w:webHidden/>
-              </w:rPr>
-            </w:r>
-            <w:r>
-              <w:rPr>
-                <w:rFonts w:ascii="Times New Roman" w:hAnsi="Times New Roman" w:cs="Times New Roman"/>
+                <w:noProof/>
+                <w:webHidden/>
+              </w:rPr>
+              <w:instrText xml:space="preserve"> PAGEREF _Toc240557099 \h </w:instrText>
+            </w:r>
+            <w:r>
+              <w:rPr>
+                <w:noProof/>
+                <w:webHidden/>
+              </w:rPr>
+            </w:r>
+            <w:r>
+              <w:rPr>
                 <w:noProof/>
                 <w:webHidden/>
               </w:rPr>
@@ -1687,7 +1640,6 @@
             </w:r>
             <w:r>
               <w:rPr>
-                <w:rFonts w:ascii="Times New Roman" w:hAnsi="Times New Roman" w:cs="Times New Roman"/>
                 <w:noProof/>
                 <w:webHidden/>
               </w:rPr>
@@ -1695,7 +1647,6 @@
             </w:r>
             <w:r>
               <w:rPr>
-                <w:rFonts w:ascii="Times New Roman" w:hAnsi="Times New Roman" w:cs="Times New Roman"/>
                 <w:noProof/>
                 <w:webHidden/>
               </w:rPr>
@@ -1710,7 +1661,7 @@
               <w:tab w:val="right" w:leader="dot" w:pos="9019"/>
             </w:tabs>
             <w:rPr>
-              <w:rFonts w:ascii="Times New Roman" w:eastAsiaTheme="minorEastAsia" w:hAnsi="Times New Roman" w:cs="Times New Roman"/>
+              <w:rFonts w:asciiTheme="minorHAnsi" w:eastAsiaTheme="minorEastAsia" w:hAnsiTheme="minorHAnsi" w:cstheme="minorBidi"/>
               <w:noProof/>
               <w:kern w:val="2"/>
               <w:sz w:val="24"/>
@@ -1719,7 +1670,7 @@
               <w14:ligatures w14:val="standardContextual"/>
             </w:rPr>
           </w:pPr>
-          <w:hyperlink w:anchor="_Toc240550194" w:history="1">
+          <w:hyperlink w:anchor="_Toc240557100" w:history="1">
             <w:r>
               <w:rPr>
                 <w:rStyle w:val="Hyperlink"/>
@@ -1732,7 +1683,6 @@
             </w:r>
             <w:r>
               <w:rPr>
-                <w:rFonts w:ascii="Times New Roman" w:hAnsi="Times New Roman" w:cs="Times New Roman"/>
                 <w:noProof/>
                 <w:webHidden/>
               </w:rPr>
@@ -1740,7 +1690,6 @@
             </w:r>
             <w:r>
               <w:rPr>
-                <w:rFonts w:ascii="Times New Roman" w:hAnsi="Times New Roman" w:cs="Times New Roman"/>
                 <w:noProof/>
                 <w:webHidden/>
               </w:rPr>
@@ -1748,22 +1697,19 @@
             </w:r>
             <w:r>
               <w:rPr>
-                <w:rFonts w:ascii="Times New Roman" w:hAnsi="Times New Roman" w:cs="Times New Roman"/>
-                <w:noProof/>
-                <w:webHidden/>
-              </w:rPr>
-              <w:instrText xml:space="preserve"> PAGEREF _Toc240550194 \h </w:instrText>
-            </w:r>
-            <w:r>
-              <w:rPr>
-                <w:rFonts w:ascii="Times New Roman" w:hAnsi="Times New Roman" w:cs="Times New Roman"/>
-                <w:noProof/>
-                <w:webHidden/>
-              </w:rPr>
-            </w:r>
-            <w:r>
-              <w:rPr>
-                <w:rFonts w:ascii="Times New Roman" w:hAnsi="Times New Roman" w:cs="Times New Roman"/>
+                <w:noProof/>
+                <w:webHidden/>
+              </w:rPr>
+              <w:instrText xml:space="preserve"> PAGEREF _Toc240557100 \h </w:instrText>
+            </w:r>
+            <w:r>
+              <w:rPr>
+                <w:noProof/>
+                <w:webHidden/>
+              </w:rPr>
+            </w:r>
+            <w:r>
+              <w:rPr>
                 <w:noProof/>
                 <w:webHidden/>
               </w:rPr>
@@ -1771,7 +1717,6 @@
             </w:r>
             <w:r>
               <w:rPr>
-                <w:rFonts w:ascii="Times New Roman" w:hAnsi="Times New Roman" w:cs="Times New Roman"/>
                 <w:noProof/>
                 <w:webHidden/>
               </w:rPr>
@@ -1779,7 +1724,6 @@
             </w:r>
             <w:r>
               <w:rPr>
-                <w:rFonts w:ascii="Times New Roman" w:hAnsi="Times New Roman" w:cs="Times New Roman"/>
                 <w:noProof/>
                 <w:webHidden/>
               </w:rPr>
@@ -1794,7 +1738,7 @@
               <w:tab w:val="right" w:leader="dot" w:pos="9019"/>
             </w:tabs>
             <w:rPr>
-              <w:rFonts w:ascii="Times New Roman" w:eastAsiaTheme="minorEastAsia" w:hAnsi="Times New Roman" w:cs="Times New Roman"/>
+              <w:rFonts w:asciiTheme="minorHAnsi" w:eastAsiaTheme="minorEastAsia" w:hAnsiTheme="minorHAnsi" w:cstheme="minorBidi"/>
               <w:noProof/>
               <w:kern w:val="2"/>
               <w:sz w:val="24"/>
@@ -1803,7 +1747,7 @@
               <w14:ligatures w14:val="standardContextual"/>
             </w:rPr>
           </w:pPr>
-          <w:hyperlink w:anchor="_Toc240550195" w:history="1">
+          <w:hyperlink w:anchor="_Toc240557101" w:history="1">
             <w:r>
               <w:rPr>
                 <w:rStyle w:val="Hyperlink"/>
@@ -1816,7 +1760,6 @@
             </w:r>
             <w:r>
               <w:rPr>
-                <w:rFonts w:ascii="Times New Roman" w:hAnsi="Times New Roman" w:cs="Times New Roman"/>
                 <w:noProof/>
                 <w:webHidden/>
               </w:rPr>
@@ -1824,7 +1767,6 @@
             </w:r>
             <w:r>
               <w:rPr>
-                <w:rFonts w:ascii="Times New Roman" w:hAnsi="Times New Roman" w:cs="Times New Roman"/>
                 <w:noProof/>
                 <w:webHidden/>
               </w:rPr>
@@ -1832,22 +1774,19 @@
             </w:r>
             <w:r>
               <w:rPr>
-                <w:rFonts w:ascii="Times New Roman" w:hAnsi="Times New Roman" w:cs="Times New Roman"/>
-                <w:noProof/>
-                <w:webHidden/>
-              </w:rPr>
-              <w:instrText xml:space="preserve"> PAGEREF _Toc240550195 \h </w:instrText>
-            </w:r>
-            <w:r>
-              <w:rPr>
-                <w:rFonts w:ascii="Times New Roman" w:hAnsi="Times New Roman" w:cs="Times New Roman"/>
-                <w:noProof/>
-                <w:webHidden/>
-              </w:rPr>
-            </w:r>
-            <w:r>
-              <w:rPr>
-                <w:rFonts w:ascii="Times New Roman" w:hAnsi="Times New Roman" w:cs="Times New Roman"/>
+                <w:noProof/>
+                <w:webHidden/>
+              </w:rPr>
+              <w:instrText xml:space="preserve"> PAGEREF _Toc240557101 \h </w:instrText>
+            </w:r>
+            <w:r>
+              <w:rPr>
+                <w:noProof/>
+                <w:webHidden/>
+              </w:rPr>
+            </w:r>
+            <w:r>
+              <w:rPr>
                 <w:noProof/>
                 <w:webHidden/>
               </w:rPr>
@@ -1855,7 +1794,6 @@
             </w:r>
             <w:r>
               <w:rPr>
-                <w:rFonts w:ascii="Times New Roman" w:hAnsi="Times New Roman" w:cs="Times New Roman"/>
                 <w:noProof/>
                 <w:webHidden/>
               </w:rPr>
@@ -1863,7 +1801,6 @@
             </w:r>
             <w:r>
               <w:rPr>
-                <w:rFonts w:ascii="Times New Roman" w:hAnsi="Times New Roman" w:cs="Times New Roman"/>
                 <w:noProof/>
                 <w:webHidden/>
               </w:rPr>
@@ -1878,7 +1815,7 @@
               <w:tab w:val="right" w:leader="dot" w:pos="9019"/>
             </w:tabs>
             <w:rPr>
-              <w:rFonts w:ascii="Times New Roman" w:eastAsiaTheme="minorEastAsia" w:hAnsi="Times New Roman" w:cs="Times New Roman"/>
+              <w:rFonts w:asciiTheme="minorHAnsi" w:eastAsiaTheme="minorEastAsia" w:hAnsiTheme="minorHAnsi" w:cstheme="minorBidi"/>
               <w:noProof/>
               <w:kern w:val="2"/>
               <w:sz w:val="24"/>
@@ -1887,7 +1824,7 @@
               <w14:ligatures w14:val="standardContextual"/>
             </w:rPr>
           </w:pPr>
-          <w:hyperlink w:anchor="_Toc240550196" w:history="1">
+          <w:hyperlink w:anchor="_Toc240557102" w:history="1">
             <w:r>
               <w:rPr>
                 <w:rStyle w:val="Hyperlink"/>
@@ -1900,7 +1837,6 @@
             </w:r>
             <w:r>
               <w:rPr>
-                <w:rFonts w:ascii="Times New Roman" w:hAnsi="Times New Roman" w:cs="Times New Roman"/>
                 <w:noProof/>
                 <w:webHidden/>
               </w:rPr>
@@ -1908,7 +1844,6 @@
             </w:r>
             <w:r>
               <w:rPr>
-                <w:rFonts w:ascii="Times New Roman" w:hAnsi="Times New Roman" w:cs="Times New Roman"/>
                 <w:noProof/>
                 <w:webHidden/>
               </w:rPr>
@@ -1916,22 +1851,19 @@
             </w:r>
             <w:r>
               <w:rPr>
-                <w:rFonts w:ascii="Times New Roman" w:hAnsi="Times New Roman" w:cs="Times New Roman"/>
-                <w:noProof/>
-                <w:webHidden/>
-              </w:rPr>
-              <w:instrText xml:space="preserve"> PAGEREF _Toc240550196 \h </w:instrText>
-            </w:r>
-            <w:r>
-              <w:rPr>
-                <w:rFonts w:ascii="Times New Roman" w:hAnsi="Times New Roman" w:cs="Times New Roman"/>
-                <w:noProof/>
-                <w:webHidden/>
-              </w:rPr>
-            </w:r>
-            <w:r>
-              <w:rPr>
-                <w:rFonts w:ascii="Times New Roman" w:hAnsi="Times New Roman" w:cs="Times New Roman"/>
+                <w:noProof/>
+                <w:webHidden/>
+              </w:rPr>
+              <w:instrText xml:space="preserve"> PAGEREF _Toc240557102 \h </w:instrText>
+            </w:r>
+            <w:r>
+              <w:rPr>
+                <w:noProof/>
+                <w:webHidden/>
+              </w:rPr>
+            </w:r>
+            <w:r>
+              <w:rPr>
                 <w:noProof/>
                 <w:webHidden/>
               </w:rPr>
@@ -1939,7 +1871,6 @@
             </w:r>
             <w:r>
               <w:rPr>
-                <w:rFonts w:ascii="Times New Roman" w:hAnsi="Times New Roman" w:cs="Times New Roman"/>
                 <w:noProof/>
                 <w:webHidden/>
               </w:rPr>
@@ -1947,7 +1878,6 @@
             </w:r>
             <w:r>
               <w:rPr>
-                <w:rFonts w:ascii="Times New Roman" w:hAnsi="Times New Roman" w:cs="Times New Roman"/>
                 <w:noProof/>
                 <w:webHidden/>
               </w:rPr>
@@ -1962,7 +1892,7 @@
               <w:tab w:val="right" w:leader="dot" w:pos="9019"/>
             </w:tabs>
             <w:rPr>
-              <w:rFonts w:ascii="Times New Roman" w:eastAsiaTheme="minorEastAsia" w:hAnsi="Times New Roman" w:cs="Times New Roman"/>
+              <w:rFonts w:asciiTheme="minorHAnsi" w:eastAsiaTheme="minorEastAsia" w:hAnsiTheme="minorHAnsi" w:cstheme="minorBidi"/>
               <w:noProof/>
               <w:kern w:val="2"/>
               <w:sz w:val="24"/>
@@ -1971,7 +1901,7 @@
               <w14:ligatures w14:val="standardContextual"/>
             </w:rPr>
           </w:pPr>
-          <w:hyperlink w:anchor="_Toc240550197" w:history="1">
+          <w:hyperlink w:anchor="_Toc240557103" w:history="1">
             <w:r>
               <w:rPr>
                 <w:rStyle w:val="Hyperlink"/>
@@ -2005,7 +1935,6 @@
             </w:r>
             <w:r>
               <w:rPr>
-                <w:rFonts w:ascii="Times New Roman" w:hAnsi="Times New Roman" w:cs="Times New Roman"/>
                 <w:noProof/>
                 <w:webHidden/>
               </w:rPr>
@@ -2013,7 +1942,6 @@
             </w:r>
             <w:r>
               <w:rPr>
-                <w:rFonts w:ascii="Times New Roman" w:hAnsi="Times New Roman" w:cs="Times New Roman"/>
                 <w:noProof/>
                 <w:webHidden/>
               </w:rPr>
@@ -2021,22 +1949,19 @@
             </w:r>
             <w:r>
               <w:rPr>
-                <w:rFonts w:ascii="Times New Roman" w:hAnsi="Times New Roman" w:cs="Times New Roman"/>
-                <w:noProof/>
-                <w:webHidden/>
-              </w:rPr>
-              <w:instrText xml:space="preserve"> PAGEREF _Toc240550197 \h </w:instrText>
-            </w:r>
-            <w:r>
-              <w:rPr>
-                <w:rFonts w:ascii="Times New Roman" w:hAnsi="Times New Roman" w:cs="Times New Roman"/>
-                <w:noProof/>
-                <w:webHidden/>
-              </w:rPr>
-            </w:r>
-            <w:r>
-              <w:rPr>
-                <w:rFonts w:ascii="Times New Roman" w:hAnsi="Times New Roman" w:cs="Times New Roman"/>
+                <w:noProof/>
+                <w:webHidden/>
+              </w:rPr>
+              <w:instrText xml:space="preserve"> PAGEREF _Toc240557103 \h </w:instrText>
+            </w:r>
+            <w:r>
+              <w:rPr>
+                <w:noProof/>
+                <w:webHidden/>
+              </w:rPr>
+            </w:r>
+            <w:r>
+              <w:rPr>
                 <w:noProof/>
                 <w:webHidden/>
               </w:rPr>
@@ -2044,7 +1969,6 @@
             </w:r>
             <w:r>
               <w:rPr>
-                <w:rFonts w:ascii="Times New Roman" w:hAnsi="Times New Roman" w:cs="Times New Roman"/>
                 <w:noProof/>
                 <w:webHidden/>
               </w:rPr>
@@ -2052,7 +1976,6 @@
             </w:r>
             <w:r>
               <w:rPr>
-                <w:rFonts w:ascii="Times New Roman" w:hAnsi="Times New Roman" w:cs="Times New Roman"/>
                 <w:noProof/>
                 <w:webHidden/>
               </w:rPr>
@@ -2067,7 +1990,7 @@
               <w:tab w:val="right" w:leader="dot" w:pos="9019"/>
             </w:tabs>
             <w:rPr>
-              <w:rFonts w:ascii="Times New Roman" w:eastAsiaTheme="minorEastAsia" w:hAnsi="Times New Roman" w:cs="Times New Roman"/>
+              <w:rFonts w:asciiTheme="minorHAnsi" w:eastAsiaTheme="minorEastAsia" w:hAnsiTheme="minorHAnsi" w:cstheme="minorBidi"/>
               <w:noProof/>
               <w:kern w:val="2"/>
               <w:sz w:val="24"/>
@@ -2076,7 +1999,7 @@
               <w14:ligatures w14:val="standardContextual"/>
             </w:rPr>
           </w:pPr>
-          <w:hyperlink w:anchor="_Toc240550198" w:history="1">
+          <w:hyperlink w:anchor="_Toc240557104" w:history="1">
             <w:r>
               <w:rPr>
                 <w:rStyle w:val="Hyperlink"/>
@@ -2110,7 +2033,6 @@
             </w:r>
             <w:r>
               <w:rPr>
-                <w:rFonts w:ascii="Times New Roman" w:hAnsi="Times New Roman" w:cs="Times New Roman"/>
                 <w:noProof/>
                 <w:webHidden/>
               </w:rPr>
@@ -2118,7 +2040,6 @@
             </w:r>
             <w:r>
               <w:rPr>
-                <w:rFonts w:ascii="Times New Roman" w:hAnsi="Times New Roman" w:cs="Times New Roman"/>
                 <w:noProof/>
                 <w:webHidden/>
               </w:rPr>
@@ -2126,22 +2047,19 @@
             </w:r>
             <w:r>
               <w:rPr>
-                <w:rFonts w:ascii="Times New Roman" w:hAnsi="Times New Roman" w:cs="Times New Roman"/>
-                <w:noProof/>
-                <w:webHidden/>
-              </w:rPr>
-              <w:instrText xml:space="preserve"> PAGEREF _Toc240550198 \h </w:instrText>
-            </w:r>
-            <w:r>
-              <w:rPr>
-                <w:rFonts w:ascii="Times New Roman" w:hAnsi="Times New Roman" w:cs="Times New Roman"/>
-                <w:noProof/>
-                <w:webHidden/>
-              </w:rPr>
-            </w:r>
-            <w:r>
-              <w:rPr>
-                <w:rFonts w:ascii="Times New Roman" w:hAnsi="Times New Roman" w:cs="Times New Roman"/>
+                <w:noProof/>
+                <w:webHidden/>
+              </w:rPr>
+              <w:instrText xml:space="preserve"> PAGEREF _Toc240557104 \h </w:instrText>
+            </w:r>
+            <w:r>
+              <w:rPr>
+                <w:noProof/>
+                <w:webHidden/>
+              </w:rPr>
+            </w:r>
+            <w:r>
+              <w:rPr>
                 <w:noProof/>
                 <w:webHidden/>
               </w:rPr>
@@ -2149,7 +2067,6 @@
             </w:r>
             <w:r>
               <w:rPr>
-                <w:rFonts w:ascii="Times New Roman" w:hAnsi="Times New Roman" w:cs="Times New Roman"/>
                 <w:noProof/>
                 <w:webHidden/>
               </w:rPr>
@@ -2157,7 +2074,6 @@
             </w:r>
             <w:r>
               <w:rPr>
-                <w:rFonts w:ascii="Times New Roman" w:hAnsi="Times New Roman" w:cs="Times New Roman"/>
                 <w:noProof/>
                 <w:webHidden/>
               </w:rPr>
@@ -2172,7 +2088,7 @@
               <w:tab w:val="right" w:leader="dot" w:pos="9019"/>
             </w:tabs>
             <w:rPr>
-              <w:rFonts w:ascii="Times New Roman" w:eastAsiaTheme="minorEastAsia" w:hAnsi="Times New Roman" w:cs="Times New Roman"/>
+              <w:rFonts w:asciiTheme="minorHAnsi" w:eastAsiaTheme="minorEastAsia" w:hAnsiTheme="minorHAnsi" w:cstheme="minorBidi"/>
               <w:noProof/>
               <w:kern w:val="2"/>
               <w:sz w:val="24"/>
@@ -2181,7 +2097,7 @@
               <w14:ligatures w14:val="standardContextual"/>
             </w:rPr>
           </w:pPr>
-          <w:hyperlink w:anchor="_Toc240550199" w:history="1">
+          <w:hyperlink w:anchor="_Toc240557105" w:history="1">
             <w:r>
               <w:rPr>
                 <w:rStyle w:val="Hyperlink"/>
@@ -2211,11 +2127,31 @@
                 <w:bCs/>
                 <w:noProof/>
               </w:rPr>
-              <w:t>. Thiết kế luồng xử lý nghiệp vụ (Workflow / Sequence Diagrams)</w:t>
-            </w:r>
-            <w:r>
-              <w:rPr>
+              <w:t>. Thiết kế luồng xử lý nghiệp vụ</w:t>
+            </w:r>
+            <w:r>
+              <w:rPr>
+                <w:rStyle w:val="Hyperlink"/>
+                <w:rFonts w:ascii="Times New Roman" w:eastAsia="Times New Roman" w:hAnsi="Times New Roman" w:cs="Times New Roman"/>
+                <w:b/>
+                <w:bCs/>
+                <w:noProof/>
+                <w:lang w:val="en-US"/>
+              </w:rPr>
+              <w:t xml:space="preserve"> t</w:t>
+            </w:r>
+            <w:r>
+              <w:rPr>
+                <w:rStyle w:val="Hyperlink"/>
                 <w:rFonts w:ascii="Times New Roman" w:hAnsi="Times New Roman" w:cs="Times New Roman"/>
+                <w:b/>
+                <w:bCs/>
+                <w:noProof/>
+              </w:rPr>
+              <w:t>ích hợp Bên thứ ba</w:t>
+            </w:r>
+            <w:r>
+              <w:rPr>
                 <w:noProof/>
                 <w:webHidden/>
               </w:rPr>
@@ -2223,7 +2159,6 @@
             </w:r>
             <w:r>
               <w:rPr>
-                <w:rFonts w:ascii="Times New Roman" w:hAnsi="Times New Roman" w:cs="Times New Roman"/>
                 <w:noProof/>
                 <w:webHidden/>
               </w:rPr>
@@ -2231,22 +2166,19 @@
             </w:r>
             <w:r>
               <w:rPr>
-                <w:rFonts w:ascii="Times New Roman" w:hAnsi="Times New Roman" w:cs="Times New Roman"/>
-                <w:noProof/>
-                <w:webHidden/>
-              </w:rPr>
-              <w:instrText xml:space="preserve"> PAGEREF _Toc240550199 \h </w:instrText>
-            </w:r>
-            <w:r>
-              <w:rPr>
-                <w:rFonts w:ascii="Times New Roman" w:hAnsi="Times New Roman" w:cs="Times New Roman"/>
-                <w:noProof/>
-                <w:webHidden/>
-              </w:rPr>
-            </w:r>
-            <w:r>
-              <w:rPr>
-                <w:rFonts w:ascii="Times New Roman" w:hAnsi="Times New Roman" w:cs="Times New Roman"/>
+                <w:noProof/>
+                <w:webHidden/>
+              </w:rPr>
+              <w:instrText xml:space="preserve"> PAGEREF _Toc240557105 \h </w:instrText>
+            </w:r>
+            <w:r>
+              <w:rPr>
+                <w:noProof/>
+                <w:webHidden/>
+              </w:rPr>
+            </w:r>
+            <w:r>
+              <w:rPr>
                 <w:noProof/>
                 <w:webHidden/>
               </w:rPr>
@@ -2254,7 +2186,6 @@
             </w:r>
             <w:r>
               <w:rPr>
-                <w:rFonts w:ascii="Times New Roman" w:hAnsi="Times New Roman" w:cs="Times New Roman"/>
                 <w:noProof/>
                 <w:webHidden/>
               </w:rPr>
@@ -2262,7 +2193,160 @@
             </w:r>
             <w:r>
               <w:rPr>
-                <w:rFonts w:ascii="Times New Roman" w:hAnsi="Times New Roman" w:cs="Times New Roman"/>
+                <w:noProof/>
+                <w:webHidden/>
+              </w:rPr>
+              <w:fldChar w:fldCharType="end"/>
+            </w:r>
+          </w:hyperlink>
+        </w:p>
+        <w:p>
+          <w:pPr>
+            <w:pStyle w:val="TOC1"/>
+            <w:tabs>
+              <w:tab w:val="right" w:leader="dot" w:pos="9019"/>
+            </w:tabs>
+            <w:rPr>
+              <w:rFonts w:asciiTheme="minorHAnsi" w:eastAsiaTheme="minorEastAsia" w:hAnsiTheme="minorHAnsi" w:cstheme="minorBidi"/>
+              <w:noProof/>
+              <w:kern w:val="2"/>
+              <w:sz w:val="24"/>
+              <w:szCs w:val="24"/>
+              <w:lang w:val="en-US"/>
+              <w14:ligatures w14:val="standardContextual"/>
+            </w:rPr>
+          </w:pPr>
+          <w:hyperlink w:anchor="_Toc240557106" w:history="1">
+            <w:r>
+              <w:rPr>
+                <w:rStyle w:val="Hyperlink"/>
+                <w:rFonts w:ascii="Times New Roman" w:eastAsia="Times New Roman" w:hAnsi="Times New Roman" w:cs="Times New Roman"/>
+                <w:b/>
+                <w:bCs/>
+                <w:noProof/>
+              </w:rPr>
+              <w:t>CHƯƠNG 3. XÂY DỰNG CÁC MODULE CHỨC NĂNG</w:t>
+            </w:r>
+            <w:r>
+              <w:rPr>
+                <w:noProof/>
+                <w:webHidden/>
+              </w:rPr>
+              <w:tab/>
+            </w:r>
+            <w:r>
+              <w:rPr>
+                <w:noProof/>
+                <w:webHidden/>
+              </w:rPr>
+              <w:fldChar w:fldCharType="begin"/>
+            </w:r>
+            <w:r>
+              <w:rPr>
+                <w:noProof/>
+                <w:webHidden/>
+              </w:rPr>
+              <w:instrText xml:space="preserve"> PAGEREF _Toc240557106 \h </w:instrText>
+            </w:r>
+            <w:r>
+              <w:rPr>
+                <w:noProof/>
+                <w:webHidden/>
+              </w:rPr>
+            </w:r>
+            <w:r>
+              <w:rPr>
+                <w:noProof/>
+                <w:webHidden/>
+              </w:rPr>
+              <w:fldChar w:fldCharType="separate"/>
+            </w:r>
+            <w:r>
+              <w:rPr>
+                <w:noProof/>
+                <w:webHidden/>
+              </w:rPr>
+              <w:t>10</w:t>
+            </w:r>
+            <w:r>
+              <w:rPr>
+                <w:noProof/>
+                <w:webHidden/>
+              </w:rPr>
+              <w:fldChar w:fldCharType="end"/>
+            </w:r>
+          </w:hyperlink>
+        </w:p>
+        <w:p>
+          <w:pPr>
+            <w:pStyle w:val="TOC2"/>
+            <w:tabs>
+              <w:tab w:val="right" w:leader="dot" w:pos="9019"/>
+            </w:tabs>
+            <w:rPr>
+              <w:rFonts w:asciiTheme="minorHAnsi" w:eastAsiaTheme="minorEastAsia" w:hAnsiTheme="minorHAnsi" w:cstheme="minorBidi"/>
+              <w:noProof/>
+              <w:kern w:val="2"/>
+              <w:sz w:val="24"/>
+              <w:szCs w:val="24"/>
+              <w:lang w:val="en-US"/>
+              <w14:ligatures w14:val="standardContextual"/>
+            </w:rPr>
+          </w:pPr>
+          <w:hyperlink w:anchor="_Toc240557107" w:history="1">
+            <w:r>
+              <w:rPr>
+                <w:rStyle w:val="Hyperlink"/>
+                <w:rFonts w:ascii="Times New Roman" w:eastAsia="Times New Roman" w:hAnsi="Times New Roman" w:cs="Times New Roman"/>
+                <w:b/>
+                <w:bCs/>
+                <w:noProof/>
+              </w:rPr>
+              <w:t>3.1. Xây dựng chức năng Đăng nhập và Phân quyền</w:t>
+            </w:r>
+            <w:r>
+              <w:rPr>
+                <w:noProof/>
+                <w:webHidden/>
+              </w:rPr>
+              <w:tab/>
+            </w:r>
+            <w:r>
+              <w:rPr>
+                <w:noProof/>
+                <w:webHidden/>
+              </w:rPr>
+              <w:fldChar w:fldCharType="begin"/>
+            </w:r>
+            <w:r>
+              <w:rPr>
+                <w:noProof/>
+                <w:webHidden/>
+              </w:rPr>
+              <w:instrText xml:space="preserve"> PAGEREF _Toc240557107 \h </w:instrText>
+            </w:r>
+            <w:r>
+              <w:rPr>
+                <w:noProof/>
+                <w:webHidden/>
+              </w:rPr>
+            </w:r>
+            <w:r>
+              <w:rPr>
+                <w:noProof/>
+                <w:webHidden/>
+              </w:rPr>
+              <w:fldChar w:fldCharType="separate"/>
+            </w:r>
+            <w:r>
+              <w:rPr>
+                <w:noProof/>
+                <w:webHidden/>
+              </w:rPr>
+              <w:t>10</w:t>
+            </w:r>
+            <w:r>
+              <w:rPr>
                 <w:noProof/>
                 <w:webHidden/>
               </w:rPr>
@@ -2277,7 +2361,7 @@
               <w:tab w:val="right" w:leader="dot" w:pos="9019"/>
             </w:tabs>
             <w:rPr>
-              <w:rFonts w:ascii="Times New Roman" w:eastAsiaTheme="minorEastAsia" w:hAnsi="Times New Roman" w:cs="Times New Roman"/>
+              <w:rFonts w:asciiTheme="minorHAnsi" w:eastAsiaTheme="minorEastAsia" w:hAnsiTheme="minorHAnsi" w:cstheme="minorBidi"/>
               <w:noProof/>
               <w:kern w:val="2"/>
               <w:sz w:val="24"/>
@@ -2286,41 +2370,19 @@
               <w14:ligatures w14:val="standardContextual"/>
             </w:rPr>
           </w:pPr>
-          <w:hyperlink w:anchor="_Toc240550200" w:history="1">
+          <w:hyperlink w:anchor="_Toc240557108" w:history="1">
             <w:r>
               <w:rPr>
                 <w:rStyle w:val="Hyperlink"/>
-                <w:rFonts w:ascii="Times New Roman" w:hAnsi="Times New Roman" w:cs="Times New Roman"/>
+                <w:rFonts w:ascii="Times New Roman" w:eastAsia="Times New Roman" w:hAnsi="Times New Roman" w:cs="Times New Roman"/>
                 <w:b/>
                 <w:bCs/>
                 <w:noProof/>
               </w:rPr>
-              <w:t>2.</w:t>
-            </w:r>
-            <w:r>
-              <w:rPr>
-                <w:rStyle w:val="Hyperlink"/>
-                <w:rFonts w:ascii="Times New Roman" w:hAnsi="Times New Roman" w:cs="Times New Roman"/>
-                <w:b/>
-                <w:bCs/>
-                <w:noProof/>
-                <w:lang w:val="en-US"/>
-              </w:rPr>
-              <w:t>4</w:t>
-            </w:r>
-            <w:r>
-              <w:rPr>
-                <w:rStyle w:val="Hyperlink"/>
-                <w:rFonts w:ascii="Times New Roman" w:hAnsi="Times New Roman" w:cs="Times New Roman"/>
-                <w:b/>
-                <w:bCs/>
-                <w:noProof/>
-              </w:rPr>
-              <w:t>.1. Sơ đồ Tuần tự cho Nghiệp vụ Ghi Dữ liệu Nội bộ</w:t>
-            </w:r>
-            <w:r>
-              <w:rPr>
-                <w:rFonts w:ascii="Times New Roman" w:hAnsi="Times New Roman" w:cs="Times New Roman"/>
+              <w:t>3.1.1. Mục đích</w:t>
+            </w:r>
+            <w:r>
+              <w:rPr>
                 <w:noProof/>
                 <w:webHidden/>
               </w:rPr>
@@ -2328,7 +2390,6 @@
             </w:r>
             <w:r>
               <w:rPr>
-                <w:rFonts w:ascii="Times New Roman" w:hAnsi="Times New Roman" w:cs="Times New Roman"/>
                 <w:noProof/>
                 <w:webHidden/>
               </w:rPr>
@@ -2336,22 +2397,19 @@
             </w:r>
             <w:r>
               <w:rPr>
-                <w:rFonts w:ascii="Times New Roman" w:hAnsi="Times New Roman" w:cs="Times New Roman"/>
-                <w:noProof/>
-                <w:webHidden/>
-              </w:rPr>
-              <w:instrText xml:space="preserve"> PAGEREF _Toc240550200 \h </w:instrText>
-            </w:r>
-            <w:r>
-              <w:rPr>
-                <w:rFonts w:ascii="Times New Roman" w:hAnsi="Times New Roman" w:cs="Times New Roman"/>
-                <w:noProof/>
-                <w:webHidden/>
-              </w:rPr>
-            </w:r>
-            <w:r>
-              <w:rPr>
-                <w:rFonts w:ascii="Times New Roman" w:hAnsi="Times New Roman" w:cs="Times New Roman"/>
+                <w:noProof/>
+                <w:webHidden/>
+              </w:rPr>
+              <w:instrText xml:space="preserve"> PAGEREF _Toc240557108 \h </w:instrText>
+            </w:r>
+            <w:r>
+              <w:rPr>
+                <w:noProof/>
+                <w:webHidden/>
+              </w:rPr>
+            </w:r>
+            <w:r>
+              <w:rPr>
                 <w:noProof/>
                 <w:webHidden/>
               </w:rPr>
@@ -2359,15 +2417,13 @@
             </w:r>
             <w:r>
               <w:rPr>
-                <w:rFonts w:ascii="Times New Roman" w:hAnsi="Times New Roman" w:cs="Times New Roman"/>
-                <w:noProof/>
-                <w:webHidden/>
-              </w:rPr>
-              <w:t>9</w:t>
-            </w:r>
-            <w:r>
-              <w:rPr>
-                <w:rFonts w:ascii="Times New Roman" w:hAnsi="Times New Roman" w:cs="Times New Roman"/>
+                <w:noProof/>
+                <w:webHidden/>
+              </w:rPr>
+              <w:t>10</w:t>
+            </w:r>
+            <w:r>
+              <w:rPr>
                 <w:noProof/>
                 <w:webHidden/>
               </w:rPr>
@@ -2382,7 +2438,7 @@
               <w:tab w:val="right" w:leader="dot" w:pos="9019"/>
             </w:tabs>
             <w:rPr>
-              <w:rFonts w:ascii="Times New Roman" w:eastAsiaTheme="minorEastAsia" w:hAnsi="Times New Roman" w:cs="Times New Roman"/>
+              <w:rFonts w:asciiTheme="minorHAnsi" w:eastAsiaTheme="minorEastAsia" w:hAnsiTheme="minorHAnsi" w:cstheme="minorBidi"/>
               <w:noProof/>
               <w:kern w:val="2"/>
               <w:sz w:val="24"/>
@@ -2391,7 +2447,1239 @@
               <w14:ligatures w14:val="standardContextual"/>
             </w:rPr>
           </w:pPr>
-          <w:hyperlink w:anchor="_Toc240550201" w:history="1">
+          <w:hyperlink w:anchor="_Toc240557109" w:history="1">
+            <w:r>
+              <w:rPr>
+                <w:rStyle w:val="Hyperlink"/>
+                <w:rFonts w:ascii="Times New Roman" w:eastAsia="Times New Roman" w:hAnsi="Times New Roman" w:cs="Times New Roman"/>
+                <w:b/>
+                <w:bCs/>
+                <w:noProof/>
+              </w:rPr>
+              <w:t>3.1.2. Đối tượng sử dụng</w:t>
+            </w:r>
+            <w:r>
+              <w:rPr>
+                <w:noProof/>
+                <w:webHidden/>
+              </w:rPr>
+              <w:tab/>
+            </w:r>
+            <w:r>
+              <w:rPr>
+                <w:noProof/>
+                <w:webHidden/>
+              </w:rPr>
+              <w:fldChar w:fldCharType="begin"/>
+            </w:r>
+            <w:r>
+              <w:rPr>
+                <w:noProof/>
+                <w:webHidden/>
+              </w:rPr>
+              <w:instrText xml:space="preserve"> PAGEREF _Toc240557109 \h </w:instrText>
+            </w:r>
+            <w:r>
+              <w:rPr>
+                <w:noProof/>
+                <w:webHidden/>
+              </w:rPr>
+            </w:r>
+            <w:r>
+              <w:rPr>
+                <w:noProof/>
+                <w:webHidden/>
+              </w:rPr>
+              <w:fldChar w:fldCharType="separate"/>
+            </w:r>
+            <w:r>
+              <w:rPr>
+                <w:noProof/>
+                <w:webHidden/>
+              </w:rPr>
+              <w:t>11</w:t>
+            </w:r>
+            <w:r>
+              <w:rPr>
+                <w:noProof/>
+                <w:webHidden/>
+              </w:rPr>
+              <w:fldChar w:fldCharType="end"/>
+            </w:r>
+          </w:hyperlink>
+        </w:p>
+        <w:p>
+          <w:pPr>
+            <w:pStyle w:val="TOC3"/>
+            <w:tabs>
+              <w:tab w:val="right" w:leader="dot" w:pos="9019"/>
+            </w:tabs>
+            <w:rPr>
+              <w:rFonts w:asciiTheme="minorHAnsi" w:eastAsiaTheme="minorEastAsia" w:hAnsiTheme="minorHAnsi" w:cstheme="minorBidi"/>
+              <w:noProof/>
+              <w:kern w:val="2"/>
+              <w:sz w:val="24"/>
+              <w:szCs w:val="24"/>
+              <w:lang w:val="en-US"/>
+              <w14:ligatures w14:val="standardContextual"/>
+            </w:rPr>
+          </w:pPr>
+          <w:hyperlink w:anchor="_Toc240557110" w:history="1">
+            <w:r>
+              <w:rPr>
+                <w:rStyle w:val="Hyperlink"/>
+                <w:rFonts w:ascii="Times New Roman" w:eastAsia="Times New Roman" w:hAnsi="Times New Roman" w:cs="Times New Roman"/>
+                <w:b/>
+                <w:bCs/>
+                <w:noProof/>
+              </w:rPr>
+              <w:t>3.1.3. Yêu cầu chức năng</w:t>
+            </w:r>
+            <w:r>
+              <w:rPr>
+                <w:noProof/>
+                <w:webHidden/>
+              </w:rPr>
+              <w:tab/>
+            </w:r>
+            <w:r>
+              <w:rPr>
+                <w:noProof/>
+                <w:webHidden/>
+              </w:rPr>
+              <w:fldChar w:fldCharType="begin"/>
+            </w:r>
+            <w:r>
+              <w:rPr>
+                <w:noProof/>
+                <w:webHidden/>
+              </w:rPr>
+              <w:instrText xml:space="preserve"> PAGEREF _Toc240557110 \h </w:instrText>
+            </w:r>
+            <w:r>
+              <w:rPr>
+                <w:noProof/>
+                <w:webHidden/>
+              </w:rPr>
+            </w:r>
+            <w:r>
+              <w:rPr>
+                <w:noProof/>
+                <w:webHidden/>
+              </w:rPr>
+              <w:fldChar w:fldCharType="separate"/>
+            </w:r>
+            <w:r>
+              <w:rPr>
+                <w:noProof/>
+                <w:webHidden/>
+              </w:rPr>
+              <w:t>11</w:t>
+            </w:r>
+            <w:r>
+              <w:rPr>
+                <w:noProof/>
+                <w:webHidden/>
+              </w:rPr>
+              <w:fldChar w:fldCharType="end"/>
+            </w:r>
+          </w:hyperlink>
+        </w:p>
+        <w:p>
+          <w:pPr>
+            <w:pStyle w:val="TOC2"/>
+            <w:tabs>
+              <w:tab w:val="right" w:leader="dot" w:pos="9019"/>
+            </w:tabs>
+            <w:rPr>
+              <w:rFonts w:asciiTheme="minorHAnsi" w:eastAsiaTheme="minorEastAsia" w:hAnsiTheme="minorHAnsi" w:cstheme="minorBidi"/>
+              <w:noProof/>
+              <w:kern w:val="2"/>
+              <w:sz w:val="24"/>
+              <w:szCs w:val="24"/>
+              <w:lang w:val="en-US"/>
+              <w14:ligatures w14:val="standardContextual"/>
+            </w:rPr>
+          </w:pPr>
+          <w:hyperlink w:anchor="_Toc240557111" w:history="1">
+            <w:r>
+              <w:rPr>
+                <w:rStyle w:val="Hyperlink"/>
+                <w:rFonts w:ascii="Times New Roman" w:eastAsia="Times New Roman" w:hAnsi="Times New Roman" w:cs="Times New Roman"/>
+                <w:b/>
+                <w:bCs/>
+                <w:noProof/>
+              </w:rPr>
+              <w:t>3.2. Quản lý Người dùng</w:t>
+            </w:r>
+            <w:r>
+              <w:rPr>
+                <w:noProof/>
+                <w:webHidden/>
+              </w:rPr>
+              <w:tab/>
+            </w:r>
+            <w:r>
+              <w:rPr>
+                <w:noProof/>
+                <w:webHidden/>
+              </w:rPr>
+              <w:fldChar w:fldCharType="begin"/>
+            </w:r>
+            <w:r>
+              <w:rPr>
+                <w:noProof/>
+                <w:webHidden/>
+              </w:rPr>
+              <w:instrText xml:space="preserve"> PAGEREF _Toc240557111 \h </w:instrText>
+            </w:r>
+            <w:r>
+              <w:rPr>
+                <w:noProof/>
+                <w:webHidden/>
+              </w:rPr>
+            </w:r>
+            <w:r>
+              <w:rPr>
+                <w:noProof/>
+                <w:webHidden/>
+              </w:rPr>
+              <w:fldChar w:fldCharType="separate"/>
+            </w:r>
+            <w:r>
+              <w:rPr>
+                <w:noProof/>
+                <w:webHidden/>
+              </w:rPr>
+              <w:t>11</w:t>
+            </w:r>
+            <w:r>
+              <w:rPr>
+                <w:noProof/>
+                <w:webHidden/>
+              </w:rPr>
+              <w:fldChar w:fldCharType="end"/>
+            </w:r>
+          </w:hyperlink>
+        </w:p>
+        <w:p>
+          <w:pPr>
+            <w:pStyle w:val="TOC3"/>
+            <w:tabs>
+              <w:tab w:val="right" w:leader="dot" w:pos="9019"/>
+            </w:tabs>
+            <w:rPr>
+              <w:rFonts w:asciiTheme="minorHAnsi" w:eastAsiaTheme="minorEastAsia" w:hAnsiTheme="minorHAnsi" w:cstheme="minorBidi"/>
+              <w:noProof/>
+              <w:kern w:val="2"/>
+              <w:sz w:val="24"/>
+              <w:szCs w:val="24"/>
+              <w:lang w:val="en-US"/>
+              <w14:ligatures w14:val="standardContextual"/>
+            </w:rPr>
+          </w:pPr>
+          <w:hyperlink w:anchor="_Toc240557112" w:history="1">
+            <w:r>
+              <w:rPr>
+                <w:rStyle w:val="Hyperlink"/>
+                <w:rFonts w:ascii="Times New Roman" w:eastAsia="Times New Roman" w:hAnsi="Times New Roman" w:cs="Times New Roman"/>
+                <w:b/>
+                <w:bCs/>
+                <w:noProof/>
+              </w:rPr>
+              <w:t>3.2.1. Mục đích</w:t>
+            </w:r>
+            <w:r>
+              <w:rPr>
+                <w:noProof/>
+                <w:webHidden/>
+              </w:rPr>
+              <w:tab/>
+            </w:r>
+            <w:r>
+              <w:rPr>
+                <w:noProof/>
+                <w:webHidden/>
+              </w:rPr>
+              <w:fldChar w:fldCharType="begin"/>
+            </w:r>
+            <w:r>
+              <w:rPr>
+                <w:noProof/>
+                <w:webHidden/>
+              </w:rPr>
+              <w:instrText xml:space="preserve"> PAGEREF _Toc240557112 \h </w:instrText>
+            </w:r>
+            <w:r>
+              <w:rPr>
+                <w:noProof/>
+                <w:webHidden/>
+              </w:rPr>
+            </w:r>
+            <w:r>
+              <w:rPr>
+                <w:noProof/>
+                <w:webHidden/>
+              </w:rPr>
+              <w:fldChar w:fldCharType="separate"/>
+            </w:r>
+            <w:r>
+              <w:rPr>
+                <w:noProof/>
+                <w:webHidden/>
+              </w:rPr>
+              <w:t>11</w:t>
+            </w:r>
+            <w:r>
+              <w:rPr>
+                <w:noProof/>
+                <w:webHidden/>
+              </w:rPr>
+              <w:fldChar w:fldCharType="end"/>
+            </w:r>
+          </w:hyperlink>
+        </w:p>
+        <w:p>
+          <w:pPr>
+            <w:pStyle w:val="TOC3"/>
+            <w:tabs>
+              <w:tab w:val="right" w:leader="dot" w:pos="9019"/>
+            </w:tabs>
+            <w:rPr>
+              <w:rFonts w:asciiTheme="minorHAnsi" w:eastAsiaTheme="minorEastAsia" w:hAnsiTheme="minorHAnsi" w:cstheme="minorBidi"/>
+              <w:noProof/>
+              <w:kern w:val="2"/>
+              <w:sz w:val="24"/>
+              <w:szCs w:val="24"/>
+              <w:lang w:val="en-US"/>
+              <w14:ligatures w14:val="standardContextual"/>
+            </w:rPr>
+          </w:pPr>
+          <w:hyperlink w:anchor="_Toc240557113" w:history="1">
+            <w:r>
+              <w:rPr>
+                <w:rStyle w:val="Hyperlink"/>
+                <w:rFonts w:ascii="Times New Roman" w:eastAsia="Times New Roman" w:hAnsi="Times New Roman" w:cs="Times New Roman"/>
+                <w:b/>
+                <w:bCs/>
+                <w:noProof/>
+              </w:rPr>
+              <w:t>3.2.2. Đối tượng sử dụng</w:t>
+            </w:r>
+            <w:r>
+              <w:rPr>
+                <w:noProof/>
+                <w:webHidden/>
+              </w:rPr>
+              <w:tab/>
+            </w:r>
+            <w:r>
+              <w:rPr>
+                <w:noProof/>
+                <w:webHidden/>
+              </w:rPr>
+              <w:fldChar w:fldCharType="begin"/>
+            </w:r>
+            <w:r>
+              <w:rPr>
+                <w:noProof/>
+                <w:webHidden/>
+              </w:rPr>
+              <w:instrText xml:space="preserve"> PAGEREF _Toc240557113 \h </w:instrText>
+            </w:r>
+            <w:r>
+              <w:rPr>
+                <w:noProof/>
+                <w:webHidden/>
+              </w:rPr>
+            </w:r>
+            <w:r>
+              <w:rPr>
+                <w:noProof/>
+                <w:webHidden/>
+              </w:rPr>
+              <w:fldChar w:fldCharType="separate"/>
+            </w:r>
+            <w:r>
+              <w:rPr>
+                <w:noProof/>
+                <w:webHidden/>
+              </w:rPr>
+              <w:t>12</w:t>
+            </w:r>
+            <w:r>
+              <w:rPr>
+                <w:noProof/>
+                <w:webHidden/>
+              </w:rPr>
+              <w:fldChar w:fldCharType="end"/>
+            </w:r>
+          </w:hyperlink>
+        </w:p>
+        <w:p>
+          <w:pPr>
+            <w:pStyle w:val="TOC3"/>
+            <w:tabs>
+              <w:tab w:val="right" w:leader="dot" w:pos="9019"/>
+            </w:tabs>
+            <w:rPr>
+              <w:rFonts w:asciiTheme="minorHAnsi" w:eastAsiaTheme="minorEastAsia" w:hAnsiTheme="minorHAnsi" w:cstheme="minorBidi"/>
+              <w:noProof/>
+              <w:kern w:val="2"/>
+              <w:sz w:val="24"/>
+              <w:szCs w:val="24"/>
+              <w:lang w:val="en-US"/>
+              <w14:ligatures w14:val="standardContextual"/>
+            </w:rPr>
+          </w:pPr>
+          <w:hyperlink w:anchor="_Toc240557114" w:history="1">
+            <w:r>
+              <w:rPr>
+                <w:rStyle w:val="Hyperlink"/>
+                <w:rFonts w:ascii="Times New Roman" w:eastAsia="Times New Roman" w:hAnsi="Times New Roman" w:cs="Times New Roman"/>
+                <w:b/>
+                <w:bCs/>
+                <w:noProof/>
+              </w:rPr>
+              <w:t>3.2.3. Yêu cầu chức năng</w:t>
+            </w:r>
+            <w:r>
+              <w:rPr>
+                <w:noProof/>
+                <w:webHidden/>
+              </w:rPr>
+              <w:tab/>
+            </w:r>
+            <w:r>
+              <w:rPr>
+                <w:noProof/>
+                <w:webHidden/>
+              </w:rPr>
+              <w:fldChar w:fldCharType="begin"/>
+            </w:r>
+            <w:r>
+              <w:rPr>
+                <w:noProof/>
+                <w:webHidden/>
+              </w:rPr>
+              <w:instrText xml:space="preserve"> PAGEREF _Toc240557114 \h </w:instrText>
+            </w:r>
+            <w:r>
+              <w:rPr>
+                <w:noProof/>
+                <w:webHidden/>
+              </w:rPr>
+            </w:r>
+            <w:r>
+              <w:rPr>
+                <w:noProof/>
+                <w:webHidden/>
+              </w:rPr>
+              <w:fldChar w:fldCharType="separate"/>
+            </w:r>
+            <w:r>
+              <w:rPr>
+                <w:noProof/>
+                <w:webHidden/>
+              </w:rPr>
+              <w:t>12</w:t>
+            </w:r>
+            <w:r>
+              <w:rPr>
+                <w:noProof/>
+                <w:webHidden/>
+              </w:rPr>
+              <w:fldChar w:fldCharType="end"/>
+            </w:r>
+          </w:hyperlink>
+        </w:p>
+        <w:p>
+          <w:pPr>
+            <w:pStyle w:val="TOC2"/>
+            <w:tabs>
+              <w:tab w:val="right" w:leader="dot" w:pos="9019"/>
+            </w:tabs>
+            <w:rPr>
+              <w:rFonts w:asciiTheme="minorHAnsi" w:eastAsiaTheme="minorEastAsia" w:hAnsiTheme="minorHAnsi" w:cstheme="minorBidi"/>
+              <w:noProof/>
+              <w:kern w:val="2"/>
+              <w:sz w:val="24"/>
+              <w:szCs w:val="24"/>
+              <w:lang w:val="en-US"/>
+              <w14:ligatures w14:val="standardContextual"/>
+            </w:rPr>
+          </w:pPr>
+          <w:hyperlink w:anchor="_Toc240557115" w:history="1">
+            <w:r>
+              <w:rPr>
+                <w:rStyle w:val="Hyperlink"/>
+                <w:rFonts w:ascii="Times New Roman" w:eastAsia="Times New Roman" w:hAnsi="Times New Roman" w:cs="Times New Roman"/>
+                <w:b/>
+                <w:bCs/>
+                <w:noProof/>
+              </w:rPr>
+              <w:t>3.3. Quản lý Khách hàng</w:t>
+            </w:r>
+            <w:r>
+              <w:rPr>
+                <w:noProof/>
+                <w:webHidden/>
+              </w:rPr>
+              <w:tab/>
+            </w:r>
+            <w:r>
+              <w:rPr>
+                <w:noProof/>
+                <w:webHidden/>
+              </w:rPr>
+              <w:fldChar w:fldCharType="begin"/>
+            </w:r>
+            <w:r>
+              <w:rPr>
+                <w:noProof/>
+                <w:webHidden/>
+              </w:rPr>
+              <w:instrText xml:space="preserve"> PAGEREF _Toc240557115 \h </w:instrText>
+            </w:r>
+            <w:r>
+              <w:rPr>
+                <w:noProof/>
+                <w:webHidden/>
+              </w:rPr>
+            </w:r>
+            <w:r>
+              <w:rPr>
+                <w:noProof/>
+                <w:webHidden/>
+              </w:rPr>
+              <w:fldChar w:fldCharType="separate"/>
+            </w:r>
+            <w:r>
+              <w:rPr>
+                <w:noProof/>
+                <w:webHidden/>
+              </w:rPr>
+              <w:t>12</w:t>
+            </w:r>
+            <w:r>
+              <w:rPr>
+                <w:noProof/>
+                <w:webHidden/>
+              </w:rPr>
+              <w:fldChar w:fldCharType="end"/>
+            </w:r>
+          </w:hyperlink>
+        </w:p>
+        <w:p>
+          <w:pPr>
+            <w:pStyle w:val="TOC3"/>
+            <w:tabs>
+              <w:tab w:val="right" w:leader="dot" w:pos="9019"/>
+            </w:tabs>
+            <w:rPr>
+              <w:rFonts w:asciiTheme="minorHAnsi" w:eastAsiaTheme="minorEastAsia" w:hAnsiTheme="minorHAnsi" w:cstheme="minorBidi"/>
+              <w:noProof/>
+              <w:kern w:val="2"/>
+              <w:sz w:val="24"/>
+              <w:szCs w:val="24"/>
+              <w:lang w:val="en-US"/>
+              <w14:ligatures w14:val="standardContextual"/>
+            </w:rPr>
+          </w:pPr>
+          <w:hyperlink w:anchor="_Toc240557116" w:history="1">
+            <w:r>
+              <w:rPr>
+                <w:rStyle w:val="Hyperlink"/>
+                <w:rFonts w:ascii="Times New Roman" w:eastAsia="Times New Roman" w:hAnsi="Times New Roman" w:cs="Times New Roman"/>
+                <w:b/>
+                <w:bCs/>
+                <w:noProof/>
+              </w:rPr>
+              <w:t>3.3.1. Mục đích</w:t>
+            </w:r>
+            <w:r>
+              <w:rPr>
+                <w:noProof/>
+                <w:webHidden/>
+              </w:rPr>
+              <w:tab/>
+            </w:r>
+            <w:r>
+              <w:rPr>
+                <w:noProof/>
+                <w:webHidden/>
+              </w:rPr>
+              <w:fldChar w:fldCharType="begin"/>
+            </w:r>
+            <w:r>
+              <w:rPr>
+                <w:noProof/>
+                <w:webHidden/>
+              </w:rPr>
+              <w:instrText xml:space="preserve"> PAGEREF _Toc240557116 \h </w:instrText>
+            </w:r>
+            <w:r>
+              <w:rPr>
+                <w:noProof/>
+                <w:webHidden/>
+              </w:rPr>
+            </w:r>
+            <w:r>
+              <w:rPr>
+                <w:noProof/>
+                <w:webHidden/>
+              </w:rPr>
+              <w:fldChar w:fldCharType="separate"/>
+            </w:r>
+            <w:r>
+              <w:rPr>
+                <w:noProof/>
+                <w:webHidden/>
+              </w:rPr>
+              <w:t>12</w:t>
+            </w:r>
+            <w:r>
+              <w:rPr>
+                <w:noProof/>
+                <w:webHidden/>
+              </w:rPr>
+              <w:fldChar w:fldCharType="end"/>
+            </w:r>
+          </w:hyperlink>
+        </w:p>
+        <w:p>
+          <w:pPr>
+            <w:pStyle w:val="TOC3"/>
+            <w:tabs>
+              <w:tab w:val="right" w:leader="dot" w:pos="9019"/>
+            </w:tabs>
+            <w:rPr>
+              <w:rFonts w:asciiTheme="minorHAnsi" w:eastAsiaTheme="minorEastAsia" w:hAnsiTheme="minorHAnsi" w:cstheme="minorBidi"/>
+              <w:noProof/>
+              <w:kern w:val="2"/>
+              <w:sz w:val="24"/>
+              <w:szCs w:val="24"/>
+              <w:lang w:val="en-US"/>
+              <w14:ligatures w14:val="standardContextual"/>
+            </w:rPr>
+          </w:pPr>
+          <w:hyperlink w:anchor="_Toc240557117" w:history="1">
+            <w:r>
+              <w:rPr>
+                <w:rStyle w:val="Hyperlink"/>
+                <w:rFonts w:ascii="Times New Roman" w:eastAsia="Times New Roman" w:hAnsi="Times New Roman" w:cs="Times New Roman"/>
+                <w:b/>
+                <w:bCs/>
+                <w:noProof/>
+              </w:rPr>
+              <w:t>3.3.2. Đối tượng sử dụng</w:t>
+            </w:r>
+            <w:r>
+              <w:rPr>
+                <w:noProof/>
+                <w:webHidden/>
+              </w:rPr>
+              <w:tab/>
+            </w:r>
+            <w:r>
+              <w:rPr>
+                <w:noProof/>
+                <w:webHidden/>
+              </w:rPr>
+              <w:fldChar w:fldCharType="begin"/>
+            </w:r>
+            <w:r>
+              <w:rPr>
+                <w:noProof/>
+                <w:webHidden/>
+              </w:rPr>
+              <w:instrText xml:space="preserve"> PAGEREF _Toc240557117 \h </w:instrText>
+            </w:r>
+            <w:r>
+              <w:rPr>
+                <w:noProof/>
+                <w:webHidden/>
+              </w:rPr>
+            </w:r>
+            <w:r>
+              <w:rPr>
+                <w:noProof/>
+                <w:webHidden/>
+              </w:rPr>
+              <w:fldChar w:fldCharType="separate"/>
+            </w:r>
+            <w:r>
+              <w:rPr>
+                <w:noProof/>
+                <w:webHidden/>
+              </w:rPr>
+              <w:t>12</w:t>
+            </w:r>
+            <w:r>
+              <w:rPr>
+                <w:noProof/>
+                <w:webHidden/>
+              </w:rPr>
+              <w:fldChar w:fldCharType="end"/>
+            </w:r>
+          </w:hyperlink>
+        </w:p>
+        <w:p>
+          <w:pPr>
+            <w:pStyle w:val="TOC3"/>
+            <w:tabs>
+              <w:tab w:val="right" w:leader="dot" w:pos="9019"/>
+            </w:tabs>
+            <w:rPr>
+              <w:rFonts w:asciiTheme="minorHAnsi" w:eastAsiaTheme="minorEastAsia" w:hAnsiTheme="minorHAnsi" w:cstheme="minorBidi"/>
+              <w:noProof/>
+              <w:kern w:val="2"/>
+              <w:sz w:val="24"/>
+              <w:szCs w:val="24"/>
+              <w:lang w:val="en-US"/>
+              <w14:ligatures w14:val="standardContextual"/>
+            </w:rPr>
+          </w:pPr>
+          <w:hyperlink w:anchor="_Toc240557118" w:history="1">
+            <w:r>
+              <w:rPr>
+                <w:rStyle w:val="Hyperlink"/>
+                <w:rFonts w:ascii="Times New Roman" w:eastAsia="Times New Roman" w:hAnsi="Times New Roman" w:cs="Times New Roman"/>
+                <w:b/>
+                <w:bCs/>
+                <w:noProof/>
+              </w:rPr>
+              <w:t>3.3.3. Yêu cầu chức năng</w:t>
+            </w:r>
+            <w:r>
+              <w:rPr>
+                <w:noProof/>
+                <w:webHidden/>
+              </w:rPr>
+              <w:tab/>
+            </w:r>
+            <w:r>
+              <w:rPr>
+                <w:noProof/>
+                <w:webHidden/>
+              </w:rPr>
+              <w:fldChar w:fldCharType="begin"/>
+            </w:r>
+            <w:r>
+              <w:rPr>
+                <w:noProof/>
+                <w:webHidden/>
+              </w:rPr>
+              <w:instrText xml:space="preserve"> PAGEREF _Toc240557118 \h </w:instrText>
+            </w:r>
+            <w:r>
+              <w:rPr>
+                <w:noProof/>
+                <w:webHidden/>
+              </w:rPr>
+            </w:r>
+            <w:r>
+              <w:rPr>
+                <w:noProof/>
+                <w:webHidden/>
+              </w:rPr>
+              <w:fldChar w:fldCharType="separate"/>
+            </w:r>
+            <w:r>
+              <w:rPr>
+                <w:noProof/>
+                <w:webHidden/>
+              </w:rPr>
+              <w:t>13</w:t>
+            </w:r>
+            <w:r>
+              <w:rPr>
+                <w:noProof/>
+                <w:webHidden/>
+              </w:rPr>
+              <w:fldChar w:fldCharType="end"/>
+            </w:r>
+          </w:hyperlink>
+        </w:p>
+        <w:p>
+          <w:pPr>
+            <w:pStyle w:val="TOC2"/>
+            <w:tabs>
+              <w:tab w:val="right" w:leader="dot" w:pos="9019"/>
+            </w:tabs>
+            <w:rPr>
+              <w:rFonts w:asciiTheme="minorHAnsi" w:eastAsiaTheme="minorEastAsia" w:hAnsiTheme="minorHAnsi" w:cstheme="minorBidi"/>
+              <w:noProof/>
+              <w:kern w:val="2"/>
+              <w:sz w:val="24"/>
+              <w:szCs w:val="24"/>
+              <w:lang w:val="en-US"/>
+              <w14:ligatures w14:val="standardContextual"/>
+            </w:rPr>
+          </w:pPr>
+          <w:hyperlink w:anchor="_Toc240557119" w:history="1">
+            <w:r>
+              <w:rPr>
+                <w:rStyle w:val="Hyperlink"/>
+                <w:rFonts w:ascii="Times New Roman" w:eastAsia="Times New Roman" w:hAnsi="Times New Roman" w:cs="Times New Roman"/>
+                <w:b/>
+                <w:bCs/>
+                <w:noProof/>
+              </w:rPr>
+              <w:t>3.4. Quản lý Sản phẩm</w:t>
+            </w:r>
+            <w:r>
+              <w:rPr>
+                <w:noProof/>
+                <w:webHidden/>
+              </w:rPr>
+              <w:tab/>
+            </w:r>
+            <w:r>
+              <w:rPr>
+                <w:noProof/>
+                <w:webHidden/>
+              </w:rPr>
+              <w:fldChar w:fldCharType="begin"/>
+            </w:r>
+            <w:r>
+              <w:rPr>
+                <w:noProof/>
+                <w:webHidden/>
+              </w:rPr>
+              <w:instrText xml:space="preserve"> PAGEREF _Toc240557119 \h </w:instrText>
+            </w:r>
+            <w:r>
+              <w:rPr>
+                <w:noProof/>
+                <w:webHidden/>
+              </w:rPr>
+            </w:r>
+            <w:r>
+              <w:rPr>
+                <w:noProof/>
+                <w:webHidden/>
+              </w:rPr>
+              <w:fldChar w:fldCharType="separate"/>
+            </w:r>
+            <w:r>
+              <w:rPr>
+                <w:noProof/>
+                <w:webHidden/>
+              </w:rPr>
+              <w:t>13</w:t>
+            </w:r>
+            <w:r>
+              <w:rPr>
+                <w:noProof/>
+                <w:webHidden/>
+              </w:rPr>
+              <w:fldChar w:fldCharType="end"/>
+            </w:r>
+          </w:hyperlink>
+        </w:p>
+        <w:p>
+          <w:pPr>
+            <w:pStyle w:val="TOC3"/>
+            <w:tabs>
+              <w:tab w:val="right" w:leader="dot" w:pos="9019"/>
+            </w:tabs>
+            <w:rPr>
+              <w:rFonts w:asciiTheme="minorHAnsi" w:eastAsiaTheme="minorEastAsia" w:hAnsiTheme="minorHAnsi" w:cstheme="minorBidi"/>
+              <w:noProof/>
+              <w:kern w:val="2"/>
+              <w:sz w:val="24"/>
+              <w:szCs w:val="24"/>
+              <w:lang w:val="en-US"/>
+              <w14:ligatures w14:val="standardContextual"/>
+            </w:rPr>
+          </w:pPr>
+          <w:hyperlink w:anchor="_Toc240557120" w:history="1">
+            <w:r>
+              <w:rPr>
+                <w:rStyle w:val="Hyperlink"/>
+                <w:rFonts w:ascii="Times New Roman" w:eastAsia="Times New Roman" w:hAnsi="Times New Roman" w:cs="Times New Roman"/>
+                <w:b/>
+                <w:bCs/>
+                <w:noProof/>
+              </w:rPr>
+              <w:t>3.4.1. Mục đích</w:t>
+            </w:r>
+            <w:r>
+              <w:rPr>
+                <w:noProof/>
+                <w:webHidden/>
+              </w:rPr>
+              <w:tab/>
+            </w:r>
+            <w:r>
+              <w:rPr>
+                <w:noProof/>
+                <w:webHidden/>
+              </w:rPr>
+              <w:fldChar w:fldCharType="begin"/>
+            </w:r>
+            <w:r>
+              <w:rPr>
+                <w:noProof/>
+                <w:webHidden/>
+              </w:rPr>
+              <w:instrText xml:space="preserve"> PAGEREF _Toc240557120 \h </w:instrText>
+            </w:r>
+            <w:r>
+              <w:rPr>
+                <w:noProof/>
+                <w:webHidden/>
+              </w:rPr>
+            </w:r>
+            <w:r>
+              <w:rPr>
+                <w:noProof/>
+                <w:webHidden/>
+              </w:rPr>
+              <w:fldChar w:fldCharType="separate"/>
+            </w:r>
+            <w:r>
+              <w:rPr>
+                <w:noProof/>
+                <w:webHidden/>
+              </w:rPr>
+              <w:t>13</w:t>
+            </w:r>
+            <w:r>
+              <w:rPr>
+                <w:noProof/>
+                <w:webHidden/>
+              </w:rPr>
+              <w:fldChar w:fldCharType="end"/>
+            </w:r>
+          </w:hyperlink>
+        </w:p>
+        <w:p>
+          <w:pPr>
+            <w:pStyle w:val="TOC3"/>
+            <w:tabs>
+              <w:tab w:val="right" w:leader="dot" w:pos="9019"/>
+            </w:tabs>
+            <w:rPr>
+              <w:rFonts w:asciiTheme="minorHAnsi" w:eastAsiaTheme="minorEastAsia" w:hAnsiTheme="minorHAnsi" w:cstheme="minorBidi"/>
+              <w:noProof/>
+              <w:kern w:val="2"/>
+              <w:sz w:val="24"/>
+              <w:szCs w:val="24"/>
+              <w:lang w:val="en-US"/>
+              <w14:ligatures w14:val="standardContextual"/>
+            </w:rPr>
+          </w:pPr>
+          <w:hyperlink w:anchor="_Toc240557121" w:history="1">
+            <w:r>
+              <w:rPr>
+                <w:rStyle w:val="Hyperlink"/>
+                <w:rFonts w:ascii="Times New Roman" w:eastAsia="Times New Roman" w:hAnsi="Times New Roman" w:cs="Times New Roman"/>
+                <w:b/>
+                <w:bCs/>
+                <w:noProof/>
+              </w:rPr>
+              <w:t>3.4.2. Đối tượng sử dụng</w:t>
+            </w:r>
+            <w:r>
+              <w:rPr>
+                <w:noProof/>
+                <w:webHidden/>
+              </w:rPr>
+              <w:tab/>
+            </w:r>
+            <w:r>
+              <w:rPr>
+                <w:noProof/>
+                <w:webHidden/>
+              </w:rPr>
+              <w:fldChar w:fldCharType="begin"/>
+            </w:r>
+            <w:r>
+              <w:rPr>
+                <w:noProof/>
+                <w:webHidden/>
+              </w:rPr>
+              <w:instrText xml:space="preserve"> PAGEREF _Toc240557121 \h </w:instrText>
+            </w:r>
+            <w:r>
+              <w:rPr>
+                <w:noProof/>
+                <w:webHidden/>
+              </w:rPr>
+            </w:r>
+            <w:r>
+              <w:rPr>
+                <w:noProof/>
+                <w:webHidden/>
+              </w:rPr>
+              <w:fldChar w:fldCharType="separate"/>
+            </w:r>
+            <w:r>
+              <w:rPr>
+                <w:noProof/>
+                <w:webHidden/>
+              </w:rPr>
+              <w:t>13</w:t>
+            </w:r>
+            <w:r>
+              <w:rPr>
+                <w:noProof/>
+                <w:webHidden/>
+              </w:rPr>
+              <w:fldChar w:fldCharType="end"/>
+            </w:r>
+          </w:hyperlink>
+        </w:p>
+        <w:p>
+          <w:pPr>
+            <w:pStyle w:val="TOC3"/>
+            <w:tabs>
+              <w:tab w:val="right" w:leader="dot" w:pos="9019"/>
+            </w:tabs>
+            <w:rPr>
+              <w:rFonts w:asciiTheme="minorHAnsi" w:eastAsiaTheme="minorEastAsia" w:hAnsiTheme="minorHAnsi" w:cstheme="minorBidi"/>
+              <w:noProof/>
+              <w:kern w:val="2"/>
+              <w:sz w:val="24"/>
+              <w:szCs w:val="24"/>
+              <w:lang w:val="en-US"/>
+              <w14:ligatures w14:val="standardContextual"/>
+            </w:rPr>
+          </w:pPr>
+          <w:hyperlink w:anchor="_Toc240557122" w:history="1">
+            <w:r>
+              <w:rPr>
+                <w:rStyle w:val="Hyperlink"/>
+                <w:rFonts w:ascii="Times New Roman" w:eastAsia="Times New Roman" w:hAnsi="Times New Roman" w:cs="Times New Roman"/>
+                <w:b/>
+                <w:bCs/>
+                <w:noProof/>
+              </w:rPr>
+              <w:t>3.4.3. Yêu cầu chức năng</w:t>
+            </w:r>
+            <w:r>
+              <w:rPr>
+                <w:noProof/>
+                <w:webHidden/>
+              </w:rPr>
+              <w:tab/>
+            </w:r>
+            <w:r>
+              <w:rPr>
+                <w:noProof/>
+                <w:webHidden/>
+              </w:rPr>
+              <w:fldChar w:fldCharType="begin"/>
+            </w:r>
+            <w:r>
+              <w:rPr>
+                <w:noProof/>
+                <w:webHidden/>
+              </w:rPr>
+              <w:instrText xml:space="preserve"> PAGEREF _Toc240557122 \h </w:instrText>
+            </w:r>
+            <w:r>
+              <w:rPr>
+                <w:noProof/>
+                <w:webHidden/>
+              </w:rPr>
+            </w:r>
+            <w:r>
+              <w:rPr>
+                <w:noProof/>
+                <w:webHidden/>
+              </w:rPr>
+              <w:fldChar w:fldCharType="separate"/>
+            </w:r>
+            <w:r>
+              <w:rPr>
+                <w:noProof/>
+                <w:webHidden/>
+              </w:rPr>
+              <w:t>14</w:t>
+            </w:r>
+            <w:r>
+              <w:rPr>
+                <w:noProof/>
+                <w:webHidden/>
+              </w:rPr>
+              <w:fldChar w:fldCharType="end"/>
+            </w:r>
+          </w:hyperlink>
+        </w:p>
+        <w:p>
+          <w:pPr>
+            <w:pStyle w:val="TOC2"/>
+            <w:tabs>
+              <w:tab w:val="right" w:leader="dot" w:pos="9019"/>
+            </w:tabs>
+            <w:rPr>
+              <w:rFonts w:asciiTheme="minorHAnsi" w:eastAsiaTheme="minorEastAsia" w:hAnsiTheme="minorHAnsi" w:cstheme="minorBidi"/>
+              <w:noProof/>
+              <w:kern w:val="2"/>
+              <w:sz w:val="24"/>
+              <w:szCs w:val="24"/>
+              <w:lang w:val="en-US"/>
+              <w14:ligatures w14:val="standardContextual"/>
+            </w:rPr>
+          </w:pPr>
+          <w:hyperlink w:anchor="_Toc240557123" w:history="1">
+            <w:r>
+              <w:rPr>
+                <w:rStyle w:val="Hyperlink"/>
+                <w:rFonts w:ascii="Times New Roman" w:eastAsia="Times New Roman" w:hAnsi="Times New Roman" w:cs="Times New Roman"/>
+                <w:b/>
+                <w:bCs/>
+                <w:noProof/>
+              </w:rPr>
+              <w:t>3.5. Quản lý Hóa đơn &amp; Thanh toán</w:t>
+            </w:r>
+            <w:r>
+              <w:rPr>
+                <w:noProof/>
+                <w:webHidden/>
+              </w:rPr>
+              <w:tab/>
+            </w:r>
+            <w:r>
+              <w:rPr>
+                <w:noProof/>
+                <w:webHidden/>
+              </w:rPr>
+              <w:fldChar w:fldCharType="begin"/>
+            </w:r>
+            <w:r>
+              <w:rPr>
+                <w:noProof/>
+                <w:webHidden/>
+              </w:rPr>
+              <w:instrText xml:space="preserve"> PAGEREF _Toc240557123 \h </w:instrText>
+            </w:r>
+            <w:r>
+              <w:rPr>
+                <w:noProof/>
+                <w:webHidden/>
+              </w:rPr>
+            </w:r>
+            <w:r>
+              <w:rPr>
+                <w:noProof/>
+                <w:webHidden/>
+              </w:rPr>
+              <w:fldChar w:fldCharType="separate"/>
+            </w:r>
+            <w:r>
+              <w:rPr>
+                <w:noProof/>
+                <w:webHidden/>
+              </w:rPr>
+              <w:t>14</w:t>
+            </w:r>
+            <w:r>
+              <w:rPr>
+                <w:noProof/>
+                <w:webHidden/>
+              </w:rPr>
+              <w:fldChar w:fldCharType="end"/>
+            </w:r>
+          </w:hyperlink>
+        </w:p>
+        <w:p>
+          <w:pPr>
+            <w:pStyle w:val="TOC3"/>
+            <w:tabs>
+              <w:tab w:val="right" w:leader="dot" w:pos="9019"/>
+            </w:tabs>
+            <w:rPr>
+              <w:rFonts w:asciiTheme="minorHAnsi" w:eastAsiaTheme="minorEastAsia" w:hAnsiTheme="minorHAnsi" w:cstheme="minorBidi"/>
+              <w:noProof/>
+              <w:kern w:val="2"/>
+              <w:sz w:val="24"/>
+              <w:szCs w:val="24"/>
+              <w:lang w:val="en-US"/>
+              <w14:ligatures w14:val="standardContextual"/>
+            </w:rPr>
+          </w:pPr>
+          <w:hyperlink w:anchor="_Toc240557124" w:history="1">
+            <w:r>
+              <w:rPr>
+                <w:rStyle w:val="Hyperlink"/>
+                <w:rFonts w:ascii="Times New Roman" w:eastAsia="Times New Roman" w:hAnsi="Times New Roman" w:cs="Times New Roman"/>
+                <w:b/>
+                <w:bCs/>
+                <w:noProof/>
+              </w:rPr>
+              <w:t>3.5.1. Mục đích</w:t>
+            </w:r>
+            <w:r>
+              <w:rPr>
+                <w:noProof/>
+                <w:webHidden/>
+              </w:rPr>
+              <w:tab/>
+            </w:r>
+            <w:r>
+              <w:rPr>
+                <w:noProof/>
+                <w:webHidden/>
+              </w:rPr>
+              <w:fldChar w:fldCharType="begin"/>
+            </w:r>
+            <w:r>
+              <w:rPr>
+                <w:noProof/>
+                <w:webHidden/>
+              </w:rPr>
+              <w:instrText xml:space="preserve"> PAGEREF _Toc240557124 \h </w:instrText>
+            </w:r>
+            <w:r>
+              <w:rPr>
+                <w:noProof/>
+                <w:webHidden/>
+              </w:rPr>
+            </w:r>
+            <w:r>
+              <w:rPr>
+                <w:noProof/>
+                <w:webHidden/>
+              </w:rPr>
+              <w:fldChar w:fldCharType="separate"/>
+            </w:r>
+            <w:r>
+              <w:rPr>
+                <w:noProof/>
+                <w:webHidden/>
+              </w:rPr>
+              <w:t>14</w:t>
+            </w:r>
+            <w:r>
+              <w:rPr>
+                <w:noProof/>
+                <w:webHidden/>
+              </w:rPr>
+              <w:fldChar w:fldCharType="end"/>
+            </w:r>
+          </w:hyperlink>
+        </w:p>
+        <w:p>
+          <w:pPr>
+            <w:pStyle w:val="TOC3"/>
+            <w:tabs>
+              <w:tab w:val="right" w:leader="dot" w:pos="9019"/>
+            </w:tabs>
+            <w:rPr>
+              <w:rFonts w:asciiTheme="minorHAnsi" w:eastAsiaTheme="minorEastAsia" w:hAnsiTheme="minorHAnsi" w:cstheme="minorBidi"/>
+              <w:noProof/>
+              <w:kern w:val="2"/>
+              <w:sz w:val="24"/>
+              <w:szCs w:val="24"/>
+              <w:lang w:val="en-US"/>
+              <w14:ligatures w14:val="standardContextual"/>
+            </w:rPr>
+          </w:pPr>
+          <w:hyperlink w:anchor="_Toc240557125" w:history="1">
             <w:r>
               <w:rPr>
                 <w:rStyle w:val="Hyperlink"/>
@@ -2400,32 +3688,164 @@
                 <w:bCs/>
                 <w:noProof/>
               </w:rPr>
-              <w:t>2.</w:t>
-            </w:r>
+              <w:t>3.5.2. Đối tượng sử dụng</w:t>
+            </w:r>
+            <w:r>
+              <w:rPr>
+                <w:noProof/>
+                <w:webHidden/>
+              </w:rPr>
+              <w:tab/>
+            </w:r>
+            <w:r>
+              <w:rPr>
+                <w:noProof/>
+                <w:webHidden/>
+              </w:rPr>
+              <w:fldChar w:fldCharType="begin"/>
+            </w:r>
+            <w:r>
+              <w:rPr>
+                <w:noProof/>
+                <w:webHidden/>
+              </w:rPr>
+              <w:instrText xml:space="preserve"> PAGEREF _Toc240557125 \h </w:instrText>
+            </w:r>
+            <w:r>
+              <w:rPr>
+                <w:noProof/>
+                <w:webHidden/>
+              </w:rPr>
+            </w:r>
+            <w:r>
+              <w:rPr>
+                <w:noProof/>
+                <w:webHidden/>
+              </w:rPr>
+              <w:fldChar w:fldCharType="separate"/>
+            </w:r>
+            <w:r>
+              <w:rPr>
+                <w:noProof/>
+                <w:webHidden/>
+              </w:rPr>
+              <w:t>14</w:t>
+            </w:r>
+            <w:r>
+              <w:rPr>
+                <w:noProof/>
+                <w:webHidden/>
+              </w:rPr>
+              <w:fldChar w:fldCharType="end"/>
+            </w:r>
+          </w:hyperlink>
+        </w:p>
+        <w:p>
+          <w:pPr>
+            <w:pStyle w:val="TOC3"/>
+            <w:tabs>
+              <w:tab w:val="right" w:leader="dot" w:pos="9019"/>
+            </w:tabs>
+            <w:rPr>
+              <w:rFonts w:asciiTheme="minorHAnsi" w:eastAsiaTheme="minorEastAsia" w:hAnsiTheme="minorHAnsi" w:cstheme="minorBidi"/>
+              <w:noProof/>
+              <w:kern w:val="2"/>
+              <w:sz w:val="24"/>
+              <w:szCs w:val="24"/>
+              <w:lang w:val="en-US"/>
+              <w14:ligatures w14:val="standardContextual"/>
+            </w:rPr>
+          </w:pPr>
+          <w:hyperlink w:anchor="_Toc240557126" w:history="1">
             <w:r>
               <w:rPr>
                 <w:rStyle w:val="Hyperlink"/>
-                <w:rFonts w:ascii="Times New Roman" w:hAnsi="Times New Roman" w:cs="Times New Roman"/>
+                <w:rFonts w:ascii="Times New Roman" w:eastAsia="Times New Roman" w:hAnsi="Times New Roman" w:cs="Times New Roman"/>
                 <w:b/>
                 <w:bCs/>
                 <w:noProof/>
-                <w:lang w:val="en-US"/>
-              </w:rPr>
-              <w:t>4</w:t>
-            </w:r>
+              </w:rPr>
+              <w:t>3.5.3. Yêu cầu chức năng</w:t>
+            </w:r>
+            <w:r>
+              <w:rPr>
+                <w:noProof/>
+                <w:webHidden/>
+              </w:rPr>
+              <w:tab/>
+            </w:r>
+            <w:r>
+              <w:rPr>
+                <w:noProof/>
+                <w:webHidden/>
+              </w:rPr>
+              <w:fldChar w:fldCharType="begin"/>
+            </w:r>
+            <w:r>
+              <w:rPr>
+                <w:noProof/>
+                <w:webHidden/>
+              </w:rPr>
+              <w:instrText xml:space="preserve"> PAGEREF _Toc240557126 \h </w:instrText>
+            </w:r>
+            <w:r>
+              <w:rPr>
+                <w:noProof/>
+                <w:webHidden/>
+              </w:rPr>
+            </w:r>
+            <w:r>
+              <w:rPr>
+                <w:noProof/>
+                <w:webHidden/>
+              </w:rPr>
+              <w:fldChar w:fldCharType="separate"/>
+            </w:r>
+            <w:r>
+              <w:rPr>
+                <w:noProof/>
+                <w:webHidden/>
+              </w:rPr>
+              <w:t>15</w:t>
+            </w:r>
+            <w:r>
+              <w:rPr>
+                <w:noProof/>
+                <w:webHidden/>
+              </w:rPr>
+              <w:fldChar w:fldCharType="end"/>
+            </w:r>
+          </w:hyperlink>
+        </w:p>
+        <w:p>
+          <w:pPr>
+            <w:pStyle w:val="TOC2"/>
+            <w:tabs>
+              <w:tab w:val="right" w:leader="dot" w:pos="9019"/>
+            </w:tabs>
+            <w:rPr>
+              <w:rFonts w:asciiTheme="minorHAnsi" w:eastAsiaTheme="minorEastAsia" w:hAnsiTheme="minorHAnsi" w:cstheme="minorBidi"/>
+              <w:noProof/>
+              <w:kern w:val="2"/>
+              <w:sz w:val="24"/>
+              <w:szCs w:val="24"/>
+              <w:lang w:val="en-US"/>
+              <w14:ligatures w14:val="standardContextual"/>
+            </w:rPr>
+          </w:pPr>
+          <w:hyperlink w:anchor="_Toc240557127" w:history="1">
             <w:r>
               <w:rPr>
                 <w:rStyle w:val="Hyperlink"/>
-                <w:rFonts w:ascii="Times New Roman" w:hAnsi="Times New Roman" w:cs="Times New Roman"/>
+                <w:rFonts w:ascii="Times New Roman" w:eastAsia="Times New Roman" w:hAnsi="Times New Roman" w:cs="Times New Roman"/>
                 <w:b/>
                 <w:bCs/>
                 <w:noProof/>
               </w:rPr>
-              <w:t>.2. Sơ đồ Tuần tự cho Nghiệp vụ Tích hợp Bên thứ ba</w:t>
-            </w:r>
-            <w:r>
-              <w:rPr>
-                <w:rFonts w:ascii="Times New Roman" w:hAnsi="Times New Roman" w:cs="Times New Roman"/>
+              <w:t>3.6. Quản lý Báo cáo</w:t>
+            </w:r>
+            <w:r>
+              <w:rPr>
                 <w:noProof/>
                 <w:webHidden/>
               </w:rPr>
@@ -2433,7 +3853,6 @@
             </w:r>
             <w:r>
               <w:rPr>
-                <w:rFonts w:ascii="Times New Roman" w:hAnsi="Times New Roman" w:cs="Times New Roman"/>
                 <w:noProof/>
                 <w:webHidden/>
               </w:rPr>
@@ -2441,22 +3860,19 @@
             </w:r>
             <w:r>
               <w:rPr>
-                <w:rFonts w:ascii="Times New Roman" w:hAnsi="Times New Roman" w:cs="Times New Roman"/>
-                <w:noProof/>
-                <w:webHidden/>
-              </w:rPr>
-              <w:instrText xml:space="preserve"> PAGEREF _Toc240550201 \h </w:instrText>
-            </w:r>
-            <w:r>
-              <w:rPr>
-                <w:rFonts w:ascii="Times New Roman" w:hAnsi="Times New Roman" w:cs="Times New Roman"/>
-                <w:noProof/>
-                <w:webHidden/>
-              </w:rPr>
-            </w:r>
-            <w:r>
-              <w:rPr>
-                <w:rFonts w:ascii="Times New Roman" w:hAnsi="Times New Roman" w:cs="Times New Roman"/>
+                <w:noProof/>
+                <w:webHidden/>
+              </w:rPr>
+              <w:instrText xml:space="preserve"> PAGEREF _Toc240557127 \h </w:instrText>
+            </w:r>
+            <w:r>
+              <w:rPr>
+                <w:noProof/>
+                <w:webHidden/>
+              </w:rPr>
+            </w:r>
+            <w:r>
+              <w:rPr>
                 <w:noProof/>
                 <w:webHidden/>
               </w:rPr>
@@ -2464,15 +3880,244 @@
             </w:r>
             <w:r>
               <w:rPr>
-                <w:rFonts w:ascii="Times New Roman" w:hAnsi="Times New Roman" w:cs="Times New Roman"/>
-                <w:noProof/>
-                <w:webHidden/>
-              </w:rPr>
-              <w:t>9</w:t>
-            </w:r>
-            <w:r>
-              <w:rPr>
-                <w:rFonts w:ascii="Times New Roman" w:hAnsi="Times New Roman" w:cs="Times New Roman"/>
+                <w:noProof/>
+                <w:webHidden/>
+              </w:rPr>
+              <w:t>16</w:t>
+            </w:r>
+            <w:r>
+              <w:rPr>
+                <w:noProof/>
+                <w:webHidden/>
+              </w:rPr>
+              <w:fldChar w:fldCharType="end"/>
+            </w:r>
+          </w:hyperlink>
+        </w:p>
+        <w:p>
+          <w:pPr>
+            <w:pStyle w:val="TOC3"/>
+            <w:tabs>
+              <w:tab w:val="right" w:leader="dot" w:pos="9019"/>
+            </w:tabs>
+            <w:rPr>
+              <w:rFonts w:asciiTheme="minorHAnsi" w:eastAsiaTheme="minorEastAsia" w:hAnsiTheme="minorHAnsi" w:cstheme="minorBidi"/>
+              <w:noProof/>
+              <w:kern w:val="2"/>
+              <w:sz w:val="24"/>
+              <w:szCs w:val="24"/>
+              <w:lang w:val="en-US"/>
+              <w14:ligatures w14:val="standardContextual"/>
+            </w:rPr>
+          </w:pPr>
+          <w:hyperlink w:anchor="_Toc240557128" w:history="1">
+            <w:r>
+              <w:rPr>
+                <w:rStyle w:val="Hyperlink"/>
+                <w:rFonts w:ascii="Times New Roman" w:eastAsia="Times New Roman" w:hAnsi="Times New Roman" w:cs="Times New Roman"/>
+                <w:b/>
+                <w:bCs/>
+                <w:noProof/>
+              </w:rPr>
+              <w:t>3.6.1. Mục đích</w:t>
+            </w:r>
+            <w:r>
+              <w:rPr>
+                <w:noProof/>
+                <w:webHidden/>
+              </w:rPr>
+              <w:tab/>
+            </w:r>
+            <w:r>
+              <w:rPr>
+                <w:noProof/>
+                <w:webHidden/>
+              </w:rPr>
+              <w:fldChar w:fldCharType="begin"/>
+            </w:r>
+            <w:r>
+              <w:rPr>
+                <w:noProof/>
+                <w:webHidden/>
+              </w:rPr>
+              <w:instrText xml:space="preserve"> PAGEREF _Toc240557128 \h </w:instrText>
+            </w:r>
+            <w:r>
+              <w:rPr>
+                <w:noProof/>
+                <w:webHidden/>
+              </w:rPr>
+            </w:r>
+            <w:r>
+              <w:rPr>
+                <w:noProof/>
+                <w:webHidden/>
+              </w:rPr>
+              <w:fldChar w:fldCharType="separate"/>
+            </w:r>
+            <w:r>
+              <w:rPr>
+                <w:noProof/>
+                <w:webHidden/>
+              </w:rPr>
+              <w:t>16</w:t>
+            </w:r>
+            <w:r>
+              <w:rPr>
+                <w:noProof/>
+                <w:webHidden/>
+              </w:rPr>
+              <w:fldChar w:fldCharType="end"/>
+            </w:r>
+          </w:hyperlink>
+        </w:p>
+        <w:p>
+          <w:pPr>
+            <w:pStyle w:val="TOC3"/>
+            <w:tabs>
+              <w:tab w:val="right" w:leader="dot" w:pos="9019"/>
+            </w:tabs>
+            <w:rPr>
+              <w:rFonts w:asciiTheme="minorHAnsi" w:eastAsiaTheme="minorEastAsia" w:hAnsiTheme="minorHAnsi" w:cstheme="minorBidi"/>
+              <w:noProof/>
+              <w:kern w:val="2"/>
+              <w:sz w:val="24"/>
+              <w:szCs w:val="24"/>
+              <w:lang w:val="en-US"/>
+              <w14:ligatures w14:val="standardContextual"/>
+            </w:rPr>
+          </w:pPr>
+          <w:hyperlink w:anchor="_Toc240557129" w:history="1">
+            <w:r>
+              <w:rPr>
+                <w:rStyle w:val="Hyperlink"/>
+                <w:rFonts w:ascii="Times New Roman" w:eastAsia="Times New Roman" w:hAnsi="Times New Roman" w:cs="Times New Roman"/>
+                <w:b/>
+                <w:bCs/>
+                <w:noProof/>
+              </w:rPr>
+              <w:t>3.6.2. Đối tượng sử dụng</w:t>
+            </w:r>
+            <w:r>
+              <w:rPr>
+                <w:noProof/>
+                <w:webHidden/>
+              </w:rPr>
+              <w:tab/>
+            </w:r>
+            <w:r>
+              <w:rPr>
+                <w:noProof/>
+                <w:webHidden/>
+              </w:rPr>
+              <w:fldChar w:fldCharType="begin"/>
+            </w:r>
+            <w:r>
+              <w:rPr>
+                <w:noProof/>
+                <w:webHidden/>
+              </w:rPr>
+              <w:instrText xml:space="preserve"> PAGEREF _Toc240557129 \h </w:instrText>
+            </w:r>
+            <w:r>
+              <w:rPr>
+                <w:noProof/>
+                <w:webHidden/>
+              </w:rPr>
+            </w:r>
+            <w:r>
+              <w:rPr>
+                <w:noProof/>
+                <w:webHidden/>
+              </w:rPr>
+              <w:fldChar w:fldCharType="separate"/>
+            </w:r>
+            <w:r>
+              <w:rPr>
+                <w:noProof/>
+                <w:webHidden/>
+              </w:rPr>
+              <w:t>16</w:t>
+            </w:r>
+            <w:r>
+              <w:rPr>
+                <w:noProof/>
+                <w:webHidden/>
+              </w:rPr>
+              <w:fldChar w:fldCharType="end"/>
+            </w:r>
+          </w:hyperlink>
+        </w:p>
+        <w:p>
+          <w:pPr>
+            <w:pStyle w:val="TOC3"/>
+            <w:tabs>
+              <w:tab w:val="right" w:leader="dot" w:pos="9019"/>
+            </w:tabs>
+            <w:rPr>
+              <w:rFonts w:asciiTheme="minorHAnsi" w:eastAsiaTheme="minorEastAsia" w:hAnsiTheme="minorHAnsi" w:cstheme="minorBidi"/>
+              <w:noProof/>
+              <w:kern w:val="2"/>
+              <w:sz w:val="24"/>
+              <w:szCs w:val="24"/>
+              <w:lang w:val="en-US"/>
+              <w14:ligatures w14:val="standardContextual"/>
+            </w:rPr>
+          </w:pPr>
+          <w:hyperlink w:anchor="_Toc240557130" w:history="1">
+            <w:r>
+              <w:rPr>
+                <w:rStyle w:val="Hyperlink"/>
+                <w:rFonts w:ascii="Times New Roman" w:eastAsia="Times New Roman" w:hAnsi="Times New Roman" w:cs="Times New Roman"/>
+                <w:b/>
+                <w:bCs/>
+                <w:noProof/>
+              </w:rPr>
+              <w:t>3.6.3. Yêu cầu chức năng</w:t>
+            </w:r>
+            <w:r>
+              <w:rPr>
+                <w:noProof/>
+                <w:webHidden/>
+              </w:rPr>
+              <w:tab/>
+            </w:r>
+            <w:r>
+              <w:rPr>
+                <w:noProof/>
+                <w:webHidden/>
+              </w:rPr>
+              <w:fldChar w:fldCharType="begin"/>
+            </w:r>
+            <w:r>
+              <w:rPr>
+                <w:noProof/>
+                <w:webHidden/>
+              </w:rPr>
+              <w:instrText xml:space="preserve"> PAGEREF _Toc240557130 \h </w:instrText>
+            </w:r>
+            <w:r>
+              <w:rPr>
+                <w:noProof/>
+                <w:webHidden/>
+              </w:rPr>
+            </w:r>
+            <w:r>
+              <w:rPr>
+                <w:noProof/>
+                <w:webHidden/>
+              </w:rPr>
+              <w:fldChar w:fldCharType="separate"/>
+            </w:r>
+            <w:r>
+              <w:rPr>
+                <w:noProof/>
+                <w:webHidden/>
+              </w:rPr>
+              <w:t>16</w:t>
+            </w:r>
+            <w:r>
+              <w:rPr>
                 <w:noProof/>
                 <w:webHidden/>
               </w:rPr>
@@ -2487,7 +4132,7 @@
               <w:tab w:val="right" w:leader="dot" w:pos="9019"/>
             </w:tabs>
             <w:rPr>
-              <w:rFonts w:ascii="Times New Roman" w:eastAsiaTheme="minorEastAsia" w:hAnsi="Times New Roman" w:cs="Times New Roman"/>
+              <w:rFonts w:asciiTheme="minorHAnsi" w:eastAsiaTheme="minorEastAsia" w:hAnsiTheme="minorHAnsi" w:cstheme="minorBidi"/>
               <w:noProof/>
               <w:kern w:val="2"/>
               <w:sz w:val="24"/>
@@ -2496,7 +4141,7 @@
               <w14:ligatures w14:val="standardContextual"/>
             </w:rPr>
           </w:pPr>
-          <w:hyperlink w:anchor="_Toc240550202" w:history="1">
+          <w:hyperlink w:anchor="_Toc240557131" w:history="1">
             <w:r>
               <w:rPr>
                 <w:rStyle w:val="Hyperlink"/>
@@ -2505,11 +4150,10 @@
                 <w:bCs/>
                 <w:noProof/>
               </w:rPr>
-              <w:t>CHƯƠNG 3. XÂY DỰNG CÁC MODULE CHỨC NĂNG</w:t>
-            </w:r>
-            <w:r>
-              <w:rPr>
-                <w:rFonts w:ascii="Times New Roman" w:hAnsi="Times New Roman" w:cs="Times New Roman"/>
+              <w:t>CHƯƠNG 4. KẾT QUẢ THỰC HIỆN VÀ KỊCH BẢN THỰC NGHIỆM</w:t>
+            </w:r>
+            <w:r>
+              <w:rPr>
                 <w:noProof/>
                 <w:webHidden/>
               </w:rPr>
@@ -2517,7 +4161,6 @@
             </w:r>
             <w:r>
               <w:rPr>
-                <w:rFonts w:ascii="Times New Roman" w:hAnsi="Times New Roman" w:cs="Times New Roman"/>
                 <w:noProof/>
                 <w:webHidden/>
               </w:rPr>
@@ -2525,22 +4168,19 @@
             </w:r>
             <w:r>
               <w:rPr>
-                <w:rFonts w:ascii="Times New Roman" w:hAnsi="Times New Roman" w:cs="Times New Roman"/>
-                <w:noProof/>
-                <w:webHidden/>
-              </w:rPr>
-              <w:instrText xml:space="preserve"> PAGEREF _Toc240550202 \h </w:instrText>
-            </w:r>
-            <w:r>
-              <w:rPr>
-                <w:rFonts w:ascii="Times New Roman" w:hAnsi="Times New Roman" w:cs="Times New Roman"/>
-                <w:noProof/>
-                <w:webHidden/>
-              </w:rPr>
-            </w:r>
-            <w:r>
-              <w:rPr>
-                <w:rFonts w:ascii="Times New Roman" w:hAnsi="Times New Roman" w:cs="Times New Roman"/>
+                <w:noProof/>
+                <w:webHidden/>
+              </w:rPr>
+              <w:instrText xml:space="preserve"> PAGEREF _Toc240557131 \h </w:instrText>
+            </w:r>
+            <w:r>
+              <w:rPr>
+                <w:noProof/>
+                <w:webHidden/>
+              </w:rPr>
+            </w:r>
+            <w:r>
+              <w:rPr>
                 <w:noProof/>
                 <w:webHidden/>
               </w:rPr>
@@ -2548,15 +4188,13 @@
             </w:r>
             <w:r>
               <w:rPr>
-                <w:rFonts w:ascii="Times New Roman" w:hAnsi="Times New Roman" w:cs="Times New Roman"/>
-                <w:noProof/>
-                <w:webHidden/>
-              </w:rPr>
-              <w:t>10</w:t>
-            </w:r>
-            <w:r>
-              <w:rPr>
-                <w:rFonts w:ascii="Times New Roman" w:hAnsi="Times New Roman" w:cs="Times New Roman"/>
+                <w:noProof/>
+                <w:webHidden/>
+              </w:rPr>
+              <w:t>17</w:t>
+            </w:r>
+            <w:r>
+              <w:rPr>
                 <w:noProof/>
                 <w:webHidden/>
               </w:rPr>
@@ -2571,7 +4209,7 @@
               <w:tab w:val="right" w:leader="dot" w:pos="9019"/>
             </w:tabs>
             <w:rPr>
-              <w:rFonts w:ascii="Times New Roman" w:eastAsiaTheme="minorEastAsia" w:hAnsi="Times New Roman" w:cs="Times New Roman"/>
+              <w:rFonts w:asciiTheme="minorHAnsi" w:eastAsiaTheme="minorEastAsia" w:hAnsiTheme="minorHAnsi" w:cstheme="minorBidi"/>
               <w:noProof/>
               <w:kern w:val="2"/>
               <w:sz w:val="24"/>
@@ -2580,7 +4218,7 @@
               <w14:ligatures w14:val="standardContextual"/>
             </w:rPr>
           </w:pPr>
-          <w:hyperlink w:anchor="_Toc240550203" w:history="1">
+          <w:hyperlink w:anchor="_Toc240557132" w:history="1">
             <w:r>
               <w:rPr>
                 <w:rStyle w:val="Hyperlink"/>
@@ -2589,11 +4227,10 @@
                 <w:bCs/>
                 <w:noProof/>
               </w:rPr>
-              <w:t>3.1. Xây dựng chức năng Đăng nhập và Phân quyền</w:t>
-            </w:r>
-            <w:r>
-              <w:rPr>
-                <w:rFonts w:ascii="Times New Roman" w:hAnsi="Times New Roman" w:cs="Times New Roman"/>
+              <w:t>4.1. Kết quả giao diện ứng dụng (Dashboard UI)</w:t>
+            </w:r>
+            <w:r>
+              <w:rPr>
                 <w:noProof/>
                 <w:webHidden/>
               </w:rPr>
@@ -2601,7 +4238,6 @@
             </w:r>
             <w:r>
               <w:rPr>
-                <w:rFonts w:ascii="Times New Roman" w:hAnsi="Times New Roman" w:cs="Times New Roman"/>
                 <w:noProof/>
                 <w:webHidden/>
               </w:rPr>
@@ -2609,22 +4245,19 @@
             </w:r>
             <w:r>
               <w:rPr>
-                <w:rFonts w:ascii="Times New Roman" w:hAnsi="Times New Roman" w:cs="Times New Roman"/>
-                <w:noProof/>
-                <w:webHidden/>
-              </w:rPr>
-              <w:instrText xml:space="preserve"> PAGEREF _Toc240550203 \h </w:instrText>
-            </w:r>
-            <w:r>
-              <w:rPr>
-                <w:rFonts w:ascii="Times New Roman" w:hAnsi="Times New Roman" w:cs="Times New Roman"/>
-                <w:noProof/>
-                <w:webHidden/>
-              </w:rPr>
-            </w:r>
-            <w:r>
-              <w:rPr>
-                <w:rFonts w:ascii="Times New Roman" w:hAnsi="Times New Roman" w:cs="Times New Roman"/>
+                <w:noProof/>
+                <w:webHidden/>
+              </w:rPr>
+              <w:instrText xml:space="preserve"> PAGEREF _Toc240557132 \h </w:instrText>
+            </w:r>
+            <w:r>
+              <w:rPr>
+                <w:noProof/>
+                <w:webHidden/>
+              </w:rPr>
+            </w:r>
+            <w:r>
+              <w:rPr>
                 <w:noProof/>
                 <w:webHidden/>
               </w:rPr>
@@ -2632,351 +4265,13 @@
             </w:r>
             <w:r>
               <w:rPr>
-                <w:rFonts w:ascii="Times New Roman" w:hAnsi="Times New Roman" w:cs="Times New Roman"/>
-                <w:noProof/>
-                <w:webHidden/>
-              </w:rPr>
-              <w:t>10</w:t>
-            </w:r>
-            <w:r>
-              <w:rPr>
-                <w:rFonts w:ascii="Times New Roman" w:hAnsi="Times New Roman" w:cs="Times New Roman"/>
-                <w:noProof/>
-                <w:webHidden/>
-              </w:rPr>
-              <w:fldChar w:fldCharType="end"/>
-            </w:r>
-          </w:hyperlink>
-        </w:p>
-        <w:p>
-          <w:pPr>
-            <w:pStyle w:val="TOC3"/>
-            <w:tabs>
-              <w:tab w:val="right" w:leader="dot" w:pos="9019"/>
-            </w:tabs>
-            <w:rPr>
-              <w:rFonts w:ascii="Times New Roman" w:eastAsiaTheme="minorEastAsia" w:hAnsi="Times New Roman" w:cs="Times New Roman"/>
-              <w:noProof/>
-              <w:kern w:val="2"/>
-              <w:sz w:val="24"/>
-              <w:szCs w:val="24"/>
-              <w:lang w:val="en-US"/>
-              <w14:ligatures w14:val="standardContextual"/>
-            </w:rPr>
-          </w:pPr>
-          <w:hyperlink w:anchor="_Toc240550204" w:history="1">
-            <w:r>
-              <w:rPr>
-                <w:rStyle w:val="Hyperlink"/>
-                <w:rFonts w:ascii="Times New Roman" w:eastAsia="Times New Roman" w:hAnsi="Times New Roman" w:cs="Times New Roman"/>
-                <w:b/>
-                <w:bCs/>
-                <w:noProof/>
-              </w:rPr>
-              <w:t>3.1.1. Mục đích</w:t>
-            </w:r>
-            <w:r>
-              <w:rPr>
-                <w:rFonts w:ascii="Times New Roman" w:hAnsi="Times New Roman" w:cs="Times New Roman"/>
-                <w:noProof/>
-                <w:webHidden/>
-              </w:rPr>
-              <w:tab/>
-            </w:r>
-            <w:r>
-              <w:rPr>
-                <w:rFonts w:ascii="Times New Roman" w:hAnsi="Times New Roman" w:cs="Times New Roman"/>
-                <w:noProof/>
-                <w:webHidden/>
-              </w:rPr>
-              <w:fldChar w:fldCharType="begin"/>
-            </w:r>
-            <w:r>
-              <w:rPr>
-                <w:rFonts w:ascii="Times New Roman" w:hAnsi="Times New Roman" w:cs="Times New Roman"/>
-                <w:noProof/>
-                <w:webHidden/>
-              </w:rPr>
-              <w:instrText xml:space="preserve"> PAGEREF _Toc240550204 \h </w:instrText>
-            </w:r>
-            <w:r>
-              <w:rPr>
-                <w:rFonts w:ascii="Times New Roman" w:hAnsi="Times New Roman" w:cs="Times New Roman"/>
-                <w:noProof/>
-                <w:webHidden/>
-              </w:rPr>
-            </w:r>
-            <w:r>
-              <w:rPr>
-                <w:rFonts w:ascii="Times New Roman" w:hAnsi="Times New Roman" w:cs="Times New Roman"/>
-                <w:noProof/>
-                <w:webHidden/>
-              </w:rPr>
-              <w:fldChar w:fldCharType="separate"/>
-            </w:r>
-            <w:r>
-              <w:rPr>
-                <w:rFonts w:ascii="Times New Roman" w:hAnsi="Times New Roman" w:cs="Times New Roman"/>
-                <w:noProof/>
-                <w:webHidden/>
-              </w:rPr>
-              <w:t>10</w:t>
-            </w:r>
-            <w:r>
-              <w:rPr>
-                <w:rFonts w:ascii="Times New Roman" w:hAnsi="Times New Roman" w:cs="Times New Roman"/>
-                <w:noProof/>
-                <w:webHidden/>
-              </w:rPr>
-              <w:fldChar w:fldCharType="end"/>
-            </w:r>
-          </w:hyperlink>
-        </w:p>
-        <w:p>
-          <w:pPr>
-            <w:pStyle w:val="TOC3"/>
-            <w:tabs>
-              <w:tab w:val="right" w:leader="dot" w:pos="9019"/>
-            </w:tabs>
-            <w:rPr>
-              <w:rFonts w:ascii="Times New Roman" w:eastAsiaTheme="minorEastAsia" w:hAnsi="Times New Roman" w:cs="Times New Roman"/>
-              <w:noProof/>
-              <w:kern w:val="2"/>
-              <w:sz w:val="24"/>
-              <w:szCs w:val="24"/>
-              <w:lang w:val="en-US"/>
-              <w14:ligatures w14:val="standardContextual"/>
-            </w:rPr>
-          </w:pPr>
-          <w:hyperlink w:anchor="_Toc240550205" w:history="1">
-            <w:r>
-              <w:rPr>
-                <w:rStyle w:val="Hyperlink"/>
-                <w:rFonts w:ascii="Times New Roman" w:eastAsia="Times New Roman" w:hAnsi="Times New Roman" w:cs="Times New Roman"/>
-                <w:b/>
-                <w:bCs/>
-                <w:noProof/>
-              </w:rPr>
-              <w:t>3.1.2. Đối tượng sử dụng</w:t>
-            </w:r>
-            <w:r>
-              <w:rPr>
-                <w:rFonts w:ascii="Times New Roman" w:hAnsi="Times New Roman" w:cs="Times New Roman"/>
-                <w:noProof/>
-                <w:webHidden/>
-              </w:rPr>
-              <w:tab/>
-            </w:r>
-            <w:r>
-              <w:rPr>
-                <w:rFonts w:ascii="Times New Roman" w:hAnsi="Times New Roman" w:cs="Times New Roman"/>
-                <w:noProof/>
-                <w:webHidden/>
-              </w:rPr>
-              <w:fldChar w:fldCharType="begin"/>
-            </w:r>
-            <w:r>
-              <w:rPr>
-                <w:rFonts w:ascii="Times New Roman" w:hAnsi="Times New Roman" w:cs="Times New Roman"/>
-                <w:noProof/>
-                <w:webHidden/>
-              </w:rPr>
-              <w:instrText xml:space="preserve"> PAGEREF _Toc240550205 \h </w:instrText>
-            </w:r>
-            <w:r>
-              <w:rPr>
-                <w:rFonts w:ascii="Times New Roman" w:hAnsi="Times New Roman" w:cs="Times New Roman"/>
-                <w:noProof/>
-                <w:webHidden/>
-              </w:rPr>
-            </w:r>
-            <w:r>
-              <w:rPr>
-                <w:rFonts w:ascii="Times New Roman" w:hAnsi="Times New Roman" w:cs="Times New Roman"/>
-                <w:noProof/>
-                <w:webHidden/>
-              </w:rPr>
-              <w:fldChar w:fldCharType="separate"/>
-            </w:r>
-            <w:r>
-              <w:rPr>
-                <w:rFonts w:ascii="Times New Roman" w:hAnsi="Times New Roman" w:cs="Times New Roman"/>
-                <w:noProof/>
-                <w:webHidden/>
-              </w:rPr>
-              <w:t>11</w:t>
-            </w:r>
-            <w:r>
-              <w:rPr>
-                <w:rFonts w:ascii="Times New Roman" w:hAnsi="Times New Roman" w:cs="Times New Roman"/>
-                <w:noProof/>
-                <w:webHidden/>
-              </w:rPr>
-              <w:fldChar w:fldCharType="end"/>
-            </w:r>
-          </w:hyperlink>
-        </w:p>
-        <w:p>
-          <w:pPr>
-            <w:pStyle w:val="TOC3"/>
-            <w:tabs>
-              <w:tab w:val="right" w:leader="dot" w:pos="9019"/>
-            </w:tabs>
-            <w:rPr>
-              <w:rFonts w:ascii="Times New Roman" w:eastAsiaTheme="minorEastAsia" w:hAnsi="Times New Roman" w:cs="Times New Roman"/>
-              <w:noProof/>
-              <w:kern w:val="2"/>
-              <w:sz w:val="24"/>
-              <w:szCs w:val="24"/>
-              <w:lang w:val="en-US"/>
-              <w14:ligatures w14:val="standardContextual"/>
-            </w:rPr>
-          </w:pPr>
-          <w:hyperlink w:anchor="_Toc240550206" w:history="1">
-            <w:r>
-              <w:rPr>
-                <w:rStyle w:val="Hyperlink"/>
-                <w:rFonts w:ascii="Times New Roman" w:eastAsia="Times New Roman" w:hAnsi="Times New Roman" w:cs="Times New Roman"/>
-                <w:b/>
-                <w:bCs/>
-                <w:noProof/>
-              </w:rPr>
-              <w:t>3.1.3. Yêu cầu chức năng</w:t>
-            </w:r>
-            <w:r>
-              <w:rPr>
-                <w:rFonts w:ascii="Times New Roman" w:hAnsi="Times New Roman" w:cs="Times New Roman"/>
-                <w:noProof/>
-                <w:webHidden/>
-              </w:rPr>
-              <w:tab/>
-            </w:r>
-            <w:r>
-              <w:rPr>
-                <w:rFonts w:ascii="Times New Roman" w:hAnsi="Times New Roman" w:cs="Times New Roman"/>
-                <w:noProof/>
-                <w:webHidden/>
-              </w:rPr>
-              <w:fldChar w:fldCharType="begin"/>
-            </w:r>
-            <w:r>
-              <w:rPr>
-                <w:rFonts w:ascii="Times New Roman" w:hAnsi="Times New Roman" w:cs="Times New Roman"/>
-                <w:noProof/>
-                <w:webHidden/>
-              </w:rPr>
-              <w:instrText xml:space="preserve"> PAGEREF _Toc240550206 \h </w:instrText>
-            </w:r>
-            <w:r>
-              <w:rPr>
-                <w:rFonts w:ascii="Times New Roman" w:hAnsi="Times New Roman" w:cs="Times New Roman"/>
-                <w:noProof/>
-                <w:webHidden/>
-              </w:rPr>
-            </w:r>
-            <w:r>
-              <w:rPr>
-                <w:rFonts w:ascii="Times New Roman" w:hAnsi="Times New Roman" w:cs="Times New Roman"/>
-                <w:noProof/>
-                <w:webHidden/>
-              </w:rPr>
-              <w:fldChar w:fldCharType="separate"/>
-            </w:r>
-            <w:r>
-              <w:rPr>
-                <w:rFonts w:ascii="Times New Roman" w:hAnsi="Times New Roman" w:cs="Times New Roman"/>
-                <w:noProof/>
-                <w:webHidden/>
-              </w:rPr>
-              <w:t>11</w:t>
-            </w:r>
-            <w:r>
-              <w:rPr>
-                <w:rFonts w:ascii="Times New Roman" w:hAnsi="Times New Roman" w:cs="Times New Roman"/>
-                <w:noProof/>
-                <w:webHidden/>
-              </w:rPr>
-              <w:fldChar w:fldCharType="end"/>
-            </w:r>
-          </w:hyperlink>
-        </w:p>
-        <w:p>
-          <w:pPr>
-            <w:pStyle w:val="TOC3"/>
-            <w:tabs>
-              <w:tab w:val="right" w:leader="dot" w:pos="9019"/>
-            </w:tabs>
-            <w:rPr>
-              <w:rFonts w:ascii="Times New Roman" w:eastAsiaTheme="minorEastAsia" w:hAnsi="Times New Roman" w:cs="Times New Roman"/>
-              <w:noProof/>
-              <w:kern w:val="2"/>
-              <w:sz w:val="24"/>
-              <w:szCs w:val="24"/>
-              <w:lang w:val="en-US"/>
-              <w14:ligatures w14:val="standardContextual"/>
-            </w:rPr>
-          </w:pPr>
-          <w:hyperlink w:anchor="_Toc240550207" w:history="1">
-            <w:r>
-              <w:rPr>
-                <w:rStyle w:val="Hyperlink"/>
-                <w:rFonts w:ascii="Times New Roman" w:eastAsia="Times New Roman" w:hAnsi="Times New Roman" w:cs="Times New Roman"/>
-                <w:b/>
-                <w:bCs/>
-                <w:noProof/>
-              </w:rPr>
-              <w:t>3.1.4. Quy trình xử lý</w:t>
-            </w:r>
-            <w:r>
-              <w:rPr>
-                <w:rFonts w:ascii="Times New Roman" w:hAnsi="Times New Roman" w:cs="Times New Roman"/>
-                <w:noProof/>
-                <w:webHidden/>
-              </w:rPr>
-              <w:tab/>
-            </w:r>
-            <w:r>
-              <w:rPr>
-                <w:rFonts w:ascii="Times New Roman" w:hAnsi="Times New Roman" w:cs="Times New Roman"/>
-                <w:noProof/>
-                <w:webHidden/>
-              </w:rPr>
-              <w:fldChar w:fldCharType="begin"/>
-            </w:r>
-            <w:r>
-              <w:rPr>
-                <w:rFonts w:ascii="Times New Roman" w:hAnsi="Times New Roman" w:cs="Times New Roman"/>
-                <w:noProof/>
-                <w:webHidden/>
-              </w:rPr>
-              <w:instrText xml:space="preserve"> PAGEREF _Toc240550207 \h </w:instrText>
-            </w:r>
-            <w:r>
-              <w:rPr>
-                <w:rFonts w:ascii="Times New Roman" w:hAnsi="Times New Roman" w:cs="Times New Roman"/>
-                <w:noProof/>
-                <w:webHidden/>
-              </w:rPr>
-            </w:r>
-            <w:r>
-              <w:rPr>
-                <w:rFonts w:ascii="Times New Roman" w:hAnsi="Times New Roman" w:cs="Times New Roman"/>
-                <w:noProof/>
-                <w:webHidden/>
-              </w:rPr>
-              <w:fldChar w:fldCharType="separate"/>
-            </w:r>
-            <w:r>
-              <w:rPr>
-                <w:rFonts w:ascii="Times New Roman" w:hAnsi="Times New Roman" w:cs="Times New Roman"/>
-                <w:noProof/>
-                <w:webHidden/>
-              </w:rPr>
-              <w:t>12</w:t>
-            </w:r>
-            <w:r>
-              <w:rPr>
-                <w:rFonts w:ascii="Times New Roman" w:hAnsi="Times New Roman" w:cs="Times New Roman"/>
+                <w:noProof/>
+                <w:webHidden/>
+              </w:rPr>
+              <w:t>17</w:t>
+            </w:r>
+            <w:r>
+              <w:rPr>
                 <w:noProof/>
                 <w:webHidden/>
               </w:rPr>
@@ -2991,7 +4286,7 @@
               <w:tab w:val="right" w:leader="dot" w:pos="9019"/>
             </w:tabs>
             <w:rPr>
-              <w:rFonts w:ascii="Times New Roman" w:eastAsiaTheme="minorEastAsia" w:hAnsi="Times New Roman" w:cs="Times New Roman"/>
+              <w:rFonts w:asciiTheme="minorHAnsi" w:eastAsiaTheme="minorEastAsia" w:hAnsiTheme="minorHAnsi" w:cstheme="minorBidi"/>
               <w:noProof/>
               <w:kern w:val="2"/>
               <w:sz w:val="24"/>
@@ -3000,7 +4295,7 @@
               <w14:ligatures w14:val="standardContextual"/>
             </w:rPr>
           </w:pPr>
-          <w:hyperlink w:anchor="_Toc240550208" w:history="1">
+          <w:hyperlink w:anchor="_Toc240557133" w:history="1">
             <w:r>
               <w:rPr>
                 <w:rStyle w:val="Hyperlink"/>
@@ -3009,11 +4304,10 @@
                 <w:bCs/>
                 <w:noProof/>
               </w:rPr>
-              <w:t>3.2. Quản lý Người dùng</w:t>
-            </w:r>
-            <w:r>
-              <w:rPr>
-                <w:rFonts w:ascii="Times New Roman" w:hAnsi="Times New Roman" w:cs="Times New Roman"/>
+              <w:t>4.2. Kịch bản thực nghiệm và Kiểm thử hệ thống (Test Scenarios &amp; Coverage)</w:t>
+            </w:r>
+            <w:r>
+              <w:rPr>
                 <w:noProof/>
                 <w:webHidden/>
               </w:rPr>
@@ -3021,7 +4315,6 @@
             </w:r>
             <w:r>
               <w:rPr>
-                <w:rFonts w:ascii="Times New Roman" w:hAnsi="Times New Roman" w:cs="Times New Roman"/>
                 <w:noProof/>
                 <w:webHidden/>
               </w:rPr>
@@ -3029,22 +4322,19 @@
             </w:r>
             <w:r>
               <w:rPr>
-                <w:rFonts w:ascii="Times New Roman" w:hAnsi="Times New Roman" w:cs="Times New Roman"/>
-                <w:noProof/>
-                <w:webHidden/>
-              </w:rPr>
-              <w:instrText xml:space="preserve"> PAGEREF _Toc240550208 \h </w:instrText>
-            </w:r>
-            <w:r>
-              <w:rPr>
-                <w:rFonts w:ascii="Times New Roman" w:hAnsi="Times New Roman" w:cs="Times New Roman"/>
-                <w:noProof/>
-                <w:webHidden/>
-              </w:rPr>
-            </w:r>
-            <w:r>
-              <w:rPr>
-                <w:rFonts w:ascii="Times New Roman" w:hAnsi="Times New Roman" w:cs="Times New Roman"/>
+                <w:noProof/>
+                <w:webHidden/>
+              </w:rPr>
+              <w:instrText xml:space="preserve"> PAGEREF _Toc240557133 \h </w:instrText>
+            </w:r>
+            <w:r>
+              <w:rPr>
+                <w:noProof/>
+                <w:webHidden/>
+              </w:rPr>
+            </w:r>
+            <w:r>
+              <w:rPr>
                 <w:noProof/>
                 <w:webHidden/>
               </w:rPr>
@@ -3052,351 +4342,13 @@
             </w:r>
             <w:r>
               <w:rPr>
-                <w:rFonts w:ascii="Times New Roman" w:hAnsi="Times New Roman" w:cs="Times New Roman"/>
-                <w:noProof/>
-                <w:webHidden/>
-              </w:rPr>
-              <w:t>13</w:t>
-            </w:r>
-            <w:r>
-              <w:rPr>
-                <w:rFonts w:ascii="Times New Roman" w:hAnsi="Times New Roman" w:cs="Times New Roman"/>
-                <w:noProof/>
-                <w:webHidden/>
-              </w:rPr>
-              <w:fldChar w:fldCharType="end"/>
-            </w:r>
-          </w:hyperlink>
-        </w:p>
-        <w:p>
-          <w:pPr>
-            <w:pStyle w:val="TOC3"/>
-            <w:tabs>
-              <w:tab w:val="right" w:leader="dot" w:pos="9019"/>
-            </w:tabs>
-            <w:rPr>
-              <w:rFonts w:ascii="Times New Roman" w:eastAsiaTheme="minorEastAsia" w:hAnsi="Times New Roman" w:cs="Times New Roman"/>
-              <w:noProof/>
-              <w:kern w:val="2"/>
-              <w:sz w:val="24"/>
-              <w:szCs w:val="24"/>
-              <w:lang w:val="en-US"/>
-              <w14:ligatures w14:val="standardContextual"/>
-            </w:rPr>
-          </w:pPr>
-          <w:hyperlink w:anchor="_Toc240550209" w:history="1">
-            <w:r>
-              <w:rPr>
-                <w:rStyle w:val="Hyperlink"/>
-                <w:rFonts w:ascii="Times New Roman" w:eastAsia="Times New Roman" w:hAnsi="Times New Roman" w:cs="Times New Roman"/>
-                <w:b/>
-                <w:bCs/>
-                <w:noProof/>
-              </w:rPr>
-              <w:t>3.2.1. Mục đích</w:t>
-            </w:r>
-            <w:r>
-              <w:rPr>
-                <w:rFonts w:ascii="Times New Roman" w:hAnsi="Times New Roman" w:cs="Times New Roman"/>
-                <w:noProof/>
-                <w:webHidden/>
-              </w:rPr>
-              <w:tab/>
-            </w:r>
-            <w:r>
-              <w:rPr>
-                <w:rFonts w:ascii="Times New Roman" w:hAnsi="Times New Roman" w:cs="Times New Roman"/>
-                <w:noProof/>
-                <w:webHidden/>
-              </w:rPr>
-              <w:fldChar w:fldCharType="begin"/>
-            </w:r>
-            <w:r>
-              <w:rPr>
-                <w:rFonts w:ascii="Times New Roman" w:hAnsi="Times New Roman" w:cs="Times New Roman"/>
-                <w:noProof/>
-                <w:webHidden/>
-              </w:rPr>
-              <w:instrText xml:space="preserve"> PAGEREF _Toc240550209 \h </w:instrText>
-            </w:r>
-            <w:r>
-              <w:rPr>
-                <w:rFonts w:ascii="Times New Roman" w:hAnsi="Times New Roman" w:cs="Times New Roman"/>
-                <w:noProof/>
-                <w:webHidden/>
-              </w:rPr>
-            </w:r>
-            <w:r>
-              <w:rPr>
-                <w:rFonts w:ascii="Times New Roman" w:hAnsi="Times New Roman" w:cs="Times New Roman"/>
-                <w:noProof/>
-                <w:webHidden/>
-              </w:rPr>
-              <w:fldChar w:fldCharType="separate"/>
-            </w:r>
-            <w:r>
-              <w:rPr>
-                <w:rFonts w:ascii="Times New Roman" w:hAnsi="Times New Roman" w:cs="Times New Roman"/>
-                <w:noProof/>
-                <w:webHidden/>
-              </w:rPr>
-              <w:t>13</w:t>
-            </w:r>
-            <w:r>
-              <w:rPr>
-                <w:rFonts w:ascii="Times New Roman" w:hAnsi="Times New Roman" w:cs="Times New Roman"/>
-                <w:noProof/>
-                <w:webHidden/>
-              </w:rPr>
-              <w:fldChar w:fldCharType="end"/>
-            </w:r>
-          </w:hyperlink>
-        </w:p>
-        <w:p>
-          <w:pPr>
-            <w:pStyle w:val="TOC3"/>
-            <w:tabs>
-              <w:tab w:val="right" w:leader="dot" w:pos="9019"/>
-            </w:tabs>
-            <w:rPr>
-              <w:rFonts w:ascii="Times New Roman" w:eastAsiaTheme="minorEastAsia" w:hAnsi="Times New Roman" w:cs="Times New Roman"/>
-              <w:noProof/>
-              <w:kern w:val="2"/>
-              <w:sz w:val="24"/>
-              <w:szCs w:val="24"/>
-              <w:lang w:val="en-US"/>
-              <w14:ligatures w14:val="standardContextual"/>
-            </w:rPr>
-          </w:pPr>
-          <w:hyperlink w:anchor="_Toc240550210" w:history="1">
-            <w:r>
-              <w:rPr>
-                <w:rStyle w:val="Hyperlink"/>
-                <w:rFonts w:ascii="Times New Roman" w:eastAsia="Times New Roman" w:hAnsi="Times New Roman" w:cs="Times New Roman"/>
-                <w:b/>
-                <w:bCs/>
-                <w:noProof/>
-              </w:rPr>
-              <w:t>3.2.2. Đối tượng sử dụng</w:t>
-            </w:r>
-            <w:r>
-              <w:rPr>
-                <w:rFonts w:ascii="Times New Roman" w:hAnsi="Times New Roman" w:cs="Times New Roman"/>
-                <w:noProof/>
-                <w:webHidden/>
-              </w:rPr>
-              <w:tab/>
-            </w:r>
-            <w:r>
-              <w:rPr>
-                <w:rFonts w:ascii="Times New Roman" w:hAnsi="Times New Roman" w:cs="Times New Roman"/>
-                <w:noProof/>
-                <w:webHidden/>
-              </w:rPr>
-              <w:fldChar w:fldCharType="begin"/>
-            </w:r>
-            <w:r>
-              <w:rPr>
-                <w:rFonts w:ascii="Times New Roman" w:hAnsi="Times New Roman" w:cs="Times New Roman"/>
-                <w:noProof/>
-                <w:webHidden/>
-              </w:rPr>
-              <w:instrText xml:space="preserve"> PAGEREF _Toc240550210 \h </w:instrText>
-            </w:r>
-            <w:r>
-              <w:rPr>
-                <w:rFonts w:ascii="Times New Roman" w:hAnsi="Times New Roman" w:cs="Times New Roman"/>
-                <w:noProof/>
-                <w:webHidden/>
-              </w:rPr>
-            </w:r>
-            <w:r>
-              <w:rPr>
-                <w:rFonts w:ascii="Times New Roman" w:hAnsi="Times New Roman" w:cs="Times New Roman"/>
-                <w:noProof/>
-                <w:webHidden/>
-              </w:rPr>
-              <w:fldChar w:fldCharType="separate"/>
-            </w:r>
-            <w:r>
-              <w:rPr>
-                <w:rFonts w:ascii="Times New Roman" w:hAnsi="Times New Roman" w:cs="Times New Roman"/>
-                <w:noProof/>
-                <w:webHidden/>
-              </w:rPr>
-              <w:t>13</w:t>
-            </w:r>
-            <w:r>
-              <w:rPr>
-                <w:rFonts w:ascii="Times New Roman" w:hAnsi="Times New Roman" w:cs="Times New Roman"/>
-                <w:noProof/>
-                <w:webHidden/>
-              </w:rPr>
-              <w:fldChar w:fldCharType="end"/>
-            </w:r>
-          </w:hyperlink>
-        </w:p>
-        <w:p>
-          <w:pPr>
-            <w:pStyle w:val="TOC3"/>
-            <w:tabs>
-              <w:tab w:val="right" w:leader="dot" w:pos="9019"/>
-            </w:tabs>
-            <w:rPr>
-              <w:rFonts w:ascii="Times New Roman" w:eastAsiaTheme="minorEastAsia" w:hAnsi="Times New Roman" w:cs="Times New Roman"/>
-              <w:noProof/>
-              <w:kern w:val="2"/>
-              <w:sz w:val="24"/>
-              <w:szCs w:val="24"/>
-              <w:lang w:val="en-US"/>
-              <w14:ligatures w14:val="standardContextual"/>
-            </w:rPr>
-          </w:pPr>
-          <w:hyperlink w:anchor="_Toc240550211" w:history="1">
-            <w:r>
-              <w:rPr>
-                <w:rStyle w:val="Hyperlink"/>
-                <w:rFonts w:ascii="Times New Roman" w:eastAsia="Times New Roman" w:hAnsi="Times New Roman" w:cs="Times New Roman"/>
-                <w:b/>
-                <w:bCs/>
-                <w:noProof/>
-              </w:rPr>
-              <w:t>3.2.3. Yêu cầu chức năng</w:t>
-            </w:r>
-            <w:r>
-              <w:rPr>
-                <w:rFonts w:ascii="Times New Roman" w:hAnsi="Times New Roman" w:cs="Times New Roman"/>
-                <w:noProof/>
-                <w:webHidden/>
-              </w:rPr>
-              <w:tab/>
-            </w:r>
-            <w:r>
-              <w:rPr>
-                <w:rFonts w:ascii="Times New Roman" w:hAnsi="Times New Roman" w:cs="Times New Roman"/>
-                <w:noProof/>
-                <w:webHidden/>
-              </w:rPr>
-              <w:fldChar w:fldCharType="begin"/>
-            </w:r>
-            <w:r>
-              <w:rPr>
-                <w:rFonts w:ascii="Times New Roman" w:hAnsi="Times New Roman" w:cs="Times New Roman"/>
-                <w:noProof/>
-                <w:webHidden/>
-              </w:rPr>
-              <w:instrText xml:space="preserve"> PAGEREF _Toc240550211 \h </w:instrText>
-            </w:r>
-            <w:r>
-              <w:rPr>
-                <w:rFonts w:ascii="Times New Roman" w:hAnsi="Times New Roman" w:cs="Times New Roman"/>
-                <w:noProof/>
-                <w:webHidden/>
-              </w:rPr>
-            </w:r>
-            <w:r>
-              <w:rPr>
-                <w:rFonts w:ascii="Times New Roman" w:hAnsi="Times New Roman" w:cs="Times New Roman"/>
-                <w:noProof/>
-                <w:webHidden/>
-              </w:rPr>
-              <w:fldChar w:fldCharType="separate"/>
-            </w:r>
-            <w:r>
-              <w:rPr>
-                <w:rFonts w:ascii="Times New Roman" w:hAnsi="Times New Roman" w:cs="Times New Roman"/>
-                <w:noProof/>
-                <w:webHidden/>
-              </w:rPr>
-              <w:t>13</w:t>
-            </w:r>
-            <w:r>
-              <w:rPr>
-                <w:rFonts w:ascii="Times New Roman" w:hAnsi="Times New Roman" w:cs="Times New Roman"/>
-                <w:noProof/>
-                <w:webHidden/>
-              </w:rPr>
-              <w:fldChar w:fldCharType="end"/>
-            </w:r>
-          </w:hyperlink>
-        </w:p>
-        <w:p>
-          <w:pPr>
-            <w:pStyle w:val="TOC3"/>
-            <w:tabs>
-              <w:tab w:val="right" w:leader="dot" w:pos="9019"/>
-            </w:tabs>
-            <w:rPr>
-              <w:rFonts w:ascii="Times New Roman" w:eastAsiaTheme="minorEastAsia" w:hAnsi="Times New Roman" w:cs="Times New Roman"/>
-              <w:noProof/>
-              <w:kern w:val="2"/>
-              <w:sz w:val="24"/>
-              <w:szCs w:val="24"/>
-              <w:lang w:val="en-US"/>
-              <w14:ligatures w14:val="standardContextual"/>
-            </w:rPr>
-          </w:pPr>
-          <w:hyperlink w:anchor="_Toc240550212" w:history="1">
-            <w:r>
-              <w:rPr>
-                <w:rStyle w:val="Hyperlink"/>
-                <w:rFonts w:ascii="Times New Roman" w:hAnsi="Times New Roman" w:cs="Times New Roman"/>
-                <w:b/>
-                <w:bCs/>
-                <w:noProof/>
-              </w:rPr>
-              <w:t>3.3.4. Quy trình xử lý</w:t>
-            </w:r>
-            <w:r>
-              <w:rPr>
-                <w:rFonts w:ascii="Times New Roman" w:hAnsi="Times New Roman" w:cs="Times New Roman"/>
-                <w:noProof/>
-                <w:webHidden/>
-              </w:rPr>
-              <w:tab/>
-            </w:r>
-            <w:r>
-              <w:rPr>
-                <w:rFonts w:ascii="Times New Roman" w:hAnsi="Times New Roman" w:cs="Times New Roman"/>
-                <w:noProof/>
-                <w:webHidden/>
-              </w:rPr>
-              <w:fldChar w:fldCharType="begin"/>
-            </w:r>
-            <w:r>
-              <w:rPr>
-                <w:rFonts w:ascii="Times New Roman" w:hAnsi="Times New Roman" w:cs="Times New Roman"/>
-                <w:noProof/>
-                <w:webHidden/>
-              </w:rPr>
-              <w:instrText xml:space="preserve"> PAGEREF _Toc240550212 \h </w:instrText>
-            </w:r>
-            <w:r>
-              <w:rPr>
-                <w:rFonts w:ascii="Times New Roman" w:hAnsi="Times New Roman" w:cs="Times New Roman"/>
-                <w:noProof/>
-                <w:webHidden/>
-              </w:rPr>
-            </w:r>
-            <w:r>
-              <w:rPr>
-                <w:rFonts w:ascii="Times New Roman" w:hAnsi="Times New Roman" w:cs="Times New Roman"/>
-                <w:noProof/>
-                <w:webHidden/>
-              </w:rPr>
-              <w:fldChar w:fldCharType="separate"/>
-            </w:r>
-            <w:r>
-              <w:rPr>
-                <w:rFonts w:ascii="Times New Roman" w:hAnsi="Times New Roman" w:cs="Times New Roman"/>
-                <w:noProof/>
-                <w:webHidden/>
-              </w:rPr>
-              <w:t>14</w:t>
-            </w:r>
-            <w:r>
-              <w:rPr>
-                <w:rFonts w:ascii="Times New Roman" w:hAnsi="Times New Roman" w:cs="Times New Roman"/>
+                <w:noProof/>
+                <w:webHidden/>
+              </w:rPr>
+              <w:t>18</w:t>
+            </w:r>
+            <w:r>
+              <w:rPr>
                 <w:noProof/>
                 <w:webHidden/>
               </w:rPr>
@@ -3411,7 +4363,7 @@
               <w:tab w:val="right" w:leader="dot" w:pos="9019"/>
             </w:tabs>
             <w:rPr>
-              <w:rFonts w:ascii="Times New Roman" w:eastAsiaTheme="minorEastAsia" w:hAnsi="Times New Roman" w:cs="Times New Roman"/>
+              <w:rFonts w:asciiTheme="minorHAnsi" w:eastAsiaTheme="minorEastAsia" w:hAnsiTheme="minorHAnsi" w:cstheme="minorBidi"/>
               <w:noProof/>
               <w:kern w:val="2"/>
               <w:sz w:val="24"/>
@@ -3420,7 +4372,7 @@
               <w14:ligatures w14:val="standardContextual"/>
             </w:rPr>
           </w:pPr>
-          <w:hyperlink w:anchor="_Toc240550213" w:history="1">
+          <w:hyperlink w:anchor="_Toc240557134" w:history="1">
             <w:r>
               <w:rPr>
                 <w:rStyle w:val="Hyperlink"/>
@@ -3429,11 +4381,10 @@
                 <w:bCs/>
                 <w:noProof/>
               </w:rPr>
-              <w:t>3.3. Quản lý Khách hàng</w:t>
-            </w:r>
-            <w:r>
-              <w:rPr>
-                <w:rFonts w:ascii="Times New Roman" w:hAnsi="Times New Roman" w:cs="Times New Roman"/>
+              <w:t>4.3. Đánh giá hệ thống</w:t>
+            </w:r>
+            <w:r>
+              <w:rPr>
                 <w:noProof/>
                 <w:webHidden/>
               </w:rPr>
@@ -3441,7 +4392,6 @@
             </w:r>
             <w:r>
               <w:rPr>
-                <w:rFonts w:ascii="Times New Roman" w:hAnsi="Times New Roman" w:cs="Times New Roman"/>
                 <w:noProof/>
                 <w:webHidden/>
               </w:rPr>
@@ -3449,22 +4399,19 @@
             </w:r>
             <w:r>
               <w:rPr>
-                <w:rFonts w:ascii="Times New Roman" w:hAnsi="Times New Roman" w:cs="Times New Roman"/>
-                <w:noProof/>
-                <w:webHidden/>
-              </w:rPr>
-              <w:instrText xml:space="preserve"> PAGEREF _Toc240550213 \h </w:instrText>
-            </w:r>
-            <w:r>
-              <w:rPr>
-                <w:rFonts w:ascii="Times New Roman" w:hAnsi="Times New Roman" w:cs="Times New Roman"/>
-                <w:noProof/>
-                <w:webHidden/>
-              </w:rPr>
-            </w:r>
-            <w:r>
-              <w:rPr>
-                <w:rFonts w:ascii="Times New Roman" w:hAnsi="Times New Roman" w:cs="Times New Roman"/>
+                <w:noProof/>
+                <w:webHidden/>
+              </w:rPr>
+              <w:instrText xml:space="preserve"> PAGEREF _Toc240557134 \h </w:instrText>
+            </w:r>
+            <w:r>
+              <w:rPr>
+                <w:noProof/>
+                <w:webHidden/>
+              </w:rPr>
+            </w:r>
+            <w:r>
+              <w:rPr>
                 <w:noProof/>
                 <w:webHidden/>
               </w:rPr>
@@ -3472,15 +4419,13 @@
             </w:r>
             <w:r>
               <w:rPr>
-                <w:rFonts w:ascii="Times New Roman" w:hAnsi="Times New Roman" w:cs="Times New Roman"/>
-                <w:noProof/>
-                <w:webHidden/>
-              </w:rPr>
-              <w:t>14</w:t>
-            </w:r>
-            <w:r>
-              <w:rPr>
-                <w:rFonts w:ascii="Times New Roman" w:hAnsi="Times New Roman" w:cs="Times New Roman"/>
+                <w:noProof/>
+                <w:webHidden/>
+              </w:rPr>
+              <w:t>19</w:t>
+            </w:r>
+            <w:r>
+              <w:rPr>
                 <w:noProof/>
                 <w:webHidden/>
               </w:rPr>
@@ -3490,12 +4435,12 @@
         </w:p>
         <w:p>
           <w:pPr>
-            <w:pStyle w:val="TOC3"/>
+            <w:pStyle w:val="TOC1"/>
             <w:tabs>
               <w:tab w:val="right" w:leader="dot" w:pos="9019"/>
             </w:tabs>
             <w:rPr>
-              <w:rFonts w:ascii="Times New Roman" w:eastAsiaTheme="minorEastAsia" w:hAnsi="Times New Roman" w:cs="Times New Roman"/>
+              <w:rFonts w:asciiTheme="minorHAnsi" w:eastAsiaTheme="minorEastAsia" w:hAnsiTheme="minorHAnsi" w:cstheme="minorBidi"/>
               <w:noProof/>
               <w:kern w:val="2"/>
               <w:sz w:val="24"/>
@@ -3504,7 +4449,7 @@
               <w14:ligatures w14:val="standardContextual"/>
             </w:rPr>
           </w:pPr>
-          <w:hyperlink w:anchor="_Toc240550214" w:history="1">
+          <w:hyperlink w:anchor="_Toc240557135" w:history="1">
             <w:r>
               <w:rPr>
                 <w:rStyle w:val="Hyperlink"/>
@@ -3513,11 +4458,10 @@
                 <w:bCs/>
                 <w:noProof/>
               </w:rPr>
-              <w:t>3.3.1. Mục đích</w:t>
-            </w:r>
-            <w:r>
-              <w:rPr>
-                <w:rFonts w:ascii="Times New Roman" w:hAnsi="Times New Roman" w:cs="Times New Roman"/>
+              <w:t>CHƯƠNG 5. KẾT LUẬN VÀ HƯỚNG PHÁT TRIỂN</w:t>
+            </w:r>
+            <w:r>
+              <w:rPr>
                 <w:noProof/>
                 <w:webHidden/>
               </w:rPr>
@@ -3525,7 +4469,6 @@
             </w:r>
             <w:r>
               <w:rPr>
-                <w:rFonts w:ascii="Times New Roman" w:hAnsi="Times New Roman" w:cs="Times New Roman"/>
                 <w:noProof/>
                 <w:webHidden/>
               </w:rPr>
@@ -3533,22 +4476,19 @@
             </w:r>
             <w:r>
               <w:rPr>
-                <w:rFonts w:ascii="Times New Roman" w:hAnsi="Times New Roman" w:cs="Times New Roman"/>
-                <w:noProof/>
-                <w:webHidden/>
-              </w:rPr>
-              <w:instrText xml:space="preserve"> PAGEREF _Toc240550214 \h </w:instrText>
-            </w:r>
-            <w:r>
-              <w:rPr>
-                <w:rFonts w:ascii="Times New Roman" w:hAnsi="Times New Roman" w:cs="Times New Roman"/>
-                <w:noProof/>
-                <w:webHidden/>
-              </w:rPr>
-            </w:r>
-            <w:r>
-              <w:rPr>
-                <w:rFonts w:ascii="Times New Roman" w:hAnsi="Times New Roman" w:cs="Times New Roman"/>
+                <w:noProof/>
+                <w:webHidden/>
+              </w:rPr>
+              <w:instrText xml:space="preserve"> PAGEREF _Toc240557135 \h </w:instrText>
+            </w:r>
+            <w:r>
+              <w:rPr>
+                <w:noProof/>
+                <w:webHidden/>
+              </w:rPr>
+            </w:r>
+            <w:r>
+              <w:rPr>
                 <w:noProof/>
                 <w:webHidden/>
               </w:rPr>
@@ -3556,267 +4496,13 @@
             </w:r>
             <w:r>
               <w:rPr>
-                <w:rFonts w:ascii="Times New Roman" w:hAnsi="Times New Roman" w:cs="Times New Roman"/>
-                <w:noProof/>
-                <w:webHidden/>
-              </w:rPr>
-              <w:t>14</w:t>
-            </w:r>
-            <w:r>
-              <w:rPr>
-                <w:rFonts w:ascii="Times New Roman" w:hAnsi="Times New Roman" w:cs="Times New Roman"/>
-                <w:noProof/>
-                <w:webHidden/>
-              </w:rPr>
-              <w:fldChar w:fldCharType="end"/>
-            </w:r>
-          </w:hyperlink>
-        </w:p>
-        <w:p>
-          <w:pPr>
-            <w:pStyle w:val="TOC3"/>
-            <w:tabs>
-              <w:tab w:val="right" w:leader="dot" w:pos="9019"/>
-            </w:tabs>
-            <w:rPr>
-              <w:rFonts w:ascii="Times New Roman" w:eastAsiaTheme="minorEastAsia" w:hAnsi="Times New Roman" w:cs="Times New Roman"/>
-              <w:noProof/>
-              <w:kern w:val="2"/>
-              <w:sz w:val="24"/>
-              <w:szCs w:val="24"/>
-              <w:lang w:val="en-US"/>
-              <w14:ligatures w14:val="standardContextual"/>
-            </w:rPr>
-          </w:pPr>
-          <w:hyperlink w:anchor="_Toc240550215" w:history="1">
-            <w:r>
-              <w:rPr>
-                <w:rStyle w:val="Hyperlink"/>
-                <w:rFonts w:ascii="Times New Roman" w:eastAsia="Times New Roman" w:hAnsi="Times New Roman" w:cs="Times New Roman"/>
-                <w:b/>
-                <w:bCs/>
-                <w:noProof/>
-              </w:rPr>
-              <w:t>3.3.2. Đối tượng sử dụng</w:t>
-            </w:r>
-            <w:r>
-              <w:rPr>
-                <w:rFonts w:ascii="Times New Roman" w:hAnsi="Times New Roman" w:cs="Times New Roman"/>
-                <w:noProof/>
-                <w:webHidden/>
-              </w:rPr>
-              <w:tab/>
-            </w:r>
-            <w:r>
-              <w:rPr>
-                <w:rFonts w:ascii="Times New Roman" w:hAnsi="Times New Roman" w:cs="Times New Roman"/>
-                <w:noProof/>
-                <w:webHidden/>
-              </w:rPr>
-              <w:fldChar w:fldCharType="begin"/>
-            </w:r>
-            <w:r>
-              <w:rPr>
-                <w:rFonts w:ascii="Times New Roman" w:hAnsi="Times New Roman" w:cs="Times New Roman"/>
-                <w:noProof/>
-                <w:webHidden/>
-              </w:rPr>
-              <w:instrText xml:space="preserve"> PAGEREF _Toc240550215 \h </w:instrText>
-            </w:r>
-            <w:r>
-              <w:rPr>
-                <w:rFonts w:ascii="Times New Roman" w:hAnsi="Times New Roman" w:cs="Times New Roman"/>
-                <w:noProof/>
-                <w:webHidden/>
-              </w:rPr>
-            </w:r>
-            <w:r>
-              <w:rPr>
-                <w:rFonts w:ascii="Times New Roman" w:hAnsi="Times New Roman" w:cs="Times New Roman"/>
-                <w:noProof/>
-                <w:webHidden/>
-              </w:rPr>
-              <w:fldChar w:fldCharType="separate"/>
-            </w:r>
-            <w:r>
-              <w:rPr>
-                <w:rFonts w:ascii="Times New Roman" w:hAnsi="Times New Roman" w:cs="Times New Roman"/>
-                <w:noProof/>
-                <w:webHidden/>
-              </w:rPr>
-              <w:t>14</w:t>
-            </w:r>
-            <w:r>
-              <w:rPr>
-                <w:rFonts w:ascii="Times New Roman" w:hAnsi="Times New Roman" w:cs="Times New Roman"/>
-                <w:noProof/>
-                <w:webHidden/>
-              </w:rPr>
-              <w:fldChar w:fldCharType="end"/>
-            </w:r>
-          </w:hyperlink>
-        </w:p>
-        <w:p>
-          <w:pPr>
-            <w:pStyle w:val="TOC3"/>
-            <w:tabs>
-              <w:tab w:val="right" w:leader="dot" w:pos="9019"/>
-            </w:tabs>
-            <w:rPr>
-              <w:rFonts w:ascii="Times New Roman" w:eastAsiaTheme="minorEastAsia" w:hAnsi="Times New Roman" w:cs="Times New Roman"/>
-              <w:noProof/>
-              <w:kern w:val="2"/>
-              <w:sz w:val="24"/>
-              <w:szCs w:val="24"/>
-              <w:lang w:val="en-US"/>
-              <w14:ligatures w14:val="standardContextual"/>
-            </w:rPr>
-          </w:pPr>
-          <w:hyperlink w:anchor="_Toc240550216" w:history="1">
-            <w:r>
-              <w:rPr>
-                <w:rStyle w:val="Hyperlink"/>
-                <w:rFonts w:ascii="Times New Roman" w:eastAsia="Times New Roman" w:hAnsi="Times New Roman" w:cs="Times New Roman"/>
-                <w:b/>
-                <w:bCs/>
-                <w:noProof/>
-              </w:rPr>
-              <w:t>3.3.3. Yêu cầu chức năng</w:t>
-            </w:r>
-            <w:r>
-              <w:rPr>
-                <w:rFonts w:ascii="Times New Roman" w:hAnsi="Times New Roman" w:cs="Times New Roman"/>
-                <w:noProof/>
-                <w:webHidden/>
-              </w:rPr>
-              <w:tab/>
-            </w:r>
-            <w:r>
-              <w:rPr>
-                <w:rFonts w:ascii="Times New Roman" w:hAnsi="Times New Roman" w:cs="Times New Roman"/>
-                <w:noProof/>
-                <w:webHidden/>
-              </w:rPr>
-              <w:fldChar w:fldCharType="begin"/>
-            </w:r>
-            <w:r>
-              <w:rPr>
-                <w:rFonts w:ascii="Times New Roman" w:hAnsi="Times New Roman" w:cs="Times New Roman"/>
-                <w:noProof/>
-                <w:webHidden/>
-              </w:rPr>
-              <w:instrText xml:space="preserve"> PAGEREF _Toc240550216 \h </w:instrText>
-            </w:r>
-            <w:r>
-              <w:rPr>
-                <w:rFonts w:ascii="Times New Roman" w:hAnsi="Times New Roman" w:cs="Times New Roman"/>
-                <w:noProof/>
-                <w:webHidden/>
-              </w:rPr>
-            </w:r>
-            <w:r>
-              <w:rPr>
-                <w:rFonts w:ascii="Times New Roman" w:hAnsi="Times New Roman" w:cs="Times New Roman"/>
-                <w:noProof/>
-                <w:webHidden/>
-              </w:rPr>
-              <w:fldChar w:fldCharType="separate"/>
-            </w:r>
-            <w:r>
-              <w:rPr>
-                <w:rFonts w:ascii="Times New Roman" w:hAnsi="Times New Roman" w:cs="Times New Roman"/>
-                <w:noProof/>
-                <w:webHidden/>
-              </w:rPr>
-              <w:t>14</w:t>
-            </w:r>
-            <w:r>
-              <w:rPr>
-                <w:rFonts w:ascii="Times New Roman" w:hAnsi="Times New Roman" w:cs="Times New Roman"/>
-                <w:noProof/>
-                <w:webHidden/>
-              </w:rPr>
-              <w:fldChar w:fldCharType="end"/>
-            </w:r>
-          </w:hyperlink>
-        </w:p>
-        <w:p>
-          <w:pPr>
-            <w:pStyle w:val="TOC3"/>
-            <w:tabs>
-              <w:tab w:val="right" w:leader="dot" w:pos="9019"/>
-            </w:tabs>
-            <w:rPr>
-              <w:rFonts w:ascii="Times New Roman" w:eastAsiaTheme="minorEastAsia" w:hAnsi="Times New Roman" w:cs="Times New Roman"/>
-              <w:noProof/>
-              <w:kern w:val="2"/>
-              <w:sz w:val="24"/>
-              <w:szCs w:val="24"/>
-              <w:lang w:val="en-US"/>
-              <w14:ligatures w14:val="standardContextual"/>
-            </w:rPr>
-          </w:pPr>
-          <w:hyperlink w:anchor="_Toc240550217" w:history="1">
-            <w:r>
-              <w:rPr>
-                <w:rStyle w:val="Hyperlink"/>
-                <w:rFonts w:ascii="Times New Roman" w:eastAsia="Times New Roman" w:hAnsi="Times New Roman" w:cs="Times New Roman"/>
-                <w:b/>
-                <w:bCs/>
-                <w:noProof/>
-              </w:rPr>
-              <w:t>3.3.4. Quy trình xử lý</w:t>
-            </w:r>
-            <w:r>
-              <w:rPr>
-                <w:rFonts w:ascii="Times New Roman" w:hAnsi="Times New Roman" w:cs="Times New Roman"/>
-                <w:noProof/>
-                <w:webHidden/>
-              </w:rPr>
-              <w:tab/>
-            </w:r>
-            <w:r>
-              <w:rPr>
-                <w:rFonts w:ascii="Times New Roman" w:hAnsi="Times New Roman" w:cs="Times New Roman"/>
-                <w:noProof/>
-                <w:webHidden/>
-              </w:rPr>
-              <w:fldChar w:fldCharType="begin"/>
-            </w:r>
-            <w:r>
-              <w:rPr>
-                <w:rFonts w:ascii="Times New Roman" w:hAnsi="Times New Roman" w:cs="Times New Roman"/>
-                <w:noProof/>
-                <w:webHidden/>
-              </w:rPr>
-              <w:instrText xml:space="preserve"> PAGEREF _Toc240550217 \h </w:instrText>
-            </w:r>
-            <w:r>
-              <w:rPr>
-                <w:rFonts w:ascii="Times New Roman" w:hAnsi="Times New Roman" w:cs="Times New Roman"/>
-                <w:noProof/>
-                <w:webHidden/>
-              </w:rPr>
-            </w:r>
-            <w:r>
-              <w:rPr>
-                <w:rFonts w:ascii="Times New Roman" w:hAnsi="Times New Roman" w:cs="Times New Roman"/>
-                <w:noProof/>
-                <w:webHidden/>
-              </w:rPr>
-              <w:fldChar w:fldCharType="separate"/>
-            </w:r>
-            <w:r>
-              <w:rPr>
-                <w:rFonts w:ascii="Times New Roman" w:hAnsi="Times New Roman" w:cs="Times New Roman"/>
-                <w:noProof/>
-                <w:webHidden/>
-              </w:rPr>
-              <w:t>15</w:t>
-            </w:r>
-            <w:r>
-              <w:rPr>
-                <w:rFonts w:ascii="Times New Roman" w:hAnsi="Times New Roman" w:cs="Times New Roman"/>
+                <w:noProof/>
+                <w:webHidden/>
+              </w:rPr>
+              <w:t>19</w:t>
+            </w:r>
+            <w:r>
+              <w:rPr>
                 <w:noProof/>
                 <w:webHidden/>
               </w:rPr>
@@ -3831,7 +4517,7 @@
               <w:tab w:val="right" w:leader="dot" w:pos="9019"/>
             </w:tabs>
             <w:rPr>
-              <w:rFonts w:ascii="Times New Roman" w:eastAsiaTheme="minorEastAsia" w:hAnsi="Times New Roman" w:cs="Times New Roman"/>
+              <w:rFonts w:asciiTheme="minorHAnsi" w:eastAsiaTheme="minorEastAsia" w:hAnsiTheme="minorHAnsi" w:cstheme="minorBidi"/>
               <w:noProof/>
               <w:kern w:val="2"/>
               <w:sz w:val="24"/>
@@ -3840,7 +4526,7 @@
               <w14:ligatures w14:val="standardContextual"/>
             </w:rPr>
           </w:pPr>
-          <w:hyperlink w:anchor="_Toc240550218" w:history="1">
+          <w:hyperlink w:anchor="_Toc240557136" w:history="1">
             <w:r>
               <w:rPr>
                 <w:rStyle w:val="Hyperlink"/>
@@ -3849,11 +4535,10 @@
                 <w:bCs/>
                 <w:noProof/>
               </w:rPr>
-              <w:t>3.4. Quản lý Sản phẩm</w:t>
-            </w:r>
-            <w:r>
-              <w:rPr>
-                <w:rFonts w:ascii="Times New Roman" w:hAnsi="Times New Roman" w:cs="Times New Roman"/>
+              <w:t>5.1. Kết quả đạt được</w:t>
+            </w:r>
+            <w:r>
+              <w:rPr>
                 <w:noProof/>
                 <w:webHidden/>
               </w:rPr>
@@ -3861,7 +4546,6 @@
             </w:r>
             <w:r>
               <w:rPr>
-                <w:rFonts w:ascii="Times New Roman" w:hAnsi="Times New Roman" w:cs="Times New Roman"/>
                 <w:noProof/>
                 <w:webHidden/>
               </w:rPr>
@@ -3869,22 +4553,19 @@
             </w:r>
             <w:r>
               <w:rPr>
-                <w:rFonts w:ascii="Times New Roman" w:hAnsi="Times New Roman" w:cs="Times New Roman"/>
-                <w:noProof/>
-                <w:webHidden/>
-              </w:rPr>
-              <w:instrText xml:space="preserve"> PAGEREF _Toc240550218 \h </w:instrText>
-            </w:r>
-            <w:r>
-              <w:rPr>
-                <w:rFonts w:ascii="Times New Roman" w:hAnsi="Times New Roman" w:cs="Times New Roman"/>
-                <w:noProof/>
-                <w:webHidden/>
-              </w:rPr>
-            </w:r>
-            <w:r>
-              <w:rPr>
-                <w:rFonts w:ascii="Times New Roman" w:hAnsi="Times New Roman" w:cs="Times New Roman"/>
+                <w:noProof/>
+                <w:webHidden/>
+              </w:rPr>
+              <w:instrText xml:space="preserve"> PAGEREF _Toc240557136 \h </w:instrText>
+            </w:r>
+            <w:r>
+              <w:rPr>
+                <w:noProof/>
+                <w:webHidden/>
+              </w:rPr>
+            </w:r>
+            <w:r>
+              <w:rPr>
                 <w:noProof/>
                 <w:webHidden/>
               </w:rPr>
@@ -3892,351 +4573,13 @@
             </w:r>
             <w:r>
               <w:rPr>
-                <w:rFonts w:ascii="Times New Roman" w:hAnsi="Times New Roman" w:cs="Times New Roman"/>
-                <w:noProof/>
-                <w:webHidden/>
-              </w:rPr>
-              <w:t>15</w:t>
-            </w:r>
-            <w:r>
-              <w:rPr>
-                <w:rFonts w:ascii="Times New Roman" w:hAnsi="Times New Roman" w:cs="Times New Roman"/>
-                <w:noProof/>
-                <w:webHidden/>
-              </w:rPr>
-              <w:fldChar w:fldCharType="end"/>
-            </w:r>
-          </w:hyperlink>
-        </w:p>
-        <w:p>
-          <w:pPr>
-            <w:pStyle w:val="TOC3"/>
-            <w:tabs>
-              <w:tab w:val="right" w:leader="dot" w:pos="9019"/>
-            </w:tabs>
-            <w:rPr>
-              <w:rFonts w:ascii="Times New Roman" w:eastAsiaTheme="minorEastAsia" w:hAnsi="Times New Roman" w:cs="Times New Roman"/>
-              <w:noProof/>
-              <w:kern w:val="2"/>
-              <w:sz w:val="24"/>
-              <w:szCs w:val="24"/>
-              <w:lang w:val="en-US"/>
-              <w14:ligatures w14:val="standardContextual"/>
-            </w:rPr>
-          </w:pPr>
-          <w:hyperlink w:anchor="_Toc240550219" w:history="1">
-            <w:r>
-              <w:rPr>
-                <w:rStyle w:val="Hyperlink"/>
-                <w:rFonts w:ascii="Times New Roman" w:eastAsia="Times New Roman" w:hAnsi="Times New Roman" w:cs="Times New Roman"/>
-                <w:b/>
-                <w:bCs/>
-                <w:noProof/>
-              </w:rPr>
-              <w:t>3.4.1. Mục đích</w:t>
-            </w:r>
-            <w:r>
-              <w:rPr>
-                <w:rFonts w:ascii="Times New Roman" w:hAnsi="Times New Roman" w:cs="Times New Roman"/>
-                <w:noProof/>
-                <w:webHidden/>
-              </w:rPr>
-              <w:tab/>
-            </w:r>
-            <w:r>
-              <w:rPr>
-                <w:rFonts w:ascii="Times New Roman" w:hAnsi="Times New Roman" w:cs="Times New Roman"/>
-                <w:noProof/>
-                <w:webHidden/>
-              </w:rPr>
-              <w:fldChar w:fldCharType="begin"/>
-            </w:r>
-            <w:r>
-              <w:rPr>
-                <w:rFonts w:ascii="Times New Roman" w:hAnsi="Times New Roman" w:cs="Times New Roman"/>
-                <w:noProof/>
-                <w:webHidden/>
-              </w:rPr>
-              <w:instrText xml:space="preserve"> PAGEREF _Toc240550219 \h </w:instrText>
-            </w:r>
-            <w:r>
-              <w:rPr>
-                <w:rFonts w:ascii="Times New Roman" w:hAnsi="Times New Roman" w:cs="Times New Roman"/>
-                <w:noProof/>
-                <w:webHidden/>
-              </w:rPr>
-            </w:r>
-            <w:r>
-              <w:rPr>
-                <w:rFonts w:ascii="Times New Roman" w:hAnsi="Times New Roman" w:cs="Times New Roman"/>
-                <w:noProof/>
-                <w:webHidden/>
-              </w:rPr>
-              <w:fldChar w:fldCharType="separate"/>
-            </w:r>
-            <w:r>
-              <w:rPr>
-                <w:rFonts w:ascii="Times New Roman" w:hAnsi="Times New Roman" w:cs="Times New Roman"/>
-                <w:noProof/>
-                <w:webHidden/>
-              </w:rPr>
-              <w:t>15</w:t>
-            </w:r>
-            <w:r>
-              <w:rPr>
-                <w:rFonts w:ascii="Times New Roman" w:hAnsi="Times New Roman" w:cs="Times New Roman"/>
-                <w:noProof/>
-                <w:webHidden/>
-              </w:rPr>
-              <w:fldChar w:fldCharType="end"/>
-            </w:r>
-          </w:hyperlink>
-        </w:p>
-        <w:p>
-          <w:pPr>
-            <w:pStyle w:val="TOC3"/>
-            <w:tabs>
-              <w:tab w:val="right" w:leader="dot" w:pos="9019"/>
-            </w:tabs>
-            <w:rPr>
-              <w:rFonts w:ascii="Times New Roman" w:eastAsiaTheme="minorEastAsia" w:hAnsi="Times New Roman" w:cs="Times New Roman"/>
-              <w:noProof/>
-              <w:kern w:val="2"/>
-              <w:sz w:val="24"/>
-              <w:szCs w:val="24"/>
-              <w:lang w:val="en-US"/>
-              <w14:ligatures w14:val="standardContextual"/>
-            </w:rPr>
-          </w:pPr>
-          <w:hyperlink w:anchor="_Toc240550220" w:history="1">
-            <w:r>
-              <w:rPr>
-                <w:rStyle w:val="Hyperlink"/>
-                <w:rFonts w:ascii="Times New Roman" w:eastAsia="Times New Roman" w:hAnsi="Times New Roman" w:cs="Times New Roman"/>
-                <w:b/>
-                <w:bCs/>
-                <w:noProof/>
-              </w:rPr>
-              <w:t>3.4.2. Đối tượng sử dụng</w:t>
-            </w:r>
-            <w:r>
-              <w:rPr>
-                <w:rFonts w:ascii="Times New Roman" w:hAnsi="Times New Roman" w:cs="Times New Roman"/>
-                <w:noProof/>
-                <w:webHidden/>
-              </w:rPr>
-              <w:tab/>
-            </w:r>
-            <w:r>
-              <w:rPr>
-                <w:rFonts w:ascii="Times New Roman" w:hAnsi="Times New Roman" w:cs="Times New Roman"/>
-                <w:noProof/>
-                <w:webHidden/>
-              </w:rPr>
-              <w:fldChar w:fldCharType="begin"/>
-            </w:r>
-            <w:r>
-              <w:rPr>
-                <w:rFonts w:ascii="Times New Roman" w:hAnsi="Times New Roman" w:cs="Times New Roman"/>
-                <w:noProof/>
-                <w:webHidden/>
-              </w:rPr>
-              <w:instrText xml:space="preserve"> PAGEREF _Toc240550220 \h </w:instrText>
-            </w:r>
-            <w:r>
-              <w:rPr>
-                <w:rFonts w:ascii="Times New Roman" w:hAnsi="Times New Roman" w:cs="Times New Roman"/>
-                <w:noProof/>
-                <w:webHidden/>
-              </w:rPr>
-            </w:r>
-            <w:r>
-              <w:rPr>
-                <w:rFonts w:ascii="Times New Roman" w:hAnsi="Times New Roman" w:cs="Times New Roman"/>
-                <w:noProof/>
-                <w:webHidden/>
-              </w:rPr>
-              <w:fldChar w:fldCharType="separate"/>
-            </w:r>
-            <w:r>
-              <w:rPr>
-                <w:rFonts w:ascii="Times New Roman" w:hAnsi="Times New Roman" w:cs="Times New Roman"/>
-                <w:noProof/>
-                <w:webHidden/>
-              </w:rPr>
-              <w:t>15</w:t>
-            </w:r>
-            <w:r>
-              <w:rPr>
-                <w:rFonts w:ascii="Times New Roman" w:hAnsi="Times New Roman" w:cs="Times New Roman"/>
-                <w:noProof/>
-                <w:webHidden/>
-              </w:rPr>
-              <w:fldChar w:fldCharType="end"/>
-            </w:r>
-          </w:hyperlink>
-        </w:p>
-        <w:p>
-          <w:pPr>
-            <w:pStyle w:val="TOC3"/>
-            <w:tabs>
-              <w:tab w:val="right" w:leader="dot" w:pos="9019"/>
-            </w:tabs>
-            <w:rPr>
-              <w:rFonts w:ascii="Times New Roman" w:eastAsiaTheme="minorEastAsia" w:hAnsi="Times New Roman" w:cs="Times New Roman"/>
-              <w:noProof/>
-              <w:kern w:val="2"/>
-              <w:sz w:val="24"/>
-              <w:szCs w:val="24"/>
-              <w:lang w:val="en-US"/>
-              <w14:ligatures w14:val="standardContextual"/>
-            </w:rPr>
-          </w:pPr>
-          <w:hyperlink w:anchor="_Toc240550221" w:history="1">
-            <w:r>
-              <w:rPr>
-                <w:rStyle w:val="Hyperlink"/>
-                <w:rFonts w:ascii="Times New Roman" w:eastAsia="Times New Roman" w:hAnsi="Times New Roman" w:cs="Times New Roman"/>
-                <w:b/>
-                <w:bCs/>
-                <w:noProof/>
-              </w:rPr>
-              <w:t>3.4.3. Yêu cầu chức năng</w:t>
-            </w:r>
-            <w:r>
-              <w:rPr>
-                <w:rFonts w:ascii="Times New Roman" w:hAnsi="Times New Roman" w:cs="Times New Roman"/>
-                <w:noProof/>
-                <w:webHidden/>
-              </w:rPr>
-              <w:tab/>
-            </w:r>
-            <w:r>
-              <w:rPr>
-                <w:rFonts w:ascii="Times New Roman" w:hAnsi="Times New Roman" w:cs="Times New Roman"/>
-                <w:noProof/>
-                <w:webHidden/>
-              </w:rPr>
-              <w:fldChar w:fldCharType="begin"/>
-            </w:r>
-            <w:r>
-              <w:rPr>
-                <w:rFonts w:ascii="Times New Roman" w:hAnsi="Times New Roman" w:cs="Times New Roman"/>
-                <w:noProof/>
-                <w:webHidden/>
-              </w:rPr>
-              <w:instrText xml:space="preserve"> PAGEREF _Toc240550221 \h </w:instrText>
-            </w:r>
-            <w:r>
-              <w:rPr>
-                <w:rFonts w:ascii="Times New Roman" w:hAnsi="Times New Roman" w:cs="Times New Roman"/>
-                <w:noProof/>
-                <w:webHidden/>
-              </w:rPr>
-            </w:r>
-            <w:r>
-              <w:rPr>
-                <w:rFonts w:ascii="Times New Roman" w:hAnsi="Times New Roman" w:cs="Times New Roman"/>
-                <w:noProof/>
-                <w:webHidden/>
-              </w:rPr>
-              <w:fldChar w:fldCharType="separate"/>
-            </w:r>
-            <w:r>
-              <w:rPr>
-                <w:rFonts w:ascii="Times New Roman" w:hAnsi="Times New Roman" w:cs="Times New Roman"/>
-                <w:noProof/>
-                <w:webHidden/>
-              </w:rPr>
-              <w:t>16</w:t>
-            </w:r>
-            <w:r>
-              <w:rPr>
-                <w:rFonts w:ascii="Times New Roman" w:hAnsi="Times New Roman" w:cs="Times New Roman"/>
-                <w:noProof/>
-                <w:webHidden/>
-              </w:rPr>
-              <w:fldChar w:fldCharType="end"/>
-            </w:r>
-          </w:hyperlink>
-        </w:p>
-        <w:p>
-          <w:pPr>
-            <w:pStyle w:val="TOC3"/>
-            <w:tabs>
-              <w:tab w:val="right" w:leader="dot" w:pos="9019"/>
-            </w:tabs>
-            <w:rPr>
-              <w:rFonts w:ascii="Times New Roman" w:eastAsiaTheme="minorEastAsia" w:hAnsi="Times New Roman" w:cs="Times New Roman"/>
-              <w:noProof/>
-              <w:kern w:val="2"/>
-              <w:sz w:val="24"/>
-              <w:szCs w:val="24"/>
-              <w:lang w:val="en-US"/>
-              <w14:ligatures w14:val="standardContextual"/>
-            </w:rPr>
-          </w:pPr>
-          <w:hyperlink w:anchor="_Toc240550222" w:history="1">
-            <w:r>
-              <w:rPr>
-                <w:rStyle w:val="Hyperlink"/>
-                <w:rFonts w:ascii="Times New Roman" w:eastAsia="Times New Roman" w:hAnsi="Times New Roman" w:cs="Times New Roman"/>
-                <w:b/>
-                <w:bCs/>
-                <w:noProof/>
-              </w:rPr>
-              <w:t>3.4.4. Quy trình xử lý</w:t>
-            </w:r>
-            <w:r>
-              <w:rPr>
-                <w:rFonts w:ascii="Times New Roman" w:hAnsi="Times New Roman" w:cs="Times New Roman"/>
-                <w:noProof/>
-                <w:webHidden/>
-              </w:rPr>
-              <w:tab/>
-            </w:r>
-            <w:r>
-              <w:rPr>
-                <w:rFonts w:ascii="Times New Roman" w:hAnsi="Times New Roman" w:cs="Times New Roman"/>
-                <w:noProof/>
-                <w:webHidden/>
-              </w:rPr>
-              <w:fldChar w:fldCharType="begin"/>
-            </w:r>
-            <w:r>
-              <w:rPr>
-                <w:rFonts w:ascii="Times New Roman" w:hAnsi="Times New Roman" w:cs="Times New Roman"/>
-                <w:noProof/>
-                <w:webHidden/>
-              </w:rPr>
-              <w:instrText xml:space="preserve"> PAGEREF _Toc240550222 \h </w:instrText>
-            </w:r>
-            <w:r>
-              <w:rPr>
-                <w:rFonts w:ascii="Times New Roman" w:hAnsi="Times New Roman" w:cs="Times New Roman"/>
-                <w:noProof/>
-                <w:webHidden/>
-              </w:rPr>
-            </w:r>
-            <w:r>
-              <w:rPr>
-                <w:rFonts w:ascii="Times New Roman" w:hAnsi="Times New Roman" w:cs="Times New Roman"/>
-                <w:noProof/>
-                <w:webHidden/>
-              </w:rPr>
-              <w:fldChar w:fldCharType="separate"/>
-            </w:r>
-            <w:r>
-              <w:rPr>
-                <w:rFonts w:ascii="Times New Roman" w:hAnsi="Times New Roman" w:cs="Times New Roman"/>
-                <w:noProof/>
-                <w:webHidden/>
-              </w:rPr>
-              <w:t>16</w:t>
-            </w:r>
-            <w:r>
-              <w:rPr>
-                <w:rFonts w:ascii="Times New Roman" w:hAnsi="Times New Roman" w:cs="Times New Roman"/>
+                <w:noProof/>
+                <w:webHidden/>
+              </w:rPr>
+              <w:t>19</w:t>
+            </w:r>
+            <w:r>
+              <w:rPr>
                 <w:noProof/>
                 <w:webHidden/>
               </w:rPr>
@@ -4251,7 +4594,7 @@
               <w:tab w:val="right" w:leader="dot" w:pos="9019"/>
             </w:tabs>
             <w:rPr>
-              <w:rFonts w:ascii="Times New Roman" w:eastAsiaTheme="minorEastAsia" w:hAnsi="Times New Roman" w:cs="Times New Roman"/>
+              <w:rFonts w:asciiTheme="minorHAnsi" w:eastAsiaTheme="minorEastAsia" w:hAnsiTheme="minorHAnsi" w:cstheme="minorBidi"/>
               <w:noProof/>
               <w:kern w:val="2"/>
               <w:sz w:val="24"/>
@@ -4260,7 +4603,7 @@
               <w14:ligatures w14:val="standardContextual"/>
             </w:rPr>
           </w:pPr>
-          <w:hyperlink w:anchor="_Toc240550223" w:history="1">
+          <w:hyperlink w:anchor="_Toc240557137" w:history="1">
             <w:r>
               <w:rPr>
                 <w:rStyle w:val="Hyperlink"/>
@@ -4269,11 +4612,10 @@
                 <w:bCs/>
                 <w:noProof/>
               </w:rPr>
-              <w:t>3.5. Quản lý Hóa đơn &amp; Thanh toán</w:t>
-            </w:r>
-            <w:r>
-              <w:rPr>
-                <w:rFonts w:ascii="Times New Roman" w:hAnsi="Times New Roman" w:cs="Times New Roman"/>
+              <w:t>5.2. Hạn chế của hệ thống</w:t>
+            </w:r>
+            <w:r>
+              <w:rPr>
                 <w:noProof/>
                 <w:webHidden/>
               </w:rPr>
@@ -4281,7 +4623,6 @@
             </w:r>
             <w:r>
               <w:rPr>
-                <w:rFonts w:ascii="Times New Roman" w:hAnsi="Times New Roman" w:cs="Times New Roman"/>
                 <w:noProof/>
                 <w:webHidden/>
               </w:rPr>
@@ -4289,22 +4630,19 @@
             </w:r>
             <w:r>
               <w:rPr>
-                <w:rFonts w:ascii="Times New Roman" w:hAnsi="Times New Roman" w:cs="Times New Roman"/>
-                <w:noProof/>
-                <w:webHidden/>
-              </w:rPr>
-              <w:instrText xml:space="preserve"> PAGEREF _Toc240550223 \h </w:instrText>
-            </w:r>
-            <w:r>
-              <w:rPr>
-                <w:rFonts w:ascii="Times New Roman" w:hAnsi="Times New Roman" w:cs="Times New Roman"/>
-                <w:noProof/>
-                <w:webHidden/>
-              </w:rPr>
-            </w:r>
-            <w:r>
-              <w:rPr>
-                <w:rFonts w:ascii="Times New Roman" w:hAnsi="Times New Roman" w:cs="Times New Roman"/>
+                <w:noProof/>
+                <w:webHidden/>
+              </w:rPr>
+              <w:instrText xml:space="preserve"> PAGEREF _Toc240557137 \h </w:instrText>
+            </w:r>
+            <w:r>
+              <w:rPr>
+                <w:noProof/>
+                <w:webHidden/>
+              </w:rPr>
+            </w:r>
+            <w:r>
+              <w:rPr>
                 <w:noProof/>
                 <w:webHidden/>
               </w:rPr>
@@ -4312,351 +4650,13 @@
             </w:r>
             <w:r>
               <w:rPr>
-                <w:rFonts w:ascii="Times New Roman" w:hAnsi="Times New Roman" w:cs="Times New Roman"/>
-                <w:noProof/>
-                <w:webHidden/>
-              </w:rPr>
-              <w:t>17</w:t>
-            </w:r>
-            <w:r>
-              <w:rPr>
-                <w:rFonts w:ascii="Times New Roman" w:hAnsi="Times New Roman" w:cs="Times New Roman"/>
-                <w:noProof/>
-                <w:webHidden/>
-              </w:rPr>
-              <w:fldChar w:fldCharType="end"/>
-            </w:r>
-          </w:hyperlink>
-        </w:p>
-        <w:p>
-          <w:pPr>
-            <w:pStyle w:val="TOC3"/>
-            <w:tabs>
-              <w:tab w:val="right" w:leader="dot" w:pos="9019"/>
-            </w:tabs>
-            <w:rPr>
-              <w:rFonts w:ascii="Times New Roman" w:eastAsiaTheme="minorEastAsia" w:hAnsi="Times New Roman" w:cs="Times New Roman"/>
-              <w:noProof/>
-              <w:kern w:val="2"/>
-              <w:sz w:val="24"/>
-              <w:szCs w:val="24"/>
-              <w:lang w:val="en-US"/>
-              <w14:ligatures w14:val="standardContextual"/>
-            </w:rPr>
-          </w:pPr>
-          <w:hyperlink w:anchor="_Toc240550224" w:history="1">
-            <w:r>
-              <w:rPr>
-                <w:rStyle w:val="Hyperlink"/>
-                <w:rFonts w:ascii="Times New Roman" w:eastAsia="Times New Roman" w:hAnsi="Times New Roman" w:cs="Times New Roman"/>
-                <w:b/>
-                <w:bCs/>
-                <w:noProof/>
-              </w:rPr>
-              <w:t>3.5.1. Mục đích</w:t>
-            </w:r>
-            <w:r>
-              <w:rPr>
-                <w:rFonts w:ascii="Times New Roman" w:hAnsi="Times New Roman" w:cs="Times New Roman"/>
-                <w:noProof/>
-                <w:webHidden/>
-              </w:rPr>
-              <w:tab/>
-            </w:r>
-            <w:r>
-              <w:rPr>
-                <w:rFonts w:ascii="Times New Roman" w:hAnsi="Times New Roman" w:cs="Times New Roman"/>
-                <w:noProof/>
-                <w:webHidden/>
-              </w:rPr>
-              <w:fldChar w:fldCharType="begin"/>
-            </w:r>
-            <w:r>
-              <w:rPr>
-                <w:rFonts w:ascii="Times New Roman" w:hAnsi="Times New Roman" w:cs="Times New Roman"/>
-                <w:noProof/>
-                <w:webHidden/>
-              </w:rPr>
-              <w:instrText xml:space="preserve"> PAGEREF _Toc240550224 \h </w:instrText>
-            </w:r>
-            <w:r>
-              <w:rPr>
-                <w:rFonts w:ascii="Times New Roman" w:hAnsi="Times New Roman" w:cs="Times New Roman"/>
-                <w:noProof/>
-                <w:webHidden/>
-              </w:rPr>
-            </w:r>
-            <w:r>
-              <w:rPr>
-                <w:rFonts w:ascii="Times New Roman" w:hAnsi="Times New Roman" w:cs="Times New Roman"/>
-                <w:noProof/>
-                <w:webHidden/>
-              </w:rPr>
-              <w:fldChar w:fldCharType="separate"/>
-            </w:r>
-            <w:r>
-              <w:rPr>
-                <w:rFonts w:ascii="Times New Roman" w:hAnsi="Times New Roman" w:cs="Times New Roman"/>
-                <w:noProof/>
-                <w:webHidden/>
-              </w:rPr>
-              <w:t>17</w:t>
-            </w:r>
-            <w:r>
-              <w:rPr>
-                <w:rFonts w:ascii="Times New Roman" w:hAnsi="Times New Roman" w:cs="Times New Roman"/>
-                <w:noProof/>
-                <w:webHidden/>
-              </w:rPr>
-              <w:fldChar w:fldCharType="end"/>
-            </w:r>
-          </w:hyperlink>
-        </w:p>
-        <w:p>
-          <w:pPr>
-            <w:pStyle w:val="TOC3"/>
-            <w:tabs>
-              <w:tab w:val="right" w:leader="dot" w:pos="9019"/>
-            </w:tabs>
-            <w:rPr>
-              <w:rFonts w:ascii="Times New Roman" w:eastAsiaTheme="minorEastAsia" w:hAnsi="Times New Roman" w:cs="Times New Roman"/>
-              <w:noProof/>
-              <w:kern w:val="2"/>
-              <w:sz w:val="24"/>
-              <w:szCs w:val="24"/>
-              <w:lang w:val="en-US"/>
-              <w14:ligatures w14:val="standardContextual"/>
-            </w:rPr>
-          </w:pPr>
-          <w:hyperlink w:anchor="_Toc240550225" w:history="1">
-            <w:r>
-              <w:rPr>
-                <w:rStyle w:val="Hyperlink"/>
-                <w:rFonts w:ascii="Times New Roman" w:hAnsi="Times New Roman" w:cs="Times New Roman"/>
-                <w:b/>
-                <w:bCs/>
-                <w:noProof/>
-              </w:rPr>
-              <w:t>3.5.2. Đối tượng sử dụng</w:t>
-            </w:r>
-            <w:r>
-              <w:rPr>
-                <w:rFonts w:ascii="Times New Roman" w:hAnsi="Times New Roman" w:cs="Times New Roman"/>
-                <w:noProof/>
-                <w:webHidden/>
-              </w:rPr>
-              <w:tab/>
-            </w:r>
-            <w:r>
-              <w:rPr>
-                <w:rFonts w:ascii="Times New Roman" w:hAnsi="Times New Roman" w:cs="Times New Roman"/>
-                <w:noProof/>
-                <w:webHidden/>
-              </w:rPr>
-              <w:fldChar w:fldCharType="begin"/>
-            </w:r>
-            <w:r>
-              <w:rPr>
-                <w:rFonts w:ascii="Times New Roman" w:hAnsi="Times New Roman" w:cs="Times New Roman"/>
-                <w:noProof/>
-                <w:webHidden/>
-              </w:rPr>
-              <w:instrText xml:space="preserve"> PAGEREF _Toc240550225 \h </w:instrText>
-            </w:r>
-            <w:r>
-              <w:rPr>
-                <w:rFonts w:ascii="Times New Roman" w:hAnsi="Times New Roman" w:cs="Times New Roman"/>
-                <w:noProof/>
-                <w:webHidden/>
-              </w:rPr>
-            </w:r>
-            <w:r>
-              <w:rPr>
-                <w:rFonts w:ascii="Times New Roman" w:hAnsi="Times New Roman" w:cs="Times New Roman"/>
-                <w:noProof/>
-                <w:webHidden/>
-              </w:rPr>
-              <w:fldChar w:fldCharType="separate"/>
-            </w:r>
-            <w:r>
-              <w:rPr>
-                <w:rFonts w:ascii="Times New Roman" w:hAnsi="Times New Roman" w:cs="Times New Roman"/>
-                <w:noProof/>
-                <w:webHidden/>
-              </w:rPr>
-              <w:t>17</w:t>
-            </w:r>
-            <w:r>
-              <w:rPr>
-                <w:rFonts w:ascii="Times New Roman" w:hAnsi="Times New Roman" w:cs="Times New Roman"/>
-                <w:noProof/>
-                <w:webHidden/>
-              </w:rPr>
-              <w:fldChar w:fldCharType="end"/>
-            </w:r>
-          </w:hyperlink>
-        </w:p>
-        <w:p>
-          <w:pPr>
-            <w:pStyle w:val="TOC3"/>
-            <w:tabs>
-              <w:tab w:val="right" w:leader="dot" w:pos="9019"/>
-            </w:tabs>
-            <w:rPr>
-              <w:rFonts w:ascii="Times New Roman" w:eastAsiaTheme="minorEastAsia" w:hAnsi="Times New Roman" w:cs="Times New Roman"/>
-              <w:noProof/>
-              <w:kern w:val="2"/>
-              <w:sz w:val="24"/>
-              <w:szCs w:val="24"/>
-              <w:lang w:val="en-US"/>
-              <w14:ligatures w14:val="standardContextual"/>
-            </w:rPr>
-          </w:pPr>
-          <w:hyperlink w:anchor="_Toc240550226" w:history="1">
-            <w:r>
-              <w:rPr>
-                <w:rStyle w:val="Hyperlink"/>
-                <w:rFonts w:ascii="Times New Roman" w:eastAsia="Times New Roman" w:hAnsi="Times New Roman" w:cs="Times New Roman"/>
-                <w:b/>
-                <w:bCs/>
-                <w:noProof/>
-              </w:rPr>
-              <w:t>3.5.3. Yêu cầu chức năng</w:t>
-            </w:r>
-            <w:r>
-              <w:rPr>
-                <w:rFonts w:ascii="Times New Roman" w:hAnsi="Times New Roman" w:cs="Times New Roman"/>
-                <w:noProof/>
-                <w:webHidden/>
-              </w:rPr>
-              <w:tab/>
-            </w:r>
-            <w:r>
-              <w:rPr>
-                <w:rFonts w:ascii="Times New Roman" w:hAnsi="Times New Roman" w:cs="Times New Roman"/>
-                <w:noProof/>
-                <w:webHidden/>
-              </w:rPr>
-              <w:fldChar w:fldCharType="begin"/>
-            </w:r>
-            <w:r>
-              <w:rPr>
-                <w:rFonts w:ascii="Times New Roman" w:hAnsi="Times New Roman" w:cs="Times New Roman"/>
-                <w:noProof/>
-                <w:webHidden/>
-              </w:rPr>
-              <w:instrText xml:space="preserve"> PAGEREF _Toc240550226 \h </w:instrText>
-            </w:r>
-            <w:r>
-              <w:rPr>
-                <w:rFonts w:ascii="Times New Roman" w:hAnsi="Times New Roman" w:cs="Times New Roman"/>
-                <w:noProof/>
-                <w:webHidden/>
-              </w:rPr>
-            </w:r>
-            <w:r>
-              <w:rPr>
-                <w:rFonts w:ascii="Times New Roman" w:hAnsi="Times New Roman" w:cs="Times New Roman"/>
-                <w:noProof/>
-                <w:webHidden/>
-              </w:rPr>
-              <w:fldChar w:fldCharType="separate"/>
-            </w:r>
-            <w:r>
-              <w:rPr>
-                <w:rFonts w:ascii="Times New Roman" w:hAnsi="Times New Roman" w:cs="Times New Roman"/>
-                <w:noProof/>
-                <w:webHidden/>
-              </w:rPr>
-              <w:t>18</w:t>
-            </w:r>
-            <w:r>
-              <w:rPr>
-                <w:rFonts w:ascii="Times New Roman" w:hAnsi="Times New Roman" w:cs="Times New Roman"/>
-                <w:noProof/>
-                <w:webHidden/>
-              </w:rPr>
-              <w:fldChar w:fldCharType="end"/>
-            </w:r>
-          </w:hyperlink>
-        </w:p>
-        <w:p>
-          <w:pPr>
-            <w:pStyle w:val="TOC3"/>
-            <w:tabs>
-              <w:tab w:val="right" w:leader="dot" w:pos="9019"/>
-            </w:tabs>
-            <w:rPr>
-              <w:rFonts w:ascii="Times New Roman" w:eastAsiaTheme="minorEastAsia" w:hAnsi="Times New Roman" w:cs="Times New Roman"/>
-              <w:noProof/>
-              <w:kern w:val="2"/>
-              <w:sz w:val="24"/>
-              <w:szCs w:val="24"/>
-              <w:lang w:val="en-US"/>
-              <w14:ligatures w14:val="standardContextual"/>
-            </w:rPr>
-          </w:pPr>
-          <w:hyperlink w:anchor="_Toc240550227" w:history="1">
-            <w:r>
-              <w:rPr>
-                <w:rStyle w:val="Hyperlink"/>
-                <w:rFonts w:ascii="Times New Roman" w:eastAsia="Times New Roman" w:hAnsi="Times New Roman" w:cs="Times New Roman"/>
-                <w:b/>
-                <w:bCs/>
-                <w:noProof/>
-              </w:rPr>
-              <w:t>3.5.4. Quy trình xử lý</w:t>
-            </w:r>
-            <w:r>
-              <w:rPr>
-                <w:rFonts w:ascii="Times New Roman" w:hAnsi="Times New Roman" w:cs="Times New Roman"/>
-                <w:noProof/>
-                <w:webHidden/>
-              </w:rPr>
-              <w:tab/>
-            </w:r>
-            <w:r>
-              <w:rPr>
-                <w:rFonts w:ascii="Times New Roman" w:hAnsi="Times New Roman" w:cs="Times New Roman"/>
-                <w:noProof/>
-                <w:webHidden/>
-              </w:rPr>
-              <w:fldChar w:fldCharType="begin"/>
-            </w:r>
-            <w:r>
-              <w:rPr>
-                <w:rFonts w:ascii="Times New Roman" w:hAnsi="Times New Roman" w:cs="Times New Roman"/>
-                <w:noProof/>
-                <w:webHidden/>
-              </w:rPr>
-              <w:instrText xml:space="preserve"> PAGEREF _Toc240550227 \h </w:instrText>
-            </w:r>
-            <w:r>
-              <w:rPr>
-                <w:rFonts w:ascii="Times New Roman" w:hAnsi="Times New Roman" w:cs="Times New Roman"/>
-                <w:noProof/>
-                <w:webHidden/>
-              </w:rPr>
-            </w:r>
-            <w:r>
-              <w:rPr>
-                <w:rFonts w:ascii="Times New Roman" w:hAnsi="Times New Roman" w:cs="Times New Roman"/>
-                <w:noProof/>
-                <w:webHidden/>
-              </w:rPr>
-              <w:fldChar w:fldCharType="separate"/>
-            </w:r>
-            <w:r>
-              <w:rPr>
-                <w:rFonts w:ascii="Times New Roman" w:hAnsi="Times New Roman" w:cs="Times New Roman"/>
-                <w:noProof/>
-                <w:webHidden/>
-              </w:rPr>
-              <w:t>19</w:t>
-            </w:r>
-            <w:r>
-              <w:rPr>
-                <w:rFonts w:ascii="Times New Roman" w:hAnsi="Times New Roman" w:cs="Times New Roman"/>
+                <w:noProof/>
+                <w:webHidden/>
+              </w:rPr>
+              <w:t>20</w:t>
+            </w:r>
+            <w:r>
+              <w:rPr>
                 <w:noProof/>
                 <w:webHidden/>
               </w:rPr>
@@ -4671,7 +4671,7 @@
               <w:tab w:val="right" w:leader="dot" w:pos="9019"/>
             </w:tabs>
             <w:rPr>
-              <w:rFonts w:ascii="Times New Roman" w:eastAsiaTheme="minorEastAsia" w:hAnsi="Times New Roman" w:cs="Times New Roman"/>
+              <w:rFonts w:asciiTheme="minorHAnsi" w:eastAsiaTheme="minorEastAsia" w:hAnsiTheme="minorHAnsi" w:cstheme="minorBidi"/>
               <w:noProof/>
               <w:kern w:val="2"/>
               <w:sz w:val="24"/>
@@ -4680,20 +4680,19 @@
               <w14:ligatures w14:val="standardContextual"/>
             </w:rPr>
           </w:pPr>
-          <w:hyperlink w:anchor="_Toc240550228" w:history="1">
+          <w:hyperlink w:anchor="_Toc240557138" w:history="1">
             <w:r>
               <w:rPr>
                 <w:rStyle w:val="Hyperlink"/>
-                <w:rFonts w:ascii="Times New Roman" w:eastAsia="Times New Roman" w:hAnsi="Times New Roman" w:cs="Times New Roman"/>
+                <w:rFonts w:ascii="Times New Roman" w:hAnsi="Times New Roman" w:cs="Times New Roman"/>
                 <w:b/>
                 <w:bCs/>
                 <w:noProof/>
               </w:rPr>
-              <w:t>3.6. Quản lý Báo cáo</w:t>
-            </w:r>
-            <w:r>
-              <w:rPr>
-                <w:rFonts w:ascii="Times New Roman" w:hAnsi="Times New Roman" w:cs="Times New Roman"/>
+              <w:t>5.3. Hướng phát triển trong tương lai</w:t>
+            </w:r>
+            <w:r>
+              <w:rPr>
                 <w:noProof/>
                 <w:webHidden/>
               </w:rPr>
@@ -4701,7 +4700,6 @@
             </w:r>
             <w:r>
               <w:rPr>
-                <w:rFonts w:ascii="Times New Roman" w:hAnsi="Times New Roman" w:cs="Times New Roman"/>
                 <w:noProof/>
                 <w:webHidden/>
               </w:rPr>
@@ -4709,22 +4707,19 @@
             </w:r>
             <w:r>
               <w:rPr>
-                <w:rFonts w:ascii="Times New Roman" w:hAnsi="Times New Roman" w:cs="Times New Roman"/>
-                <w:noProof/>
-                <w:webHidden/>
-              </w:rPr>
-              <w:instrText xml:space="preserve"> PAGEREF _Toc240550228 \h </w:instrText>
-            </w:r>
-            <w:r>
-              <w:rPr>
-                <w:rFonts w:ascii="Times New Roman" w:hAnsi="Times New Roman" w:cs="Times New Roman"/>
-                <w:noProof/>
-                <w:webHidden/>
-              </w:rPr>
-            </w:r>
-            <w:r>
-              <w:rPr>
-                <w:rFonts w:ascii="Times New Roman" w:hAnsi="Times New Roman" w:cs="Times New Roman"/>
+                <w:noProof/>
+                <w:webHidden/>
+              </w:rPr>
+              <w:instrText xml:space="preserve"> PAGEREF _Toc240557138 \h </w:instrText>
+            </w:r>
+            <w:r>
+              <w:rPr>
+                <w:noProof/>
+                <w:webHidden/>
+              </w:rPr>
+            </w:r>
+            <w:r>
+              <w:rPr>
                 <w:noProof/>
                 <w:webHidden/>
               </w:rPr>
@@ -4732,7 +4727,6 @@
             </w:r>
             <w:r>
               <w:rPr>
-                <w:rFonts w:ascii="Times New Roman" w:hAnsi="Times New Roman" w:cs="Times New Roman"/>
                 <w:noProof/>
                 <w:webHidden/>
               </w:rPr>
@@ -4740,259 +4734,6 @@
             </w:r>
             <w:r>
               <w:rPr>
-                <w:rFonts w:ascii="Times New Roman" w:hAnsi="Times New Roman" w:cs="Times New Roman"/>
-                <w:noProof/>
-                <w:webHidden/>
-              </w:rPr>
-              <w:fldChar w:fldCharType="end"/>
-            </w:r>
-          </w:hyperlink>
-        </w:p>
-        <w:p>
-          <w:pPr>
-            <w:pStyle w:val="TOC3"/>
-            <w:tabs>
-              <w:tab w:val="right" w:leader="dot" w:pos="9019"/>
-            </w:tabs>
-            <w:rPr>
-              <w:rFonts w:ascii="Times New Roman" w:eastAsiaTheme="minorEastAsia" w:hAnsi="Times New Roman" w:cs="Times New Roman"/>
-              <w:noProof/>
-              <w:kern w:val="2"/>
-              <w:sz w:val="24"/>
-              <w:szCs w:val="24"/>
-              <w:lang w:val="en-US"/>
-              <w14:ligatures w14:val="standardContextual"/>
-            </w:rPr>
-          </w:pPr>
-          <w:hyperlink w:anchor="_Toc240550229" w:history="1">
-            <w:r>
-              <w:rPr>
-                <w:rStyle w:val="Hyperlink"/>
-                <w:rFonts w:ascii="Times New Roman" w:eastAsia="Times New Roman" w:hAnsi="Times New Roman" w:cs="Times New Roman"/>
-                <w:b/>
-                <w:bCs/>
-                <w:noProof/>
-              </w:rPr>
-              <w:t>3.6.1. Mục đích</w:t>
-            </w:r>
-            <w:r>
-              <w:rPr>
-                <w:rFonts w:ascii="Times New Roman" w:hAnsi="Times New Roman" w:cs="Times New Roman"/>
-                <w:noProof/>
-                <w:webHidden/>
-              </w:rPr>
-              <w:tab/>
-            </w:r>
-            <w:r>
-              <w:rPr>
-                <w:rFonts w:ascii="Times New Roman" w:hAnsi="Times New Roman" w:cs="Times New Roman"/>
-                <w:noProof/>
-                <w:webHidden/>
-              </w:rPr>
-              <w:fldChar w:fldCharType="begin"/>
-            </w:r>
-            <w:r>
-              <w:rPr>
-                <w:rFonts w:ascii="Times New Roman" w:hAnsi="Times New Roman" w:cs="Times New Roman"/>
-                <w:noProof/>
-                <w:webHidden/>
-              </w:rPr>
-              <w:instrText xml:space="preserve"> PAGEREF _Toc240550229 \h </w:instrText>
-            </w:r>
-            <w:r>
-              <w:rPr>
-                <w:rFonts w:ascii="Times New Roman" w:hAnsi="Times New Roman" w:cs="Times New Roman"/>
-                <w:noProof/>
-                <w:webHidden/>
-              </w:rPr>
-            </w:r>
-            <w:r>
-              <w:rPr>
-                <w:rFonts w:ascii="Times New Roman" w:hAnsi="Times New Roman" w:cs="Times New Roman"/>
-                <w:noProof/>
-                <w:webHidden/>
-              </w:rPr>
-              <w:fldChar w:fldCharType="separate"/>
-            </w:r>
-            <w:r>
-              <w:rPr>
-                <w:rFonts w:ascii="Times New Roman" w:hAnsi="Times New Roman" w:cs="Times New Roman"/>
-                <w:noProof/>
-                <w:webHidden/>
-              </w:rPr>
-              <w:t>20</w:t>
-            </w:r>
-            <w:r>
-              <w:rPr>
-                <w:rFonts w:ascii="Times New Roman" w:hAnsi="Times New Roman" w:cs="Times New Roman"/>
-                <w:noProof/>
-                <w:webHidden/>
-              </w:rPr>
-              <w:fldChar w:fldCharType="end"/>
-            </w:r>
-          </w:hyperlink>
-        </w:p>
-        <w:p>
-          <w:pPr>
-            <w:pStyle w:val="TOC3"/>
-            <w:tabs>
-              <w:tab w:val="right" w:leader="dot" w:pos="9019"/>
-            </w:tabs>
-            <w:rPr>
-              <w:rFonts w:ascii="Times New Roman" w:eastAsiaTheme="minorEastAsia" w:hAnsi="Times New Roman" w:cs="Times New Roman"/>
-              <w:noProof/>
-              <w:kern w:val="2"/>
-              <w:sz w:val="24"/>
-              <w:szCs w:val="24"/>
-              <w:lang w:val="en-US"/>
-              <w14:ligatures w14:val="standardContextual"/>
-            </w:rPr>
-          </w:pPr>
-          <w:hyperlink w:anchor="_Toc240550230" w:history="1">
-            <w:r>
-              <w:rPr>
-                <w:rStyle w:val="Hyperlink"/>
-                <w:rFonts w:ascii="Times New Roman" w:eastAsia="Times New Roman" w:hAnsi="Times New Roman" w:cs="Times New Roman"/>
-                <w:b/>
-                <w:bCs/>
-                <w:noProof/>
-              </w:rPr>
-              <w:t>3.6.2. Đối tượng sử dụng</w:t>
-            </w:r>
-            <w:r>
-              <w:rPr>
-                <w:rFonts w:ascii="Times New Roman" w:hAnsi="Times New Roman" w:cs="Times New Roman"/>
-                <w:noProof/>
-                <w:webHidden/>
-              </w:rPr>
-              <w:tab/>
-            </w:r>
-            <w:r>
-              <w:rPr>
-                <w:rFonts w:ascii="Times New Roman" w:hAnsi="Times New Roman" w:cs="Times New Roman"/>
-                <w:noProof/>
-                <w:webHidden/>
-              </w:rPr>
-              <w:fldChar w:fldCharType="begin"/>
-            </w:r>
-            <w:r>
-              <w:rPr>
-                <w:rFonts w:ascii="Times New Roman" w:hAnsi="Times New Roman" w:cs="Times New Roman"/>
-                <w:noProof/>
-                <w:webHidden/>
-              </w:rPr>
-              <w:instrText xml:space="preserve"> PAGEREF _Toc240550230 \h </w:instrText>
-            </w:r>
-            <w:r>
-              <w:rPr>
-                <w:rFonts w:ascii="Times New Roman" w:hAnsi="Times New Roman" w:cs="Times New Roman"/>
-                <w:noProof/>
-                <w:webHidden/>
-              </w:rPr>
-            </w:r>
-            <w:r>
-              <w:rPr>
-                <w:rFonts w:ascii="Times New Roman" w:hAnsi="Times New Roman" w:cs="Times New Roman"/>
-                <w:noProof/>
-                <w:webHidden/>
-              </w:rPr>
-              <w:fldChar w:fldCharType="separate"/>
-            </w:r>
-            <w:r>
-              <w:rPr>
-                <w:rFonts w:ascii="Times New Roman" w:hAnsi="Times New Roman" w:cs="Times New Roman"/>
-                <w:noProof/>
-                <w:webHidden/>
-              </w:rPr>
-              <w:t>21</w:t>
-            </w:r>
-            <w:r>
-              <w:rPr>
-                <w:rFonts w:ascii="Times New Roman" w:hAnsi="Times New Roman" w:cs="Times New Roman"/>
-                <w:noProof/>
-                <w:webHidden/>
-              </w:rPr>
-              <w:fldChar w:fldCharType="end"/>
-            </w:r>
-          </w:hyperlink>
-        </w:p>
-        <w:p>
-          <w:pPr>
-            <w:pStyle w:val="TOC3"/>
-            <w:tabs>
-              <w:tab w:val="right" w:leader="dot" w:pos="9019"/>
-            </w:tabs>
-            <w:rPr>
-              <w:rFonts w:ascii="Times New Roman" w:eastAsiaTheme="minorEastAsia" w:hAnsi="Times New Roman" w:cs="Times New Roman"/>
-              <w:noProof/>
-              <w:kern w:val="2"/>
-              <w:sz w:val="24"/>
-              <w:szCs w:val="24"/>
-              <w:lang w:val="en-US"/>
-              <w14:ligatures w14:val="standardContextual"/>
-            </w:rPr>
-          </w:pPr>
-          <w:hyperlink w:anchor="_Toc240550231" w:history="1">
-            <w:r>
-              <w:rPr>
-                <w:rStyle w:val="Hyperlink"/>
-                <w:rFonts w:ascii="Times New Roman" w:eastAsia="Times New Roman" w:hAnsi="Times New Roman" w:cs="Times New Roman"/>
-                <w:b/>
-                <w:bCs/>
-                <w:noProof/>
-              </w:rPr>
-              <w:t>3.6.3. Yêu cầu chức năng</w:t>
-            </w:r>
-            <w:r>
-              <w:rPr>
-                <w:rFonts w:ascii="Times New Roman" w:hAnsi="Times New Roman" w:cs="Times New Roman"/>
-                <w:noProof/>
-                <w:webHidden/>
-              </w:rPr>
-              <w:tab/>
-            </w:r>
-            <w:r>
-              <w:rPr>
-                <w:rFonts w:ascii="Times New Roman" w:hAnsi="Times New Roman" w:cs="Times New Roman"/>
-                <w:noProof/>
-                <w:webHidden/>
-              </w:rPr>
-              <w:fldChar w:fldCharType="begin"/>
-            </w:r>
-            <w:r>
-              <w:rPr>
-                <w:rFonts w:ascii="Times New Roman" w:hAnsi="Times New Roman" w:cs="Times New Roman"/>
-                <w:noProof/>
-                <w:webHidden/>
-              </w:rPr>
-              <w:instrText xml:space="preserve"> PAGEREF _Toc240550231 \h </w:instrText>
-            </w:r>
-            <w:r>
-              <w:rPr>
-                <w:rFonts w:ascii="Times New Roman" w:hAnsi="Times New Roman" w:cs="Times New Roman"/>
-                <w:noProof/>
-                <w:webHidden/>
-              </w:rPr>
-            </w:r>
-            <w:r>
-              <w:rPr>
-                <w:rFonts w:ascii="Times New Roman" w:hAnsi="Times New Roman" w:cs="Times New Roman"/>
-                <w:noProof/>
-                <w:webHidden/>
-              </w:rPr>
-              <w:fldChar w:fldCharType="separate"/>
-            </w:r>
-            <w:r>
-              <w:rPr>
-                <w:rFonts w:ascii="Times New Roman" w:hAnsi="Times New Roman" w:cs="Times New Roman"/>
-                <w:noProof/>
-                <w:webHidden/>
-              </w:rPr>
-              <w:t>21</w:t>
-            </w:r>
-            <w:r>
-              <w:rPr>
-                <w:rFonts w:ascii="Times New Roman" w:hAnsi="Times New Roman" w:cs="Times New Roman"/>
                 <w:noProof/>
                 <w:webHidden/>
               </w:rPr>
@@ -5007,7 +4748,7 @@
               <w:tab w:val="right" w:leader="dot" w:pos="9019"/>
             </w:tabs>
             <w:rPr>
-              <w:rFonts w:ascii="Times New Roman" w:eastAsiaTheme="minorEastAsia" w:hAnsi="Times New Roman" w:cs="Times New Roman"/>
+              <w:rFonts w:asciiTheme="minorHAnsi" w:eastAsiaTheme="minorEastAsia" w:hAnsiTheme="minorHAnsi" w:cstheme="minorBidi"/>
               <w:noProof/>
               <w:kern w:val="2"/>
               <w:sz w:val="24"/>
@@ -5016,7 +4757,7 @@
               <w14:ligatures w14:val="standardContextual"/>
             </w:rPr>
           </w:pPr>
-          <w:hyperlink w:anchor="_Toc240550232" w:history="1">
+          <w:hyperlink w:anchor="_Toc240557139" w:history="1">
             <w:r>
               <w:rPr>
                 <w:rStyle w:val="Hyperlink"/>
@@ -5025,11 +4766,10 @@
                 <w:bCs/>
                 <w:noProof/>
               </w:rPr>
-              <w:t>CHƯƠNG 4. KẾT QUẢ THỰC HIỆN VÀ KỊCH BẢN THỰC NGHIỆM</w:t>
-            </w:r>
-            <w:r>
-              <w:rPr>
-                <w:rFonts w:ascii="Times New Roman" w:hAnsi="Times New Roman" w:cs="Times New Roman"/>
+              <w:t>TÀI LIỆU THAM KHẢO</w:t>
+            </w:r>
+            <w:r>
+              <w:rPr>
                 <w:noProof/>
                 <w:webHidden/>
               </w:rPr>
@@ -5037,7 +4777,6 @@
             </w:r>
             <w:r>
               <w:rPr>
-                <w:rFonts w:ascii="Times New Roman" w:hAnsi="Times New Roman" w:cs="Times New Roman"/>
                 <w:noProof/>
                 <w:webHidden/>
               </w:rPr>
@@ -5045,22 +4784,19 @@
             </w:r>
             <w:r>
               <w:rPr>
-                <w:rFonts w:ascii="Times New Roman" w:hAnsi="Times New Roman" w:cs="Times New Roman"/>
-                <w:noProof/>
-                <w:webHidden/>
-              </w:rPr>
-              <w:instrText xml:space="preserve"> PAGEREF _Toc240550232 \h </w:instrText>
-            </w:r>
-            <w:r>
-              <w:rPr>
-                <w:rFonts w:ascii="Times New Roman" w:hAnsi="Times New Roman" w:cs="Times New Roman"/>
-                <w:noProof/>
-                <w:webHidden/>
-              </w:rPr>
-            </w:r>
-            <w:r>
-              <w:rPr>
-                <w:rFonts w:ascii="Times New Roman" w:hAnsi="Times New Roman" w:cs="Times New Roman"/>
+                <w:noProof/>
+                <w:webHidden/>
+              </w:rPr>
+              <w:instrText xml:space="preserve"> PAGEREF _Toc240557139 \h </w:instrText>
+            </w:r>
+            <w:r>
+              <w:rPr>
+                <w:noProof/>
+                <w:webHidden/>
+              </w:rPr>
+            </w:r>
+            <w:r>
+              <w:rPr>
                 <w:noProof/>
                 <w:webHidden/>
               </w:rPr>
@@ -5068,687 +4804,13 @@
             </w:r>
             <w:r>
               <w:rPr>
-                <w:rFonts w:ascii="Times New Roman" w:hAnsi="Times New Roman" w:cs="Times New Roman"/>
-                <w:noProof/>
-                <w:webHidden/>
-              </w:rPr>
-              <w:t>23</w:t>
-            </w:r>
-            <w:r>
-              <w:rPr>
-                <w:rFonts w:ascii="Times New Roman" w:hAnsi="Times New Roman" w:cs="Times New Roman"/>
-                <w:noProof/>
-                <w:webHidden/>
-              </w:rPr>
-              <w:fldChar w:fldCharType="end"/>
-            </w:r>
-          </w:hyperlink>
-        </w:p>
-        <w:p>
-          <w:pPr>
-            <w:pStyle w:val="TOC2"/>
-            <w:tabs>
-              <w:tab w:val="right" w:leader="dot" w:pos="9019"/>
-            </w:tabs>
-            <w:rPr>
-              <w:rFonts w:ascii="Times New Roman" w:eastAsiaTheme="minorEastAsia" w:hAnsi="Times New Roman" w:cs="Times New Roman"/>
-              <w:noProof/>
-              <w:kern w:val="2"/>
-              <w:sz w:val="24"/>
-              <w:szCs w:val="24"/>
-              <w:lang w:val="en-US"/>
-              <w14:ligatures w14:val="standardContextual"/>
-            </w:rPr>
-          </w:pPr>
-          <w:hyperlink w:anchor="_Toc240550233" w:history="1">
-            <w:r>
-              <w:rPr>
-                <w:rStyle w:val="Hyperlink"/>
-                <w:rFonts w:ascii="Times New Roman" w:eastAsia="Times New Roman" w:hAnsi="Times New Roman" w:cs="Times New Roman"/>
-                <w:b/>
-                <w:bCs/>
-                <w:noProof/>
-              </w:rPr>
-              <w:t>4.1. Kết quả giao diện ứng dụng (Dashboard UI)</w:t>
-            </w:r>
-            <w:r>
-              <w:rPr>
-                <w:rFonts w:ascii="Times New Roman" w:hAnsi="Times New Roman" w:cs="Times New Roman"/>
-                <w:noProof/>
-                <w:webHidden/>
-              </w:rPr>
-              <w:tab/>
-            </w:r>
-            <w:r>
-              <w:rPr>
-                <w:rFonts w:ascii="Times New Roman" w:hAnsi="Times New Roman" w:cs="Times New Roman"/>
-                <w:noProof/>
-                <w:webHidden/>
-              </w:rPr>
-              <w:fldChar w:fldCharType="begin"/>
-            </w:r>
-            <w:r>
-              <w:rPr>
-                <w:rFonts w:ascii="Times New Roman" w:hAnsi="Times New Roman" w:cs="Times New Roman"/>
-                <w:noProof/>
-                <w:webHidden/>
-              </w:rPr>
-              <w:instrText xml:space="preserve"> PAGEREF _Toc240550233 \h </w:instrText>
-            </w:r>
-            <w:r>
-              <w:rPr>
-                <w:rFonts w:ascii="Times New Roman" w:hAnsi="Times New Roman" w:cs="Times New Roman"/>
-                <w:noProof/>
-                <w:webHidden/>
-              </w:rPr>
-            </w:r>
-            <w:r>
-              <w:rPr>
-                <w:rFonts w:ascii="Times New Roman" w:hAnsi="Times New Roman" w:cs="Times New Roman"/>
-                <w:noProof/>
-                <w:webHidden/>
-              </w:rPr>
-              <w:fldChar w:fldCharType="separate"/>
-            </w:r>
-            <w:r>
-              <w:rPr>
-                <w:rFonts w:ascii="Times New Roman" w:hAnsi="Times New Roman" w:cs="Times New Roman"/>
-                <w:noProof/>
-                <w:webHidden/>
-              </w:rPr>
-              <w:t>23</w:t>
-            </w:r>
-            <w:r>
-              <w:rPr>
-                <w:rFonts w:ascii="Times New Roman" w:hAnsi="Times New Roman" w:cs="Times New Roman"/>
-                <w:noProof/>
-                <w:webHidden/>
-              </w:rPr>
-              <w:fldChar w:fldCharType="end"/>
-            </w:r>
-          </w:hyperlink>
-        </w:p>
-        <w:p>
-          <w:pPr>
-            <w:pStyle w:val="TOC2"/>
-            <w:tabs>
-              <w:tab w:val="right" w:leader="dot" w:pos="9019"/>
-            </w:tabs>
-            <w:rPr>
-              <w:rFonts w:ascii="Times New Roman" w:eastAsiaTheme="minorEastAsia" w:hAnsi="Times New Roman" w:cs="Times New Roman"/>
-              <w:noProof/>
-              <w:kern w:val="2"/>
-              <w:sz w:val="24"/>
-              <w:szCs w:val="24"/>
-              <w:lang w:val="en-US"/>
-              <w14:ligatures w14:val="standardContextual"/>
-            </w:rPr>
-          </w:pPr>
-          <w:hyperlink w:anchor="_Toc240550234" w:history="1">
-            <w:r>
-              <w:rPr>
-                <w:rStyle w:val="Hyperlink"/>
-                <w:rFonts w:ascii="Times New Roman" w:eastAsia="Times New Roman" w:hAnsi="Times New Roman" w:cs="Times New Roman"/>
-                <w:b/>
-                <w:bCs/>
-                <w:noProof/>
-              </w:rPr>
-              <w:t>4.2. Kịch bản thực nghiệm và Kiểm thử hệ thống (Test Scenarios &amp; Coverage)</w:t>
-            </w:r>
-            <w:r>
-              <w:rPr>
-                <w:rFonts w:ascii="Times New Roman" w:hAnsi="Times New Roman" w:cs="Times New Roman"/>
-                <w:noProof/>
-                <w:webHidden/>
-              </w:rPr>
-              <w:tab/>
-            </w:r>
-            <w:r>
-              <w:rPr>
-                <w:rFonts w:ascii="Times New Roman" w:hAnsi="Times New Roman" w:cs="Times New Roman"/>
-                <w:noProof/>
-                <w:webHidden/>
-              </w:rPr>
-              <w:fldChar w:fldCharType="begin"/>
-            </w:r>
-            <w:r>
-              <w:rPr>
-                <w:rFonts w:ascii="Times New Roman" w:hAnsi="Times New Roman" w:cs="Times New Roman"/>
-                <w:noProof/>
-                <w:webHidden/>
-              </w:rPr>
-              <w:instrText xml:space="preserve"> PAGEREF _Toc240550234 \h </w:instrText>
-            </w:r>
-            <w:r>
-              <w:rPr>
-                <w:rFonts w:ascii="Times New Roman" w:hAnsi="Times New Roman" w:cs="Times New Roman"/>
-                <w:noProof/>
-                <w:webHidden/>
-              </w:rPr>
-            </w:r>
-            <w:r>
-              <w:rPr>
-                <w:rFonts w:ascii="Times New Roman" w:hAnsi="Times New Roman" w:cs="Times New Roman"/>
-                <w:noProof/>
-                <w:webHidden/>
-              </w:rPr>
-              <w:fldChar w:fldCharType="separate"/>
-            </w:r>
-            <w:r>
-              <w:rPr>
-                <w:rFonts w:ascii="Times New Roman" w:hAnsi="Times New Roman" w:cs="Times New Roman"/>
-                <w:noProof/>
-                <w:webHidden/>
-              </w:rPr>
-              <w:t>25</w:t>
-            </w:r>
-            <w:r>
-              <w:rPr>
-                <w:rFonts w:ascii="Times New Roman" w:hAnsi="Times New Roman" w:cs="Times New Roman"/>
-                <w:noProof/>
-                <w:webHidden/>
-              </w:rPr>
-              <w:fldChar w:fldCharType="end"/>
-            </w:r>
-          </w:hyperlink>
-        </w:p>
-        <w:p>
-          <w:pPr>
-            <w:pStyle w:val="TOC2"/>
-            <w:tabs>
-              <w:tab w:val="right" w:leader="dot" w:pos="9019"/>
-            </w:tabs>
-            <w:rPr>
-              <w:rFonts w:ascii="Times New Roman" w:eastAsiaTheme="minorEastAsia" w:hAnsi="Times New Roman" w:cs="Times New Roman"/>
-              <w:noProof/>
-              <w:kern w:val="2"/>
-              <w:sz w:val="24"/>
-              <w:szCs w:val="24"/>
-              <w:lang w:val="en-US"/>
-              <w14:ligatures w14:val="standardContextual"/>
-            </w:rPr>
-          </w:pPr>
-          <w:hyperlink w:anchor="_Toc240550235" w:history="1">
-            <w:r>
-              <w:rPr>
-                <w:rStyle w:val="Hyperlink"/>
-                <w:rFonts w:ascii="Times New Roman" w:eastAsia="Times New Roman" w:hAnsi="Times New Roman" w:cs="Times New Roman"/>
-                <w:b/>
-                <w:bCs/>
-                <w:noProof/>
-              </w:rPr>
-              <w:t>4.3. Đánh giá hệ thống</w:t>
-            </w:r>
-            <w:r>
-              <w:rPr>
-                <w:rFonts w:ascii="Times New Roman" w:hAnsi="Times New Roman" w:cs="Times New Roman"/>
-                <w:noProof/>
-                <w:webHidden/>
-              </w:rPr>
-              <w:tab/>
-            </w:r>
-            <w:r>
-              <w:rPr>
-                <w:rFonts w:ascii="Times New Roman" w:hAnsi="Times New Roman" w:cs="Times New Roman"/>
-                <w:noProof/>
-                <w:webHidden/>
-              </w:rPr>
-              <w:fldChar w:fldCharType="begin"/>
-            </w:r>
-            <w:r>
-              <w:rPr>
-                <w:rFonts w:ascii="Times New Roman" w:hAnsi="Times New Roman" w:cs="Times New Roman"/>
-                <w:noProof/>
-                <w:webHidden/>
-              </w:rPr>
-              <w:instrText xml:space="preserve"> PAGEREF _Toc240550235 \h </w:instrText>
-            </w:r>
-            <w:r>
-              <w:rPr>
-                <w:rFonts w:ascii="Times New Roman" w:hAnsi="Times New Roman" w:cs="Times New Roman"/>
-                <w:noProof/>
-                <w:webHidden/>
-              </w:rPr>
-            </w:r>
-            <w:r>
-              <w:rPr>
-                <w:rFonts w:ascii="Times New Roman" w:hAnsi="Times New Roman" w:cs="Times New Roman"/>
-                <w:noProof/>
-                <w:webHidden/>
-              </w:rPr>
-              <w:fldChar w:fldCharType="separate"/>
-            </w:r>
-            <w:r>
-              <w:rPr>
-                <w:rFonts w:ascii="Times New Roman" w:hAnsi="Times New Roman" w:cs="Times New Roman"/>
-                <w:noProof/>
-                <w:webHidden/>
-              </w:rPr>
-              <w:t>25</w:t>
-            </w:r>
-            <w:r>
-              <w:rPr>
-                <w:rFonts w:ascii="Times New Roman" w:hAnsi="Times New Roman" w:cs="Times New Roman"/>
-                <w:noProof/>
-                <w:webHidden/>
-              </w:rPr>
-              <w:fldChar w:fldCharType="end"/>
-            </w:r>
-          </w:hyperlink>
-        </w:p>
-        <w:p>
-          <w:pPr>
-            <w:pStyle w:val="TOC1"/>
-            <w:tabs>
-              <w:tab w:val="right" w:leader="dot" w:pos="9019"/>
-            </w:tabs>
-            <w:rPr>
-              <w:rFonts w:ascii="Times New Roman" w:eastAsiaTheme="minorEastAsia" w:hAnsi="Times New Roman" w:cs="Times New Roman"/>
-              <w:noProof/>
-              <w:kern w:val="2"/>
-              <w:sz w:val="24"/>
-              <w:szCs w:val="24"/>
-              <w:lang w:val="en-US"/>
-              <w14:ligatures w14:val="standardContextual"/>
-            </w:rPr>
-          </w:pPr>
-          <w:hyperlink w:anchor="_Toc240550236" w:history="1">
-            <w:r>
-              <w:rPr>
-                <w:rStyle w:val="Hyperlink"/>
-                <w:rFonts w:ascii="Times New Roman" w:eastAsia="Times New Roman" w:hAnsi="Times New Roman" w:cs="Times New Roman"/>
-                <w:b/>
-                <w:bCs/>
-                <w:noProof/>
-              </w:rPr>
-              <w:t>CHƯƠNG 5. KẾT LUẬN VÀ HƯỚNG PHÁT TRIỂN</w:t>
-            </w:r>
-            <w:r>
-              <w:rPr>
-                <w:rFonts w:ascii="Times New Roman" w:hAnsi="Times New Roman" w:cs="Times New Roman"/>
-                <w:noProof/>
-                <w:webHidden/>
-              </w:rPr>
-              <w:tab/>
-            </w:r>
-            <w:r>
-              <w:rPr>
-                <w:rFonts w:ascii="Times New Roman" w:hAnsi="Times New Roman" w:cs="Times New Roman"/>
-                <w:noProof/>
-                <w:webHidden/>
-              </w:rPr>
-              <w:fldChar w:fldCharType="begin"/>
-            </w:r>
-            <w:r>
-              <w:rPr>
-                <w:rFonts w:ascii="Times New Roman" w:hAnsi="Times New Roman" w:cs="Times New Roman"/>
-                <w:noProof/>
-                <w:webHidden/>
-              </w:rPr>
-              <w:instrText xml:space="preserve"> PAGEREF _Toc240550236 \h </w:instrText>
-            </w:r>
-            <w:r>
-              <w:rPr>
-                <w:rFonts w:ascii="Times New Roman" w:hAnsi="Times New Roman" w:cs="Times New Roman"/>
-                <w:noProof/>
-                <w:webHidden/>
-              </w:rPr>
-            </w:r>
-            <w:r>
-              <w:rPr>
-                <w:rFonts w:ascii="Times New Roman" w:hAnsi="Times New Roman" w:cs="Times New Roman"/>
-                <w:noProof/>
-                <w:webHidden/>
-              </w:rPr>
-              <w:fldChar w:fldCharType="separate"/>
-            </w:r>
-            <w:r>
-              <w:rPr>
-                <w:rFonts w:ascii="Times New Roman" w:hAnsi="Times New Roman" w:cs="Times New Roman"/>
-                <w:noProof/>
-                <w:webHidden/>
-              </w:rPr>
-              <w:t>26</w:t>
-            </w:r>
-            <w:r>
-              <w:rPr>
-                <w:rFonts w:ascii="Times New Roman" w:hAnsi="Times New Roman" w:cs="Times New Roman"/>
-                <w:noProof/>
-                <w:webHidden/>
-              </w:rPr>
-              <w:fldChar w:fldCharType="end"/>
-            </w:r>
-          </w:hyperlink>
-        </w:p>
-        <w:p>
-          <w:pPr>
-            <w:pStyle w:val="TOC2"/>
-            <w:tabs>
-              <w:tab w:val="right" w:leader="dot" w:pos="9019"/>
-            </w:tabs>
-            <w:rPr>
-              <w:rFonts w:ascii="Times New Roman" w:eastAsiaTheme="minorEastAsia" w:hAnsi="Times New Roman" w:cs="Times New Roman"/>
-              <w:noProof/>
-              <w:kern w:val="2"/>
-              <w:sz w:val="24"/>
-              <w:szCs w:val="24"/>
-              <w:lang w:val="en-US"/>
-              <w14:ligatures w14:val="standardContextual"/>
-            </w:rPr>
-          </w:pPr>
-          <w:hyperlink w:anchor="_Toc240550237" w:history="1">
-            <w:r>
-              <w:rPr>
-                <w:rStyle w:val="Hyperlink"/>
-                <w:rFonts w:ascii="Times New Roman" w:eastAsia="Times New Roman" w:hAnsi="Times New Roman" w:cs="Times New Roman"/>
-                <w:b/>
-                <w:bCs/>
-                <w:noProof/>
-              </w:rPr>
-              <w:t>5.1. Kết quả đạt được</w:t>
-            </w:r>
-            <w:r>
-              <w:rPr>
-                <w:rFonts w:ascii="Times New Roman" w:hAnsi="Times New Roman" w:cs="Times New Roman"/>
-                <w:noProof/>
-                <w:webHidden/>
-              </w:rPr>
-              <w:tab/>
-            </w:r>
-            <w:r>
-              <w:rPr>
-                <w:rFonts w:ascii="Times New Roman" w:hAnsi="Times New Roman" w:cs="Times New Roman"/>
-                <w:noProof/>
-                <w:webHidden/>
-              </w:rPr>
-              <w:fldChar w:fldCharType="begin"/>
-            </w:r>
-            <w:r>
-              <w:rPr>
-                <w:rFonts w:ascii="Times New Roman" w:hAnsi="Times New Roman" w:cs="Times New Roman"/>
-                <w:noProof/>
-                <w:webHidden/>
-              </w:rPr>
-              <w:instrText xml:space="preserve"> PAGEREF _Toc240550237 \h </w:instrText>
-            </w:r>
-            <w:r>
-              <w:rPr>
-                <w:rFonts w:ascii="Times New Roman" w:hAnsi="Times New Roman" w:cs="Times New Roman"/>
-                <w:noProof/>
-                <w:webHidden/>
-              </w:rPr>
-            </w:r>
-            <w:r>
-              <w:rPr>
-                <w:rFonts w:ascii="Times New Roman" w:hAnsi="Times New Roman" w:cs="Times New Roman"/>
-                <w:noProof/>
-                <w:webHidden/>
-              </w:rPr>
-              <w:fldChar w:fldCharType="separate"/>
-            </w:r>
-            <w:r>
-              <w:rPr>
-                <w:rFonts w:ascii="Times New Roman" w:hAnsi="Times New Roman" w:cs="Times New Roman"/>
-                <w:noProof/>
-                <w:webHidden/>
-              </w:rPr>
-              <w:t>26</w:t>
-            </w:r>
-            <w:r>
-              <w:rPr>
-                <w:rFonts w:ascii="Times New Roman" w:hAnsi="Times New Roman" w:cs="Times New Roman"/>
-                <w:noProof/>
-                <w:webHidden/>
-              </w:rPr>
-              <w:fldChar w:fldCharType="end"/>
-            </w:r>
-          </w:hyperlink>
-        </w:p>
-        <w:p>
-          <w:pPr>
-            <w:pStyle w:val="TOC2"/>
-            <w:tabs>
-              <w:tab w:val="right" w:leader="dot" w:pos="9019"/>
-            </w:tabs>
-            <w:rPr>
-              <w:rFonts w:ascii="Times New Roman" w:eastAsiaTheme="minorEastAsia" w:hAnsi="Times New Roman" w:cs="Times New Roman"/>
-              <w:noProof/>
-              <w:kern w:val="2"/>
-              <w:sz w:val="24"/>
-              <w:szCs w:val="24"/>
-              <w:lang w:val="en-US"/>
-              <w14:ligatures w14:val="standardContextual"/>
-            </w:rPr>
-          </w:pPr>
-          <w:hyperlink w:anchor="_Toc240550238" w:history="1">
-            <w:r>
-              <w:rPr>
-                <w:rStyle w:val="Hyperlink"/>
-                <w:rFonts w:ascii="Times New Roman" w:eastAsia="Times New Roman" w:hAnsi="Times New Roman" w:cs="Times New Roman"/>
-                <w:b/>
-                <w:bCs/>
-                <w:noProof/>
-              </w:rPr>
-              <w:t>5.2. Hạn chế của hệ thống</w:t>
-            </w:r>
-            <w:r>
-              <w:rPr>
-                <w:rFonts w:ascii="Times New Roman" w:hAnsi="Times New Roman" w:cs="Times New Roman"/>
-                <w:noProof/>
-                <w:webHidden/>
-              </w:rPr>
-              <w:tab/>
-            </w:r>
-            <w:r>
-              <w:rPr>
-                <w:rFonts w:ascii="Times New Roman" w:hAnsi="Times New Roman" w:cs="Times New Roman"/>
-                <w:noProof/>
-                <w:webHidden/>
-              </w:rPr>
-              <w:fldChar w:fldCharType="begin"/>
-            </w:r>
-            <w:r>
-              <w:rPr>
-                <w:rFonts w:ascii="Times New Roman" w:hAnsi="Times New Roman" w:cs="Times New Roman"/>
-                <w:noProof/>
-                <w:webHidden/>
-              </w:rPr>
-              <w:instrText xml:space="preserve"> PAGEREF _Toc240550238 \h </w:instrText>
-            </w:r>
-            <w:r>
-              <w:rPr>
-                <w:rFonts w:ascii="Times New Roman" w:hAnsi="Times New Roman" w:cs="Times New Roman"/>
-                <w:noProof/>
-                <w:webHidden/>
-              </w:rPr>
-            </w:r>
-            <w:r>
-              <w:rPr>
-                <w:rFonts w:ascii="Times New Roman" w:hAnsi="Times New Roman" w:cs="Times New Roman"/>
-                <w:noProof/>
-                <w:webHidden/>
-              </w:rPr>
-              <w:fldChar w:fldCharType="separate"/>
-            </w:r>
-            <w:r>
-              <w:rPr>
-                <w:rFonts w:ascii="Times New Roman" w:hAnsi="Times New Roman" w:cs="Times New Roman"/>
-                <w:noProof/>
-                <w:webHidden/>
-              </w:rPr>
-              <w:t>26</w:t>
-            </w:r>
-            <w:r>
-              <w:rPr>
-                <w:rFonts w:ascii="Times New Roman" w:hAnsi="Times New Roman" w:cs="Times New Roman"/>
-                <w:noProof/>
-                <w:webHidden/>
-              </w:rPr>
-              <w:fldChar w:fldCharType="end"/>
-            </w:r>
-          </w:hyperlink>
-        </w:p>
-        <w:p>
-          <w:pPr>
-            <w:pStyle w:val="TOC2"/>
-            <w:tabs>
-              <w:tab w:val="right" w:leader="dot" w:pos="9019"/>
-            </w:tabs>
-            <w:rPr>
-              <w:rFonts w:ascii="Times New Roman" w:eastAsiaTheme="minorEastAsia" w:hAnsi="Times New Roman" w:cs="Times New Roman"/>
-              <w:noProof/>
-              <w:kern w:val="2"/>
-              <w:sz w:val="24"/>
-              <w:szCs w:val="24"/>
-              <w:lang w:val="en-US"/>
-              <w14:ligatures w14:val="standardContextual"/>
-            </w:rPr>
-          </w:pPr>
-          <w:hyperlink w:anchor="_Toc240550239" w:history="1">
-            <w:r>
-              <w:rPr>
-                <w:rStyle w:val="Hyperlink"/>
-                <w:rFonts w:ascii="Times New Roman" w:eastAsia="Times New Roman" w:hAnsi="Times New Roman" w:cs="Times New Roman"/>
-                <w:b/>
-                <w:bCs/>
-                <w:noProof/>
-              </w:rPr>
-              <w:t>5.3. Hướng phát triển trong tương lai</w:t>
-            </w:r>
-            <w:r>
-              <w:rPr>
-                <w:rFonts w:ascii="Times New Roman" w:hAnsi="Times New Roman" w:cs="Times New Roman"/>
-                <w:noProof/>
-                <w:webHidden/>
-              </w:rPr>
-              <w:tab/>
-            </w:r>
-            <w:r>
-              <w:rPr>
-                <w:rFonts w:ascii="Times New Roman" w:hAnsi="Times New Roman" w:cs="Times New Roman"/>
-                <w:noProof/>
-                <w:webHidden/>
-              </w:rPr>
-              <w:fldChar w:fldCharType="begin"/>
-            </w:r>
-            <w:r>
-              <w:rPr>
-                <w:rFonts w:ascii="Times New Roman" w:hAnsi="Times New Roman" w:cs="Times New Roman"/>
-                <w:noProof/>
-                <w:webHidden/>
-              </w:rPr>
-              <w:instrText xml:space="preserve"> PAGEREF _Toc240550239 \h </w:instrText>
-            </w:r>
-            <w:r>
-              <w:rPr>
-                <w:rFonts w:ascii="Times New Roman" w:hAnsi="Times New Roman" w:cs="Times New Roman"/>
-                <w:noProof/>
-                <w:webHidden/>
-              </w:rPr>
-            </w:r>
-            <w:r>
-              <w:rPr>
-                <w:rFonts w:ascii="Times New Roman" w:hAnsi="Times New Roman" w:cs="Times New Roman"/>
-                <w:noProof/>
-                <w:webHidden/>
-              </w:rPr>
-              <w:fldChar w:fldCharType="separate"/>
-            </w:r>
-            <w:r>
-              <w:rPr>
-                <w:rFonts w:ascii="Times New Roman" w:hAnsi="Times New Roman" w:cs="Times New Roman"/>
-                <w:noProof/>
-                <w:webHidden/>
-              </w:rPr>
-              <w:t>27</w:t>
-            </w:r>
-            <w:r>
-              <w:rPr>
-                <w:rFonts w:ascii="Times New Roman" w:hAnsi="Times New Roman" w:cs="Times New Roman"/>
-                <w:noProof/>
-                <w:webHidden/>
-              </w:rPr>
-              <w:fldChar w:fldCharType="end"/>
-            </w:r>
-          </w:hyperlink>
-        </w:p>
-        <w:p>
-          <w:pPr>
-            <w:pStyle w:val="TOC1"/>
-            <w:tabs>
-              <w:tab w:val="right" w:leader="dot" w:pos="9019"/>
-            </w:tabs>
-            <w:rPr>
-              <w:rFonts w:ascii="Times New Roman" w:eastAsiaTheme="minorEastAsia" w:hAnsi="Times New Roman" w:cs="Times New Roman"/>
-              <w:noProof/>
-              <w:kern w:val="2"/>
-              <w:sz w:val="24"/>
-              <w:szCs w:val="24"/>
-              <w:lang w:val="en-US"/>
-              <w14:ligatures w14:val="standardContextual"/>
-            </w:rPr>
-          </w:pPr>
-          <w:hyperlink w:anchor="_Toc240550240" w:history="1">
-            <w:r>
-              <w:rPr>
-                <w:rStyle w:val="Hyperlink"/>
-                <w:rFonts w:ascii="Times New Roman" w:eastAsia="Times New Roman" w:hAnsi="Times New Roman" w:cs="Times New Roman"/>
-                <w:b/>
-                <w:bCs/>
-                <w:noProof/>
-              </w:rPr>
-              <w:t>TÀI LIỆU THAM KHẢO</w:t>
-            </w:r>
-            <w:r>
-              <w:rPr>
-                <w:rFonts w:ascii="Times New Roman" w:hAnsi="Times New Roman" w:cs="Times New Roman"/>
-                <w:noProof/>
-                <w:webHidden/>
-              </w:rPr>
-              <w:tab/>
-            </w:r>
-            <w:r>
-              <w:rPr>
-                <w:rFonts w:ascii="Times New Roman" w:hAnsi="Times New Roman" w:cs="Times New Roman"/>
-                <w:noProof/>
-                <w:webHidden/>
-              </w:rPr>
-              <w:fldChar w:fldCharType="begin"/>
-            </w:r>
-            <w:r>
-              <w:rPr>
-                <w:rFonts w:ascii="Times New Roman" w:hAnsi="Times New Roman" w:cs="Times New Roman"/>
-                <w:noProof/>
-                <w:webHidden/>
-              </w:rPr>
-              <w:instrText xml:space="preserve"> PAGEREF _Toc240550240 \h </w:instrText>
-            </w:r>
-            <w:r>
-              <w:rPr>
-                <w:rFonts w:ascii="Times New Roman" w:hAnsi="Times New Roman" w:cs="Times New Roman"/>
-                <w:noProof/>
-                <w:webHidden/>
-              </w:rPr>
-            </w:r>
-            <w:r>
-              <w:rPr>
-                <w:rFonts w:ascii="Times New Roman" w:hAnsi="Times New Roman" w:cs="Times New Roman"/>
-                <w:noProof/>
-                <w:webHidden/>
-              </w:rPr>
-              <w:fldChar w:fldCharType="separate"/>
-            </w:r>
-            <w:r>
-              <w:rPr>
-                <w:rFonts w:ascii="Times New Roman" w:hAnsi="Times New Roman" w:cs="Times New Roman"/>
-                <w:noProof/>
-                <w:webHidden/>
-              </w:rPr>
-              <w:t>27</w:t>
-            </w:r>
-            <w:r>
-              <w:rPr>
-                <w:rFonts w:ascii="Times New Roman" w:hAnsi="Times New Roman" w:cs="Times New Roman"/>
+                <w:noProof/>
+                <w:webHidden/>
+              </w:rPr>
+              <w:t>20</w:t>
+            </w:r>
+            <w:r>
+              <w:rPr>
                 <w:noProof/>
                 <w:webHidden/>
               </w:rPr>
@@ -5822,7 +4884,7 @@
           <w:szCs w:val="28"/>
         </w:rPr>
       </w:pPr>
-      <w:bookmarkStart w:id="0" w:name="_Toc240550187"/>
+      <w:bookmarkStart w:id="0" w:name="_Toc240557093"/>
       <w:r>
         <w:rPr>
           <w:rFonts w:ascii="Times New Roman" w:eastAsia="Times New Roman" w:hAnsi="Times New Roman" w:cs="Times New Roman"/>
@@ -5851,7 +4913,7 @@
           <w:lang w:val="en-US"/>
         </w:rPr>
       </w:pPr>
-      <w:bookmarkStart w:id="1" w:name="_Toc240550188"/>
+      <w:bookmarkStart w:id="1" w:name="_Toc240557094"/>
       <w:r>
         <w:rPr>
           <w:rFonts w:ascii="Times New Roman" w:eastAsia="Times New Roman" w:hAnsi="Times New Roman" w:cs="Times New Roman"/>
@@ -5918,26 +4980,6 @@
           <w:szCs w:val="26"/>
         </w:rPr>
         <w:t xml:space="preserve"> chuẩn mực. Không dừng lại ở việc giải quyết các nghiệp vụ bán hàng cơ bản, hệ thống còn tích hợp cổng thanh toán điện tử SePay kèm cơ chế đối soát tự động, hệ thống phân quyền chặt chẽ và tự động hóa quy trình vận hành bằng Docker.</w:t>
-      </w:r>
-    </w:p>
-    <w:p>
-      <w:pPr>
-        <w:spacing w:before="240" w:after="240"/>
-        <w:jc w:val="both"/>
-        <w:rPr>
-          <w:rFonts w:ascii="Times New Roman" w:eastAsia="Times New Roman" w:hAnsi="Times New Roman" w:cs="Times New Roman"/>
-          <w:sz w:val="26"/>
-          <w:szCs w:val="26"/>
-          <w:lang w:val="en-US"/>
-        </w:rPr>
-      </w:pPr>
-      <w:r>
-        <w:rPr>
-          <w:rFonts w:ascii="Times New Roman" w:eastAsia="Times New Roman" w:hAnsi="Times New Roman" w:cs="Times New Roman"/>
-          <w:sz w:val="26"/>
-          <w:szCs w:val="26"/>
-        </w:rPr>
-        <w:t>Thông qua đề tài này, nhóm không chỉ hiện thực hóa một sản phẩm phần mềm mang tính ứng dụng thực tiễn cao, mà còn là cơ hội quý báu để củng cố tư duy thiết kế hệ thống, kỹ năng lập trình Python/Django và tích lũy kinh nghiệm thực chiến chuẩn doanh nghiệp - từ bước phân tích, thiết kế, lập mã đến kiểm thử và triển khai.</w:t>
       </w:r>
     </w:p>
     <w:p>
@@ -5956,7 +4998,7 @@
         </w:rPr>
       </w:pPr>
       <w:bookmarkStart w:id="2" w:name="_suisy2uuv0cm" w:colFirst="0" w:colLast="0"/>
-      <w:bookmarkStart w:id="3" w:name="_Toc240550189"/>
+      <w:bookmarkStart w:id="3" w:name="_Toc240557095"/>
       <w:bookmarkEnd w:id="2"/>
       <w:r>
         <w:rPr>
@@ -6235,7 +5277,6 @@
           <w:sz w:val="26"/>
           <w:szCs w:val="26"/>
         </w:rPr>
-        <w:lastRenderedPageBreak/>
         <w:t>Đóng gói ứng dụng bằng Docker, Docker Compose kết hợp Gunicorn và Nginx.</w:t>
       </w:r>
     </w:p>
@@ -6277,15 +5318,16 @@
           <w:szCs w:val="26"/>
         </w:rPr>
       </w:pPr>
-      <w:bookmarkStart w:id="4" w:name="_Toc240550190"/>
-      <w:r>
-        <w:rPr>
-          <w:rFonts w:ascii="Times New Roman" w:eastAsia="Times New Roman" w:hAnsi="Times New Roman" w:cs="Times New Roman"/>
-          <w:b/>
-          <w:bCs/>
-          <w:sz w:val="26"/>
-          <w:szCs w:val="26"/>
-        </w:rPr>
+      <w:bookmarkStart w:id="4" w:name="_Toc240557096"/>
+      <w:r>
+        <w:rPr>
+          <w:rFonts w:ascii="Times New Roman" w:eastAsia="Times New Roman" w:hAnsi="Times New Roman" w:cs="Times New Roman"/>
+          <w:b/>
+          <w:bCs/>
+          <w:sz w:val="26"/>
+          <w:szCs w:val="26"/>
+        </w:rPr>
+        <w:lastRenderedPageBreak/>
         <w:t>1.3. Phạm vi đề tài</w:t>
       </w:r>
       <w:bookmarkEnd w:id="4"/>
@@ -6573,7 +5615,7 @@
           <w:lang w:val="en-US"/>
         </w:rPr>
       </w:pPr>
-      <w:bookmarkStart w:id="6" w:name="_Toc240550191"/>
+      <w:bookmarkStart w:id="6" w:name="_Toc240557097"/>
       <w:r>
         <w:rPr>
           <w:rFonts w:ascii="Times New Roman" w:eastAsia="Times New Roman" w:hAnsi="Times New Roman" w:cs="Times New Roman"/>
@@ -6688,7 +5730,7 @@
           <w:szCs w:val="26"/>
         </w:rPr>
       </w:pPr>
-      <w:bookmarkStart w:id="8" w:name="_Toc240550192"/>
+      <w:bookmarkStart w:id="8" w:name="_Toc240557098"/>
       <w:r>
         <w:rPr>
           <w:rFonts w:ascii="Times New Roman" w:eastAsia="Times New Roman" w:hAnsi="Times New Roman" w:cs="Times New Roman"/>
@@ -6959,7 +6001,6 @@
         <w:rPr>
           <w:rFonts w:ascii="Times New Roman" w:hAnsi="Times New Roman" w:cs="Times New Roman"/>
         </w:rPr>
-        <w:lastRenderedPageBreak/>
         <w:t>Kiểm thử tự động bằng Pytest.</w:t>
       </w:r>
     </w:p>
@@ -7076,7 +6117,7 @@
           <w:szCs w:val="26"/>
         </w:rPr>
       </w:pPr>
-      <w:bookmarkStart w:id="10" w:name="_Toc240550193"/>
+      <w:bookmarkStart w:id="10" w:name="_Toc240557099"/>
       <w:r>
         <w:rPr>
           <w:rFonts w:ascii="Times New Roman" w:eastAsia="Times New Roman" w:hAnsi="Times New Roman" w:cs="Times New Roman"/>
@@ -7107,7 +6148,7 @@
           <w:lang w:val="en-US"/>
         </w:rPr>
       </w:pPr>
-      <w:bookmarkStart w:id="11" w:name="_Toc240550194"/>
+      <w:bookmarkStart w:id="11" w:name="_Toc240557100"/>
       <w:r>
         <w:rPr>
           <w:rFonts w:ascii="Times New Roman" w:eastAsia="Times New Roman" w:hAnsi="Times New Roman" w:cs="Times New Roman"/>
@@ -7402,7 +6443,7 @@
           <w:szCs w:val="26"/>
         </w:rPr>
       </w:pPr>
-      <w:bookmarkStart w:id="12" w:name="_Toc240550195"/>
+      <w:bookmarkStart w:id="12" w:name="_Toc240557101"/>
       <w:r>
         <w:rPr>
           <w:rFonts w:ascii="Times New Roman" w:eastAsia="Times New Roman" w:hAnsi="Times New Roman" w:cs="Times New Roman"/>
@@ -7490,7 +6531,6 @@
           <w:sz w:val="26"/>
           <w:szCs w:val="26"/>
         </w:rPr>
-        <w:lastRenderedPageBreak/>
         <w:t xml:space="preserve">Quản lý sản phẩm: </w:t>
       </w:r>
       <w:r>
@@ -7557,6 +6597,7 @@
           <w:sz w:val="26"/>
           <w:szCs w:val="26"/>
         </w:rPr>
+        <w:lastRenderedPageBreak/>
         <w:t xml:space="preserve">Quản lý khách hàng: </w:t>
       </w:r>
       <w:r>
@@ -7684,7 +6725,7 @@
           <w:szCs w:val="26"/>
         </w:rPr>
       </w:pPr>
-      <w:bookmarkStart w:id="13" w:name="_Toc240550196"/>
+      <w:bookmarkStart w:id="13" w:name="_Toc240557102"/>
       <w:r>
         <w:rPr>
           <w:rFonts w:ascii="Times New Roman" w:eastAsia="Times New Roman" w:hAnsi="Times New Roman" w:cs="Times New Roman"/>
@@ -7710,7 +6751,7 @@
           <w:szCs w:val="26"/>
         </w:rPr>
       </w:pPr>
-      <w:bookmarkStart w:id="14" w:name="_Toc240550197"/>
+      <w:bookmarkStart w:id="14" w:name="_Toc240557103"/>
       <w:r>
         <w:rPr>
           <w:rFonts w:ascii="Times New Roman" w:hAnsi="Times New Roman" w:cs="Times New Roman"/>
@@ -7970,7 +7011,7 @@
           <w:szCs w:val="26"/>
         </w:rPr>
       </w:pPr>
-      <w:bookmarkStart w:id="15" w:name="_Toc240550198"/>
+      <w:bookmarkStart w:id="15" w:name="_Toc240557104"/>
       <w:r>
         <w:rPr>
           <w:rFonts w:ascii="Times New Roman" w:hAnsi="Times New Roman" w:cs="Times New Roman"/>
@@ -8548,7 +7589,7 @@
           <w:lang w:val="en-US"/>
         </w:rPr>
       </w:pPr>
-      <w:bookmarkStart w:id="16" w:name="_Toc240550199"/>
+      <w:bookmarkStart w:id="16" w:name="_Toc240557105"/>
       <w:r>
         <w:rPr>
           <w:rFonts w:ascii="Times New Roman" w:eastAsia="Times New Roman" w:hAnsi="Times New Roman" w:cs="Times New Roman"/>
@@ -8583,109 +7624,29 @@
         </w:rPr>
         <w:t>. Thiết kế luồng xử lý nghiệp vụ</w:t>
       </w:r>
+      <w:r>
+        <w:rPr>
+          <w:rFonts w:ascii="Times New Roman" w:eastAsia="Times New Roman" w:hAnsi="Times New Roman" w:cs="Times New Roman"/>
+          <w:b/>
+          <w:bCs/>
+          <w:color w:val="303030"/>
+          <w:sz w:val="26"/>
+          <w:szCs w:val="26"/>
+          <w:lang w:val="en-US"/>
+        </w:rPr>
+        <w:t xml:space="preserve"> t</w:t>
+      </w:r>
+      <w:r>
+        <w:rPr>
+          <w:rFonts w:ascii="Times New Roman" w:hAnsi="Times New Roman" w:cs="Times New Roman"/>
+          <w:b/>
+          <w:bCs/>
+          <w:sz w:val="26"/>
+          <w:szCs w:val="26"/>
+        </w:rPr>
+        <w:t>ích hợp Bên thứ ba</w:t>
+      </w:r>
       <w:bookmarkEnd w:id="16"/>
-    </w:p>
-    <w:p>
-      <w:pPr>
-        <w:pStyle w:val="Heading3"/>
-        <w:jc w:val="both"/>
-        <w:rPr>
-          <w:rFonts w:ascii="Times New Roman" w:hAnsi="Times New Roman" w:cs="Times New Roman"/>
-          <w:b/>
-          <w:bCs/>
-          <w:sz w:val="26"/>
-          <w:szCs w:val="26"/>
-        </w:rPr>
-      </w:pPr>
-      <w:bookmarkStart w:id="17" w:name="_Toc240550200"/>
-      <w:r>
-        <w:rPr>
-          <w:rFonts w:ascii="Times New Roman" w:hAnsi="Times New Roman" w:cs="Times New Roman"/>
-          <w:b/>
-          <w:bCs/>
-          <w:sz w:val="26"/>
-          <w:szCs w:val="26"/>
-        </w:rPr>
-        <w:t>2.</w:t>
-      </w:r>
-      <w:r>
-        <w:rPr>
-          <w:rFonts w:ascii="Times New Roman" w:hAnsi="Times New Roman" w:cs="Times New Roman"/>
-          <w:b/>
-          <w:bCs/>
-          <w:sz w:val="26"/>
-          <w:szCs w:val="26"/>
-          <w:lang w:val="en-US"/>
-        </w:rPr>
-        <w:t>4</w:t>
-      </w:r>
-      <w:r>
-        <w:rPr>
-          <w:rFonts w:ascii="Times New Roman" w:hAnsi="Times New Roman" w:cs="Times New Roman"/>
-          <w:b/>
-          <w:bCs/>
-          <w:sz w:val="26"/>
-          <w:szCs w:val="26"/>
-        </w:rPr>
-        <w:t>.1. Sơ đồ Tuần tự cho Nghiệp vụ Ghi Dữ liệu Nội bộ</w:t>
-      </w:r>
-      <w:bookmarkEnd w:id="17"/>
-      <w:r>
-        <w:rPr>
-          <w:rFonts w:ascii="Times New Roman" w:hAnsi="Times New Roman" w:cs="Times New Roman"/>
-          <w:b/>
-          <w:bCs/>
-          <w:sz w:val="26"/>
-          <w:szCs w:val="26"/>
-        </w:rPr>
-        <w:t xml:space="preserve"> </w:t>
-      </w:r>
-    </w:p>
-    <w:p>
-      <w:pPr>
-        <w:pStyle w:val="Heading3"/>
-        <w:jc w:val="both"/>
-        <w:rPr>
-          <w:rFonts w:ascii="Times New Roman" w:hAnsi="Times New Roman" w:cs="Times New Roman"/>
-          <w:b/>
-          <w:bCs/>
-          <w:sz w:val="26"/>
-          <w:szCs w:val="26"/>
-        </w:rPr>
-      </w:pPr>
-      <w:bookmarkStart w:id="18" w:name="_Toc240550201"/>
-      <w:r>
-        <w:rPr>
-          <w:rFonts w:ascii="Times New Roman" w:hAnsi="Times New Roman" w:cs="Times New Roman"/>
-          <w:b/>
-          <w:bCs/>
-          <w:sz w:val="26"/>
-          <w:szCs w:val="26"/>
-        </w:rPr>
-        <w:t>2.</w:t>
-      </w:r>
-      <w:r>
-        <w:rPr>
-          <w:rFonts w:ascii="Times New Roman" w:hAnsi="Times New Roman" w:cs="Times New Roman"/>
-          <w:b/>
-          <w:bCs/>
-          <w:sz w:val="26"/>
-          <w:szCs w:val="26"/>
-          <w:lang w:val="en-US"/>
-        </w:rPr>
-        <w:t>4</w:t>
-      </w:r>
-      <w:r>
-        <w:rPr>
-          <w:rFonts w:ascii="Times New Roman" w:hAnsi="Times New Roman" w:cs="Times New Roman"/>
-          <w:b/>
-          <w:bCs/>
-          <w:sz w:val="26"/>
-          <w:szCs w:val="26"/>
-        </w:rPr>
-        <w:t>.2. Sơ đồ Tuần tự cho Nghiệp vụ Tích hợp Bên thứ ba</w:t>
-      </w:r>
-      <w:bookmarkEnd w:id="18"/>
     </w:p>
     <w:p>
       <w:pPr>
@@ -8998,9 +7959,9 @@
           <w:szCs w:val="28"/>
         </w:rPr>
       </w:pPr>
-      <w:bookmarkStart w:id="19" w:name="_xw6p0hy56mnl" w:colFirst="0" w:colLast="0"/>
-      <w:bookmarkStart w:id="20" w:name="_Toc240550202"/>
-      <w:bookmarkEnd w:id="19"/>
+      <w:bookmarkStart w:id="17" w:name="_xw6p0hy56mnl" w:colFirst="0" w:colLast="0"/>
+      <w:bookmarkStart w:id="18" w:name="_Toc240557106"/>
+      <w:bookmarkEnd w:id="17"/>
       <w:r>
         <w:rPr>
           <w:rFonts w:ascii="Times New Roman" w:eastAsia="Times New Roman" w:hAnsi="Times New Roman" w:cs="Times New Roman"/>
@@ -9011,7 +7972,7 @@
         </w:rPr>
         <w:t>CHƯƠNG 3. XÂY DỰNG CÁC MODULE CHỨC NĂNG</w:t>
       </w:r>
-      <w:bookmarkEnd w:id="20"/>
+      <w:bookmarkEnd w:id="18"/>
     </w:p>
     <w:p>
       <w:pPr>
@@ -9030,7 +7991,7 @@
           <w:szCs w:val="26"/>
         </w:rPr>
       </w:pPr>
-      <w:bookmarkStart w:id="21" w:name="_Toc240550203"/>
+      <w:bookmarkStart w:id="19" w:name="_Toc240557107"/>
       <w:r>
         <w:rPr>
           <w:rFonts w:ascii="Times New Roman" w:eastAsia="Times New Roman" w:hAnsi="Times New Roman" w:cs="Times New Roman"/>
@@ -9042,7 +8003,7 @@
         </w:rPr>
         <w:t>3.1. Xây dựng chức năng Đăng nhập và Phân quyền</w:t>
       </w:r>
-      <w:bookmarkEnd w:id="21"/>
+      <w:bookmarkEnd w:id="19"/>
       <w:r>
         <w:rPr>
           <w:rFonts w:ascii="Times New Roman" w:eastAsia="Times New Roman" w:hAnsi="Times New Roman" w:cs="Times New Roman"/>
@@ -9070,7 +8031,7 @@
           <w:szCs w:val="26"/>
         </w:rPr>
       </w:pPr>
-      <w:bookmarkStart w:id="22" w:name="_Toc240550204"/>
+      <w:bookmarkStart w:id="20" w:name="_Toc240557108"/>
       <w:r>
         <w:rPr>
           <w:rFonts w:ascii="Times New Roman" w:eastAsia="Times New Roman" w:hAnsi="Times New Roman" w:cs="Times New Roman"/>
@@ -9081,7 +8042,7 @@
         </w:rPr>
         <w:t>3.1.1. Mục đích</w:t>
       </w:r>
-      <w:bookmarkEnd w:id="22"/>
+      <w:bookmarkEnd w:id="20"/>
       <w:r>
         <w:rPr>
           <w:rFonts w:ascii="Times New Roman" w:eastAsia="Times New Roman" w:hAnsi="Times New Roman" w:cs="Times New Roman"/>
@@ -9266,9 +8227,9 @@
           <w:szCs w:val="26"/>
         </w:rPr>
       </w:pPr>
-      <w:bookmarkStart w:id="23" w:name="_svftrdi20txz" w:colFirst="0" w:colLast="0"/>
-      <w:bookmarkStart w:id="24" w:name="_Toc240550205"/>
-      <w:bookmarkEnd w:id="23"/>
+      <w:bookmarkStart w:id="21" w:name="_svftrdi20txz" w:colFirst="0" w:colLast="0"/>
+      <w:bookmarkStart w:id="22" w:name="_Toc240557109"/>
+      <w:bookmarkEnd w:id="21"/>
       <w:r>
         <w:rPr>
           <w:rFonts w:ascii="Times New Roman" w:eastAsia="Times New Roman" w:hAnsi="Times New Roman" w:cs="Times New Roman"/>
@@ -9279,7 +8240,7 @@
         </w:rPr>
         <w:t>3.1.2. Đối tượng sử dụng</w:t>
       </w:r>
-      <w:bookmarkEnd w:id="24"/>
+      <w:bookmarkEnd w:id="22"/>
     </w:p>
     <w:p>
       <w:pPr>
@@ -9981,8 +8942,8 @@
           <w:szCs w:val="26"/>
         </w:rPr>
       </w:pPr>
-      <w:bookmarkStart w:id="25" w:name="_rssj93b3zp3g" w:colFirst="0" w:colLast="0"/>
-      <w:bookmarkEnd w:id="25"/>
+      <w:bookmarkStart w:id="23" w:name="_rssj93b3zp3g" w:colFirst="0" w:colLast="0"/>
+      <w:bookmarkEnd w:id="23"/>
       <w:r>
         <w:rPr>
           <w:rFonts w:ascii="Times New Roman" w:hAnsi="Times New Roman" w:cs="Times New Roman"/>
@@ -10007,7 +8968,7 @@
           <w:szCs w:val="26"/>
         </w:rPr>
       </w:pPr>
-      <w:bookmarkStart w:id="26" w:name="_Toc240550206"/>
+      <w:bookmarkStart w:id="24" w:name="_Toc240557110"/>
       <w:r>
         <w:rPr>
           <w:rFonts w:ascii="Times New Roman" w:eastAsia="Times New Roman" w:hAnsi="Times New Roman" w:cs="Times New Roman"/>
@@ -10018,7 +8979,7 @@
         </w:rPr>
         <w:t>3.1.3. Yêu cầu chức năng</w:t>
       </w:r>
-      <w:bookmarkEnd w:id="26"/>
+      <w:bookmarkEnd w:id="24"/>
       <w:r>
         <w:rPr>
           <w:rFonts w:ascii="Times New Roman" w:eastAsia="Times New Roman" w:hAnsi="Times New Roman" w:cs="Times New Roman"/>
@@ -10105,9 +9066,8 @@
         </w:rPr>
         <w:t xml:space="preserve"> </w:t>
       </w:r>
-      <w:bookmarkStart w:id="27" w:name="_Toc240550207"/>
-      <w:bookmarkStart w:id="28" w:name="_rup6plk9y2id" w:colFirst="0" w:colLast="0"/>
-      <w:bookmarkEnd w:id="28"/>
+      <w:bookmarkStart w:id="25" w:name="_rup6plk9y2id" w:colFirst="0" w:colLast="0"/>
+      <w:bookmarkEnd w:id="25"/>
       <w:r>
         <w:rPr>
           <w:rFonts w:ascii="Times New Roman" w:eastAsia="Times New Roman" w:hAnsi="Times New Roman" w:cs="Times New Roman"/>
@@ -10152,8 +9112,7 @@
           <w:szCs w:val="26"/>
         </w:rPr>
       </w:pPr>
-      <w:bookmarkStart w:id="29" w:name="_Toc240550208"/>
-      <w:bookmarkEnd w:id="27"/>
+      <w:bookmarkStart w:id="26" w:name="_Toc240557111"/>
       <w:r>
         <w:rPr>
           <w:rFonts w:ascii="Times New Roman" w:eastAsia="Times New Roman" w:hAnsi="Times New Roman" w:cs="Times New Roman"/>
@@ -10165,7 +9124,7 @@
         </w:rPr>
         <w:t>3.2. Quản lý Người dùng</w:t>
       </w:r>
-      <w:bookmarkEnd w:id="29"/>
+      <w:bookmarkEnd w:id="26"/>
       <w:r>
         <w:rPr>
           <w:rFonts w:ascii="Times New Roman" w:eastAsia="Times New Roman" w:hAnsi="Times New Roman" w:cs="Times New Roman"/>
@@ -10193,7 +9152,7 @@
           <w:szCs w:val="26"/>
         </w:rPr>
       </w:pPr>
-      <w:bookmarkStart w:id="30" w:name="_Toc240550209"/>
+      <w:bookmarkStart w:id="27" w:name="_Toc240557112"/>
       <w:r>
         <w:rPr>
           <w:rFonts w:ascii="Times New Roman" w:eastAsia="Times New Roman" w:hAnsi="Times New Roman" w:cs="Times New Roman"/>
@@ -10204,7 +9163,7 @@
         </w:rPr>
         <w:t>3.2.1. Mục đích</w:t>
       </w:r>
-      <w:bookmarkEnd w:id="30"/>
+      <w:bookmarkEnd w:id="27"/>
       <w:r>
         <w:rPr>
           <w:rFonts w:ascii="Times New Roman" w:eastAsia="Times New Roman" w:hAnsi="Times New Roman" w:cs="Times New Roman"/>
@@ -10251,9 +9210,9 @@
           <w:lang w:val="en-US"/>
         </w:rPr>
       </w:pPr>
-      <w:bookmarkStart w:id="31" w:name="_iuxci9kyi49" w:colFirst="0" w:colLast="0"/>
-      <w:bookmarkStart w:id="32" w:name="_Toc240550210"/>
-      <w:bookmarkEnd w:id="31"/>
+      <w:bookmarkStart w:id="28" w:name="_iuxci9kyi49" w:colFirst="0" w:colLast="0"/>
+      <w:bookmarkStart w:id="29" w:name="_Toc240557113"/>
+      <w:bookmarkEnd w:id="28"/>
       <w:r>
         <w:rPr>
           <w:rFonts w:ascii="Times New Roman" w:eastAsia="Times New Roman" w:hAnsi="Times New Roman" w:cs="Times New Roman"/>
@@ -10264,7 +9223,7 @@
         </w:rPr>
         <w:t>3.2.2. Đối tượng sử dụng</w:t>
       </w:r>
-      <w:bookmarkEnd w:id="32"/>
+      <w:bookmarkEnd w:id="29"/>
     </w:p>
     <w:p>
       <w:pPr>
@@ -10743,9 +9702,9 @@
           <w:szCs w:val="26"/>
         </w:rPr>
       </w:pPr>
-      <w:bookmarkStart w:id="33" w:name="_x8zzgnuituey" w:colFirst="0" w:colLast="0"/>
-      <w:bookmarkStart w:id="34" w:name="_Toc240550211"/>
-      <w:bookmarkEnd w:id="33"/>
+      <w:bookmarkStart w:id="30" w:name="_x8zzgnuituey" w:colFirst="0" w:colLast="0"/>
+      <w:bookmarkStart w:id="31" w:name="_Toc240557114"/>
+      <w:bookmarkEnd w:id="30"/>
       <w:r>
         <w:rPr>
           <w:rFonts w:ascii="Times New Roman" w:eastAsia="Times New Roman" w:hAnsi="Times New Roman" w:cs="Times New Roman"/>
@@ -10756,7 +9715,7 @@
         </w:rPr>
         <w:t>3.2.3. Yêu cầu chức năng</w:t>
       </w:r>
-      <w:bookmarkEnd w:id="34"/>
+      <w:bookmarkEnd w:id="31"/>
     </w:p>
     <w:p>
       <w:pPr>
@@ -10903,8 +9862,8 @@
         </w:rPr>
         <w:t>Kích hoạt lại: mở khoá, đăng nhập lại ngay với mật khẩu cũ.</w:t>
       </w:r>
-      <w:bookmarkStart w:id="35" w:name="_tmffy29tf5e4" w:colFirst="0" w:colLast="0"/>
-      <w:bookmarkEnd w:id="35"/>
+      <w:bookmarkStart w:id="32" w:name="_tmffy29tf5e4" w:colFirst="0" w:colLast="0"/>
+      <w:bookmarkEnd w:id="32"/>
     </w:p>
     <w:p>
       <w:pPr>
@@ -10947,7 +9906,7 @@
           <w:szCs w:val="26"/>
         </w:rPr>
       </w:pPr>
-      <w:bookmarkStart w:id="36" w:name="_Toc240550213"/>
+      <w:bookmarkStart w:id="33" w:name="_Toc240557115"/>
       <w:r>
         <w:rPr>
           <w:rFonts w:ascii="Times New Roman" w:eastAsia="Times New Roman" w:hAnsi="Times New Roman" w:cs="Times New Roman"/>
@@ -10959,7 +9918,7 @@
         </w:rPr>
         <w:t>3.3. Quản lý Khách hàng</w:t>
       </w:r>
-      <w:bookmarkEnd w:id="36"/>
+      <w:bookmarkEnd w:id="33"/>
       <w:r>
         <w:rPr>
           <w:rFonts w:ascii="Times New Roman" w:eastAsia="Times New Roman" w:hAnsi="Times New Roman" w:cs="Times New Roman"/>
@@ -10987,9 +9946,9 @@
           <w:szCs w:val="26"/>
         </w:rPr>
       </w:pPr>
-      <w:bookmarkStart w:id="37" w:name="_dxaeeq4zr9qe" w:colFirst="0" w:colLast="0"/>
-      <w:bookmarkStart w:id="38" w:name="_Toc240550214"/>
-      <w:bookmarkEnd w:id="37"/>
+      <w:bookmarkStart w:id="34" w:name="_dxaeeq4zr9qe" w:colFirst="0" w:colLast="0"/>
+      <w:bookmarkStart w:id="35" w:name="_Toc240557116"/>
+      <w:bookmarkEnd w:id="34"/>
       <w:r>
         <w:rPr>
           <w:rFonts w:ascii="Times New Roman" w:eastAsia="Times New Roman" w:hAnsi="Times New Roman" w:cs="Times New Roman"/>
@@ -11000,7 +9959,7 @@
         </w:rPr>
         <w:t>3.3.1. Mục đích</w:t>
       </w:r>
-      <w:bookmarkEnd w:id="38"/>
+      <w:bookmarkEnd w:id="35"/>
       <w:r>
         <w:rPr>
           <w:rFonts w:ascii="Times New Roman" w:eastAsia="Times New Roman" w:hAnsi="Times New Roman" w:cs="Times New Roman"/>
@@ -11086,9 +10045,9 @@
           <w:lang w:val="en-US"/>
         </w:rPr>
       </w:pPr>
-      <w:bookmarkStart w:id="39" w:name="_lpu3bku7sjpk" w:colFirst="0" w:colLast="0"/>
-      <w:bookmarkStart w:id="40" w:name="_Toc240550215"/>
-      <w:bookmarkEnd w:id="39"/>
+      <w:bookmarkStart w:id="36" w:name="_lpu3bku7sjpk" w:colFirst="0" w:colLast="0"/>
+      <w:bookmarkStart w:id="37" w:name="_Toc240557117"/>
+      <w:bookmarkEnd w:id="36"/>
       <w:r>
         <w:rPr>
           <w:rFonts w:ascii="Times New Roman" w:eastAsia="Times New Roman" w:hAnsi="Times New Roman" w:cs="Times New Roman"/>
@@ -11099,7 +10058,7 @@
         </w:rPr>
         <w:t>3.3.2. Đối tượng sử dụng</w:t>
       </w:r>
-      <w:bookmarkEnd w:id="40"/>
+      <w:bookmarkEnd w:id="37"/>
     </w:p>
     <w:p>
       <w:pPr>
@@ -11877,10 +10836,10 @@
           <w:lang w:val="en-US"/>
         </w:rPr>
       </w:pPr>
-      <w:bookmarkStart w:id="41" w:name="_z6gun5etiuut" w:colFirst="0" w:colLast="0"/>
-      <w:bookmarkStart w:id="42" w:name="_9k6te7wvojdb" w:colFirst="0" w:colLast="0"/>
-      <w:bookmarkEnd w:id="41"/>
-      <w:bookmarkEnd w:id="42"/>
+      <w:bookmarkStart w:id="38" w:name="_z6gun5etiuut" w:colFirst="0" w:colLast="0"/>
+      <w:bookmarkStart w:id="39" w:name="_9k6te7wvojdb" w:colFirst="0" w:colLast="0"/>
+      <w:bookmarkEnd w:id="38"/>
+      <w:bookmarkEnd w:id="39"/>
     </w:p>
     <w:p>
       <w:pPr>
@@ -11897,7 +10856,7 @@
           <w:szCs w:val="26"/>
         </w:rPr>
       </w:pPr>
-      <w:bookmarkStart w:id="43" w:name="_Toc240550216"/>
+      <w:bookmarkStart w:id="40" w:name="_Toc240557118"/>
       <w:r>
         <w:rPr>
           <w:rFonts w:ascii="Times New Roman" w:eastAsia="Times New Roman" w:hAnsi="Times New Roman" w:cs="Times New Roman"/>
@@ -11908,7 +10867,7 @@
         </w:rPr>
         <w:t>3.3.3. Yêu cầu chức năng</w:t>
       </w:r>
-      <w:bookmarkEnd w:id="43"/>
+      <w:bookmarkEnd w:id="40"/>
     </w:p>
     <w:p>
       <w:pPr>
@@ -12043,9 +11002,9 @@
           <w:szCs w:val="26"/>
         </w:rPr>
       </w:pPr>
-      <w:bookmarkStart w:id="44" w:name="_yo1g2skxz1oe" w:colFirst="0" w:colLast="0"/>
-      <w:bookmarkStart w:id="45" w:name="_Toc240550218"/>
-      <w:bookmarkEnd w:id="44"/>
+      <w:bookmarkStart w:id="41" w:name="_yo1g2skxz1oe" w:colFirst="0" w:colLast="0"/>
+      <w:bookmarkStart w:id="42" w:name="_Toc240557119"/>
+      <w:bookmarkEnd w:id="41"/>
       <w:r>
         <w:rPr>
           <w:rFonts w:ascii="Times New Roman" w:eastAsia="Times New Roman" w:hAnsi="Times New Roman" w:cs="Times New Roman"/>
@@ -12057,7 +11016,7 @@
         </w:rPr>
         <w:t>3.4. Quản lý Sản phẩm</w:t>
       </w:r>
-      <w:bookmarkEnd w:id="45"/>
+      <w:bookmarkEnd w:id="42"/>
     </w:p>
     <w:p>
       <w:pPr>
@@ -12074,9 +11033,9 @@
           <w:szCs w:val="26"/>
         </w:rPr>
       </w:pPr>
-      <w:bookmarkStart w:id="46" w:name="_8spvxbsngrcp" w:colFirst="0" w:colLast="0"/>
-      <w:bookmarkStart w:id="47" w:name="_Toc240550219"/>
-      <w:bookmarkEnd w:id="46"/>
+      <w:bookmarkStart w:id="43" w:name="_8spvxbsngrcp" w:colFirst="0" w:colLast="0"/>
+      <w:bookmarkStart w:id="44" w:name="_Toc240557120"/>
+      <w:bookmarkEnd w:id="43"/>
       <w:r>
         <w:rPr>
           <w:rFonts w:ascii="Times New Roman" w:eastAsia="Times New Roman" w:hAnsi="Times New Roman" w:cs="Times New Roman"/>
@@ -12087,7 +11046,7 @@
         </w:rPr>
         <w:t>3.4.1. Mục đích</w:t>
       </w:r>
-      <w:bookmarkEnd w:id="47"/>
+      <w:bookmarkEnd w:id="44"/>
       <w:r>
         <w:rPr>
           <w:rFonts w:ascii="Times New Roman" w:eastAsia="Times New Roman" w:hAnsi="Times New Roman" w:cs="Times New Roman"/>
@@ -12151,9 +11110,9 @@
           <w:szCs w:val="26"/>
         </w:rPr>
       </w:pPr>
-      <w:bookmarkStart w:id="48" w:name="_pwnev7f6c68a" w:colFirst="0" w:colLast="0"/>
-      <w:bookmarkStart w:id="49" w:name="_Toc240550220"/>
-      <w:bookmarkEnd w:id="48"/>
+      <w:bookmarkStart w:id="45" w:name="_pwnev7f6c68a" w:colFirst="0" w:colLast="0"/>
+      <w:bookmarkStart w:id="46" w:name="_Toc240557121"/>
+      <w:bookmarkEnd w:id="45"/>
       <w:r>
         <w:rPr>
           <w:rFonts w:ascii="Times New Roman" w:eastAsia="Times New Roman" w:hAnsi="Times New Roman" w:cs="Times New Roman"/>
@@ -12164,7 +11123,7 @@
         </w:rPr>
         <w:t>3.4.2. Đối tượng sử dụng</w:t>
       </w:r>
-      <w:bookmarkEnd w:id="49"/>
+      <w:bookmarkEnd w:id="46"/>
     </w:p>
     <w:p>
       <w:pPr>
@@ -12850,8 +11809,8 @@
           <w:lang w:val="en-US"/>
         </w:rPr>
       </w:pPr>
-      <w:bookmarkStart w:id="50" w:name="_h25fehmnai6h" w:colFirst="0" w:colLast="0"/>
-      <w:bookmarkEnd w:id="50"/>
+      <w:bookmarkStart w:id="47" w:name="_h25fehmnai6h" w:colFirst="0" w:colLast="0"/>
+      <w:bookmarkEnd w:id="47"/>
     </w:p>
     <w:p>
       <w:pPr>
@@ -12868,9 +11827,9 @@
           <w:szCs w:val="26"/>
         </w:rPr>
       </w:pPr>
-      <w:bookmarkStart w:id="51" w:name="_wqf1c3akqqk5" w:colFirst="0" w:colLast="0"/>
-      <w:bookmarkStart w:id="52" w:name="_Toc240550221"/>
-      <w:bookmarkEnd w:id="51"/>
+      <w:bookmarkStart w:id="48" w:name="_wqf1c3akqqk5" w:colFirst="0" w:colLast="0"/>
+      <w:bookmarkStart w:id="49" w:name="_Toc240557122"/>
+      <w:bookmarkEnd w:id="48"/>
       <w:r>
         <w:rPr>
           <w:rFonts w:ascii="Times New Roman" w:eastAsia="Times New Roman" w:hAnsi="Times New Roman" w:cs="Times New Roman"/>
@@ -12881,7 +11840,7 @@
         </w:rPr>
         <w:t>3.4.3. Yêu cầu chức năng</w:t>
       </w:r>
-      <w:bookmarkEnd w:id="52"/>
+      <w:bookmarkEnd w:id="49"/>
     </w:p>
     <w:p>
       <w:pPr>
@@ -13044,8 +12003,8 @@
         </w:rPr>
         <w:t xml:space="preserve"> Chuyển sản phẩm vào khu vực thùng rác, ẩn khỏi danh mục kinh doanh chính nhưng bảo toàn dữ liệu vật lý trong cơ sở dữ liệu.</w:t>
       </w:r>
-      <w:bookmarkStart w:id="53" w:name="_vklo8oe1pfxs" w:colFirst="0" w:colLast="0"/>
-      <w:bookmarkEnd w:id="53"/>
+      <w:bookmarkStart w:id="50" w:name="_vklo8oe1pfxs" w:colFirst="0" w:colLast="0"/>
+      <w:bookmarkEnd w:id="50"/>
     </w:p>
     <w:p>
       <w:pPr>
@@ -13058,9 +12017,9 @@
           <w:szCs w:val="26"/>
         </w:rPr>
       </w:pPr>
-      <w:bookmarkStart w:id="54" w:name="_nide0iu9z2ry" w:colFirst="0" w:colLast="0"/>
-      <w:bookmarkStart w:id="55" w:name="_Toc240550223"/>
-      <w:bookmarkEnd w:id="54"/>
+      <w:bookmarkStart w:id="51" w:name="_nide0iu9z2ry" w:colFirst="0" w:colLast="0"/>
+      <w:bookmarkStart w:id="52" w:name="_Toc240557123"/>
+      <w:bookmarkEnd w:id="51"/>
       <w:r>
         <w:rPr>
           <w:rFonts w:ascii="Times New Roman" w:eastAsia="Times New Roman" w:hAnsi="Times New Roman" w:cs="Times New Roman"/>
@@ -13071,7 +12030,7 @@
         </w:rPr>
         <w:t>3.5. Quản lý Hóa đơn &amp; Thanh toán</w:t>
       </w:r>
-      <w:bookmarkEnd w:id="55"/>
+      <w:bookmarkEnd w:id="52"/>
     </w:p>
     <w:p>
       <w:pPr>
@@ -13084,9 +12043,9 @@
           <w:szCs w:val="26"/>
         </w:rPr>
       </w:pPr>
-      <w:bookmarkStart w:id="56" w:name="_llggjntq5bcv" w:colFirst="0" w:colLast="0"/>
-      <w:bookmarkStart w:id="57" w:name="_Toc240550224"/>
-      <w:bookmarkEnd w:id="56"/>
+      <w:bookmarkStart w:id="53" w:name="_llggjntq5bcv" w:colFirst="0" w:colLast="0"/>
+      <w:bookmarkStart w:id="54" w:name="_Toc240557124"/>
+      <w:bookmarkEnd w:id="53"/>
       <w:r>
         <w:rPr>
           <w:rFonts w:ascii="Times New Roman" w:eastAsia="Times New Roman" w:hAnsi="Times New Roman" w:cs="Times New Roman"/>
@@ -13097,7 +12056,7 @@
         </w:rPr>
         <w:t>3.5.1. Mục đích</w:t>
       </w:r>
-      <w:bookmarkEnd w:id="57"/>
+      <w:bookmarkEnd w:id="54"/>
     </w:p>
     <w:p>
       <w:pPr>
@@ -15221,7 +14180,7 @@
           <w:szCs w:val="26"/>
         </w:rPr>
       </w:pPr>
-      <w:bookmarkStart w:id="58" w:name="_Toc240550225"/>
+      <w:bookmarkStart w:id="55" w:name="_Toc240557125"/>
       <w:r>
         <w:rPr>
           <w:rFonts w:ascii="Times New Roman" w:hAnsi="Times New Roman" w:cs="Times New Roman"/>
@@ -15232,7 +14191,7 @@
         </w:rPr>
         <w:t>3.5.2. Đối tượng sử dụng</w:t>
       </w:r>
-      <w:bookmarkEnd w:id="58"/>
+      <w:bookmarkEnd w:id="55"/>
     </w:p>
     <w:p>
       <w:pPr>
@@ -15778,8 +14737,8 @@
           <w:lang w:val="en-US"/>
         </w:rPr>
       </w:pPr>
-      <w:bookmarkStart w:id="59" w:name="_jnp9gz1d0e0g" w:colFirst="0" w:colLast="0"/>
-      <w:bookmarkEnd w:id="59"/>
+      <w:bookmarkStart w:id="56" w:name="_jnp9gz1d0e0g" w:colFirst="0" w:colLast="0"/>
+      <w:bookmarkEnd w:id="56"/>
     </w:p>
     <w:p>
       <w:pPr>
@@ -15792,7 +14751,7 @@
           <w:szCs w:val="26"/>
         </w:rPr>
       </w:pPr>
-      <w:bookmarkStart w:id="60" w:name="_Toc240550226"/>
+      <w:bookmarkStart w:id="57" w:name="_Toc240557126"/>
       <w:r>
         <w:rPr>
           <w:rFonts w:ascii="Times New Roman" w:eastAsia="Times New Roman" w:hAnsi="Times New Roman" w:cs="Times New Roman"/>
@@ -15803,7 +14762,7 @@
         </w:rPr>
         <w:t>3.5.3. Yêu cầu chức năng</w:t>
       </w:r>
-      <w:bookmarkEnd w:id="60"/>
+      <w:bookmarkEnd w:id="57"/>
     </w:p>
     <w:p>
       <w:pPr>
@@ -16177,9 +15136,9 @@
           <w:szCs w:val="26"/>
         </w:rPr>
       </w:pPr>
-      <w:bookmarkStart w:id="61" w:name="_5gjgg5krfpp7" w:colFirst="0" w:colLast="0"/>
-      <w:bookmarkStart w:id="62" w:name="_Toc240550228"/>
-      <w:bookmarkEnd w:id="61"/>
+      <w:bookmarkStart w:id="58" w:name="_5gjgg5krfpp7" w:colFirst="0" w:colLast="0"/>
+      <w:bookmarkStart w:id="59" w:name="_Toc240557127"/>
+      <w:bookmarkEnd w:id="58"/>
       <w:r>
         <w:rPr>
           <w:rFonts w:ascii="Times New Roman" w:eastAsia="Times New Roman" w:hAnsi="Times New Roman" w:cs="Times New Roman"/>
@@ -16191,7 +15150,7 @@
         </w:rPr>
         <w:t>3.6. Quản lý Báo cáo</w:t>
       </w:r>
-      <w:bookmarkEnd w:id="62"/>
+      <w:bookmarkEnd w:id="59"/>
       <w:r>
         <w:rPr>
           <w:rFonts w:ascii="Times New Roman" w:eastAsia="Times New Roman" w:hAnsi="Times New Roman" w:cs="Times New Roman"/>
@@ -16219,9 +15178,9 @@
           <w:szCs w:val="26"/>
         </w:rPr>
       </w:pPr>
-      <w:bookmarkStart w:id="63" w:name="_fc40hruezhq" w:colFirst="0" w:colLast="0"/>
-      <w:bookmarkStart w:id="64" w:name="_Toc240550229"/>
-      <w:bookmarkEnd w:id="63"/>
+      <w:bookmarkStart w:id="60" w:name="_fc40hruezhq" w:colFirst="0" w:colLast="0"/>
+      <w:bookmarkStart w:id="61" w:name="_Toc240557128"/>
+      <w:bookmarkEnd w:id="60"/>
       <w:r>
         <w:rPr>
           <w:rFonts w:ascii="Times New Roman" w:eastAsia="Times New Roman" w:hAnsi="Times New Roman" w:cs="Times New Roman"/>
@@ -16232,7 +15191,7 @@
         </w:rPr>
         <w:t>3.6.1. Mục đích</w:t>
       </w:r>
-      <w:bookmarkEnd w:id="64"/>
+      <w:bookmarkEnd w:id="61"/>
       <w:r>
         <w:rPr>
           <w:rFonts w:ascii="Times New Roman" w:eastAsia="Times New Roman" w:hAnsi="Times New Roman" w:cs="Times New Roman"/>
@@ -16287,9 +15246,9 @@
           <w:szCs w:val="26"/>
         </w:rPr>
       </w:pPr>
-      <w:bookmarkStart w:id="65" w:name="_s4ia32r6kyib" w:colFirst="0" w:colLast="0"/>
-      <w:bookmarkStart w:id="66" w:name="_Toc240550230"/>
-      <w:bookmarkEnd w:id="65"/>
+      <w:bookmarkStart w:id="62" w:name="_s4ia32r6kyib" w:colFirst="0" w:colLast="0"/>
+      <w:bookmarkStart w:id="63" w:name="_Toc240557129"/>
+      <w:bookmarkEnd w:id="62"/>
       <w:r>
         <w:rPr>
           <w:rFonts w:ascii="Times New Roman" w:eastAsia="Times New Roman" w:hAnsi="Times New Roman" w:cs="Times New Roman"/>
@@ -16300,7 +15259,7 @@
         </w:rPr>
         <w:t>3.6.2. Đối tượng sử dụng</w:t>
       </w:r>
-      <w:bookmarkEnd w:id="66"/>
+      <w:bookmarkEnd w:id="63"/>
     </w:p>
     <w:tbl>
       <w:tblPr>
@@ -16682,9 +15641,9 @@
           <w:szCs w:val="26"/>
         </w:rPr>
       </w:pPr>
-      <w:bookmarkStart w:id="67" w:name="_4z25zv36daq3" w:colFirst="0" w:colLast="0"/>
-      <w:bookmarkStart w:id="68" w:name="_Toc240550231"/>
-      <w:bookmarkEnd w:id="67"/>
+      <w:bookmarkStart w:id="64" w:name="_4z25zv36daq3" w:colFirst="0" w:colLast="0"/>
+      <w:bookmarkStart w:id="65" w:name="_Toc240557130"/>
+      <w:bookmarkEnd w:id="64"/>
       <w:r>
         <w:rPr>
           <w:rFonts w:ascii="Times New Roman" w:eastAsia="Times New Roman" w:hAnsi="Times New Roman" w:cs="Times New Roman"/>
@@ -16695,7 +15654,7 @@
         </w:rPr>
         <w:t>3.6.3. Yêu cầu chức năng</w:t>
       </w:r>
-      <w:bookmarkEnd w:id="68"/>
+      <w:bookmarkEnd w:id="65"/>
     </w:p>
     <w:p>
       <w:pPr>
@@ -16761,7 +15720,7 @@
           <w:sz w:val="26"/>
           <w:szCs w:val="26"/>
         </w:rPr>
-        <w:t xml:space="preserve"> Hiển thị Top sản phẩm (mặc định 10, tối đa 100) theo số lượng hoặc doanh thu, kèm biểu đồ cột. Dữ liệu được lưu tại thời điểm bán nên không bị ảnh hưởng khi sản phẩm đổi tên hoặc ngừng kinh doanh.</w:t>
+        <w:t xml:space="preserve"> Hiển thị Top sản phẩm (mặc định 10, tối đa 100) theo số lượng hoặc doanh thu, kèm biểu đồ cột.</w:t>
       </w:r>
     </w:p>
     <w:p>
@@ -16827,7 +15786,7 @@
           <w:sz w:val="26"/>
           <w:szCs w:val="26"/>
         </w:rPr>
-        <w:t xml:space="preserve"> Thống kê số giao dịch và số tiền thu theo phương thức/nhà cung cấp, kèm biểu đồ tỉ trọng. Dữ liệu theo trạng thái giao dịch được lưu để phục vụ phân tích AI.</w:t>
+        <w:t xml:space="preserve"> Thống kê số giao dịch và số tiền thu theo phương thức/nhà cung cấp, kèm biểu đồ tỉ trọng. </w:t>
       </w:r>
     </w:p>
     <w:p>
@@ -17002,7 +15961,7 @@
           <w:szCs w:val="28"/>
         </w:rPr>
       </w:pPr>
-      <w:bookmarkStart w:id="69" w:name="_Toc240550232"/>
+      <w:bookmarkStart w:id="66" w:name="_Toc240557131"/>
       <w:r>
         <w:rPr>
           <w:rFonts w:ascii="Times New Roman" w:eastAsia="Times New Roman" w:hAnsi="Times New Roman" w:cs="Times New Roman"/>
@@ -17013,7 +15972,7 @@
         </w:rPr>
         <w:t>CHƯƠNG 4. KẾT QUẢ THỰC HIỆN VÀ KỊCH BẢN THỰC NGHIỆM</w:t>
       </w:r>
-      <w:bookmarkEnd w:id="69"/>
+      <w:bookmarkEnd w:id="66"/>
     </w:p>
     <w:p>
       <w:pPr>
@@ -17031,7 +15990,7 @@
           <w:szCs w:val="26"/>
         </w:rPr>
       </w:pPr>
-      <w:bookmarkStart w:id="70" w:name="_Toc240550233"/>
+      <w:bookmarkStart w:id="67" w:name="_Toc240557132"/>
       <w:r>
         <w:rPr>
           <w:rFonts w:ascii="Times New Roman" w:eastAsia="Times New Roman" w:hAnsi="Times New Roman" w:cs="Times New Roman"/>
@@ -17043,7 +16002,7 @@
         </w:rPr>
         <w:t>4.1. Kết quả giao diện ứng dụng (Dashboard UI)</w:t>
       </w:r>
-      <w:bookmarkEnd w:id="70"/>
+      <w:bookmarkEnd w:id="67"/>
     </w:p>
     <w:tbl>
       <w:tblPr>
@@ -17172,7 +16131,7 @@
         </w:tc>
         <w:tc>
           <w:tcPr>
-            <w:tcW w:w="4514" w:type="dxa"/>
+            <w:tcW w:w="4515" w:type="dxa"/>
             <w:tcMar>
               <w:top w:w="100" w:type="dxa"/>
               <w:left w:w="100" w:type="dxa"/>
@@ -17364,7 +16323,7 @@
         </w:tc>
         <w:tc>
           <w:tcPr>
-            <w:tcW w:w="4514" w:type="dxa"/>
+            <w:tcW w:w="4515" w:type="dxa"/>
             <w:tcMar>
               <w:top w:w="100" w:type="dxa"/>
               <w:left w:w="100" w:type="dxa"/>
@@ -17557,7 +16516,7 @@
         </w:tc>
         <w:tc>
           <w:tcPr>
-            <w:tcW w:w="4514" w:type="dxa"/>
+            <w:tcW w:w="4515" w:type="dxa"/>
             <w:tcMar>
               <w:top w:w="100" w:type="dxa"/>
               <w:left w:w="100" w:type="dxa"/>
@@ -17735,7 +16694,7 @@
         </w:tc>
         <w:tc>
           <w:tcPr>
-            <w:tcW w:w="4514" w:type="dxa"/>
+            <w:tcW w:w="4515" w:type="dxa"/>
             <w:tcMar>
               <w:top w:w="100" w:type="dxa"/>
               <w:left w:w="100" w:type="dxa"/>
@@ -17769,16 +16728,16 @@
                 <w:szCs w:val="26"/>
               </w:rPr>
               <w:drawing>
-                <wp:inline distT="114300" distB="114300" distL="114300" distR="114300" wp14:anchorId="6774E145" wp14:editId="09F2F3C1">
-                  <wp:extent cx="2724150" cy="914400"/>
+                <wp:inline distT="114300" distB="114300" distL="114300" distR="114300" wp14:anchorId="79E63F9E" wp14:editId="11239567">
+                  <wp:extent cx="2724150" cy="1587500"/>
                   <wp:effectExtent l="0" t="0" r="0" b="0"/>
-                  <wp:docPr id="8" name="image5.png"/>
+                  <wp:docPr id="12" name="image11.png"/>
                   <wp:cNvGraphicFramePr/>
                   <a:graphic xmlns:a="http://schemas.openxmlformats.org/drawingml/2006/main">
                     <a:graphicData uri="http://schemas.openxmlformats.org/drawingml/2006/picture">
                       <pic:pic xmlns:pic="http://schemas.openxmlformats.org/drawingml/2006/picture">
                         <pic:nvPicPr>
-                          <pic:cNvPr id="0" name="image5.png"/>
+                          <pic:cNvPr id="0" name="image11.png"/>
                           <pic:cNvPicPr preferRelativeResize="0"/>
                         </pic:nvPicPr>
                         <pic:blipFill>
@@ -17791,7 +16750,7 @@
                         <pic:spPr>
                           <a:xfrm>
                             <a:off x="0" y="0"/>
-                            <a:ext cx="2724150" cy="914400"/>
+                            <a:ext cx="2724150" cy="1587500"/>
                           </a:xfrm>
                           <a:prstGeom prst="rect">
                             <a:avLst/>
@@ -17824,7 +16783,28 @@
                 <w:sz w:val="20"/>
                 <w:szCs w:val="20"/>
               </w:rPr>
-              <w:t>hình 4.1.8 Giao diện thanh toán thủ công</w:t>
+              <w:t>hình 4.1.</w:t>
+            </w:r>
+            <w:r>
+              <w:rPr>
+                <w:rFonts w:ascii="Times New Roman" w:eastAsia="Times New Roman" w:hAnsi="Times New Roman" w:cs="Times New Roman"/>
+                <w:i/>
+                <w:iCs/>
+                <w:sz w:val="20"/>
+                <w:szCs w:val="20"/>
+                <w:lang w:val="en-US"/>
+              </w:rPr>
+              <w:t>8</w:t>
+            </w:r>
+            <w:r>
+              <w:rPr>
+                <w:rFonts w:ascii="Times New Roman" w:eastAsia="Times New Roman" w:hAnsi="Times New Roman" w:cs="Times New Roman"/>
+                <w:i/>
+                <w:iCs/>
+                <w:sz w:val="20"/>
+                <w:szCs w:val="20"/>
+              </w:rPr>
+              <w:t xml:space="preserve"> Giao diện hóa đơn</w:t>
             </w:r>
           </w:p>
         </w:tc>
@@ -17866,282 +16846,6 @@
                 <w:szCs w:val="26"/>
               </w:rPr>
               <w:drawing>
-                <wp:inline distT="114300" distB="114300" distL="114300" distR="114300" wp14:anchorId="487DE4DE" wp14:editId="20C1E381">
-                  <wp:extent cx="2724150" cy="1587500"/>
-                  <wp:effectExtent l="0" t="0" r="0" b="0"/>
-                  <wp:docPr id="12" name="image11.png"/>
-                  <wp:cNvGraphicFramePr/>
-                  <a:graphic xmlns:a="http://schemas.openxmlformats.org/drawingml/2006/main">
-                    <a:graphicData uri="http://schemas.openxmlformats.org/drawingml/2006/picture">
-                      <pic:pic xmlns:pic="http://schemas.openxmlformats.org/drawingml/2006/picture">
-                        <pic:nvPicPr>
-                          <pic:cNvPr id="0" name="image11.png"/>
-                          <pic:cNvPicPr preferRelativeResize="0"/>
-                        </pic:nvPicPr>
-                        <pic:blipFill>
-                          <a:blip r:embed="rId21"/>
-                          <a:srcRect/>
-                          <a:stretch>
-                            <a:fillRect/>
-                          </a:stretch>
-                        </pic:blipFill>
-                        <pic:spPr>
-                          <a:xfrm>
-                            <a:off x="0" y="0"/>
-                            <a:ext cx="2724150" cy="1587500"/>
-                          </a:xfrm>
-                          <a:prstGeom prst="rect">
-                            <a:avLst/>
-                          </a:prstGeom>
-                          <a:ln/>
-                        </pic:spPr>
-                      </pic:pic>
-                    </a:graphicData>
-                  </a:graphic>
-                </wp:inline>
-              </w:drawing>
-            </w:r>
-          </w:p>
-          <w:p>
-            <w:pPr>
-              <w:widowControl w:val="0"/>
-              <w:spacing w:line="240" w:lineRule="auto"/>
-              <w:jc w:val="center"/>
-              <w:rPr>
-                <w:rFonts w:ascii="Times New Roman" w:eastAsia="Times New Roman" w:hAnsi="Times New Roman" w:cs="Times New Roman"/>
-                <w:sz w:val="20"/>
-                <w:szCs w:val="20"/>
-              </w:rPr>
-            </w:pPr>
-            <w:r>
-              <w:rPr>
-                <w:rFonts w:ascii="Times New Roman" w:eastAsia="Times New Roman" w:hAnsi="Times New Roman" w:cs="Times New Roman"/>
-                <w:i/>
-                <w:iCs/>
-                <w:sz w:val="20"/>
-                <w:szCs w:val="20"/>
-              </w:rPr>
-              <w:t>hình 4.1.9 Giao diện hóa đơn</w:t>
-            </w:r>
-          </w:p>
-        </w:tc>
-        <w:tc>
-          <w:tcPr>
-            <w:tcW w:w="4514" w:type="dxa"/>
-            <w:tcMar>
-              <w:top w:w="100" w:type="dxa"/>
-              <w:left w:w="100" w:type="dxa"/>
-              <w:bottom w:w="100" w:type="dxa"/>
-              <w:right w:w="100" w:type="dxa"/>
-            </w:tcMar>
-          </w:tcPr>
-          <w:p>
-            <w:pPr>
-              <w:widowControl w:val="0"/>
-              <w:pBdr>
-                <w:top w:val="nil"/>
-                <w:left w:val="nil"/>
-                <w:bottom w:val="nil"/>
-                <w:right w:val="nil"/>
-                <w:between w:val="nil"/>
-              </w:pBdr>
-              <w:spacing w:line="240" w:lineRule="auto"/>
-              <w:jc w:val="both"/>
-              <w:rPr>
-                <w:rFonts w:ascii="Times New Roman" w:eastAsia="Times New Roman" w:hAnsi="Times New Roman" w:cs="Times New Roman"/>
-                <w:sz w:val="26"/>
-                <w:szCs w:val="26"/>
-              </w:rPr>
-            </w:pPr>
-            <w:r>
-              <w:rPr>
-                <w:rFonts w:ascii="Times New Roman" w:eastAsia="Times New Roman" w:hAnsi="Times New Roman" w:cs="Times New Roman"/>
-                <w:noProof/>
-                <w:sz w:val="26"/>
-                <w:szCs w:val="26"/>
-              </w:rPr>
-              <w:drawing>
-                <wp:inline distT="114300" distB="114300" distL="114300" distR="114300" wp14:anchorId="494190F2" wp14:editId="73627FE2">
-                  <wp:extent cx="2724150" cy="787400"/>
-                  <wp:effectExtent l="0" t="0" r="0" b="0"/>
-                  <wp:docPr id="4" name="image2.png"/>
-                  <wp:cNvGraphicFramePr/>
-                  <a:graphic xmlns:a="http://schemas.openxmlformats.org/drawingml/2006/main">
-                    <a:graphicData uri="http://schemas.openxmlformats.org/drawingml/2006/picture">
-                      <pic:pic xmlns:pic="http://schemas.openxmlformats.org/drawingml/2006/picture">
-                        <pic:nvPicPr>
-                          <pic:cNvPr id="0" name="image2.png"/>
-                          <pic:cNvPicPr preferRelativeResize="0"/>
-                        </pic:nvPicPr>
-                        <pic:blipFill>
-                          <a:blip r:embed="rId22"/>
-                          <a:srcRect/>
-                          <a:stretch>
-                            <a:fillRect/>
-                          </a:stretch>
-                        </pic:blipFill>
-                        <pic:spPr>
-                          <a:xfrm>
-                            <a:off x="0" y="0"/>
-                            <a:ext cx="2724150" cy="787400"/>
-                          </a:xfrm>
-                          <a:prstGeom prst="rect">
-                            <a:avLst/>
-                          </a:prstGeom>
-                          <a:ln/>
-                        </pic:spPr>
-                      </pic:pic>
-                    </a:graphicData>
-                  </a:graphic>
-                </wp:inline>
-              </w:drawing>
-            </w:r>
-          </w:p>
-          <w:p>
-            <w:pPr>
-              <w:widowControl w:val="0"/>
-              <w:spacing w:line="240" w:lineRule="auto"/>
-              <w:jc w:val="center"/>
-              <w:rPr>
-                <w:rFonts w:ascii="Times New Roman" w:eastAsia="Times New Roman" w:hAnsi="Times New Roman" w:cs="Times New Roman"/>
-                <w:sz w:val="20"/>
-                <w:szCs w:val="20"/>
-              </w:rPr>
-            </w:pPr>
-            <w:r>
-              <w:rPr>
-                <w:rFonts w:ascii="Times New Roman" w:eastAsia="Times New Roman" w:hAnsi="Times New Roman" w:cs="Times New Roman"/>
-                <w:i/>
-                <w:iCs/>
-                <w:sz w:val="20"/>
-                <w:szCs w:val="20"/>
-              </w:rPr>
-              <w:t>hình 4.1.10 Giao diện thông tin chi tiết hóa đơn</w:t>
-            </w:r>
-          </w:p>
-          <w:p>
-            <w:pPr>
-              <w:widowControl w:val="0"/>
-              <w:pBdr>
-                <w:top w:val="nil"/>
-                <w:left w:val="nil"/>
-                <w:bottom w:val="nil"/>
-                <w:right w:val="nil"/>
-                <w:between w:val="nil"/>
-              </w:pBdr>
-              <w:spacing w:line="240" w:lineRule="auto"/>
-              <w:jc w:val="both"/>
-              <w:rPr>
-                <w:rFonts w:ascii="Times New Roman" w:eastAsia="Times New Roman" w:hAnsi="Times New Roman" w:cs="Times New Roman"/>
-                <w:sz w:val="26"/>
-                <w:szCs w:val="26"/>
-              </w:rPr>
-            </w:pPr>
-            <w:r>
-              <w:rPr>
-                <w:rFonts w:ascii="Times New Roman" w:eastAsia="Times New Roman" w:hAnsi="Times New Roman" w:cs="Times New Roman"/>
-                <w:sz w:val="26"/>
-                <w:szCs w:val="26"/>
-              </w:rPr>
-              <w:br/>
-            </w:r>
-          </w:p>
-          <w:p>
-            <w:pPr>
-              <w:widowControl w:val="0"/>
-              <w:pBdr>
-                <w:top w:val="nil"/>
-                <w:left w:val="nil"/>
-                <w:bottom w:val="nil"/>
-                <w:right w:val="nil"/>
-                <w:between w:val="nil"/>
-              </w:pBdr>
-              <w:spacing w:line="240" w:lineRule="auto"/>
-              <w:jc w:val="both"/>
-              <w:rPr>
-                <w:rFonts w:ascii="Times New Roman" w:eastAsia="Times New Roman" w:hAnsi="Times New Roman" w:cs="Times New Roman"/>
-                <w:sz w:val="26"/>
-                <w:szCs w:val="26"/>
-              </w:rPr>
-            </w:pPr>
-          </w:p>
-          <w:p>
-            <w:pPr>
-              <w:widowControl w:val="0"/>
-              <w:pBdr>
-                <w:top w:val="nil"/>
-                <w:left w:val="nil"/>
-                <w:bottom w:val="nil"/>
-                <w:right w:val="nil"/>
-                <w:between w:val="nil"/>
-              </w:pBdr>
-              <w:spacing w:line="240" w:lineRule="auto"/>
-              <w:jc w:val="both"/>
-              <w:rPr>
-                <w:rFonts w:ascii="Times New Roman" w:eastAsia="Times New Roman" w:hAnsi="Times New Roman" w:cs="Times New Roman"/>
-                <w:sz w:val="26"/>
-                <w:szCs w:val="26"/>
-              </w:rPr>
-            </w:pPr>
-          </w:p>
-          <w:p>
-            <w:pPr>
-              <w:widowControl w:val="0"/>
-              <w:pBdr>
-                <w:top w:val="nil"/>
-                <w:left w:val="nil"/>
-                <w:bottom w:val="nil"/>
-                <w:right w:val="nil"/>
-                <w:between w:val="nil"/>
-              </w:pBdr>
-              <w:spacing w:line="240" w:lineRule="auto"/>
-              <w:jc w:val="both"/>
-              <w:rPr>
-                <w:rFonts w:ascii="Times New Roman" w:eastAsia="Times New Roman" w:hAnsi="Times New Roman" w:cs="Times New Roman"/>
-                <w:sz w:val="26"/>
-                <w:szCs w:val="26"/>
-              </w:rPr>
-            </w:pPr>
-          </w:p>
-        </w:tc>
-      </w:tr>
-      <w:tr>
-        <w:tc>
-          <w:tcPr>
-            <w:tcW w:w="4514" w:type="dxa"/>
-            <w:tcMar>
-              <w:top w:w="100" w:type="dxa"/>
-              <w:left w:w="100" w:type="dxa"/>
-              <w:bottom w:w="100" w:type="dxa"/>
-              <w:right w:w="100" w:type="dxa"/>
-            </w:tcMar>
-          </w:tcPr>
-          <w:p>
-            <w:pPr>
-              <w:widowControl w:val="0"/>
-              <w:pBdr>
-                <w:top w:val="nil"/>
-                <w:left w:val="nil"/>
-                <w:bottom w:val="nil"/>
-                <w:right w:val="nil"/>
-                <w:between w:val="nil"/>
-              </w:pBdr>
-              <w:spacing w:line="240" w:lineRule="auto"/>
-              <w:jc w:val="both"/>
-              <w:rPr>
-                <w:rFonts w:ascii="Times New Roman" w:eastAsia="Times New Roman" w:hAnsi="Times New Roman" w:cs="Times New Roman"/>
-                <w:sz w:val="26"/>
-                <w:szCs w:val="26"/>
-              </w:rPr>
-            </w:pPr>
-            <w:r>
-              <w:rPr>
-                <w:rFonts w:ascii="Times New Roman" w:eastAsia="Times New Roman" w:hAnsi="Times New Roman" w:cs="Times New Roman"/>
-                <w:noProof/>
-                <w:sz w:val="26"/>
-                <w:szCs w:val="26"/>
-              </w:rPr>
-              <w:drawing>
                 <wp:inline distT="114300" distB="114300" distL="114300" distR="114300" wp14:anchorId="24D0F77E" wp14:editId="7FB34FF2">
                   <wp:extent cx="2724150" cy="1549400"/>
                   <wp:effectExtent l="0" t="0" r="0" b="0"/>
@@ -18155,7 +16859,7 @@
                           <pic:cNvPicPr preferRelativeResize="0"/>
                         </pic:nvPicPr>
                         <pic:blipFill>
-                          <a:blip r:embed="rId23"/>
+                          <a:blip r:embed="rId21"/>
                           <a:srcRect/>
                           <a:stretch>
                             <a:fillRect/>
@@ -18197,13 +16901,34 @@
                 <w:sz w:val="20"/>
                 <w:szCs w:val="20"/>
               </w:rPr>
-              <w:t>hình 4.1.11 Giao diện quản lý nhân viên</w:t>
+              <w:t>hình 4.1.</w:t>
+            </w:r>
+            <w:r>
+              <w:rPr>
+                <w:rFonts w:ascii="Times New Roman" w:eastAsia="Times New Roman" w:hAnsi="Times New Roman" w:cs="Times New Roman"/>
+                <w:i/>
+                <w:iCs/>
+                <w:sz w:val="20"/>
+                <w:szCs w:val="20"/>
+                <w:lang w:val="en-US"/>
+              </w:rPr>
+              <w:t>9</w:t>
+            </w:r>
+            <w:r>
+              <w:rPr>
+                <w:rFonts w:ascii="Times New Roman" w:eastAsia="Times New Roman" w:hAnsi="Times New Roman" w:cs="Times New Roman"/>
+                <w:i/>
+                <w:iCs/>
+                <w:sz w:val="20"/>
+                <w:szCs w:val="20"/>
+              </w:rPr>
+              <w:t xml:space="preserve"> Giao diện quản lý nhân viên</w:t>
             </w:r>
           </w:p>
         </w:tc>
         <w:tc>
           <w:tcPr>
-            <w:tcW w:w="4514" w:type="dxa"/>
+            <w:tcW w:w="4515" w:type="dxa"/>
             <w:tcMar>
               <w:top w:w="100" w:type="dxa"/>
               <w:left w:w="100" w:type="dxa"/>
@@ -18250,7 +16975,7 @@
                           <pic:cNvPicPr preferRelativeResize="0"/>
                         </pic:nvPicPr>
                         <pic:blipFill>
-                          <a:blip r:embed="rId24"/>
+                          <a:blip r:embed="rId22"/>
                           <a:srcRect/>
                           <a:stretch>
                             <a:fillRect/>
@@ -18292,7 +17017,28 @@
                 <w:sz w:val="20"/>
                 <w:szCs w:val="20"/>
               </w:rPr>
-              <w:t>hình 4.1.12 Giao diện báo cáo doanh thu</w:t>
+              <w:t>hình 4.1.</w:t>
+            </w:r>
+            <w:r>
+              <w:rPr>
+                <w:rFonts w:ascii="Times New Roman" w:eastAsia="Times New Roman" w:hAnsi="Times New Roman" w:cs="Times New Roman"/>
+                <w:i/>
+                <w:iCs/>
+                <w:sz w:val="20"/>
+                <w:szCs w:val="20"/>
+                <w:lang w:val="en-US"/>
+              </w:rPr>
+              <w:t>10</w:t>
+            </w:r>
+            <w:r>
+              <w:rPr>
+                <w:rFonts w:ascii="Times New Roman" w:eastAsia="Times New Roman" w:hAnsi="Times New Roman" w:cs="Times New Roman"/>
+                <w:i/>
+                <w:iCs/>
+                <w:sz w:val="20"/>
+                <w:szCs w:val="20"/>
+              </w:rPr>
+              <w:t xml:space="preserve"> Giao diện báo cáo doanh thu</w:t>
             </w:r>
           </w:p>
         </w:tc>
@@ -18326,7 +17072,7 @@
           <w:szCs w:val="26"/>
         </w:rPr>
       </w:pPr>
-      <w:bookmarkStart w:id="71" w:name="_Toc240550234"/>
+      <w:bookmarkStart w:id="68" w:name="_Toc240557133"/>
       <w:r>
         <w:rPr>
           <w:rFonts w:ascii="Times New Roman" w:eastAsia="Times New Roman" w:hAnsi="Times New Roman" w:cs="Times New Roman"/>
@@ -18338,7 +17084,7 @@
         </w:rPr>
         <w:t>4.2. Kịch bản thực nghiệm và Kiểm thử hệ thống (Test Scenarios &amp; Coverage)</w:t>
       </w:r>
-      <w:bookmarkEnd w:id="71"/>
+      <w:bookmarkEnd w:id="68"/>
     </w:p>
     <w:p>
       <w:pPr>
@@ -18356,7 +17102,6 @@
           <w:sz w:val="26"/>
           <w:szCs w:val="26"/>
         </w:rPr>
-        <w:lastRenderedPageBreak/>
         <w:t>Hệ thống được kiểm thử tập trung vào tầng Services (xử lý nghiệp vụ) và các endpoint API quan trọng. Mỗi nghiệp vụ được kiểm thử theo cả đường xử lý thành công (happy path) và các trường hợp lỗi thường gặp, nhằm phát hiện sai sót logic sớm trước khi tích hợp lên giao diện. Một số kịch bản kiểm thử tiêu biểu được trình bày theo từng module như sau.</w:t>
       </w:r>
     </w:p>
@@ -18415,6 +17160,7 @@
           <w:sz w:val="26"/>
           <w:szCs w:val="26"/>
         </w:rPr>
+        <w:lastRenderedPageBreak/>
         <w:t xml:space="preserve">Sản phẩm &amp; kho: </w:t>
       </w:r>
       <w:r>
@@ -18561,7 +17307,7 @@
           <w:szCs w:val="26"/>
         </w:rPr>
       </w:pPr>
-      <w:bookmarkStart w:id="72" w:name="_Toc240550235"/>
+      <w:bookmarkStart w:id="69" w:name="_Toc240557134"/>
       <w:r>
         <w:rPr>
           <w:rFonts w:ascii="Times New Roman" w:eastAsia="Times New Roman" w:hAnsi="Times New Roman" w:cs="Times New Roman"/>
@@ -18573,7 +17319,7 @@
         </w:rPr>
         <w:t>4.3. Đánh giá hệ thống</w:t>
       </w:r>
-      <w:bookmarkEnd w:id="72"/>
+      <w:bookmarkEnd w:id="69"/>
     </w:p>
     <w:p>
       <w:pPr>
@@ -18591,7 +17337,24 @@
           <w:sz w:val="26"/>
           <w:szCs w:val="26"/>
         </w:rPr>
-        <w:t>Đối chiếu với các mục tiêu đề ra ở mục 1.2, hệ thống đã hiện thực hoá đầy đủ các nghiệp vụ cốt lõi: phân quyền theo vai trò (RBAC), quản lý sản phẩm/kho/khách hàng, luồng bán hàng từ tạo đơn đến hoá đơn, tích hợp thanh toán SePay có đối soát tự động, và module báo cáo có phân tích bằng AI. Việc tách riêng tầng Services và Selectors giúp mã nguồn dễ đọc và dễ kiểm thử hơn; đóng gói bằng Docker giúp hệ thống triển khai nhanh, đồng nhất giữa các môi trường phát triển và vận hành.</w:t>
+        <w:t>Đối chiếu với các mục tiêu đề ra ở mục 1.2, hệ thống đã hiện thực hoá đầy đủ các nghiệp vụ cốt lõi: phân quyền theo vai trò (RBAC), quản lý sản phẩm/kho/khách hàng, luồng bán hàng từ tạo đơn đến hoá đơn, tích hợp thanh toán SePay có đối soát tự động, và module báo cáo có phân tích bằng AI.</w:t>
+      </w:r>
+      <w:r>
+        <w:rPr>
+          <w:rFonts w:ascii="Times New Roman" w:eastAsia="Times New Roman" w:hAnsi="Times New Roman" w:cs="Times New Roman"/>
+          <w:sz w:val="26"/>
+          <w:szCs w:val="26"/>
+          <w:lang w:val="en-US"/>
+        </w:rPr>
+        <w:t xml:space="preserve"> Đ</w:t>
+      </w:r>
+      <w:r>
+        <w:rPr>
+          <w:rFonts w:ascii="Times New Roman" w:eastAsia="Times New Roman" w:hAnsi="Times New Roman" w:cs="Times New Roman"/>
+          <w:sz w:val="26"/>
+          <w:szCs w:val="26"/>
+        </w:rPr>
+        <w:t>óng gói bằng Docker giúp hệ thống triển khai nhanh, đồng nhất giữa các môi trường phát triển và vận hành.</w:t>
       </w:r>
     </w:p>
     <w:p>
@@ -18609,7 +17372,7 @@
           <w:szCs w:val="26"/>
         </w:rPr>
       </w:pPr>
-      <w:bookmarkStart w:id="73" w:name="_Toc240550236"/>
+      <w:bookmarkStart w:id="70" w:name="_Toc240557135"/>
       <w:r>
         <w:rPr>
           <w:rFonts w:ascii="Times New Roman" w:eastAsia="Times New Roman" w:hAnsi="Times New Roman" w:cs="Times New Roman"/>
@@ -18620,7 +17383,7 @@
         </w:rPr>
         <w:t>CHƯƠNG 5. KẾT LUẬN VÀ HƯỚNG PHÁT TRIỂN</w:t>
       </w:r>
-      <w:bookmarkEnd w:id="73"/>
+      <w:bookmarkEnd w:id="70"/>
     </w:p>
     <w:p>
       <w:pPr>
@@ -18639,7 +17402,7 @@
           <w:szCs w:val="26"/>
         </w:rPr>
       </w:pPr>
-      <w:bookmarkStart w:id="74" w:name="_Toc240550237"/>
+      <w:bookmarkStart w:id="71" w:name="_Toc240557136"/>
       <w:r>
         <w:rPr>
           <w:rFonts w:ascii="Times New Roman" w:eastAsia="Times New Roman" w:hAnsi="Times New Roman" w:cs="Times New Roman"/>
@@ -18651,7 +17414,7 @@
         </w:rPr>
         <w:t>5.1. Kết quả đạt được</w:t>
       </w:r>
-      <w:bookmarkEnd w:id="74"/>
+      <w:bookmarkEnd w:id="71"/>
     </w:p>
     <w:p>
       <w:pPr>
@@ -18694,7 +17457,6 @@
           <w:sz w:val="26"/>
           <w:szCs w:val="26"/>
         </w:rPr>
-        <w:lastRenderedPageBreak/>
         <w:t xml:space="preserve">Hệ thống hoàn chỉnh: </w:t>
       </w:r>
       <w:r>
@@ -18864,6 +17626,7 @@
           <w:sz w:val="26"/>
           <w:szCs w:val="26"/>
         </w:rPr>
+        <w:lastRenderedPageBreak/>
         <w:t xml:space="preserve">Triển khai chuẩn hoá: </w:t>
       </w:r>
       <w:r>
@@ -18911,7 +17674,7 @@
           <w:szCs w:val="26"/>
         </w:rPr>
       </w:pPr>
-      <w:bookmarkStart w:id="75" w:name="_Toc240550238"/>
+      <w:bookmarkStart w:id="72" w:name="_Toc240557137"/>
       <w:r>
         <w:rPr>
           <w:rFonts w:ascii="Times New Roman" w:eastAsia="Times New Roman" w:hAnsi="Times New Roman" w:cs="Times New Roman"/>
@@ -18923,7 +17686,7 @@
         </w:rPr>
         <w:t>5.2. Hạn chế của hệ thống</w:t>
       </w:r>
-      <w:bookmarkEnd w:id="75"/>
+      <w:bookmarkEnd w:id="72"/>
     </w:p>
     <w:p>
       <w:pPr>
@@ -18958,7 +17721,6 @@
           <w:lang w:val="en-US"/>
         </w:rPr>
       </w:pPr>
-      <w:bookmarkStart w:id="76" w:name="_Toc240550239"/>
       <w:r>
         <w:rPr>
           <w:rFonts w:ascii="Times New Roman" w:hAnsi="Times New Roman" w:cs="Times New Roman"/>
@@ -20117,16 +18879,30 @@
         </w:rPr>
         <w:t>.</w:t>
       </w:r>
-      <w:r>
-        <w:rPr>
-          <w:rFonts w:ascii="Times New Roman" w:hAnsi="Times New Roman" w:cs="Times New Roman"/>
-          <w:color w:val="303030"/>
+    </w:p>
+    <w:p>
+      <w:pPr>
+        <w:pStyle w:val="Heading2"/>
+        <w:rPr>
+          <w:rFonts w:ascii="Times New Roman" w:hAnsi="Times New Roman" w:cs="Times New Roman"/>
+          <w:b/>
+          <w:bCs/>
+          <w:sz w:val="26"/>
+          <w:szCs w:val="26"/>
+        </w:rPr>
+      </w:pPr>
+      <w:bookmarkStart w:id="73" w:name="_Toc240557138"/>
+      <w:r>
+        <w:rPr>
+          <w:rFonts w:ascii="Times New Roman" w:hAnsi="Times New Roman" w:cs="Times New Roman"/>
+          <w:b/>
+          <w:bCs/>
           <w:sz w:val="26"/>
           <w:szCs w:val="26"/>
         </w:rPr>
         <w:t>5.3. Hướng phát triển trong tương lai</w:t>
       </w:r>
-      <w:bookmarkEnd w:id="76"/>
+      <w:bookmarkEnd w:id="73"/>
     </w:p>
     <w:p>
       <w:pPr>
@@ -21195,24 +19971,24 @@
           <w:lang w:val="en-US"/>
         </w:rPr>
       </w:pPr>
-      <w:bookmarkStart w:id="77" w:name="_o7ysbmg81o4e" w:colFirst="0" w:colLast="0"/>
-      <w:bookmarkStart w:id="78" w:name="_Toc240550240"/>
+      <w:bookmarkStart w:id="74" w:name="_o7ysbmg81o4e" w:colFirst="0" w:colLast="0"/>
+      <w:bookmarkStart w:id="75" w:name="_Toc240557139"/>
+      <w:bookmarkEnd w:id="74"/>
+      <w:r>
+        <w:rPr>
+          <w:rFonts w:ascii="Times New Roman" w:eastAsia="Times New Roman" w:hAnsi="Times New Roman" w:cs="Times New Roman"/>
+          <w:b/>
+          <w:bCs/>
+          <w:sz w:val="26"/>
+          <w:szCs w:val="26"/>
+        </w:rPr>
+        <w:t>TÀI LIỆU THAM KHẢO</w:t>
+      </w:r>
+      <w:bookmarkStart w:id="76" w:name="_ud8yeom8plma" w:colFirst="0" w:colLast="0"/>
+      <w:bookmarkStart w:id="77" w:name="_nfr76imrqr4v" w:colFirst="0" w:colLast="0"/>
+      <w:bookmarkEnd w:id="75"/>
+      <w:bookmarkEnd w:id="76"/>
       <w:bookmarkEnd w:id="77"/>
-      <w:r>
-        <w:rPr>
-          <w:rFonts w:ascii="Times New Roman" w:eastAsia="Times New Roman" w:hAnsi="Times New Roman" w:cs="Times New Roman"/>
-          <w:b/>
-          <w:bCs/>
-          <w:sz w:val="26"/>
-          <w:szCs w:val="26"/>
-        </w:rPr>
-        <w:t>TÀI LIỆU THAM KHẢO</w:t>
-      </w:r>
-      <w:bookmarkStart w:id="79" w:name="_ud8yeom8plma" w:colFirst="0" w:colLast="0"/>
-      <w:bookmarkStart w:id="80" w:name="_nfr76imrqr4v" w:colFirst="0" w:colLast="0"/>
-      <w:bookmarkEnd w:id="78"/>
-      <w:bookmarkEnd w:id="79"/>
-      <w:bookmarkEnd w:id="80"/>
     </w:p>
     <w:p>
       <w:pPr>
@@ -21327,7 +20103,6 @@
           <w:szCs w:val="26"/>
           <w:lang w:val="en-US"/>
         </w:rPr>
-        <w:lastRenderedPageBreak/>
         <w:t xml:space="preserve">Django Software Foundation, </w:t>
       </w:r>
       <w:r>
@@ -21350,7 +20125,7 @@
         </w:rPr>
         <w:t xml:space="preserve">, </w:t>
       </w:r>
-      <w:hyperlink r:id="rId25" w:history="1">
+      <w:hyperlink r:id="rId23" w:history="1">
         <w:r>
           <w:rPr>
             <w:rStyle w:val="Hyperlink"/>
@@ -21405,7 +20180,7 @@
         </w:rPr>
         <w:t xml:space="preserve">, </w:t>
       </w:r>
-      <w:hyperlink r:id="rId26" w:history="1">
+      <w:hyperlink r:id="rId24" w:history="1">
         <w:r>
           <w:rPr>
             <w:rStyle w:val="Hyperlink"/>
@@ -21460,7 +20235,7 @@
         </w:rPr>
         <w:t xml:space="preserve">, </w:t>
       </w:r>
-      <w:hyperlink r:id="rId27" w:history="1">
+      <w:hyperlink r:id="rId25" w:history="1">
         <w:r>
           <w:rPr>
             <w:rStyle w:val="Hyperlink"/>
@@ -21552,7 +20327,7 @@
         </w:rPr>
         <w:t xml:space="preserve">, </w:t>
       </w:r>
-      <w:hyperlink r:id="rId28" w:history="1">
+      <w:hyperlink r:id="rId26" w:history="1">
         <w:r>
           <w:rPr>
             <w:rStyle w:val="Hyperlink"/>
@@ -21607,7 +20382,7 @@
         </w:rPr>
         <w:t xml:space="preserve">, </w:t>
       </w:r>
-      <w:hyperlink r:id="rId29" w:history="1">
+      <w:hyperlink r:id="rId27" w:history="1">
         <w:r>
           <w:rPr>
             <w:rStyle w:val="Hyperlink"/>
@@ -21640,6 +20415,7 @@
           <w:szCs w:val="26"/>
           <w:lang w:val="en-US"/>
         </w:rPr>
+        <w:lastRenderedPageBreak/>
         <w:t xml:space="preserve">Docker Inc., </w:t>
       </w:r>
       <w:r>
@@ -21662,7 +20438,7 @@
         </w:rPr>
         <w:t xml:space="preserve">, </w:t>
       </w:r>
-      <w:hyperlink r:id="rId30" w:history="1">
+      <w:hyperlink r:id="rId28" w:history="1">
         <w:r>
           <w:rPr>
             <w:rStyle w:val="Hyperlink"/>
@@ -21741,7 +20517,7 @@
         </w:rPr>
         <w:t xml:space="preserve">, </w:t>
       </w:r>
-      <w:hyperlink r:id="rId31" w:history="1">
+      <w:hyperlink r:id="rId29" w:history="1">
         <w:r>
           <w:rPr>
             <w:rStyle w:val="Hyperlink"/>
@@ -21796,7 +20572,7 @@
         </w:rPr>
         <w:t xml:space="preserve">, </w:t>
       </w:r>
-      <w:hyperlink r:id="rId32" w:history="1">
+      <w:hyperlink r:id="rId30" w:history="1">
         <w:r>
           <w:rPr>
             <w:rStyle w:val="Hyperlink"/>
@@ -21875,7 +20651,7 @@
         </w:rPr>
         <w:t xml:space="preserve">, </w:t>
       </w:r>
-      <w:hyperlink r:id="rId33" w:history="1">
+      <w:hyperlink r:id="rId31" w:history="1">
         <w:r>
           <w:rPr>
             <w:rStyle w:val="Hyperlink"/>
@@ -21941,7 +20717,7 @@
         </w:rPr>
         <w:t xml:space="preserve">, </w:t>
       </w:r>
-      <w:hyperlink r:id="rId34" w:history="1">
+      <w:hyperlink r:id="rId32" w:history="1">
         <w:r>
           <w:rPr>
             <w:rStyle w:val="Hyperlink"/>
@@ -22126,7 +20902,7 @@
         </w:rPr>
         <w:t xml:space="preserve">, </w:t>
       </w:r>
-      <w:hyperlink r:id="rId35" w:history="1">
+      <w:hyperlink r:id="rId33" w:history="1">
         <w:r>
           <w:rPr>
             <w:rStyle w:val="Hyperlink"/>
@@ -22277,7 +21053,7 @@
         </w:rPr>
         <w:t xml:space="preserve">, </w:t>
       </w:r>
-      <w:hyperlink r:id="rId36" w:history="1">
+      <w:hyperlink r:id="rId34" w:history="1">
         <w:r>
           <w:rPr>
             <w:rStyle w:val="Hyperlink"/>
@@ -22332,7 +21108,7 @@
         </w:rPr>
         <w:t xml:space="preserve">, </w:t>
       </w:r>
-      <w:hyperlink r:id="rId37" w:history="1">
+      <w:hyperlink r:id="rId35" w:history="1">
         <w:r>
           <w:rPr>
             <w:rStyle w:val="Hyperlink"/>
@@ -22400,7 +21176,7 @@
         </w:rPr>
         <w:t xml:space="preserve">, </w:t>
       </w:r>
-      <w:hyperlink r:id="rId38" w:history="1">
+      <w:hyperlink r:id="rId36" w:history="1">
         <w:r>
           <w:rPr>
             <w:rStyle w:val="Hyperlink"/>
@@ -22585,7 +21361,7 @@
         </w:rPr>
         <w:t xml:space="preserve">, </w:t>
       </w:r>
-      <w:hyperlink r:id="rId39" w:history="1">
+      <w:hyperlink r:id="rId37" w:history="1">
         <w:r>
           <w:rPr>
             <w:rStyle w:val="Hyperlink"/>
@@ -22640,7 +21416,7 @@
         </w:rPr>
         <w:t xml:space="preserve">, </w:t>
       </w:r>
-      <w:hyperlink r:id="rId40" w:history="1">
+      <w:hyperlink r:id="rId38" w:history="1">
         <w:r>
           <w:rPr>
             <w:rStyle w:val="Hyperlink"/>
@@ -22857,7 +21633,7 @@
         </w:rPr>
         <w:t xml:space="preserve">, </w:t>
       </w:r>
-      <w:hyperlink r:id="rId41" w:history="1">
+      <w:hyperlink r:id="rId39" w:history="1">
         <w:r>
           <w:rPr>
             <w:rStyle w:val="Hyperlink"/>
@@ -22879,9 +21655,9 @@
       </w:pPr>
     </w:p>
     <w:sectPr>
-      <w:headerReference w:type="default" r:id="rId42"/>
-      <w:footerReference w:type="default" r:id="rId43"/>
-      <w:headerReference w:type="first" r:id="rId44"/>
+      <w:headerReference w:type="default" r:id="rId40"/>
+      <w:footerReference w:type="default" r:id="rId41"/>
+      <w:headerReference w:type="first" r:id="rId42"/>
       <w:pgSz w:w="11909" w:h="16834"/>
       <w:pgMar w:top="1440" w:right="1440" w:bottom="1440" w:left="1440" w:header="720" w:footer="720" w:gutter="0"/>
       <w:pgNumType w:start="1"/>

--- a/docs/Bao_Cao_Lap_Trinh_Python_v02.docx
+++ b/docs/Bao_Cao_Lap_Trinh_Python_v02.docx
@@ -1038,7 +1038,11 @@
     <w:sdt>
       <w:sdtPr>
         <w:rPr>
-          <w:rFonts w:ascii="Times New Roman" w:hAnsi="Times New Roman" w:cs="Times New Roman"/>
+          <w:rFonts w:ascii="Times New Roman" w:eastAsia="Arial" w:hAnsi="Times New Roman" w:cs="Times New Roman"/>
+          <w:color w:val="auto"/>
+          <w:sz w:val="22"/>
+          <w:szCs w:val="22"/>
+          <w:lang w:val="vi"/>
         </w:rPr>
         <w:id w:val="-1254969825"/>
         <w:docPartObj>
@@ -1048,14 +1052,9 @@
       </w:sdtPr>
       <w:sdtEndPr>
         <w:rPr>
-          <w:rFonts w:eastAsia="Arial"/>
           <w:b/>
           <w:bCs/>
           <w:noProof/>
-          <w:color w:val="auto"/>
-          <w:sz w:val="22"/>
-          <w:szCs w:val="22"/>
-          <w:lang w:val="vi"/>
         </w:rPr>
       </w:sdtEndPr>
       <w:sdtContent>
@@ -5995,11 +5994,15 @@
         </w:numPr>
         <w:rPr>
           <w:rFonts w:ascii="Times New Roman" w:hAnsi="Times New Roman" w:cs="Times New Roman"/>
-        </w:rPr>
-      </w:pPr>
-      <w:r>
-        <w:rPr>
-          <w:rFonts w:ascii="Times New Roman" w:hAnsi="Times New Roman" w:cs="Times New Roman"/>
+          <w:sz w:val="26"/>
+          <w:szCs w:val="26"/>
+        </w:rPr>
+      </w:pPr>
+      <w:r>
+        <w:rPr>
+          <w:rFonts w:ascii="Times New Roman" w:hAnsi="Times New Roman" w:cs="Times New Roman"/>
+          <w:sz w:val="26"/>
+          <w:szCs w:val="26"/>
         </w:rPr>
         <w:t>Kiểm thử tự động bằng Pytest.</w:t>
       </w:r>
@@ -6113,8 +6116,8 @@
         <w:jc w:val="both"/>
         <w:rPr>
           <w:rFonts w:ascii="Times New Roman" w:eastAsia="Times New Roman" w:hAnsi="Times New Roman" w:cs="Times New Roman"/>
-          <w:sz w:val="26"/>
-          <w:szCs w:val="26"/>
+          <w:sz w:val="28"/>
+          <w:szCs w:val="28"/>
         </w:rPr>
       </w:pPr>
       <w:bookmarkStart w:id="10" w:name="_Toc240557099"/>
@@ -6123,8 +6126,8 @@
           <w:rFonts w:ascii="Times New Roman" w:eastAsia="Times New Roman" w:hAnsi="Times New Roman" w:cs="Times New Roman"/>
           <w:b/>
           <w:bCs/>
-          <w:sz w:val="26"/>
-          <w:szCs w:val="26"/>
+          <w:sz w:val="28"/>
+          <w:szCs w:val="28"/>
         </w:rPr>
         <w:t>CHƯƠNG 2. PHÂN TÍCH VÀ THIẾT KẾ HỆ THỐNG</w:t>
       </w:r>
@@ -7370,8 +7373,9 @@
           <w:szCs w:val="20"/>
           <w:lang w:val="en-US"/>
         </w:rPr>
-        <w:t xml:space="preserve"> </w:t>
-      </w:r>
+        <w:t xml:space="preserve"> 3: </w:t>
+      </w:r>
+      <w:proofErr w:type="spellStart"/>
       <w:r>
         <w:rPr>
           <w:rFonts w:ascii="Times New Roman" w:eastAsia="Times New Roman" w:hAnsi="Times New Roman" w:cs="Times New Roman"/>
@@ -7381,8 +7385,9 @@
           <w:szCs w:val="20"/>
           <w:lang w:val="en-US"/>
         </w:rPr>
-        <w:t>3</w:t>
-      </w:r>
+        <w:t>Sơ</w:t>
+      </w:r>
+      <w:proofErr w:type="spellEnd"/>
       <w:r>
         <w:rPr>
           <w:rFonts w:ascii="Times New Roman" w:eastAsia="Times New Roman" w:hAnsi="Times New Roman" w:cs="Times New Roman"/>
@@ -7392,7 +7397,7 @@
           <w:szCs w:val="20"/>
           <w:lang w:val="en-US"/>
         </w:rPr>
-        <w:t xml:space="preserve">: </w:t>
+        <w:t xml:space="preserve"> </w:t>
       </w:r>
       <w:proofErr w:type="spellStart"/>
       <w:r>
@@ -7404,7 +7409,7 @@
           <w:szCs w:val="20"/>
           <w:lang w:val="en-US"/>
         </w:rPr>
-        <w:t>Sơ</w:t>
+        <w:t>đồ</w:t>
       </w:r>
       <w:proofErr w:type="spellEnd"/>
       <w:r>
@@ -7428,7 +7433,7 @@
           <w:szCs w:val="20"/>
           <w:lang w:val="en-US"/>
         </w:rPr>
-        <w:t>đồ</w:t>
+        <w:t>thực</w:t>
       </w:r>
       <w:proofErr w:type="spellEnd"/>
       <w:r>
@@ -7452,7 +7457,7 @@
           <w:szCs w:val="20"/>
           <w:lang w:val="en-US"/>
         </w:rPr>
-        <w:t>thực</w:t>
+        <w:t>thể</w:t>
       </w:r>
       <w:proofErr w:type="spellEnd"/>
       <w:r>
@@ -7464,7 +7469,7 @@
           <w:szCs w:val="20"/>
           <w:lang w:val="en-US"/>
         </w:rPr>
-        <w:t xml:space="preserve"> </w:t>
+        <w:t xml:space="preserve"> ERD </w:t>
       </w:r>
       <w:proofErr w:type="spellStart"/>
       <w:r>
@@ -7476,7 +7481,7 @@
           <w:szCs w:val="20"/>
           <w:lang w:val="en-US"/>
         </w:rPr>
-        <w:t>thể</w:t>
+        <w:t>hê</w:t>
       </w:r>
       <w:proofErr w:type="spellEnd"/>
       <w:r>
@@ -7488,7 +7493,7 @@
           <w:szCs w:val="20"/>
           <w:lang w:val="en-US"/>
         </w:rPr>
-        <w:t xml:space="preserve"> ERD </w:t>
+        <w:t xml:space="preserve"> </w:t>
       </w:r>
       <w:proofErr w:type="spellStart"/>
       <w:r>
@@ -7500,7 +7505,7 @@
           <w:szCs w:val="20"/>
           <w:lang w:val="en-US"/>
         </w:rPr>
-        <w:t>hê</w:t>
+        <w:t>thống</w:t>
       </w:r>
       <w:proofErr w:type="spellEnd"/>
       <w:r>
@@ -7512,53 +7517,7 @@
           <w:szCs w:val="20"/>
           <w:lang w:val="en-US"/>
         </w:rPr>
-        <w:t xml:space="preserve"> </w:t>
-      </w:r>
-      <w:proofErr w:type="spellStart"/>
-      <w:r>
-        <w:rPr>
-          <w:rFonts w:ascii="Times New Roman" w:eastAsia="Times New Roman" w:hAnsi="Times New Roman" w:cs="Times New Roman"/>
-          <w:i/>
-          <w:iCs/>
-          <w:sz w:val="20"/>
-          <w:szCs w:val="20"/>
-          <w:lang w:val="en-US"/>
-        </w:rPr>
-        <w:t>thống</w:t>
-      </w:r>
-      <w:proofErr w:type="spellEnd"/>
-      <w:r>
-        <w:rPr>
-          <w:rFonts w:ascii="Times New Roman" w:eastAsia="Times New Roman" w:hAnsi="Times New Roman" w:cs="Times New Roman"/>
-          <w:i/>
-          <w:iCs/>
-          <w:sz w:val="20"/>
-          <w:szCs w:val="20"/>
-          <w:lang w:val="en-US"/>
-        </w:rPr>
-        <w:t xml:space="preserve"> POS Management (part</w:t>
-      </w:r>
-      <w:r>
-        <w:rPr>
-          <w:rFonts w:ascii="Times New Roman" w:eastAsia="Times New Roman" w:hAnsi="Times New Roman" w:cs="Times New Roman"/>
-          <w:i/>
-          <w:iCs/>
-          <w:sz w:val="20"/>
-          <w:szCs w:val="20"/>
-          <w:lang w:val="en-US"/>
-        </w:rPr>
-        <w:t xml:space="preserve"> 2</w:t>
-      </w:r>
-      <w:r>
-        <w:rPr>
-          <w:rFonts w:ascii="Times New Roman" w:eastAsia="Times New Roman" w:hAnsi="Times New Roman" w:cs="Times New Roman"/>
-          <w:i/>
-          <w:iCs/>
-          <w:sz w:val="20"/>
-          <w:szCs w:val="20"/>
-          <w:lang w:val="en-US"/>
-        </w:rPr>
-        <w:t>)</w:t>
+        <w:t xml:space="preserve"> POS Management (part 2)</w:t>
       </w:r>
     </w:p>
     <w:p>
@@ -7944,7 +7903,30 @@
           <w:sz w:val="20"/>
           <w:szCs w:val="20"/>
         </w:rPr>
-        <w:t>Hình 2.6.2 — Sơ đồ tuần tự: Phân tích báo cáo bằng AI (Gemini/Groq)</w:t>
+        <w:t>Hình 2.</w:t>
+      </w:r>
+      <w:r>
+        <w:rPr>
+          <w:rFonts w:ascii="Times New Roman" w:eastAsia="Times New Roman" w:hAnsi="Times New Roman" w:cs="Times New Roman"/>
+          <w:i/>
+          <w:iCs/>
+          <w:color w:val="303030"/>
+          <w:sz w:val="20"/>
+          <w:szCs w:val="20"/>
+          <w:lang w:val="en-US"/>
+        </w:rPr>
+        <w:t xml:space="preserve">4 </w:t>
+      </w:r>
+      <w:r>
+        <w:rPr>
+          <w:rFonts w:ascii="Times New Roman" w:eastAsia="Times New Roman" w:hAnsi="Times New Roman" w:cs="Times New Roman"/>
+          <w:i/>
+          <w:iCs/>
+          <w:color w:val="303030"/>
+          <w:sz w:val="20"/>
+          <w:szCs w:val="20"/>
+        </w:rPr>
+        <w:t xml:space="preserve"> — Sơ đồ tuần tự: Phân tích báo cáo bằng AI (Gemini/Groq)</w:t>
       </w:r>
     </w:p>
     <w:p>
@@ -10665,7 +10647,55 @@
                 <w:sz w:val="26"/>
                 <w:szCs w:val="26"/>
               </w:rPr>
-              <w:t>Tìm kiếm, tra cứu, không sửa được.</w:t>
+              <w:t>Tìm kiếm, tra cứu</w:t>
+            </w:r>
+            <w:r>
+              <w:rPr>
+                <w:rFonts w:ascii="Times New Roman" w:eastAsia="Times New Roman" w:hAnsi="Times New Roman" w:cs="Times New Roman"/>
+                <w:sz w:val="26"/>
+                <w:szCs w:val="26"/>
+                <w:lang w:val="en-US"/>
+              </w:rPr>
+              <w:t xml:space="preserve"> </w:t>
+            </w:r>
+            <w:proofErr w:type="spellStart"/>
+            <w:r>
+              <w:rPr>
+                <w:rFonts w:ascii="Times New Roman" w:eastAsia="Times New Roman" w:hAnsi="Times New Roman" w:cs="Times New Roman"/>
+                <w:sz w:val="26"/>
+                <w:szCs w:val="26"/>
+                <w:lang w:val="en-US"/>
+              </w:rPr>
+              <w:t>khách</w:t>
+            </w:r>
+            <w:proofErr w:type="spellEnd"/>
+            <w:r>
+              <w:rPr>
+                <w:rFonts w:ascii="Times New Roman" w:eastAsia="Times New Roman" w:hAnsi="Times New Roman" w:cs="Times New Roman"/>
+                <w:sz w:val="26"/>
+                <w:szCs w:val="26"/>
+                <w:lang w:val="en-US"/>
+              </w:rPr>
+              <w:t xml:space="preserve"> </w:t>
+            </w:r>
+            <w:proofErr w:type="spellStart"/>
+            <w:r>
+              <w:rPr>
+                <w:rFonts w:ascii="Times New Roman" w:eastAsia="Times New Roman" w:hAnsi="Times New Roman" w:cs="Times New Roman"/>
+                <w:sz w:val="26"/>
+                <w:szCs w:val="26"/>
+                <w:lang w:val="en-US"/>
+              </w:rPr>
+              <w:t>hàng</w:t>
+            </w:r>
+            <w:proofErr w:type="spellEnd"/>
+            <w:r>
+              <w:rPr>
+                <w:rFonts w:ascii="Times New Roman" w:eastAsia="Times New Roman" w:hAnsi="Times New Roman" w:cs="Times New Roman"/>
+                <w:sz w:val="26"/>
+                <w:szCs w:val="26"/>
+              </w:rPr>
+              <w:t>.</w:t>
             </w:r>
           </w:p>
         </w:tc>
@@ -11158,29 +11188,7 @@
           <w:szCs w:val="26"/>
           <w:lang w:val="en-US"/>
         </w:rPr>
-        <w:t xml:space="preserve"> </w:t>
-      </w:r>
-      <w:r>
-        <w:rPr>
-          <w:rFonts w:ascii="Times New Roman" w:hAnsi="Times New Roman" w:cs="Times New Roman"/>
-          <w:b/>
-          <w:bCs/>
-          <w:sz w:val="26"/>
-          <w:szCs w:val="26"/>
-          <w:lang w:val="en-US"/>
-        </w:rPr>
-        <w:t>4</w:t>
-      </w:r>
-      <w:r>
-        <w:rPr>
-          <w:rFonts w:ascii="Times New Roman" w:hAnsi="Times New Roman" w:cs="Times New Roman"/>
-          <w:b/>
-          <w:bCs/>
-          <w:sz w:val="26"/>
-          <w:szCs w:val="26"/>
-          <w:lang w:val="en-US"/>
-        </w:rPr>
-        <w:t xml:space="preserve">: </w:t>
+        <w:t xml:space="preserve"> 4: </w:t>
       </w:r>
       <w:proofErr w:type="spellStart"/>
       <w:r>
@@ -17368,8 +17376,8 @@
           <w:rFonts w:ascii="Times New Roman" w:eastAsia="Times New Roman" w:hAnsi="Times New Roman" w:cs="Times New Roman"/>
           <w:b/>
           <w:bCs/>
-          <w:sz w:val="26"/>
-          <w:szCs w:val="26"/>
+          <w:sz w:val="28"/>
+          <w:szCs w:val="28"/>
         </w:rPr>
       </w:pPr>
       <w:bookmarkStart w:id="70" w:name="_Toc240557135"/>
@@ -17378,8 +17386,8 @@
           <w:rFonts w:ascii="Times New Roman" w:eastAsia="Times New Roman" w:hAnsi="Times New Roman" w:cs="Times New Roman"/>
           <w:b/>
           <w:bCs/>
-          <w:sz w:val="26"/>
-          <w:szCs w:val="26"/>
+          <w:sz w:val="28"/>
+          <w:szCs w:val="28"/>
         </w:rPr>
         <w:t>CHƯƠNG 5. KẾT LUẬN VÀ HƯỚNG PHÁT TRIỂN</w:t>
       </w:r>
@@ -27223,6 +27231,7 @@
   <w:style w:type="character" w:default="1" w:styleId="DefaultParagraphFont">
     <w:name w:val="Default Paragraph Font"/>
     <w:uiPriority w:val="1"/>
+    <w:semiHidden/>
     <w:unhideWhenUsed/>
   </w:style>
   <w:style w:type="table" w:default="1" w:styleId="TableNormal">

--- a/docs/Bao_Cao_Lap_Trinh_Python_v02.docx
+++ b/docs/Bao_Cao_Lap_Trinh_Python_v02.docx
@@ -237,7 +237,6 @@
         </w:rPr>
         <w:t xml:space="preserve">Môn học: </w:t>
       </w:r>
-      <w:proofErr w:type="spellStart"/>
       <w:r>
         <w:rPr>
           <w:rFonts w:ascii="Times New Roman" w:hAnsi="Times New Roman" w:cs="Times New Roman"/>
@@ -245,9 +244,16 @@
           <w:szCs w:val="28"/>
           <w:lang w:val="en-US"/>
         </w:rPr>
-        <w:t>Kỹ</w:t>
-      </w:r>
-      <w:proofErr w:type="spellEnd"/>
+        <w:t>Kỹ Thuật Lập Trình Python (</w:t>
+      </w:r>
+      <w:r>
+        <w:rPr>
+          <w:rFonts w:ascii="Times New Roman" w:hAnsi="Times New Roman" w:cs="Times New Roman"/>
+          <w:sz w:val="28"/>
+          <w:szCs w:val="28"/>
+        </w:rPr>
+        <w:t>IE221.F32.LT.CNTT</w:t>
+      </w:r>
       <w:r>
         <w:rPr>
           <w:rFonts w:ascii="Times New Roman" w:hAnsi="Times New Roman" w:cs="Times New Roman"/>
@@ -255,19 +261,39 @@
           <w:szCs w:val="28"/>
           <w:lang w:val="en-US"/>
         </w:rPr>
-        <w:t xml:space="preserve"> </w:t>
-      </w:r>
-      <w:proofErr w:type="spellStart"/>
-      <w:r>
+        <w:t>)</w:t>
+      </w:r>
+    </w:p>
+    <w:p>
+      <w:pPr>
+        <w:spacing w:line="360" w:lineRule="auto"/>
+        <w:jc w:val="center"/>
+        <w:rPr>
+          <w:rFonts w:ascii="Times New Roman" w:hAnsi="Times New Roman" w:cs="Times New Roman"/>
+          <w:sz w:val="28"/>
+          <w:szCs w:val="28"/>
+        </w:rPr>
+      </w:pPr>
+      <w:r>
+        <w:rPr>
+          <w:rFonts w:ascii="Times New Roman" w:hAnsi="Times New Roman" w:cs="Times New Roman"/>
+          <w:sz w:val="28"/>
+          <w:szCs w:val="28"/>
+        </w:rPr>
+        <w:t>Giảng viên hướng dẫn: ThS. Nghi Hoàng Khoa</w:t>
+      </w:r>
+    </w:p>
+    <w:p>
+      <w:pPr>
+        <w:spacing w:line="360" w:lineRule="auto"/>
+        <w:jc w:val="center"/>
         <w:rPr>
           <w:rFonts w:ascii="Times New Roman" w:hAnsi="Times New Roman" w:cs="Times New Roman"/>
           <w:sz w:val="28"/>
           <w:szCs w:val="28"/>
           <w:lang w:val="en-US"/>
         </w:rPr>
-        <w:t>Thuật</w:t>
-      </w:r>
-      <w:proofErr w:type="spellEnd"/>
+      </w:pPr>
       <w:r>
         <w:rPr>
           <w:rFonts w:ascii="Times New Roman" w:hAnsi="Times New Roman" w:cs="Times New Roman"/>
@@ -275,135 +301,7 @@
           <w:szCs w:val="28"/>
           <w:lang w:val="en-US"/>
         </w:rPr>
-        <w:t xml:space="preserve"> </w:t>
-      </w:r>
-      <w:proofErr w:type="spellStart"/>
-      <w:r>
-        <w:rPr>
-          <w:rFonts w:ascii="Times New Roman" w:hAnsi="Times New Roman" w:cs="Times New Roman"/>
-          <w:sz w:val="28"/>
-          <w:szCs w:val="28"/>
-          <w:lang w:val="en-US"/>
-        </w:rPr>
-        <w:t>Lập</w:t>
-      </w:r>
-      <w:proofErr w:type="spellEnd"/>
-      <w:r>
-        <w:rPr>
-          <w:rFonts w:ascii="Times New Roman" w:hAnsi="Times New Roman" w:cs="Times New Roman"/>
-          <w:sz w:val="28"/>
-          <w:szCs w:val="28"/>
-          <w:lang w:val="en-US"/>
-        </w:rPr>
-        <w:t xml:space="preserve"> </w:t>
-      </w:r>
-      <w:proofErr w:type="spellStart"/>
-      <w:r>
-        <w:rPr>
-          <w:rFonts w:ascii="Times New Roman" w:hAnsi="Times New Roman" w:cs="Times New Roman"/>
-          <w:sz w:val="28"/>
-          <w:szCs w:val="28"/>
-          <w:lang w:val="en-US"/>
-        </w:rPr>
-        <w:t>Trình</w:t>
-      </w:r>
-      <w:proofErr w:type="spellEnd"/>
-      <w:r>
-        <w:rPr>
-          <w:rFonts w:ascii="Times New Roman" w:hAnsi="Times New Roman" w:cs="Times New Roman"/>
-          <w:sz w:val="28"/>
-          <w:szCs w:val="28"/>
-          <w:lang w:val="en-US"/>
-        </w:rPr>
-        <w:t xml:space="preserve"> Python (</w:t>
-      </w:r>
-      <w:r>
-        <w:rPr>
-          <w:rFonts w:ascii="Times New Roman" w:hAnsi="Times New Roman" w:cs="Times New Roman"/>
-          <w:sz w:val="28"/>
-          <w:szCs w:val="28"/>
-        </w:rPr>
-        <w:t>IE221.F32.LT.CNTT</w:t>
-      </w:r>
-      <w:r>
-        <w:rPr>
-          <w:rFonts w:ascii="Times New Roman" w:hAnsi="Times New Roman" w:cs="Times New Roman"/>
-          <w:sz w:val="28"/>
-          <w:szCs w:val="28"/>
-          <w:lang w:val="en-US"/>
-        </w:rPr>
-        <w:t>)</w:t>
-      </w:r>
-    </w:p>
-    <w:p>
-      <w:pPr>
-        <w:spacing w:line="360" w:lineRule="auto"/>
-        <w:jc w:val="center"/>
-        <w:rPr>
-          <w:rFonts w:ascii="Times New Roman" w:hAnsi="Times New Roman" w:cs="Times New Roman"/>
-          <w:sz w:val="28"/>
-          <w:szCs w:val="28"/>
-        </w:rPr>
-      </w:pPr>
-      <w:r>
-        <w:rPr>
-          <w:rFonts w:ascii="Times New Roman" w:hAnsi="Times New Roman" w:cs="Times New Roman"/>
-          <w:sz w:val="28"/>
-          <w:szCs w:val="28"/>
-        </w:rPr>
-        <w:t>Giảng viên hướng dẫn: ThS. Nghi Hoàng Khoa</w:t>
-      </w:r>
-    </w:p>
-    <w:p>
-      <w:pPr>
-        <w:spacing w:line="360" w:lineRule="auto"/>
-        <w:jc w:val="center"/>
-        <w:rPr>
-          <w:rFonts w:ascii="Times New Roman" w:hAnsi="Times New Roman" w:cs="Times New Roman"/>
-          <w:sz w:val="28"/>
-          <w:szCs w:val="28"/>
-          <w:lang w:val="en-US"/>
-        </w:rPr>
-      </w:pPr>
-      <w:proofErr w:type="spellStart"/>
-      <w:r>
-        <w:rPr>
-          <w:rFonts w:ascii="Times New Roman" w:hAnsi="Times New Roman" w:cs="Times New Roman"/>
-          <w:sz w:val="28"/>
-          <w:szCs w:val="28"/>
-          <w:lang w:val="en-US"/>
-        </w:rPr>
-        <w:t>Năm</w:t>
-      </w:r>
-      <w:proofErr w:type="spellEnd"/>
-      <w:r>
-        <w:rPr>
-          <w:rFonts w:ascii="Times New Roman" w:hAnsi="Times New Roman" w:cs="Times New Roman"/>
-          <w:sz w:val="28"/>
-          <w:szCs w:val="28"/>
-          <w:lang w:val="en-US"/>
-        </w:rPr>
-        <w:t xml:space="preserve"> </w:t>
-      </w:r>
-      <w:proofErr w:type="spellStart"/>
-      <w:r>
-        <w:rPr>
-          <w:rFonts w:ascii="Times New Roman" w:hAnsi="Times New Roman" w:cs="Times New Roman"/>
-          <w:sz w:val="28"/>
-          <w:szCs w:val="28"/>
-          <w:lang w:val="en-US"/>
-        </w:rPr>
-        <w:t>học</w:t>
-      </w:r>
-      <w:proofErr w:type="spellEnd"/>
-      <w:r>
-        <w:rPr>
-          <w:rFonts w:ascii="Times New Roman" w:hAnsi="Times New Roman" w:cs="Times New Roman"/>
-          <w:sz w:val="28"/>
-          <w:szCs w:val="28"/>
-          <w:lang w:val="en-US"/>
-        </w:rPr>
-        <w:t>: 2025 - 2026</w:t>
+        <w:t>Năm học: 2025 - 2026</w:t>
       </w:r>
     </w:p>
     <w:p>
@@ -541,7 +439,6 @@
                 <w:lang w:val="en-US"/>
               </w:rPr>
             </w:pPr>
-            <w:proofErr w:type="spellStart"/>
             <w:r>
               <w:rPr>
                 <w:rFonts w:ascii="Times New Roman" w:hAnsi="Times New Roman" w:cs="Times New Roman"/>
@@ -551,57 +448,8 @@
                 <w:szCs w:val="26"/>
                 <w:lang w:val="en-US"/>
               </w:rPr>
-              <w:t>Họ</w:t>
-            </w:r>
-            <w:proofErr w:type="spellEnd"/>
-            <w:r>
-              <w:rPr>
-                <w:rFonts w:ascii="Times New Roman" w:hAnsi="Times New Roman" w:cs="Times New Roman"/>
-                <w:b/>
-                <w:bCs/>
-                <w:sz w:val="26"/>
-                <w:szCs w:val="26"/>
-                <w:lang w:val="en-US"/>
-              </w:rPr>
-              <w:t xml:space="preserve"> </w:t>
-            </w:r>
-            <w:proofErr w:type="spellStart"/>
-            <w:r>
-              <w:rPr>
-                <w:rFonts w:ascii="Times New Roman" w:hAnsi="Times New Roman" w:cs="Times New Roman"/>
-                <w:b/>
-                <w:bCs/>
-                <w:sz w:val="26"/>
-                <w:szCs w:val="26"/>
-                <w:lang w:val="en-US"/>
-              </w:rPr>
-              <w:t>và</w:t>
-            </w:r>
-            <w:proofErr w:type="spellEnd"/>
-            <w:r>
-              <w:rPr>
-                <w:rFonts w:ascii="Times New Roman" w:hAnsi="Times New Roman" w:cs="Times New Roman"/>
-                <w:b/>
-                <w:bCs/>
-                <w:sz w:val="26"/>
-                <w:szCs w:val="26"/>
-                <w:lang w:val="en-US"/>
-              </w:rPr>
-              <w:t xml:space="preserve"> </w:t>
-            </w:r>
-            <w:proofErr w:type="spellStart"/>
-            <w:r>
-              <w:rPr>
-                <w:rFonts w:ascii="Times New Roman" w:hAnsi="Times New Roman" w:cs="Times New Roman"/>
-                <w:b/>
-                <w:bCs/>
-                <w:sz w:val="26"/>
-                <w:szCs w:val="26"/>
-                <w:lang w:val="en-US"/>
-              </w:rPr>
-              <w:t>Tên</w:t>
-            </w:r>
-            <w:proofErr w:type="spellEnd"/>
+              <w:t>Họ và Tên</w:t>
+            </w:r>
           </w:p>
         </w:tc>
         <w:tc>
@@ -1067,34 +915,14 @@
               <w:bCs/>
             </w:rPr>
           </w:pPr>
-          <w:proofErr w:type="spellStart"/>
           <w:r>
             <w:rPr>
               <w:rFonts w:ascii="Times New Roman" w:hAnsi="Times New Roman" w:cs="Times New Roman"/>
               <w:b/>
               <w:bCs/>
             </w:rPr>
-            <w:t>Phụ</w:t>
+            <w:t>Phụ Lục</w:t>
           </w:r>
-          <w:proofErr w:type="spellEnd"/>
-          <w:r>
-            <w:rPr>
-              <w:rFonts w:ascii="Times New Roman" w:hAnsi="Times New Roman" w:cs="Times New Roman"/>
-              <w:b/>
-              <w:bCs/>
-            </w:rPr>
-            <w:t xml:space="preserve"> </w:t>
-          </w:r>
-          <w:proofErr w:type="spellStart"/>
-          <w:r>
-            <w:rPr>
-              <w:rFonts w:ascii="Times New Roman" w:hAnsi="Times New Roman" w:cs="Times New Roman"/>
-              <w:b/>
-              <w:bCs/>
-            </w:rPr>
-            <w:t>Lục</w:t>
-          </w:r>
-          <w:proofErr w:type="spellEnd"/>
         </w:p>
         <w:p>
           <w:pPr>
@@ -5470,59 +5298,8 @@
           <w:szCs w:val="26"/>
           <w:lang w:val="en-US"/>
         </w:rPr>
-        <w:t xml:space="preserve"> </w:t>
-      </w:r>
-      <w:proofErr w:type="spellStart"/>
-      <w:r>
-        <w:rPr>
-          <w:rFonts w:ascii="Times New Roman" w:hAnsi="Times New Roman" w:cs="Times New Roman"/>
-          <w:sz w:val="26"/>
-          <w:szCs w:val="26"/>
-          <w:lang w:val="en-US"/>
-        </w:rPr>
-        <w:t>thủ</w:t>
-      </w:r>
-      <w:proofErr w:type="spellEnd"/>
-      <w:r>
-        <w:rPr>
-          <w:rFonts w:ascii="Times New Roman" w:hAnsi="Times New Roman" w:cs="Times New Roman"/>
-          <w:sz w:val="26"/>
-          <w:szCs w:val="26"/>
-          <w:lang w:val="en-US"/>
-        </w:rPr>
-        <w:t xml:space="preserve"> </w:t>
-      </w:r>
-      <w:proofErr w:type="spellStart"/>
-      <w:r>
-        <w:rPr>
-          <w:rFonts w:ascii="Times New Roman" w:hAnsi="Times New Roman" w:cs="Times New Roman"/>
-          <w:sz w:val="26"/>
-          <w:szCs w:val="26"/>
-          <w:lang w:val="en-US"/>
-        </w:rPr>
-        <w:t>công</w:t>
-      </w:r>
-      <w:proofErr w:type="spellEnd"/>
-      <w:r>
-        <w:rPr>
-          <w:rFonts w:ascii="Times New Roman" w:hAnsi="Times New Roman" w:cs="Times New Roman"/>
-          <w:sz w:val="26"/>
-          <w:szCs w:val="26"/>
-          <w:lang w:val="en-US"/>
-        </w:rPr>
-        <w:t xml:space="preserve"> </w:t>
-      </w:r>
-      <w:proofErr w:type="spellStart"/>
-      <w:r>
-        <w:rPr>
-          <w:rFonts w:ascii="Times New Roman" w:hAnsi="Times New Roman" w:cs="Times New Roman"/>
-          <w:sz w:val="26"/>
-          <w:szCs w:val="26"/>
-          <w:lang w:val="en-US"/>
-        </w:rPr>
-        <w:t>hoặc</w:t>
-      </w:r>
-      <w:proofErr w:type="spellEnd"/>
+        <w:t xml:space="preserve"> thủ công hoặc</w:t>
+      </w:r>
       <w:r>
         <w:rPr>
           <w:rFonts w:ascii="Times New Roman" w:hAnsi="Times New Roman" w:cs="Times New Roman"/>
@@ -6871,7 +6648,6 @@
           <w:lang w:val="en-US"/>
         </w:rPr>
       </w:pPr>
-      <w:proofErr w:type="spellStart"/>
       <w:r>
         <w:rPr>
           <w:rFonts w:ascii="Times New Roman" w:eastAsia="Times New Roman" w:hAnsi="Times New Roman" w:cs="Times New Roman"/>
@@ -6882,124 +6658,7 @@
           <w:szCs w:val="20"/>
           <w:lang w:val="en-US"/>
         </w:rPr>
-        <w:t>Hình</w:t>
-      </w:r>
-      <w:proofErr w:type="spellEnd"/>
-      <w:r>
-        <w:rPr>
-          <w:rFonts w:ascii="Times New Roman" w:eastAsia="Times New Roman" w:hAnsi="Times New Roman" w:cs="Times New Roman"/>
-          <w:i/>
-          <w:iCs/>
-          <w:color w:val="303030"/>
-          <w:sz w:val="20"/>
-          <w:szCs w:val="20"/>
-          <w:lang w:val="en-US"/>
-        </w:rPr>
-        <w:t xml:space="preserve"> 1: </w:t>
-      </w:r>
-      <w:proofErr w:type="spellStart"/>
-      <w:r>
-        <w:rPr>
-          <w:rFonts w:ascii="Times New Roman" w:eastAsia="Times New Roman" w:hAnsi="Times New Roman" w:cs="Times New Roman"/>
-          <w:i/>
-          <w:iCs/>
-          <w:color w:val="303030"/>
-          <w:sz w:val="20"/>
-          <w:szCs w:val="20"/>
-          <w:lang w:val="en-US"/>
-        </w:rPr>
-        <w:t>Sơ</w:t>
-      </w:r>
-      <w:proofErr w:type="spellEnd"/>
-      <w:r>
-        <w:rPr>
-          <w:rFonts w:ascii="Times New Roman" w:eastAsia="Times New Roman" w:hAnsi="Times New Roman" w:cs="Times New Roman"/>
-          <w:i/>
-          <w:iCs/>
-          <w:color w:val="303030"/>
-          <w:sz w:val="20"/>
-          <w:szCs w:val="20"/>
-          <w:lang w:val="en-US"/>
-        </w:rPr>
-        <w:t xml:space="preserve"> </w:t>
-      </w:r>
-      <w:proofErr w:type="spellStart"/>
-      <w:r>
-        <w:rPr>
-          <w:rFonts w:ascii="Times New Roman" w:eastAsia="Times New Roman" w:hAnsi="Times New Roman" w:cs="Times New Roman"/>
-          <w:i/>
-          <w:iCs/>
-          <w:color w:val="303030"/>
-          <w:sz w:val="20"/>
-          <w:szCs w:val="20"/>
-          <w:lang w:val="en-US"/>
-        </w:rPr>
-        <w:t>đồ</w:t>
-      </w:r>
-      <w:proofErr w:type="spellEnd"/>
-      <w:r>
-        <w:rPr>
-          <w:rFonts w:ascii="Times New Roman" w:eastAsia="Times New Roman" w:hAnsi="Times New Roman" w:cs="Times New Roman"/>
-          <w:i/>
-          <w:iCs/>
-          <w:color w:val="303030"/>
-          <w:sz w:val="20"/>
-          <w:szCs w:val="20"/>
-          <w:lang w:val="en-US"/>
-        </w:rPr>
-        <w:t xml:space="preserve"> Use Case </w:t>
-      </w:r>
-      <w:proofErr w:type="spellStart"/>
-      <w:r>
-        <w:rPr>
-          <w:rFonts w:ascii="Times New Roman" w:eastAsia="Times New Roman" w:hAnsi="Times New Roman" w:cs="Times New Roman"/>
-          <w:i/>
-          <w:iCs/>
-          <w:color w:val="303030"/>
-          <w:sz w:val="20"/>
-          <w:szCs w:val="20"/>
-          <w:lang w:val="en-US"/>
-        </w:rPr>
-        <w:t>hệ</w:t>
-      </w:r>
-      <w:proofErr w:type="spellEnd"/>
-      <w:r>
-        <w:rPr>
-          <w:rFonts w:ascii="Times New Roman" w:eastAsia="Times New Roman" w:hAnsi="Times New Roman" w:cs="Times New Roman"/>
-          <w:i/>
-          <w:iCs/>
-          <w:color w:val="303030"/>
-          <w:sz w:val="20"/>
-          <w:szCs w:val="20"/>
-          <w:lang w:val="en-US"/>
-        </w:rPr>
-        <w:t xml:space="preserve"> </w:t>
-      </w:r>
-      <w:proofErr w:type="spellStart"/>
-      <w:r>
-        <w:rPr>
-          <w:rFonts w:ascii="Times New Roman" w:eastAsia="Times New Roman" w:hAnsi="Times New Roman" w:cs="Times New Roman"/>
-          <w:i/>
-          <w:iCs/>
-          <w:color w:val="303030"/>
-          <w:sz w:val="20"/>
-          <w:szCs w:val="20"/>
-          <w:lang w:val="en-US"/>
-        </w:rPr>
-        <w:t>thống</w:t>
-      </w:r>
-      <w:proofErr w:type="spellEnd"/>
-      <w:r>
-        <w:rPr>
-          <w:rFonts w:ascii="Times New Roman" w:eastAsia="Times New Roman" w:hAnsi="Times New Roman" w:cs="Times New Roman"/>
-          <w:i/>
-          <w:iCs/>
-          <w:color w:val="303030"/>
-          <w:sz w:val="20"/>
-          <w:szCs w:val="20"/>
-          <w:lang w:val="en-US"/>
-        </w:rPr>
-        <w:t xml:space="preserve"> POS Management</w:t>
+        <w:t>Hình 1: Sơ đồ Use Case hệ thống POS Management</w:t>
       </w:r>
     </w:p>
     <w:p>
@@ -7128,7 +6787,6 @@
           <w:lang w:val="en-US"/>
         </w:rPr>
       </w:pPr>
-      <w:proofErr w:type="spellStart"/>
       <w:r>
         <w:rPr>
           <w:rFonts w:ascii="Times New Roman" w:eastAsia="Times New Roman" w:hAnsi="Times New Roman" w:cs="Times New Roman"/>
@@ -7138,163 +6796,7 @@
           <w:szCs w:val="20"/>
           <w:lang w:val="en-US"/>
         </w:rPr>
-        <w:t>Hình</w:t>
-      </w:r>
-      <w:proofErr w:type="spellEnd"/>
-      <w:r>
-        <w:rPr>
-          <w:rFonts w:ascii="Times New Roman" w:eastAsia="Times New Roman" w:hAnsi="Times New Roman" w:cs="Times New Roman"/>
-          <w:i/>
-          <w:iCs/>
-          <w:sz w:val="20"/>
-          <w:szCs w:val="20"/>
-          <w:lang w:val="en-US"/>
-        </w:rPr>
-        <w:t xml:space="preserve"> 2: </w:t>
-      </w:r>
-      <w:proofErr w:type="spellStart"/>
-      <w:r>
-        <w:rPr>
-          <w:rFonts w:ascii="Times New Roman" w:eastAsia="Times New Roman" w:hAnsi="Times New Roman" w:cs="Times New Roman"/>
-          <w:i/>
-          <w:iCs/>
-          <w:sz w:val="20"/>
-          <w:szCs w:val="20"/>
-          <w:lang w:val="en-US"/>
-        </w:rPr>
-        <w:t>Sơ</w:t>
-      </w:r>
-      <w:proofErr w:type="spellEnd"/>
-      <w:r>
-        <w:rPr>
-          <w:rFonts w:ascii="Times New Roman" w:eastAsia="Times New Roman" w:hAnsi="Times New Roman" w:cs="Times New Roman"/>
-          <w:i/>
-          <w:iCs/>
-          <w:sz w:val="20"/>
-          <w:szCs w:val="20"/>
-          <w:lang w:val="en-US"/>
-        </w:rPr>
-        <w:t xml:space="preserve"> </w:t>
-      </w:r>
-      <w:proofErr w:type="spellStart"/>
-      <w:r>
-        <w:rPr>
-          <w:rFonts w:ascii="Times New Roman" w:eastAsia="Times New Roman" w:hAnsi="Times New Roman" w:cs="Times New Roman"/>
-          <w:i/>
-          <w:iCs/>
-          <w:sz w:val="20"/>
-          <w:szCs w:val="20"/>
-          <w:lang w:val="en-US"/>
-        </w:rPr>
-        <w:t>đồ</w:t>
-      </w:r>
-      <w:proofErr w:type="spellEnd"/>
-      <w:r>
-        <w:rPr>
-          <w:rFonts w:ascii="Times New Roman" w:eastAsia="Times New Roman" w:hAnsi="Times New Roman" w:cs="Times New Roman"/>
-          <w:i/>
-          <w:iCs/>
-          <w:sz w:val="20"/>
-          <w:szCs w:val="20"/>
-          <w:lang w:val="en-US"/>
-        </w:rPr>
-        <w:t xml:space="preserve"> </w:t>
-      </w:r>
-      <w:proofErr w:type="spellStart"/>
-      <w:r>
-        <w:rPr>
-          <w:rFonts w:ascii="Times New Roman" w:eastAsia="Times New Roman" w:hAnsi="Times New Roman" w:cs="Times New Roman"/>
-          <w:i/>
-          <w:iCs/>
-          <w:sz w:val="20"/>
-          <w:szCs w:val="20"/>
-          <w:lang w:val="en-US"/>
-        </w:rPr>
-        <w:t>thực</w:t>
-      </w:r>
-      <w:proofErr w:type="spellEnd"/>
-      <w:r>
-        <w:rPr>
-          <w:rFonts w:ascii="Times New Roman" w:eastAsia="Times New Roman" w:hAnsi="Times New Roman" w:cs="Times New Roman"/>
-          <w:i/>
-          <w:iCs/>
-          <w:sz w:val="20"/>
-          <w:szCs w:val="20"/>
-          <w:lang w:val="en-US"/>
-        </w:rPr>
-        <w:t xml:space="preserve"> </w:t>
-      </w:r>
-      <w:proofErr w:type="spellStart"/>
-      <w:r>
-        <w:rPr>
-          <w:rFonts w:ascii="Times New Roman" w:eastAsia="Times New Roman" w:hAnsi="Times New Roman" w:cs="Times New Roman"/>
-          <w:i/>
-          <w:iCs/>
-          <w:sz w:val="20"/>
-          <w:szCs w:val="20"/>
-          <w:lang w:val="en-US"/>
-        </w:rPr>
-        <w:t>thể</w:t>
-      </w:r>
-      <w:proofErr w:type="spellEnd"/>
-      <w:r>
-        <w:rPr>
-          <w:rFonts w:ascii="Times New Roman" w:eastAsia="Times New Roman" w:hAnsi="Times New Roman" w:cs="Times New Roman"/>
-          <w:i/>
-          <w:iCs/>
-          <w:sz w:val="20"/>
-          <w:szCs w:val="20"/>
-          <w:lang w:val="en-US"/>
-        </w:rPr>
-        <w:t xml:space="preserve"> ERD </w:t>
-      </w:r>
-      <w:proofErr w:type="spellStart"/>
-      <w:r>
-        <w:rPr>
-          <w:rFonts w:ascii="Times New Roman" w:eastAsia="Times New Roman" w:hAnsi="Times New Roman" w:cs="Times New Roman"/>
-          <w:i/>
-          <w:iCs/>
-          <w:sz w:val="20"/>
-          <w:szCs w:val="20"/>
-          <w:lang w:val="en-US"/>
-        </w:rPr>
-        <w:t>hê</w:t>
-      </w:r>
-      <w:proofErr w:type="spellEnd"/>
-      <w:r>
-        <w:rPr>
-          <w:rFonts w:ascii="Times New Roman" w:eastAsia="Times New Roman" w:hAnsi="Times New Roman" w:cs="Times New Roman"/>
-          <w:i/>
-          <w:iCs/>
-          <w:sz w:val="20"/>
-          <w:szCs w:val="20"/>
-          <w:lang w:val="en-US"/>
-        </w:rPr>
-        <w:t xml:space="preserve"> </w:t>
-      </w:r>
-      <w:proofErr w:type="spellStart"/>
-      <w:r>
-        <w:rPr>
-          <w:rFonts w:ascii="Times New Roman" w:eastAsia="Times New Roman" w:hAnsi="Times New Roman" w:cs="Times New Roman"/>
-          <w:i/>
-          <w:iCs/>
-          <w:sz w:val="20"/>
-          <w:szCs w:val="20"/>
-          <w:lang w:val="en-US"/>
-        </w:rPr>
-        <w:t>thống</w:t>
-      </w:r>
-      <w:proofErr w:type="spellEnd"/>
-      <w:r>
-        <w:rPr>
-          <w:rFonts w:ascii="Times New Roman" w:eastAsia="Times New Roman" w:hAnsi="Times New Roman" w:cs="Times New Roman"/>
-          <w:i/>
-          <w:iCs/>
-          <w:sz w:val="20"/>
-          <w:szCs w:val="20"/>
-          <w:lang w:val="en-US"/>
-        </w:rPr>
-        <w:t xml:space="preserve"> POS Management (part1)</w:t>
+        <w:t>Hình 2: Sơ đồ thực thể ERD hê thống POS Management (part1)</w:t>
       </w:r>
       <w:r>
         <w:rPr>
@@ -7351,7 +6853,6 @@
           <w:szCs w:val="26"/>
         </w:rPr>
       </w:pPr>
-      <w:proofErr w:type="spellStart"/>
       <w:r>
         <w:rPr>
           <w:rFonts w:ascii="Times New Roman" w:eastAsia="Times New Roman" w:hAnsi="Times New Roman" w:cs="Times New Roman"/>
@@ -7361,163 +6862,7 @@
           <w:szCs w:val="20"/>
           <w:lang w:val="en-US"/>
         </w:rPr>
-        <w:t>Hình</w:t>
-      </w:r>
-      <w:proofErr w:type="spellEnd"/>
-      <w:r>
-        <w:rPr>
-          <w:rFonts w:ascii="Times New Roman" w:eastAsia="Times New Roman" w:hAnsi="Times New Roman" w:cs="Times New Roman"/>
-          <w:i/>
-          <w:iCs/>
-          <w:sz w:val="20"/>
-          <w:szCs w:val="20"/>
-          <w:lang w:val="en-US"/>
-        </w:rPr>
-        <w:t xml:space="preserve"> 3: </w:t>
-      </w:r>
-      <w:proofErr w:type="spellStart"/>
-      <w:r>
-        <w:rPr>
-          <w:rFonts w:ascii="Times New Roman" w:eastAsia="Times New Roman" w:hAnsi="Times New Roman" w:cs="Times New Roman"/>
-          <w:i/>
-          <w:iCs/>
-          <w:sz w:val="20"/>
-          <w:szCs w:val="20"/>
-          <w:lang w:val="en-US"/>
-        </w:rPr>
-        <w:t>Sơ</w:t>
-      </w:r>
-      <w:proofErr w:type="spellEnd"/>
-      <w:r>
-        <w:rPr>
-          <w:rFonts w:ascii="Times New Roman" w:eastAsia="Times New Roman" w:hAnsi="Times New Roman" w:cs="Times New Roman"/>
-          <w:i/>
-          <w:iCs/>
-          <w:sz w:val="20"/>
-          <w:szCs w:val="20"/>
-          <w:lang w:val="en-US"/>
-        </w:rPr>
-        <w:t xml:space="preserve"> </w:t>
-      </w:r>
-      <w:proofErr w:type="spellStart"/>
-      <w:r>
-        <w:rPr>
-          <w:rFonts w:ascii="Times New Roman" w:eastAsia="Times New Roman" w:hAnsi="Times New Roman" w:cs="Times New Roman"/>
-          <w:i/>
-          <w:iCs/>
-          <w:sz w:val="20"/>
-          <w:szCs w:val="20"/>
-          <w:lang w:val="en-US"/>
-        </w:rPr>
-        <w:t>đồ</w:t>
-      </w:r>
-      <w:proofErr w:type="spellEnd"/>
-      <w:r>
-        <w:rPr>
-          <w:rFonts w:ascii="Times New Roman" w:eastAsia="Times New Roman" w:hAnsi="Times New Roman" w:cs="Times New Roman"/>
-          <w:i/>
-          <w:iCs/>
-          <w:sz w:val="20"/>
-          <w:szCs w:val="20"/>
-          <w:lang w:val="en-US"/>
-        </w:rPr>
-        <w:t xml:space="preserve"> </w:t>
-      </w:r>
-      <w:proofErr w:type="spellStart"/>
-      <w:r>
-        <w:rPr>
-          <w:rFonts w:ascii="Times New Roman" w:eastAsia="Times New Roman" w:hAnsi="Times New Roman" w:cs="Times New Roman"/>
-          <w:i/>
-          <w:iCs/>
-          <w:sz w:val="20"/>
-          <w:szCs w:val="20"/>
-          <w:lang w:val="en-US"/>
-        </w:rPr>
-        <w:t>thực</w:t>
-      </w:r>
-      <w:proofErr w:type="spellEnd"/>
-      <w:r>
-        <w:rPr>
-          <w:rFonts w:ascii="Times New Roman" w:eastAsia="Times New Roman" w:hAnsi="Times New Roman" w:cs="Times New Roman"/>
-          <w:i/>
-          <w:iCs/>
-          <w:sz w:val="20"/>
-          <w:szCs w:val="20"/>
-          <w:lang w:val="en-US"/>
-        </w:rPr>
-        <w:t xml:space="preserve"> </w:t>
-      </w:r>
-      <w:proofErr w:type="spellStart"/>
-      <w:r>
-        <w:rPr>
-          <w:rFonts w:ascii="Times New Roman" w:eastAsia="Times New Roman" w:hAnsi="Times New Roman" w:cs="Times New Roman"/>
-          <w:i/>
-          <w:iCs/>
-          <w:sz w:val="20"/>
-          <w:szCs w:val="20"/>
-          <w:lang w:val="en-US"/>
-        </w:rPr>
-        <w:t>thể</w:t>
-      </w:r>
-      <w:proofErr w:type="spellEnd"/>
-      <w:r>
-        <w:rPr>
-          <w:rFonts w:ascii="Times New Roman" w:eastAsia="Times New Roman" w:hAnsi="Times New Roman" w:cs="Times New Roman"/>
-          <w:i/>
-          <w:iCs/>
-          <w:sz w:val="20"/>
-          <w:szCs w:val="20"/>
-          <w:lang w:val="en-US"/>
-        </w:rPr>
-        <w:t xml:space="preserve"> ERD </w:t>
-      </w:r>
-      <w:proofErr w:type="spellStart"/>
-      <w:r>
-        <w:rPr>
-          <w:rFonts w:ascii="Times New Roman" w:eastAsia="Times New Roman" w:hAnsi="Times New Roman" w:cs="Times New Roman"/>
-          <w:i/>
-          <w:iCs/>
-          <w:sz w:val="20"/>
-          <w:szCs w:val="20"/>
-          <w:lang w:val="en-US"/>
-        </w:rPr>
-        <w:t>hê</w:t>
-      </w:r>
-      <w:proofErr w:type="spellEnd"/>
-      <w:r>
-        <w:rPr>
-          <w:rFonts w:ascii="Times New Roman" w:eastAsia="Times New Roman" w:hAnsi="Times New Roman" w:cs="Times New Roman"/>
-          <w:i/>
-          <w:iCs/>
-          <w:sz w:val="20"/>
-          <w:szCs w:val="20"/>
-          <w:lang w:val="en-US"/>
-        </w:rPr>
-        <w:t xml:space="preserve"> </w:t>
-      </w:r>
-      <w:proofErr w:type="spellStart"/>
-      <w:r>
-        <w:rPr>
-          <w:rFonts w:ascii="Times New Roman" w:eastAsia="Times New Roman" w:hAnsi="Times New Roman" w:cs="Times New Roman"/>
-          <w:i/>
-          <w:iCs/>
-          <w:sz w:val="20"/>
-          <w:szCs w:val="20"/>
-          <w:lang w:val="en-US"/>
-        </w:rPr>
-        <w:t>thống</w:t>
-      </w:r>
-      <w:proofErr w:type="spellEnd"/>
-      <w:r>
-        <w:rPr>
-          <w:rFonts w:ascii="Times New Roman" w:eastAsia="Times New Roman" w:hAnsi="Times New Roman" w:cs="Times New Roman"/>
-          <w:i/>
-          <w:iCs/>
-          <w:sz w:val="20"/>
-          <w:szCs w:val="20"/>
-          <w:lang w:val="en-US"/>
-        </w:rPr>
-        <w:t xml:space="preserve"> POS Management (part 2)</w:t>
+        <w:t>Hình 3: Sơ đồ thực thể ERD hê thống POS Management (part 2)</w:t>
       </w:r>
     </w:p>
     <w:p>
@@ -8061,25 +7406,7 @@
           <w:sz w:val="26"/>
           <w:szCs w:val="26"/>
         </w:rPr>
-        <w:t xml:space="preserve">ác minh danh tính người dùng, ngăn truy cập trái phép từ người dùng ẩn danh; đảm bảo mỗi người chỉ thực hiện đúng chức năng phù </w:t>
-      </w:r>
-      <w:proofErr w:type="gramStart"/>
-      <w:r>
-        <w:rPr>
-          <w:rFonts w:ascii="Times New Roman" w:eastAsia="Times New Roman" w:hAnsi="Times New Roman" w:cs="Times New Roman"/>
-          <w:sz w:val="26"/>
-          <w:szCs w:val="26"/>
-        </w:rPr>
-        <w:t>hợp :</w:t>
-      </w:r>
-      <w:proofErr w:type="gramEnd"/>
-      <w:r>
-        <w:rPr>
-          <w:rFonts w:ascii="Times New Roman" w:eastAsia="Times New Roman" w:hAnsi="Times New Roman" w:cs="Times New Roman"/>
-          <w:sz w:val="26"/>
-          <w:szCs w:val="26"/>
-        </w:rPr>
-        <w:t xml:space="preserve"> </w:t>
+        <w:t xml:space="preserve">ác minh danh tính người dùng, ngăn truy cập trái phép từ người dùng ẩn danh; đảm bảo mỗi người chỉ thực hiện đúng chức năng phù hợp : </w:t>
       </w:r>
     </w:p>
     <w:p>
@@ -8236,7 +7563,6 @@
           <w:lang w:val="en-US"/>
         </w:rPr>
       </w:pPr>
-      <w:proofErr w:type="spellStart"/>
       <w:r>
         <w:rPr>
           <w:rFonts w:ascii="Times New Roman" w:eastAsia="Times New Roman" w:hAnsi="Times New Roman" w:cs="Times New Roman"/>
@@ -8246,9 +7572,8 @@
           <w:szCs w:val="26"/>
           <w:lang w:val="en-US"/>
         </w:rPr>
-        <w:t>Bảng</w:t>
-      </w:r>
-      <w:proofErr w:type="spellEnd"/>
+        <w:t>Bảng 1: Đối tượng sử dụng</w:t>
+      </w:r>
       <w:r>
         <w:rPr>
           <w:rFonts w:ascii="Times New Roman" w:eastAsia="Times New Roman" w:hAnsi="Times New Roman" w:cs="Times New Roman"/>
@@ -8258,165 +7583,8 @@
           <w:szCs w:val="26"/>
           <w:lang w:val="en-US"/>
         </w:rPr>
-        <w:t xml:space="preserve"> 1: </w:t>
-      </w:r>
-      <w:proofErr w:type="spellStart"/>
-      <w:r>
-        <w:rPr>
-          <w:rFonts w:ascii="Times New Roman" w:eastAsia="Times New Roman" w:hAnsi="Times New Roman" w:cs="Times New Roman"/>
-          <w:b/>
-          <w:bCs/>
-          <w:sz w:val="26"/>
-          <w:szCs w:val="26"/>
-          <w:lang w:val="en-US"/>
-        </w:rPr>
-        <w:t>Đối</w:t>
-      </w:r>
-      <w:proofErr w:type="spellEnd"/>
-      <w:r>
-        <w:rPr>
-          <w:rFonts w:ascii="Times New Roman" w:eastAsia="Times New Roman" w:hAnsi="Times New Roman" w:cs="Times New Roman"/>
-          <w:b/>
-          <w:bCs/>
-          <w:sz w:val="26"/>
-          <w:szCs w:val="26"/>
-          <w:lang w:val="en-US"/>
-        </w:rPr>
-        <w:t xml:space="preserve"> </w:t>
-      </w:r>
-      <w:proofErr w:type="spellStart"/>
-      <w:r>
-        <w:rPr>
-          <w:rFonts w:ascii="Times New Roman" w:eastAsia="Times New Roman" w:hAnsi="Times New Roman" w:cs="Times New Roman"/>
-          <w:b/>
-          <w:bCs/>
-          <w:sz w:val="26"/>
-          <w:szCs w:val="26"/>
-          <w:lang w:val="en-US"/>
-        </w:rPr>
-        <w:t>tượng</w:t>
-      </w:r>
-      <w:proofErr w:type="spellEnd"/>
-      <w:r>
-        <w:rPr>
-          <w:rFonts w:ascii="Times New Roman" w:eastAsia="Times New Roman" w:hAnsi="Times New Roman" w:cs="Times New Roman"/>
-          <w:b/>
-          <w:bCs/>
-          <w:sz w:val="26"/>
-          <w:szCs w:val="26"/>
-          <w:lang w:val="en-US"/>
-        </w:rPr>
-        <w:t xml:space="preserve"> </w:t>
-      </w:r>
-      <w:proofErr w:type="spellStart"/>
-      <w:r>
-        <w:rPr>
-          <w:rFonts w:ascii="Times New Roman" w:eastAsia="Times New Roman" w:hAnsi="Times New Roman" w:cs="Times New Roman"/>
-          <w:b/>
-          <w:bCs/>
-          <w:sz w:val="26"/>
-          <w:szCs w:val="26"/>
-          <w:lang w:val="en-US"/>
-        </w:rPr>
-        <w:t>sử</w:t>
-      </w:r>
-      <w:proofErr w:type="spellEnd"/>
-      <w:r>
-        <w:rPr>
-          <w:rFonts w:ascii="Times New Roman" w:eastAsia="Times New Roman" w:hAnsi="Times New Roman" w:cs="Times New Roman"/>
-          <w:b/>
-          <w:bCs/>
-          <w:sz w:val="26"/>
-          <w:szCs w:val="26"/>
-          <w:lang w:val="en-US"/>
-        </w:rPr>
-        <w:t xml:space="preserve"> </w:t>
-      </w:r>
-      <w:proofErr w:type="spellStart"/>
-      <w:r>
-        <w:rPr>
-          <w:rFonts w:ascii="Times New Roman" w:eastAsia="Times New Roman" w:hAnsi="Times New Roman" w:cs="Times New Roman"/>
-          <w:b/>
-          <w:bCs/>
-          <w:sz w:val="26"/>
-          <w:szCs w:val="26"/>
-          <w:lang w:val="en-US"/>
-        </w:rPr>
-        <w:t>dụng</w:t>
-      </w:r>
-      <w:proofErr w:type="spellEnd"/>
-      <w:r>
-        <w:rPr>
-          <w:rFonts w:ascii="Times New Roman" w:eastAsia="Times New Roman" w:hAnsi="Times New Roman" w:cs="Times New Roman"/>
-          <w:b/>
-          <w:bCs/>
-          <w:sz w:val="26"/>
-          <w:szCs w:val="26"/>
-          <w:lang w:val="en-US"/>
-        </w:rPr>
-        <w:t xml:space="preserve"> </w:t>
-      </w:r>
-      <w:proofErr w:type="spellStart"/>
-      <w:r>
-        <w:rPr>
-          <w:rFonts w:ascii="Times New Roman" w:eastAsia="Times New Roman" w:hAnsi="Times New Roman" w:cs="Times New Roman"/>
-          <w:b/>
-          <w:bCs/>
-          <w:sz w:val="26"/>
-          <w:szCs w:val="26"/>
-          <w:lang w:val="en-US"/>
-        </w:rPr>
-        <w:t>trong</w:t>
-      </w:r>
-      <w:proofErr w:type="spellEnd"/>
-      <w:r>
-        <w:rPr>
-          <w:rFonts w:ascii="Times New Roman" w:eastAsia="Times New Roman" w:hAnsi="Times New Roman" w:cs="Times New Roman"/>
-          <w:b/>
-          <w:bCs/>
-          <w:sz w:val="26"/>
-          <w:szCs w:val="26"/>
-          <w:lang w:val="en-US"/>
-        </w:rPr>
-        <w:t xml:space="preserve"> </w:t>
-      </w:r>
-      <w:proofErr w:type="spellStart"/>
-      <w:r>
-        <w:rPr>
-          <w:rFonts w:ascii="Times New Roman" w:eastAsia="Times New Roman" w:hAnsi="Times New Roman" w:cs="Times New Roman"/>
-          <w:b/>
-          <w:bCs/>
-          <w:sz w:val="26"/>
-          <w:szCs w:val="26"/>
-          <w:lang w:val="en-US"/>
-        </w:rPr>
-        <w:t>hệ</w:t>
-      </w:r>
-      <w:proofErr w:type="spellEnd"/>
-      <w:r>
-        <w:rPr>
-          <w:rFonts w:ascii="Times New Roman" w:eastAsia="Times New Roman" w:hAnsi="Times New Roman" w:cs="Times New Roman"/>
-          <w:b/>
-          <w:bCs/>
-          <w:sz w:val="26"/>
-          <w:szCs w:val="26"/>
-          <w:lang w:val="en-US"/>
-        </w:rPr>
-        <w:t xml:space="preserve"> </w:t>
-      </w:r>
-      <w:proofErr w:type="spellStart"/>
-      <w:r>
-        <w:rPr>
-          <w:rFonts w:ascii="Times New Roman" w:eastAsia="Times New Roman" w:hAnsi="Times New Roman" w:cs="Times New Roman"/>
-          <w:b/>
-          <w:bCs/>
-          <w:sz w:val="26"/>
-          <w:szCs w:val="26"/>
-          <w:lang w:val="en-US"/>
-        </w:rPr>
-        <w:t>thống</w:t>
-      </w:r>
-      <w:proofErr w:type="spellEnd"/>
+        <w:t xml:space="preserve"> trong hệ thống</w:t>
+      </w:r>
     </w:p>
     <w:tbl>
       <w:tblPr>
@@ -9218,7 +8386,6 @@
           <w:lang w:val="en-US"/>
         </w:rPr>
       </w:pPr>
-      <w:proofErr w:type="spellStart"/>
       <w:r>
         <w:rPr>
           <w:rFonts w:ascii="Times New Roman" w:hAnsi="Times New Roman" w:cs="Times New Roman"/>
@@ -9228,225 +8395,8 @@
           <w:szCs w:val="26"/>
           <w:lang w:val="en-US"/>
         </w:rPr>
-        <w:t>Bảng</w:t>
-      </w:r>
-      <w:proofErr w:type="spellEnd"/>
-      <w:r>
-        <w:rPr>
-          <w:rFonts w:ascii="Times New Roman" w:hAnsi="Times New Roman" w:cs="Times New Roman"/>
-          <w:b/>
-          <w:bCs/>
-          <w:sz w:val="26"/>
-          <w:szCs w:val="26"/>
-          <w:lang w:val="en-US"/>
-        </w:rPr>
-        <w:t xml:space="preserve"> 2: </w:t>
-      </w:r>
-      <w:proofErr w:type="spellStart"/>
-      <w:r>
-        <w:rPr>
-          <w:rFonts w:ascii="Times New Roman" w:hAnsi="Times New Roman" w:cs="Times New Roman"/>
-          <w:b/>
-          <w:bCs/>
-          <w:sz w:val="26"/>
-          <w:szCs w:val="26"/>
-          <w:lang w:val="en-US"/>
-        </w:rPr>
-        <w:t>Đối</w:t>
-      </w:r>
-      <w:proofErr w:type="spellEnd"/>
-      <w:r>
-        <w:rPr>
-          <w:rFonts w:ascii="Times New Roman" w:hAnsi="Times New Roman" w:cs="Times New Roman"/>
-          <w:b/>
-          <w:bCs/>
-          <w:sz w:val="26"/>
-          <w:szCs w:val="26"/>
-          <w:lang w:val="en-US"/>
-        </w:rPr>
-        <w:t xml:space="preserve"> </w:t>
-      </w:r>
-      <w:proofErr w:type="spellStart"/>
-      <w:r>
-        <w:rPr>
-          <w:rFonts w:ascii="Times New Roman" w:hAnsi="Times New Roman" w:cs="Times New Roman"/>
-          <w:b/>
-          <w:bCs/>
-          <w:sz w:val="26"/>
-          <w:szCs w:val="26"/>
-          <w:lang w:val="en-US"/>
-        </w:rPr>
-        <w:t>tượng</w:t>
-      </w:r>
-      <w:proofErr w:type="spellEnd"/>
-      <w:r>
-        <w:rPr>
-          <w:rFonts w:ascii="Times New Roman" w:hAnsi="Times New Roman" w:cs="Times New Roman"/>
-          <w:b/>
-          <w:bCs/>
-          <w:sz w:val="26"/>
-          <w:szCs w:val="26"/>
-          <w:lang w:val="en-US"/>
-        </w:rPr>
-        <w:t xml:space="preserve"> </w:t>
-      </w:r>
-      <w:proofErr w:type="spellStart"/>
-      <w:r>
-        <w:rPr>
-          <w:rFonts w:ascii="Times New Roman" w:hAnsi="Times New Roman" w:cs="Times New Roman"/>
-          <w:b/>
-          <w:bCs/>
-          <w:sz w:val="26"/>
-          <w:szCs w:val="26"/>
-          <w:lang w:val="en-US"/>
-        </w:rPr>
-        <w:t>sử</w:t>
-      </w:r>
-      <w:proofErr w:type="spellEnd"/>
-      <w:r>
-        <w:rPr>
-          <w:rFonts w:ascii="Times New Roman" w:hAnsi="Times New Roman" w:cs="Times New Roman"/>
-          <w:b/>
-          <w:bCs/>
-          <w:sz w:val="26"/>
-          <w:szCs w:val="26"/>
-          <w:lang w:val="en-US"/>
-        </w:rPr>
-        <w:t xml:space="preserve"> </w:t>
-      </w:r>
-      <w:proofErr w:type="spellStart"/>
-      <w:r>
-        <w:rPr>
-          <w:rFonts w:ascii="Times New Roman" w:hAnsi="Times New Roman" w:cs="Times New Roman"/>
-          <w:b/>
-          <w:bCs/>
-          <w:sz w:val="26"/>
-          <w:szCs w:val="26"/>
-          <w:lang w:val="en-US"/>
-        </w:rPr>
-        <w:t>dụng</w:t>
-      </w:r>
-      <w:proofErr w:type="spellEnd"/>
-      <w:r>
-        <w:rPr>
-          <w:rFonts w:ascii="Times New Roman" w:hAnsi="Times New Roman" w:cs="Times New Roman"/>
-          <w:b/>
-          <w:bCs/>
-          <w:sz w:val="26"/>
-          <w:szCs w:val="26"/>
-          <w:lang w:val="en-US"/>
-        </w:rPr>
-        <w:t xml:space="preserve"> </w:t>
-      </w:r>
-      <w:proofErr w:type="spellStart"/>
-      <w:r>
-        <w:rPr>
-          <w:rFonts w:ascii="Times New Roman" w:hAnsi="Times New Roman" w:cs="Times New Roman"/>
-          <w:b/>
-          <w:bCs/>
-          <w:sz w:val="26"/>
-          <w:szCs w:val="26"/>
-          <w:lang w:val="en-US"/>
-        </w:rPr>
-        <w:t>trong</w:t>
-      </w:r>
-      <w:proofErr w:type="spellEnd"/>
-      <w:r>
-        <w:rPr>
-          <w:rFonts w:ascii="Times New Roman" w:hAnsi="Times New Roman" w:cs="Times New Roman"/>
-          <w:b/>
-          <w:bCs/>
-          <w:sz w:val="26"/>
-          <w:szCs w:val="26"/>
-          <w:lang w:val="en-US"/>
-        </w:rPr>
-        <w:t xml:space="preserve"> </w:t>
-      </w:r>
-      <w:proofErr w:type="spellStart"/>
-      <w:r>
-        <w:rPr>
-          <w:rFonts w:ascii="Times New Roman" w:hAnsi="Times New Roman" w:cs="Times New Roman"/>
-          <w:b/>
-          <w:bCs/>
-          <w:sz w:val="26"/>
-          <w:szCs w:val="26"/>
-          <w:lang w:val="en-US"/>
-        </w:rPr>
-        <w:t>quản</w:t>
-      </w:r>
-      <w:proofErr w:type="spellEnd"/>
-      <w:r>
-        <w:rPr>
-          <w:rFonts w:ascii="Times New Roman" w:hAnsi="Times New Roman" w:cs="Times New Roman"/>
-          <w:b/>
-          <w:bCs/>
-          <w:sz w:val="26"/>
-          <w:szCs w:val="26"/>
-          <w:lang w:val="en-US"/>
-        </w:rPr>
-        <w:t xml:space="preserve"> </w:t>
-      </w:r>
-      <w:proofErr w:type="spellStart"/>
-      <w:r>
-        <w:rPr>
-          <w:rFonts w:ascii="Times New Roman" w:hAnsi="Times New Roman" w:cs="Times New Roman"/>
-          <w:b/>
-          <w:bCs/>
-          <w:sz w:val="26"/>
-          <w:szCs w:val="26"/>
-          <w:lang w:val="en-US"/>
-        </w:rPr>
-        <w:t>lý</w:t>
-      </w:r>
-      <w:proofErr w:type="spellEnd"/>
-      <w:r>
-        <w:rPr>
-          <w:rFonts w:ascii="Times New Roman" w:hAnsi="Times New Roman" w:cs="Times New Roman"/>
-          <w:b/>
-          <w:bCs/>
-          <w:sz w:val="26"/>
-          <w:szCs w:val="26"/>
-          <w:lang w:val="en-US"/>
-        </w:rPr>
-        <w:t xml:space="preserve"> </w:t>
-      </w:r>
-      <w:proofErr w:type="spellStart"/>
-      <w:r>
-        <w:rPr>
-          <w:rFonts w:ascii="Times New Roman" w:hAnsi="Times New Roman" w:cs="Times New Roman"/>
-          <w:b/>
-          <w:bCs/>
-          <w:sz w:val="26"/>
-          <w:szCs w:val="26"/>
-          <w:lang w:val="en-US"/>
-        </w:rPr>
-        <w:t>nhân</w:t>
-      </w:r>
-      <w:proofErr w:type="spellEnd"/>
-      <w:r>
-        <w:rPr>
-          <w:rFonts w:ascii="Times New Roman" w:hAnsi="Times New Roman" w:cs="Times New Roman"/>
-          <w:b/>
-          <w:bCs/>
-          <w:sz w:val="26"/>
-          <w:szCs w:val="26"/>
-          <w:lang w:val="en-US"/>
-        </w:rPr>
-        <w:t xml:space="preserve"> </w:t>
-      </w:r>
-      <w:proofErr w:type="spellStart"/>
-      <w:r>
-        <w:rPr>
-          <w:rFonts w:ascii="Times New Roman" w:hAnsi="Times New Roman" w:cs="Times New Roman"/>
-          <w:b/>
-          <w:bCs/>
-          <w:sz w:val="26"/>
-          <w:szCs w:val="26"/>
-          <w:lang w:val="en-US"/>
-        </w:rPr>
-        <w:t>viên</w:t>
-      </w:r>
-      <w:proofErr w:type="spellEnd"/>
+        <w:t>Bảng 2: Đối tượng sử dụng trong quản lý nhân viên</w:t>
+      </w:r>
     </w:p>
     <w:tbl>
       <w:tblPr>
@@ -10053,7 +9003,6 @@
           <w:lang w:val="en-US"/>
         </w:rPr>
       </w:pPr>
-      <w:proofErr w:type="spellStart"/>
       <w:r>
         <w:rPr>
           <w:rFonts w:ascii="Times New Roman" w:hAnsi="Times New Roman" w:cs="Times New Roman"/>
@@ -10063,225 +9012,8 @@
           <w:szCs w:val="26"/>
           <w:lang w:val="en-US"/>
         </w:rPr>
-        <w:t>Bảng</w:t>
-      </w:r>
-      <w:proofErr w:type="spellEnd"/>
-      <w:r>
-        <w:rPr>
-          <w:rFonts w:ascii="Times New Roman" w:hAnsi="Times New Roman" w:cs="Times New Roman"/>
-          <w:b/>
-          <w:bCs/>
-          <w:sz w:val="26"/>
-          <w:szCs w:val="26"/>
-          <w:lang w:val="en-US"/>
-        </w:rPr>
-        <w:t xml:space="preserve"> 3: </w:t>
-      </w:r>
-      <w:proofErr w:type="spellStart"/>
-      <w:r>
-        <w:rPr>
-          <w:rFonts w:ascii="Times New Roman" w:hAnsi="Times New Roman" w:cs="Times New Roman"/>
-          <w:b/>
-          <w:bCs/>
-          <w:sz w:val="26"/>
-          <w:szCs w:val="26"/>
-          <w:lang w:val="en-US"/>
-        </w:rPr>
-        <w:t>Đối</w:t>
-      </w:r>
-      <w:proofErr w:type="spellEnd"/>
-      <w:r>
-        <w:rPr>
-          <w:rFonts w:ascii="Times New Roman" w:hAnsi="Times New Roman" w:cs="Times New Roman"/>
-          <w:b/>
-          <w:bCs/>
-          <w:sz w:val="26"/>
-          <w:szCs w:val="26"/>
-          <w:lang w:val="en-US"/>
-        </w:rPr>
-        <w:t xml:space="preserve"> </w:t>
-      </w:r>
-      <w:proofErr w:type="spellStart"/>
-      <w:r>
-        <w:rPr>
-          <w:rFonts w:ascii="Times New Roman" w:hAnsi="Times New Roman" w:cs="Times New Roman"/>
-          <w:b/>
-          <w:bCs/>
-          <w:sz w:val="26"/>
-          <w:szCs w:val="26"/>
-          <w:lang w:val="en-US"/>
-        </w:rPr>
-        <w:t>tượng</w:t>
-      </w:r>
-      <w:proofErr w:type="spellEnd"/>
-      <w:r>
-        <w:rPr>
-          <w:rFonts w:ascii="Times New Roman" w:hAnsi="Times New Roman" w:cs="Times New Roman"/>
-          <w:b/>
-          <w:bCs/>
-          <w:sz w:val="26"/>
-          <w:szCs w:val="26"/>
-          <w:lang w:val="en-US"/>
-        </w:rPr>
-        <w:t xml:space="preserve"> </w:t>
-      </w:r>
-      <w:proofErr w:type="spellStart"/>
-      <w:r>
-        <w:rPr>
-          <w:rFonts w:ascii="Times New Roman" w:hAnsi="Times New Roman" w:cs="Times New Roman"/>
-          <w:b/>
-          <w:bCs/>
-          <w:sz w:val="26"/>
-          <w:szCs w:val="26"/>
-          <w:lang w:val="en-US"/>
-        </w:rPr>
-        <w:t>sử</w:t>
-      </w:r>
-      <w:proofErr w:type="spellEnd"/>
-      <w:r>
-        <w:rPr>
-          <w:rFonts w:ascii="Times New Roman" w:hAnsi="Times New Roman" w:cs="Times New Roman"/>
-          <w:b/>
-          <w:bCs/>
-          <w:sz w:val="26"/>
-          <w:szCs w:val="26"/>
-          <w:lang w:val="en-US"/>
-        </w:rPr>
-        <w:t xml:space="preserve"> </w:t>
-      </w:r>
-      <w:proofErr w:type="spellStart"/>
-      <w:r>
-        <w:rPr>
-          <w:rFonts w:ascii="Times New Roman" w:hAnsi="Times New Roman" w:cs="Times New Roman"/>
-          <w:b/>
-          <w:bCs/>
-          <w:sz w:val="26"/>
-          <w:szCs w:val="26"/>
-          <w:lang w:val="en-US"/>
-        </w:rPr>
-        <w:t>dụng</w:t>
-      </w:r>
-      <w:proofErr w:type="spellEnd"/>
-      <w:r>
-        <w:rPr>
-          <w:rFonts w:ascii="Times New Roman" w:hAnsi="Times New Roman" w:cs="Times New Roman"/>
-          <w:b/>
-          <w:bCs/>
-          <w:sz w:val="26"/>
-          <w:szCs w:val="26"/>
-          <w:lang w:val="en-US"/>
-        </w:rPr>
-        <w:t xml:space="preserve"> </w:t>
-      </w:r>
-      <w:proofErr w:type="spellStart"/>
-      <w:r>
-        <w:rPr>
-          <w:rFonts w:ascii="Times New Roman" w:hAnsi="Times New Roman" w:cs="Times New Roman"/>
-          <w:b/>
-          <w:bCs/>
-          <w:sz w:val="26"/>
-          <w:szCs w:val="26"/>
-          <w:lang w:val="en-US"/>
-        </w:rPr>
-        <w:t>trong</w:t>
-      </w:r>
-      <w:proofErr w:type="spellEnd"/>
-      <w:r>
-        <w:rPr>
-          <w:rFonts w:ascii="Times New Roman" w:hAnsi="Times New Roman" w:cs="Times New Roman"/>
-          <w:b/>
-          <w:bCs/>
-          <w:sz w:val="26"/>
-          <w:szCs w:val="26"/>
-          <w:lang w:val="en-US"/>
-        </w:rPr>
-        <w:t xml:space="preserve"> </w:t>
-      </w:r>
-      <w:proofErr w:type="spellStart"/>
-      <w:r>
-        <w:rPr>
-          <w:rFonts w:ascii="Times New Roman" w:hAnsi="Times New Roman" w:cs="Times New Roman"/>
-          <w:b/>
-          <w:bCs/>
-          <w:sz w:val="26"/>
-          <w:szCs w:val="26"/>
-          <w:lang w:val="en-US"/>
-        </w:rPr>
-        <w:t>quản</w:t>
-      </w:r>
-      <w:proofErr w:type="spellEnd"/>
-      <w:r>
-        <w:rPr>
-          <w:rFonts w:ascii="Times New Roman" w:hAnsi="Times New Roman" w:cs="Times New Roman"/>
-          <w:b/>
-          <w:bCs/>
-          <w:sz w:val="26"/>
-          <w:szCs w:val="26"/>
-          <w:lang w:val="en-US"/>
-        </w:rPr>
-        <w:t xml:space="preserve"> </w:t>
-      </w:r>
-      <w:proofErr w:type="spellStart"/>
-      <w:r>
-        <w:rPr>
-          <w:rFonts w:ascii="Times New Roman" w:hAnsi="Times New Roman" w:cs="Times New Roman"/>
-          <w:b/>
-          <w:bCs/>
-          <w:sz w:val="26"/>
-          <w:szCs w:val="26"/>
-          <w:lang w:val="en-US"/>
-        </w:rPr>
-        <w:t>lý</w:t>
-      </w:r>
-      <w:proofErr w:type="spellEnd"/>
-      <w:r>
-        <w:rPr>
-          <w:rFonts w:ascii="Times New Roman" w:hAnsi="Times New Roman" w:cs="Times New Roman"/>
-          <w:b/>
-          <w:bCs/>
-          <w:sz w:val="26"/>
-          <w:szCs w:val="26"/>
-          <w:lang w:val="en-US"/>
-        </w:rPr>
-        <w:t xml:space="preserve"> </w:t>
-      </w:r>
-      <w:proofErr w:type="spellStart"/>
-      <w:r>
-        <w:rPr>
-          <w:rFonts w:ascii="Times New Roman" w:hAnsi="Times New Roman" w:cs="Times New Roman"/>
-          <w:b/>
-          <w:bCs/>
-          <w:sz w:val="26"/>
-          <w:szCs w:val="26"/>
-          <w:lang w:val="en-US"/>
-        </w:rPr>
-        <w:t>khách</w:t>
-      </w:r>
-      <w:proofErr w:type="spellEnd"/>
-      <w:r>
-        <w:rPr>
-          <w:rFonts w:ascii="Times New Roman" w:hAnsi="Times New Roman" w:cs="Times New Roman"/>
-          <w:b/>
-          <w:bCs/>
-          <w:sz w:val="26"/>
-          <w:szCs w:val="26"/>
-          <w:lang w:val="en-US"/>
-        </w:rPr>
-        <w:t xml:space="preserve"> </w:t>
-      </w:r>
-      <w:proofErr w:type="spellStart"/>
-      <w:r>
-        <w:rPr>
-          <w:rFonts w:ascii="Times New Roman" w:hAnsi="Times New Roman" w:cs="Times New Roman"/>
-          <w:b/>
-          <w:bCs/>
-          <w:sz w:val="26"/>
-          <w:szCs w:val="26"/>
-          <w:lang w:val="en-US"/>
-        </w:rPr>
-        <w:t>hàng</w:t>
-      </w:r>
-      <w:proofErr w:type="spellEnd"/>
+        <w:t>Bảng 3: Đối tượng sử dụng trong quản lý khách hàng</w:t>
+      </w:r>
     </w:p>
     <w:tbl>
       <w:tblPr>
@@ -10430,59 +9162,8 @@
                 <w:szCs w:val="26"/>
                 <w:lang w:val="en-US"/>
               </w:rPr>
-              <w:t xml:space="preserve"> </w:t>
-            </w:r>
-            <w:proofErr w:type="spellStart"/>
-            <w:r>
-              <w:rPr>
-                <w:rFonts w:ascii="Times New Roman" w:eastAsia="Times New Roman" w:hAnsi="Times New Roman" w:cs="Times New Roman"/>
-                <w:sz w:val="26"/>
-                <w:szCs w:val="26"/>
-                <w:lang w:val="en-US"/>
-              </w:rPr>
-              <w:t>viên</w:t>
-            </w:r>
-            <w:proofErr w:type="spellEnd"/>
-            <w:r>
-              <w:rPr>
-                <w:rFonts w:ascii="Times New Roman" w:eastAsia="Times New Roman" w:hAnsi="Times New Roman" w:cs="Times New Roman"/>
-                <w:sz w:val="26"/>
-                <w:szCs w:val="26"/>
-                <w:lang w:val="en-US"/>
-              </w:rPr>
-              <w:t xml:space="preserve"> </w:t>
-            </w:r>
-            <w:proofErr w:type="spellStart"/>
-            <w:r>
-              <w:rPr>
-                <w:rFonts w:ascii="Times New Roman" w:eastAsia="Times New Roman" w:hAnsi="Times New Roman" w:cs="Times New Roman"/>
-                <w:sz w:val="26"/>
-                <w:szCs w:val="26"/>
-                <w:lang w:val="en-US"/>
-              </w:rPr>
-              <w:t>thu</w:t>
-            </w:r>
-            <w:proofErr w:type="spellEnd"/>
-            <w:r>
-              <w:rPr>
-                <w:rFonts w:ascii="Times New Roman" w:eastAsia="Times New Roman" w:hAnsi="Times New Roman" w:cs="Times New Roman"/>
-                <w:sz w:val="26"/>
-                <w:szCs w:val="26"/>
-                <w:lang w:val="en-US"/>
-              </w:rPr>
-              <w:t xml:space="preserve"> </w:t>
-            </w:r>
-            <w:proofErr w:type="spellStart"/>
-            <w:r>
-              <w:rPr>
-                <w:rFonts w:ascii="Times New Roman" w:eastAsia="Times New Roman" w:hAnsi="Times New Roman" w:cs="Times New Roman"/>
-                <w:sz w:val="26"/>
-                <w:szCs w:val="26"/>
-                <w:lang w:val="en-US"/>
-              </w:rPr>
-              <w:t>ngân</w:t>
-            </w:r>
-            <w:proofErr w:type="spellEnd"/>
+              <w:t xml:space="preserve"> viên thu ngân</w:t>
+            </w:r>
           </w:p>
         </w:tc>
         <w:tc>
@@ -10562,7 +9243,6 @@
               <w:lastRenderedPageBreak/>
               <w:t xml:space="preserve">Nhân </w:t>
             </w:r>
-            <w:proofErr w:type="spellStart"/>
             <w:r>
               <w:rPr>
                 <w:rFonts w:ascii="Times New Roman" w:eastAsia="Times New Roman" w:hAnsi="Times New Roman" w:cs="Times New Roman"/>
@@ -10570,49 +9250,8 @@
                 <w:szCs w:val="26"/>
                 <w:lang w:val="en-US"/>
               </w:rPr>
-              <w:t>viên</w:t>
-            </w:r>
-            <w:proofErr w:type="spellEnd"/>
-            <w:r>
-              <w:rPr>
-                <w:rFonts w:ascii="Times New Roman" w:eastAsia="Times New Roman" w:hAnsi="Times New Roman" w:cs="Times New Roman"/>
-                <w:sz w:val="26"/>
-                <w:szCs w:val="26"/>
-                <w:lang w:val="en-US"/>
-              </w:rPr>
-              <w:t xml:space="preserve"> </w:t>
-            </w:r>
-            <w:proofErr w:type="spellStart"/>
-            <w:r>
-              <w:rPr>
-                <w:rFonts w:ascii="Times New Roman" w:eastAsia="Times New Roman" w:hAnsi="Times New Roman" w:cs="Times New Roman"/>
-                <w:sz w:val="26"/>
-                <w:szCs w:val="26"/>
-                <w:lang w:val="en-US"/>
-              </w:rPr>
-              <w:t>khách</w:t>
-            </w:r>
-            <w:proofErr w:type="spellEnd"/>
-            <w:r>
-              <w:rPr>
-                <w:rFonts w:ascii="Times New Roman" w:eastAsia="Times New Roman" w:hAnsi="Times New Roman" w:cs="Times New Roman"/>
-                <w:sz w:val="26"/>
-                <w:szCs w:val="26"/>
-                <w:lang w:val="en-US"/>
-              </w:rPr>
-              <w:t xml:space="preserve"> </w:t>
-            </w:r>
-            <w:proofErr w:type="spellStart"/>
-            <w:r>
-              <w:rPr>
-                <w:rFonts w:ascii="Times New Roman" w:eastAsia="Times New Roman" w:hAnsi="Times New Roman" w:cs="Times New Roman"/>
-                <w:sz w:val="26"/>
-                <w:szCs w:val="26"/>
-                <w:lang w:val="en-US"/>
-              </w:rPr>
-              <w:t>hàng</w:t>
-            </w:r>
-            <w:proofErr w:type="spellEnd"/>
+              <w:t>viên khách hàng</w:t>
+            </w:r>
           </w:p>
         </w:tc>
         <w:tc>
@@ -10656,39 +9295,8 @@
                 <w:szCs w:val="26"/>
                 <w:lang w:val="en-US"/>
               </w:rPr>
-              <w:t xml:space="preserve"> </w:t>
-            </w:r>
-            <w:proofErr w:type="spellStart"/>
-            <w:r>
-              <w:rPr>
-                <w:rFonts w:ascii="Times New Roman" w:eastAsia="Times New Roman" w:hAnsi="Times New Roman" w:cs="Times New Roman"/>
-                <w:sz w:val="26"/>
-                <w:szCs w:val="26"/>
-                <w:lang w:val="en-US"/>
-              </w:rPr>
-              <w:t>khách</w:t>
-            </w:r>
-            <w:proofErr w:type="spellEnd"/>
-            <w:r>
-              <w:rPr>
-                <w:rFonts w:ascii="Times New Roman" w:eastAsia="Times New Roman" w:hAnsi="Times New Roman" w:cs="Times New Roman"/>
-                <w:sz w:val="26"/>
-                <w:szCs w:val="26"/>
-                <w:lang w:val="en-US"/>
-              </w:rPr>
-              <w:t xml:space="preserve"> </w:t>
-            </w:r>
-            <w:proofErr w:type="spellStart"/>
-            <w:r>
-              <w:rPr>
-                <w:rFonts w:ascii="Times New Roman" w:eastAsia="Times New Roman" w:hAnsi="Times New Roman" w:cs="Times New Roman"/>
-                <w:sz w:val="26"/>
-                <w:szCs w:val="26"/>
-                <w:lang w:val="en-US"/>
-              </w:rPr>
-              <w:t>hàng</w:t>
-            </w:r>
-            <w:proofErr w:type="spellEnd"/>
+              <w:t xml:space="preserve"> khách hàng</w:t>
+            </w:r>
             <w:r>
               <w:rPr>
                 <w:rFonts w:ascii="Times New Roman" w:eastAsia="Times New Roman" w:hAnsi="Times New Roman" w:cs="Times New Roman"/>
@@ -11166,7 +9774,6 @@
           <w:lang w:val="en-US"/>
         </w:rPr>
       </w:pPr>
-      <w:proofErr w:type="spellStart"/>
       <w:r>
         <w:rPr>
           <w:rFonts w:ascii="Times New Roman" w:hAnsi="Times New Roman" w:cs="Times New Roman"/>
@@ -11176,225 +9783,8 @@
           <w:szCs w:val="26"/>
           <w:lang w:val="en-US"/>
         </w:rPr>
-        <w:t>Bảng</w:t>
-      </w:r>
-      <w:proofErr w:type="spellEnd"/>
-      <w:r>
-        <w:rPr>
-          <w:rFonts w:ascii="Times New Roman" w:hAnsi="Times New Roman" w:cs="Times New Roman"/>
-          <w:b/>
-          <w:bCs/>
-          <w:sz w:val="26"/>
-          <w:szCs w:val="26"/>
-          <w:lang w:val="en-US"/>
-        </w:rPr>
-        <w:t xml:space="preserve"> 4: </w:t>
-      </w:r>
-      <w:proofErr w:type="spellStart"/>
-      <w:r>
-        <w:rPr>
-          <w:rFonts w:ascii="Times New Roman" w:hAnsi="Times New Roman" w:cs="Times New Roman"/>
-          <w:b/>
-          <w:bCs/>
-          <w:sz w:val="26"/>
-          <w:szCs w:val="26"/>
-          <w:lang w:val="en-US"/>
-        </w:rPr>
-        <w:t>Đối</w:t>
-      </w:r>
-      <w:proofErr w:type="spellEnd"/>
-      <w:r>
-        <w:rPr>
-          <w:rFonts w:ascii="Times New Roman" w:hAnsi="Times New Roman" w:cs="Times New Roman"/>
-          <w:b/>
-          <w:bCs/>
-          <w:sz w:val="26"/>
-          <w:szCs w:val="26"/>
-          <w:lang w:val="en-US"/>
-        </w:rPr>
-        <w:t xml:space="preserve"> </w:t>
-      </w:r>
-      <w:proofErr w:type="spellStart"/>
-      <w:r>
-        <w:rPr>
-          <w:rFonts w:ascii="Times New Roman" w:hAnsi="Times New Roman" w:cs="Times New Roman"/>
-          <w:b/>
-          <w:bCs/>
-          <w:sz w:val="26"/>
-          <w:szCs w:val="26"/>
-          <w:lang w:val="en-US"/>
-        </w:rPr>
-        <w:t>tượng</w:t>
-      </w:r>
-      <w:proofErr w:type="spellEnd"/>
-      <w:r>
-        <w:rPr>
-          <w:rFonts w:ascii="Times New Roman" w:hAnsi="Times New Roman" w:cs="Times New Roman"/>
-          <w:b/>
-          <w:bCs/>
-          <w:sz w:val="26"/>
-          <w:szCs w:val="26"/>
-          <w:lang w:val="en-US"/>
-        </w:rPr>
-        <w:t xml:space="preserve"> </w:t>
-      </w:r>
-      <w:proofErr w:type="spellStart"/>
-      <w:r>
-        <w:rPr>
-          <w:rFonts w:ascii="Times New Roman" w:hAnsi="Times New Roman" w:cs="Times New Roman"/>
-          <w:b/>
-          <w:bCs/>
-          <w:sz w:val="26"/>
-          <w:szCs w:val="26"/>
-          <w:lang w:val="en-US"/>
-        </w:rPr>
-        <w:t>sử</w:t>
-      </w:r>
-      <w:proofErr w:type="spellEnd"/>
-      <w:r>
-        <w:rPr>
-          <w:rFonts w:ascii="Times New Roman" w:hAnsi="Times New Roman" w:cs="Times New Roman"/>
-          <w:b/>
-          <w:bCs/>
-          <w:sz w:val="26"/>
-          <w:szCs w:val="26"/>
-          <w:lang w:val="en-US"/>
-        </w:rPr>
-        <w:t xml:space="preserve"> </w:t>
-      </w:r>
-      <w:proofErr w:type="spellStart"/>
-      <w:r>
-        <w:rPr>
-          <w:rFonts w:ascii="Times New Roman" w:hAnsi="Times New Roman" w:cs="Times New Roman"/>
-          <w:b/>
-          <w:bCs/>
-          <w:sz w:val="26"/>
-          <w:szCs w:val="26"/>
-          <w:lang w:val="en-US"/>
-        </w:rPr>
-        <w:t>dụng</w:t>
-      </w:r>
-      <w:proofErr w:type="spellEnd"/>
-      <w:r>
-        <w:rPr>
-          <w:rFonts w:ascii="Times New Roman" w:hAnsi="Times New Roman" w:cs="Times New Roman"/>
-          <w:b/>
-          <w:bCs/>
-          <w:sz w:val="26"/>
-          <w:szCs w:val="26"/>
-          <w:lang w:val="en-US"/>
-        </w:rPr>
-        <w:t xml:space="preserve"> </w:t>
-      </w:r>
-      <w:proofErr w:type="spellStart"/>
-      <w:r>
-        <w:rPr>
-          <w:rFonts w:ascii="Times New Roman" w:hAnsi="Times New Roman" w:cs="Times New Roman"/>
-          <w:b/>
-          <w:bCs/>
-          <w:sz w:val="26"/>
-          <w:szCs w:val="26"/>
-          <w:lang w:val="en-US"/>
-        </w:rPr>
-        <w:t>trong</w:t>
-      </w:r>
-      <w:proofErr w:type="spellEnd"/>
-      <w:r>
-        <w:rPr>
-          <w:rFonts w:ascii="Times New Roman" w:hAnsi="Times New Roman" w:cs="Times New Roman"/>
-          <w:b/>
-          <w:bCs/>
-          <w:sz w:val="26"/>
-          <w:szCs w:val="26"/>
-          <w:lang w:val="en-US"/>
-        </w:rPr>
-        <w:t xml:space="preserve"> </w:t>
-      </w:r>
-      <w:proofErr w:type="spellStart"/>
-      <w:r>
-        <w:rPr>
-          <w:rFonts w:ascii="Times New Roman" w:hAnsi="Times New Roman" w:cs="Times New Roman"/>
-          <w:b/>
-          <w:bCs/>
-          <w:sz w:val="26"/>
-          <w:szCs w:val="26"/>
-          <w:lang w:val="en-US"/>
-        </w:rPr>
-        <w:t>quản</w:t>
-      </w:r>
-      <w:proofErr w:type="spellEnd"/>
-      <w:r>
-        <w:rPr>
-          <w:rFonts w:ascii="Times New Roman" w:hAnsi="Times New Roman" w:cs="Times New Roman"/>
-          <w:b/>
-          <w:bCs/>
-          <w:sz w:val="26"/>
-          <w:szCs w:val="26"/>
-          <w:lang w:val="en-US"/>
-        </w:rPr>
-        <w:t xml:space="preserve"> </w:t>
-      </w:r>
-      <w:proofErr w:type="spellStart"/>
-      <w:r>
-        <w:rPr>
-          <w:rFonts w:ascii="Times New Roman" w:hAnsi="Times New Roman" w:cs="Times New Roman"/>
-          <w:b/>
-          <w:bCs/>
-          <w:sz w:val="26"/>
-          <w:szCs w:val="26"/>
-          <w:lang w:val="en-US"/>
-        </w:rPr>
-        <w:t>lý</w:t>
-      </w:r>
-      <w:proofErr w:type="spellEnd"/>
-      <w:r>
-        <w:rPr>
-          <w:rFonts w:ascii="Times New Roman" w:hAnsi="Times New Roman" w:cs="Times New Roman"/>
-          <w:b/>
-          <w:bCs/>
-          <w:sz w:val="26"/>
-          <w:szCs w:val="26"/>
-          <w:lang w:val="en-US"/>
-        </w:rPr>
-        <w:t xml:space="preserve"> </w:t>
-      </w:r>
-      <w:proofErr w:type="spellStart"/>
-      <w:r>
-        <w:rPr>
-          <w:rFonts w:ascii="Times New Roman" w:hAnsi="Times New Roman" w:cs="Times New Roman"/>
-          <w:b/>
-          <w:bCs/>
-          <w:sz w:val="26"/>
-          <w:szCs w:val="26"/>
-          <w:lang w:val="en-US"/>
-        </w:rPr>
-        <w:t>sản</w:t>
-      </w:r>
-      <w:proofErr w:type="spellEnd"/>
-      <w:r>
-        <w:rPr>
-          <w:rFonts w:ascii="Times New Roman" w:hAnsi="Times New Roman" w:cs="Times New Roman"/>
-          <w:b/>
-          <w:bCs/>
-          <w:sz w:val="26"/>
-          <w:szCs w:val="26"/>
-          <w:lang w:val="en-US"/>
-        </w:rPr>
-        <w:t xml:space="preserve"> </w:t>
-      </w:r>
-      <w:proofErr w:type="spellStart"/>
-      <w:r>
-        <w:rPr>
-          <w:rFonts w:ascii="Times New Roman" w:hAnsi="Times New Roman" w:cs="Times New Roman"/>
-          <w:b/>
-          <w:bCs/>
-          <w:sz w:val="26"/>
-          <w:szCs w:val="26"/>
-          <w:lang w:val="en-US"/>
-        </w:rPr>
-        <w:t>phẩm</w:t>
-      </w:r>
-      <w:proofErr w:type="spellEnd"/>
+        <w:t>Bảng 4: Đối tượng sử dụng trong quản lý sản phẩm</w:t>
+      </w:r>
     </w:p>
     <w:tbl>
       <w:tblPr>
@@ -12084,547 +10474,7 @@
           <w:szCs w:val="26"/>
           <w:lang w:val="en-US"/>
         </w:rPr>
-        <w:t xml:space="preserve">Module </w:t>
-      </w:r>
-      <w:proofErr w:type="spellStart"/>
-      <w:r>
-        <w:rPr>
-          <w:rFonts w:ascii="Times New Roman" w:eastAsia="Times New Roman" w:hAnsi="Times New Roman" w:cs="Times New Roman"/>
-          <w:sz w:val="26"/>
-          <w:szCs w:val="26"/>
-          <w:lang w:val="en-US"/>
-        </w:rPr>
-        <w:t>hỗ</w:t>
-      </w:r>
-      <w:proofErr w:type="spellEnd"/>
-      <w:r>
-        <w:rPr>
-          <w:rFonts w:ascii="Times New Roman" w:eastAsia="Times New Roman" w:hAnsi="Times New Roman" w:cs="Times New Roman"/>
-          <w:sz w:val="26"/>
-          <w:szCs w:val="26"/>
-          <w:lang w:val="en-US"/>
-        </w:rPr>
-        <w:t xml:space="preserve"> </w:t>
-      </w:r>
-      <w:proofErr w:type="spellStart"/>
-      <w:r>
-        <w:rPr>
-          <w:rFonts w:ascii="Times New Roman" w:eastAsia="Times New Roman" w:hAnsi="Times New Roman" w:cs="Times New Roman"/>
-          <w:sz w:val="26"/>
-          <w:szCs w:val="26"/>
-          <w:lang w:val="en-US"/>
-        </w:rPr>
-        <w:t>trợ</w:t>
-      </w:r>
-      <w:proofErr w:type="spellEnd"/>
-      <w:r>
-        <w:rPr>
-          <w:rFonts w:ascii="Times New Roman" w:eastAsia="Times New Roman" w:hAnsi="Times New Roman" w:cs="Times New Roman"/>
-          <w:sz w:val="26"/>
-          <w:szCs w:val="26"/>
-          <w:lang w:val="en-US"/>
-        </w:rPr>
-        <w:t xml:space="preserve"> </w:t>
-      </w:r>
-      <w:proofErr w:type="spellStart"/>
-      <w:r>
-        <w:rPr>
-          <w:rFonts w:ascii="Times New Roman" w:eastAsia="Times New Roman" w:hAnsi="Times New Roman" w:cs="Times New Roman"/>
-          <w:sz w:val="26"/>
-          <w:szCs w:val="26"/>
-          <w:lang w:val="en-US"/>
-        </w:rPr>
-        <w:t>tạo</w:t>
-      </w:r>
-      <w:proofErr w:type="spellEnd"/>
-      <w:r>
-        <w:rPr>
-          <w:rFonts w:ascii="Times New Roman" w:eastAsia="Times New Roman" w:hAnsi="Times New Roman" w:cs="Times New Roman"/>
-          <w:sz w:val="26"/>
-          <w:szCs w:val="26"/>
-          <w:lang w:val="en-US"/>
-        </w:rPr>
-        <w:t xml:space="preserve">, </w:t>
-      </w:r>
-      <w:proofErr w:type="spellStart"/>
-      <w:r>
-        <w:rPr>
-          <w:rFonts w:ascii="Times New Roman" w:eastAsia="Times New Roman" w:hAnsi="Times New Roman" w:cs="Times New Roman"/>
-          <w:sz w:val="26"/>
-          <w:szCs w:val="26"/>
-          <w:lang w:val="en-US"/>
-        </w:rPr>
-        <w:t>theo</w:t>
-      </w:r>
-      <w:proofErr w:type="spellEnd"/>
-      <w:r>
-        <w:rPr>
-          <w:rFonts w:ascii="Times New Roman" w:eastAsia="Times New Roman" w:hAnsi="Times New Roman" w:cs="Times New Roman"/>
-          <w:sz w:val="26"/>
-          <w:szCs w:val="26"/>
-          <w:lang w:val="en-US"/>
-        </w:rPr>
-        <w:t xml:space="preserve"> </w:t>
-      </w:r>
-      <w:proofErr w:type="spellStart"/>
-      <w:r>
-        <w:rPr>
-          <w:rFonts w:ascii="Times New Roman" w:eastAsia="Times New Roman" w:hAnsi="Times New Roman" w:cs="Times New Roman"/>
-          <w:sz w:val="26"/>
-          <w:szCs w:val="26"/>
-          <w:lang w:val="en-US"/>
-        </w:rPr>
-        <w:t>dõi</w:t>
-      </w:r>
-      <w:proofErr w:type="spellEnd"/>
-      <w:r>
-        <w:rPr>
-          <w:rFonts w:ascii="Times New Roman" w:eastAsia="Times New Roman" w:hAnsi="Times New Roman" w:cs="Times New Roman"/>
-          <w:sz w:val="26"/>
-          <w:szCs w:val="26"/>
-          <w:lang w:val="en-US"/>
-        </w:rPr>
-        <w:t xml:space="preserve"> </w:t>
-      </w:r>
-      <w:proofErr w:type="spellStart"/>
-      <w:r>
-        <w:rPr>
-          <w:rFonts w:ascii="Times New Roman" w:eastAsia="Times New Roman" w:hAnsi="Times New Roman" w:cs="Times New Roman"/>
-          <w:sz w:val="26"/>
-          <w:szCs w:val="26"/>
-          <w:lang w:val="en-US"/>
-        </w:rPr>
-        <w:t>và</w:t>
-      </w:r>
-      <w:proofErr w:type="spellEnd"/>
-      <w:r>
-        <w:rPr>
-          <w:rFonts w:ascii="Times New Roman" w:eastAsia="Times New Roman" w:hAnsi="Times New Roman" w:cs="Times New Roman"/>
-          <w:sz w:val="26"/>
-          <w:szCs w:val="26"/>
-          <w:lang w:val="en-US"/>
-        </w:rPr>
-        <w:t xml:space="preserve"> </w:t>
-      </w:r>
-      <w:proofErr w:type="spellStart"/>
-      <w:r>
-        <w:rPr>
-          <w:rFonts w:ascii="Times New Roman" w:eastAsia="Times New Roman" w:hAnsi="Times New Roman" w:cs="Times New Roman"/>
-          <w:sz w:val="26"/>
-          <w:szCs w:val="26"/>
-          <w:lang w:val="en-US"/>
-        </w:rPr>
-        <w:t>xác</w:t>
-      </w:r>
-      <w:proofErr w:type="spellEnd"/>
-      <w:r>
-        <w:rPr>
-          <w:rFonts w:ascii="Times New Roman" w:eastAsia="Times New Roman" w:hAnsi="Times New Roman" w:cs="Times New Roman"/>
-          <w:sz w:val="26"/>
-          <w:szCs w:val="26"/>
-          <w:lang w:val="en-US"/>
-        </w:rPr>
-        <w:t xml:space="preserve"> </w:t>
-      </w:r>
-      <w:proofErr w:type="spellStart"/>
-      <w:r>
-        <w:rPr>
-          <w:rFonts w:ascii="Times New Roman" w:eastAsia="Times New Roman" w:hAnsi="Times New Roman" w:cs="Times New Roman"/>
-          <w:sz w:val="26"/>
-          <w:szCs w:val="26"/>
-          <w:lang w:val="en-US"/>
-        </w:rPr>
-        <w:t>nhận</w:t>
-      </w:r>
-      <w:proofErr w:type="spellEnd"/>
-      <w:r>
-        <w:rPr>
-          <w:rFonts w:ascii="Times New Roman" w:eastAsia="Times New Roman" w:hAnsi="Times New Roman" w:cs="Times New Roman"/>
-          <w:sz w:val="26"/>
-          <w:szCs w:val="26"/>
-          <w:lang w:val="en-US"/>
-        </w:rPr>
-        <w:t xml:space="preserve"> </w:t>
-      </w:r>
-      <w:proofErr w:type="spellStart"/>
-      <w:r>
-        <w:rPr>
-          <w:rFonts w:ascii="Times New Roman" w:eastAsia="Times New Roman" w:hAnsi="Times New Roman" w:cs="Times New Roman"/>
-          <w:sz w:val="26"/>
-          <w:szCs w:val="26"/>
-          <w:lang w:val="en-US"/>
-        </w:rPr>
-        <w:t>thanh</w:t>
-      </w:r>
-      <w:proofErr w:type="spellEnd"/>
-      <w:r>
-        <w:rPr>
-          <w:rFonts w:ascii="Times New Roman" w:eastAsia="Times New Roman" w:hAnsi="Times New Roman" w:cs="Times New Roman"/>
-          <w:sz w:val="26"/>
-          <w:szCs w:val="26"/>
-          <w:lang w:val="en-US"/>
-        </w:rPr>
-        <w:t xml:space="preserve"> </w:t>
-      </w:r>
-      <w:proofErr w:type="spellStart"/>
-      <w:r>
-        <w:rPr>
-          <w:rFonts w:ascii="Times New Roman" w:eastAsia="Times New Roman" w:hAnsi="Times New Roman" w:cs="Times New Roman"/>
-          <w:sz w:val="26"/>
-          <w:szCs w:val="26"/>
-          <w:lang w:val="en-US"/>
-        </w:rPr>
-        <w:t>toán</w:t>
-      </w:r>
-      <w:proofErr w:type="spellEnd"/>
-      <w:r>
-        <w:rPr>
-          <w:rFonts w:ascii="Times New Roman" w:eastAsia="Times New Roman" w:hAnsi="Times New Roman" w:cs="Times New Roman"/>
-          <w:sz w:val="26"/>
-          <w:szCs w:val="26"/>
-          <w:lang w:val="en-US"/>
-        </w:rPr>
-        <w:t xml:space="preserve"> </w:t>
-      </w:r>
-      <w:proofErr w:type="spellStart"/>
-      <w:r>
-        <w:rPr>
-          <w:rFonts w:ascii="Times New Roman" w:eastAsia="Times New Roman" w:hAnsi="Times New Roman" w:cs="Times New Roman"/>
-          <w:sz w:val="26"/>
-          <w:szCs w:val="26"/>
-          <w:lang w:val="en-US"/>
-        </w:rPr>
-        <w:t>cho</w:t>
-      </w:r>
-      <w:proofErr w:type="spellEnd"/>
-      <w:r>
-        <w:rPr>
-          <w:rFonts w:ascii="Times New Roman" w:eastAsia="Times New Roman" w:hAnsi="Times New Roman" w:cs="Times New Roman"/>
-          <w:sz w:val="26"/>
-          <w:szCs w:val="26"/>
-          <w:lang w:val="en-US"/>
-        </w:rPr>
-        <w:t xml:space="preserve"> </w:t>
-      </w:r>
-      <w:proofErr w:type="spellStart"/>
-      <w:r>
-        <w:rPr>
-          <w:rFonts w:ascii="Times New Roman" w:eastAsia="Times New Roman" w:hAnsi="Times New Roman" w:cs="Times New Roman"/>
-          <w:sz w:val="26"/>
-          <w:szCs w:val="26"/>
-          <w:lang w:val="en-US"/>
-        </w:rPr>
-        <w:t>đơn</w:t>
-      </w:r>
-      <w:proofErr w:type="spellEnd"/>
-      <w:r>
-        <w:rPr>
-          <w:rFonts w:ascii="Times New Roman" w:eastAsia="Times New Roman" w:hAnsi="Times New Roman" w:cs="Times New Roman"/>
-          <w:sz w:val="26"/>
-          <w:szCs w:val="26"/>
-          <w:lang w:val="en-US"/>
-        </w:rPr>
-        <w:t xml:space="preserve"> </w:t>
-      </w:r>
-      <w:proofErr w:type="spellStart"/>
-      <w:r>
-        <w:rPr>
-          <w:rFonts w:ascii="Times New Roman" w:eastAsia="Times New Roman" w:hAnsi="Times New Roman" w:cs="Times New Roman"/>
-          <w:sz w:val="26"/>
-          <w:szCs w:val="26"/>
-          <w:lang w:val="en-US"/>
-        </w:rPr>
-        <w:t>hàng</w:t>
-      </w:r>
-      <w:proofErr w:type="spellEnd"/>
-      <w:r>
-        <w:rPr>
-          <w:rFonts w:ascii="Times New Roman" w:eastAsia="Times New Roman" w:hAnsi="Times New Roman" w:cs="Times New Roman"/>
-          <w:sz w:val="26"/>
-          <w:szCs w:val="26"/>
-          <w:lang w:val="en-US"/>
-        </w:rPr>
-        <w:t xml:space="preserve">, </w:t>
-      </w:r>
-      <w:proofErr w:type="spellStart"/>
-      <w:r>
-        <w:rPr>
-          <w:rFonts w:ascii="Times New Roman" w:eastAsia="Times New Roman" w:hAnsi="Times New Roman" w:cs="Times New Roman"/>
-          <w:sz w:val="26"/>
-          <w:szCs w:val="26"/>
-          <w:lang w:val="en-US"/>
-        </w:rPr>
-        <w:t>ghi</w:t>
-      </w:r>
-      <w:proofErr w:type="spellEnd"/>
-      <w:r>
-        <w:rPr>
-          <w:rFonts w:ascii="Times New Roman" w:eastAsia="Times New Roman" w:hAnsi="Times New Roman" w:cs="Times New Roman"/>
-          <w:sz w:val="26"/>
-          <w:szCs w:val="26"/>
-          <w:lang w:val="en-US"/>
-        </w:rPr>
-        <w:t xml:space="preserve"> </w:t>
-      </w:r>
-      <w:proofErr w:type="spellStart"/>
-      <w:r>
-        <w:rPr>
-          <w:rFonts w:ascii="Times New Roman" w:eastAsia="Times New Roman" w:hAnsi="Times New Roman" w:cs="Times New Roman"/>
-          <w:sz w:val="26"/>
-          <w:szCs w:val="26"/>
-          <w:lang w:val="en-US"/>
-        </w:rPr>
-        <w:t>nhận</w:t>
-      </w:r>
-      <w:proofErr w:type="spellEnd"/>
-      <w:r>
-        <w:rPr>
-          <w:rFonts w:ascii="Times New Roman" w:eastAsia="Times New Roman" w:hAnsi="Times New Roman" w:cs="Times New Roman"/>
-          <w:sz w:val="26"/>
-          <w:szCs w:val="26"/>
-          <w:lang w:val="en-US"/>
-        </w:rPr>
-        <w:t xml:space="preserve"> chi </w:t>
-      </w:r>
-      <w:proofErr w:type="spellStart"/>
-      <w:r>
-        <w:rPr>
-          <w:rFonts w:ascii="Times New Roman" w:eastAsia="Times New Roman" w:hAnsi="Times New Roman" w:cs="Times New Roman"/>
-          <w:sz w:val="26"/>
-          <w:szCs w:val="26"/>
-          <w:lang w:val="en-US"/>
-        </w:rPr>
-        <w:t>tiết</w:t>
-      </w:r>
-      <w:proofErr w:type="spellEnd"/>
-      <w:r>
-        <w:rPr>
-          <w:rFonts w:ascii="Times New Roman" w:eastAsia="Times New Roman" w:hAnsi="Times New Roman" w:cs="Times New Roman"/>
-          <w:sz w:val="26"/>
-          <w:szCs w:val="26"/>
-          <w:lang w:val="en-US"/>
-        </w:rPr>
-        <w:t xml:space="preserve"> </w:t>
-      </w:r>
-      <w:proofErr w:type="spellStart"/>
-      <w:r>
-        <w:rPr>
-          <w:rFonts w:ascii="Times New Roman" w:eastAsia="Times New Roman" w:hAnsi="Times New Roman" w:cs="Times New Roman"/>
-          <w:sz w:val="26"/>
-          <w:szCs w:val="26"/>
-          <w:lang w:val="en-US"/>
-        </w:rPr>
-        <w:t>giao</w:t>
-      </w:r>
-      <w:proofErr w:type="spellEnd"/>
-      <w:r>
-        <w:rPr>
-          <w:rFonts w:ascii="Times New Roman" w:eastAsia="Times New Roman" w:hAnsi="Times New Roman" w:cs="Times New Roman"/>
-          <w:sz w:val="26"/>
-          <w:szCs w:val="26"/>
-          <w:lang w:val="en-US"/>
-        </w:rPr>
-        <w:t xml:space="preserve"> </w:t>
-      </w:r>
-      <w:proofErr w:type="spellStart"/>
-      <w:r>
-        <w:rPr>
-          <w:rFonts w:ascii="Times New Roman" w:eastAsia="Times New Roman" w:hAnsi="Times New Roman" w:cs="Times New Roman"/>
-          <w:sz w:val="26"/>
-          <w:szCs w:val="26"/>
-          <w:lang w:val="en-US"/>
-        </w:rPr>
-        <w:t>dịch</w:t>
-      </w:r>
-      <w:proofErr w:type="spellEnd"/>
-      <w:r>
-        <w:rPr>
-          <w:rFonts w:ascii="Times New Roman" w:eastAsia="Times New Roman" w:hAnsi="Times New Roman" w:cs="Times New Roman"/>
-          <w:sz w:val="26"/>
-          <w:szCs w:val="26"/>
-          <w:lang w:val="en-US"/>
-        </w:rPr>
-        <w:t xml:space="preserve"> </w:t>
-      </w:r>
-      <w:proofErr w:type="spellStart"/>
-      <w:r>
-        <w:rPr>
-          <w:rFonts w:ascii="Times New Roman" w:eastAsia="Times New Roman" w:hAnsi="Times New Roman" w:cs="Times New Roman"/>
-          <w:sz w:val="26"/>
-          <w:szCs w:val="26"/>
-          <w:lang w:val="en-US"/>
-        </w:rPr>
-        <w:t>theo</w:t>
-      </w:r>
-      <w:proofErr w:type="spellEnd"/>
-      <w:r>
-        <w:rPr>
-          <w:rFonts w:ascii="Times New Roman" w:eastAsia="Times New Roman" w:hAnsi="Times New Roman" w:cs="Times New Roman"/>
-          <w:sz w:val="26"/>
-          <w:szCs w:val="26"/>
-          <w:lang w:val="en-US"/>
-        </w:rPr>
-        <w:t xml:space="preserve"> </w:t>
-      </w:r>
-      <w:proofErr w:type="spellStart"/>
-      <w:r>
-        <w:rPr>
-          <w:rFonts w:ascii="Times New Roman" w:eastAsia="Times New Roman" w:hAnsi="Times New Roman" w:cs="Times New Roman"/>
-          <w:sz w:val="26"/>
-          <w:szCs w:val="26"/>
-          <w:lang w:val="en-US"/>
-        </w:rPr>
-        <w:t>từng</w:t>
-      </w:r>
-      <w:proofErr w:type="spellEnd"/>
-      <w:r>
-        <w:rPr>
-          <w:rFonts w:ascii="Times New Roman" w:eastAsia="Times New Roman" w:hAnsi="Times New Roman" w:cs="Times New Roman"/>
-          <w:sz w:val="26"/>
-          <w:szCs w:val="26"/>
-          <w:lang w:val="en-US"/>
-        </w:rPr>
-        <w:t xml:space="preserve"> </w:t>
-      </w:r>
-      <w:proofErr w:type="spellStart"/>
-      <w:r>
-        <w:rPr>
-          <w:rFonts w:ascii="Times New Roman" w:eastAsia="Times New Roman" w:hAnsi="Times New Roman" w:cs="Times New Roman"/>
-          <w:sz w:val="26"/>
-          <w:szCs w:val="26"/>
-          <w:lang w:val="en-US"/>
-        </w:rPr>
-        <w:t>phương</w:t>
-      </w:r>
-      <w:proofErr w:type="spellEnd"/>
-      <w:r>
-        <w:rPr>
-          <w:rFonts w:ascii="Times New Roman" w:eastAsia="Times New Roman" w:hAnsi="Times New Roman" w:cs="Times New Roman"/>
-          <w:sz w:val="26"/>
-          <w:szCs w:val="26"/>
-          <w:lang w:val="en-US"/>
-        </w:rPr>
-        <w:t xml:space="preserve"> </w:t>
-      </w:r>
-      <w:proofErr w:type="spellStart"/>
-      <w:r>
-        <w:rPr>
-          <w:rFonts w:ascii="Times New Roman" w:eastAsia="Times New Roman" w:hAnsi="Times New Roman" w:cs="Times New Roman"/>
-          <w:sz w:val="26"/>
-          <w:szCs w:val="26"/>
-          <w:lang w:val="en-US"/>
-        </w:rPr>
-        <w:t>thức</w:t>
-      </w:r>
-      <w:proofErr w:type="spellEnd"/>
-      <w:r>
-        <w:rPr>
-          <w:rFonts w:ascii="Times New Roman" w:eastAsia="Times New Roman" w:hAnsi="Times New Roman" w:cs="Times New Roman"/>
-          <w:sz w:val="26"/>
-          <w:szCs w:val="26"/>
-          <w:lang w:val="en-US"/>
-        </w:rPr>
-        <w:t xml:space="preserve"> (</w:t>
-      </w:r>
-      <w:proofErr w:type="spellStart"/>
-      <w:r>
-        <w:rPr>
-          <w:rFonts w:ascii="Times New Roman" w:eastAsia="Times New Roman" w:hAnsi="Times New Roman" w:cs="Times New Roman"/>
-          <w:sz w:val="26"/>
-          <w:szCs w:val="26"/>
-          <w:lang w:val="en-US"/>
-        </w:rPr>
-        <w:t>thủ</w:t>
-      </w:r>
-      <w:proofErr w:type="spellEnd"/>
-      <w:r>
-        <w:rPr>
-          <w:rFonts w:ascii="Times New Roman" w:eastAsia="Times New Roman" w:hAnsi="Times New Roman" w:cs="Times New Roman"/>
-          <w:sz w:val="26"/>
-          <w:szCs w:val="26"/>
-          <w:lang w:val="en-US"/>
-        </w:rPr>
-        <w:t xml:space="preserve"> </w:t>
-      </w:r>
-      <w:proofErr w:type="spellStart"/>
-      <w:r>
-        <w:rPr>
-          <w:rFonts w:ascii="Times New Roman" w:eastAsia="Times New Roman" w:hAnsi="Times New Roman" w:cs="Times New Roman"/>
-          <w:sz w:val="26"/>
-          <w:szCs w:val="26"/>
-          <w:lang w:val="en-US"/>
-        </w:rPr>
-        <w:t>công</w:t>
-      </w:r>
-      <w:proofErr w:type="spellEnd"/>
-      <w:r>
-        <w:rPr>
-          <w:rFonts w:ascii="Times New Roman" w:eastAsia="Times New Roman" w:hAnsi="Times New Roman" w:cs="Times New Roman"/>
-          <w:sz w:val="26"/>
-          <w:szCs w:val="26"/>
-          <w:lang w:val="en-US"/>
-        </w:rPr>
-        <w:t xml:space="preserve">, </w:t>
-      </w:r>
-      <w:proofErr w:type="spellStart"/>
-      <w:r>
-        <w:rPr>
-          <w:rFonts w:ascii="Times New Roman" w:eastAsia="Times New Roman" w:hAnsi="Times New Roman" w:cs="Times New Roman"/>
-          <w:sz w:val="26"/>
-          <w:szCs w:val="26"/>
-          <w:lang w:val="en-US"/>
-        </w:rPr>
-        <w:t>SePay</w:t>
-      </w:r>
-      <w:proofErr w:type="spellEnd"/>
-      <w:r>
-        <w:rPr>
-          <w:rFonts w:ascii="Times New Roman" w:eastAsia="Times New Roman" w:hAnsi="Times New Roman" w:cs="Times New Roman"/>
-          <w:sz w:val="26"/>
-          <w:szCs w:val="26"/>
-          <w:lang w:val="en-US"/>
-        </w:rPr>
-        <w:t xml:space="preserve">, webhook </w:t>
-      </w:r>
-      <w:proofErr w:type="spellStart"/>
-      <w:r>
-        <w:rPr>
-          <w:rFonts w:ascii="Times New Roman" w:eastAsia="Times New Roman" w:hAnsi="Times New Roman" w:cs="Times New Roman"/>
-          <w:sz w:val="26"/>
-          <w:szCs w:val="26"/>
-          <w:lang w:val="en-US"/>
-        </w:rPr>
-        <w:t>tự</w:t>
-      </w:r>
-      <w:proofErr w:type="spellEnd"/>
-      <w:r>
-        <w:rPr>
-          <w:rFonts w:ascii="Times New Roman" w:eastAsia="Times New Roman" w:hAnsi="Times New Roman" w:cs="Times New Roman"/>
-          <w:sz w:val="26"/>
-          <w:szCs w:val="26"/>
-          <w:lang w:val="en-US"/>
-        </w:rPr>
-        <w:t xml:space="preserve"> </w:t>
-      </w:r>
-      <w:proofErr w:type="spellStart"/>
-      <w:r>
-        <w:rPr>
-          <w:rFonts w:ascii="Times New Roman" w:eastAsia="Times New Roman" w:hAnsi="Times New Roman" w:cs="Times New Roman"/>
-          <w:sz w:val="26"/>
-          <w:szCs w:val="26"/>
-          <w:lang w:val="en-US"/>
-        </w:rPr>
-        <w:t>động</w:t>
-      </w:r>
-      <w:proofErr w:type="spellEnd"/>
-      <w:r>
-        <w:rPr>
-          <w:rFonts w:ascii="Times New Roman" w:eastAsia="Times New Roman" w:hAnsi="Times New Roman" w:cs="Times New Roman"/>
-          <w:sz w:val="26"/>
-          <w:szCs w:val="26"/>
-          <w:lang w:val="en-US"/>
-        </w:rPr>
-        <w:t xml:space="preserve">). </w:t>
+        <w:t xml:space="preserve">Module hỗ trợ tạo, theo dõi và xác nhận thanh toán cho đơn hàng, ghi nhận chi tiết giao dịch theo từng phương thức (thủ công, SePay, webhook tự động). </w:t>
       </w:r>
     </w:p>
     <w:p>
@@ -12638,7 +10488,6 @@
           <w:lang w:val="en-US"/>
         </w:rPr>
       </w:pPr>
-      <w:proofErr w:type="spellStart"/>
       <w:r>
         <w:rPr>
           <w:rFonts w:ascii="Times New Roman" w:eastAsia="Times New Roman" w:hAnsi="Times New Roman" w:cs="Times New Roman"/>
@@ -12646,597 +10495,7 @@
           <w:szCs w:val="26"/>
           <w:lang w:val="en-US"/>
         </w:rPr>
-        <w:t>Mục</w:t>
-      </w:r>
-      <w:proofErr w:type="spellEnd"/>
-      <w:r>
-        <w:rPr>
-          <w:rFonts w:ascii="Times New Roman" w:eastAsia="Times New Roman" w:hAnsi="Times New Roman" w:cs="Times New Roman"/>
-          <w:sz w:val="26"/>
-          <w:szCs w:val="26"/>
-          <w:lang w:val="en-US"/>
-        </w:rPr>
-        <w:t xml:space="preserve"> </w:t>
-      </w:r>
-      <w:proofErr w:type="spellStart"/>
-      <w:r>
-        <w:rPr>
-          <w:rFonts w:ascii="Times New Roman" w:eastAsia="Times New Roman" w:hAnsi="Times New Roman" w:cs="Times New Roman"/>
-          <w:sz w:val="26"/>
-          <w:szCs w:val="26"/>
-          <w:lang w:val="en-US"/>
-        </w:rPr>
-        <w:t>tiêu</w:t>
-      </w:r>
-      <w:proofErr w:type="spellEnd"/>
-      <w:r>
-        <w:rPr>
-          <w:rFonts w:ascii="Times New Roman" w:eastAsia="Times New Roman" w:hAnsi="Times New Roman" w:cs="Times New Roman"/>
-          <w:sz w:val="26"/>
-          <w:szCs w:val="26"/>
-          <w:lang w:val="en-US"/>
-        </w:rPr>
-        <w:t xml:space="preserve">: </w:t>
-      </w:r>
-      <w:proofErr w:type="spellStart"/>
-      <w:r>
-        <w:rPr>
-          <w:rFonts w:ascii="Times New Roman" w:eastAsia="Times New Roman" w:hAnsi="Times New Roman" w:cs="Times New Roman"/>
-          <w:sz w:val="26"/>
-          <w:szCs w:val="26"/>
-          <w:lang w:val="en-US"/>
-        </w:rPr>
-        <w:t>mỗi</w:t>
-      </w:r>
-      <w:proofErr w:type="spellEnd"/>
-      <w:r>
-        <w:rPr>
-          <w:rFonts w:ascii="Times New Roman" w:eastAsia="Times New Roman" w:hAnsi="Times New Roman" w:cs="Times New Roman"/>
-          <w:sz w:val="26"/>
-          <w:szCs w:val="26"/>
-          <w:lang w:val="en-US"/>
-        </w:rPr>
-        <w:t xml:space="preserve"> </w:t>
-      </w:r>
-      <w:proofErr w:type="spellStart"/>
-      <w:r>
-        <w:rPr>
-          <w:rFonts w:ascii="Times New Roman" w:eastAsia="Times New Roman" w:hAnsi="Times New Roman" w:cs="Times New Roman"/>
-          <w:sz w:val="26"/>
-          <w:szCs w:val="26"/>
-          <w:lang w:val="en-US"/>
-        </w:rPr>
-        <w:t>hóa</w:t>
-      </w:r>
-      <w:proofErr w:type="spellEnd"/>
-      <w:r>
-        <w:rPr>
-          <w:rFonts w:ascii="Times New Roman" w:eastAsia="Times New Roman" w:hAnsi="Times New Roman" w:cs="Times New Roman"/>
-          <w:sz w:val="26"/>
-          <w:szCs w:val="26"/>
-          <w:lang w:val="en-US"/>
-        </w:rPr>
-        <w:t xml:space="preserve"> </w:t>
-      </w:r>
-      <w:proofErr w:type="spellStart"/>
-      <w:r>
-        <w:rPr>
-          <w:rFonts w:ascii="Times New Roman" w:eastAsia="Times New Roman" w:hAnsi="Times New Roman" w:cs="Times New Roman"/>
-          <w:sz w:val="26"/>
-          <w:szCs w:val="26"/>
-          <w:lang w:val="en-US"/>
-        </w:rPr>
-        <w:t>đơn</w:t>
-      </w:r>
-      <w:proofErr w:type="spellEnd"/>
-      <w:r>
-        <w:rPr>
-          <w:rFonts w:ascii="Times New Roman" w:eastAsia="Times New Roman" w:hAnsi="Times New Roman" w:cs="Times New Roman"/>
-          <w:sz w:val="26"/>
-          <w:szCs w:val="26"/>
-          <w:lang w:val="en-US"/>
-        </w:rPr>
-        <w:t xml:space="preserve"> </w:t>
-      </w:r>
-      <w:proofErr w:type="spellStart"/>
-      <w:r>
-        <w:rPr>
-          <w:rFonts w:ascii="Times New Roman" w:eastAsia="Times New Roman" w:hAnsi="Times New Roman" w:cs="Times New Roman"/>
-          <w:sz w:val="26"/>
-          <w:szCs w:val="26"/>
-          <w:lang w:val="en-US"/>
-        </w:rPr>
-        <w:t>có</w:t>
-      </w:r>
-      <w:proofErr w:type="spellEnd"/>
-      <w:r>
-        <w:rPr>
-          <w:rFonts w:ascii="Times New Roman" w:eastAsia="Times New Roman" w:hAnsi="Times New Roman" w:cs="Times New Roman"/>
-          <w:sz w:val="26"/>
-          <w:szCs w:val="26"/>
-          <w:lang w:val="en-US"/>
-        </w:rPr>
-        <w:t xml:space="preserve"> </w:t>
-      </w:r>
-      <w:proofErr w:type="spellStart"/>
-      <w:r>
-        <w:rPr>
-          <w:rFonts w:ascii="Times New Roman" w:eastAsia="Times New Roman" w:hAnsi="Times New Roman" w:cs="Times New Roman"/>
-          <w:sz w:val="26"/>
-          <w:szCs w:val="26"/>
-          <w:lang w:val="en-US"/>
-        </w:rPr>
-        <w:t>trạng</w:t>
-      </w:r>
-      <w:proofErr w:type="spellEnd"/>
-      <w:r>
-        <w:rPr>
-          <w:rFonts w:ascii="Times New Roman" w:eastAsia="Times New Roman" w:hAnsi="Times New Roman" w:cs="Times New Roman"/>
-          <w:sz w:val="26"/>
-          <w:szCs w:val="26"/>
-          <w:lang w:val="en-US"/>
-        </w:rPr>
-        <w:t xml:space="preserve"> </w:t>
-      </w:r>
-      <w:proofErr w:type="spellStart"/>
-      <w:r>
-        <w:rPr>
-          <w:rFonts w:ascii="Times New Roman" w:eastAsia="Times New Roman" w:hAnsi="Times New Roman" w:cs="Times New Roman"/>
-          <w:sz w:val="26"/>
-          <w:szCs w:val="26"/>
-          <w:lang w:val="en-US"/>
-        </w:rPr>
-        <w:t>thái</w:t>
-      </w:r>
-      <w:proofErr w:type="spellEnd"/>
-      <w:r>
-        <w:rPr>
-          <w:rFonts w:ascii="Times New Roman" w:eastAsia="Times New Roman" w:hAnsi="Times New Roman" w:cs="Times New Roman"/>
-          <w:sz w:val="26"/>
-          <w:szCs w:val="26"/>
-          <w:lang w:val="en-US"/>
-        </w:rPr>
-        <w:t xml:space="preserve"> </w:t>
-      </w:r>
-      <w:proofErr w:type="spellStart"/>
-      <w:r>
-        <w:rPr>
-          <w:rFonts w:ascii="Times New Roman" w:eastAsia="Times New Roman" w:hAnsi="Times New Roman" w:cs="Times New Roman"/>
-          <w:sz w:val="26"/>
-          <w:szCs w:val="26"/>
-          <w:lang w:val="en-US"/>
-        </w:rPr>
-        <w:t>rõ</w:t>
-      </w:r>
-      <w:proofErr w:type="spellEnd"/>
-      <w:r>
-        <w:rPr>
-          <w:rFonts w:ascii="Times New Roman" w:eastAsia="Times New Roman" w:hAnsi="Times New Roman" w:cs="Times New Roman"/>
-          <w:sz w:val="26"/>
-          <w:szCs w:val="26"/>
-          <w:lang w:val="en-US"/>
-        </w:rPr>
-        <w:t xml:space="preserve"> </w:t>
-      </w:r>
-      <w:proofErr w:type="spellStart"/>
-      <w:r>
-        <w:rPr>
-          <w:rFonts w:ascii="Times New Roman" w:eastAsia="Times New Roman" w:hAnsi="Times New Roman" w:cs="Times New Roman"/>
-          <w:sz w:val="26"/>
-          <w:szCs w:val="26"/>
-          <w:lang w:val="en-US"/>
-        </w:rPr>
-        <w:t>ràng</w:t>
-      </w:r>
-      <w:proofErr w:type="spellEnd"/>
-      <w:r>
-        <w:rPr>
-          <w:rFonts w:ascii="Times New Roman" w:eastAsia="Times New Roman" w:hAnsi="Times New Roman" w:cs="Times New Roman"/>
-          <w:sz w:val="26"/>
-          <w:szCs w:val="26"/>
-          <w:lang w:val="en-US"/>
-        </w:rPr>
-        <w:t xml:space="preserve">, </w:t>
-      </w:r>
-      <w:proofErr w:type="spellStart"/>
-      <w:r>
-        <w:rPr>
-          <w:rFonts w:ascii="Times New Roman" w:eastAsia="Times New Roman" w:hAnsi="Times New Roman" w:cs="Times New Roman"/>
-          <w:sz w:val="26"/>
-          <w:szCs w:val="26"/>
-          <w:lang w:val="en-US"/>
-        </w:rPr>
-        <w:t>số</w:t>
-      </w:r>
-      <w:proofErr w:type="spellEnd"/>
-      <w:r>
-        <w:rPr>
-          <w:rFonts w:ascii="Times New Roman" w:eastAsia="Times New Roman" w:hAnsi="Times New Roman" w:cs="Times New Roman"/>
-          <w:sz w:val="26"/>
-          <w:szCs w:val="26"/>
-          <w:lang w:val="en-US"/>
-        </w:rPr>
-        <w:t xml:space="preserve"> </w:t>
-      </w:r>
-      <w:proofErr w:type="spellStart"/>
-      <w:r>
-        <w:rPr>
-          <w:rFonts w:ascii="Times New Roman" w:eastAsia="Times New Roman" w:hAnsi="Times New Roman" w:cs="Times New Roman"/>
-          <w:sz w:val="26"/>
-          <w:szCs w:val="26"/>
-          <w:lang w:val="en-US"/>
-        </w:rPr>
-        <w:t>tiền</w:t>
-      </w:r>
-      <w:proofErr w:type="spellEnd"/>
-      <w:r>
-        <w:rPr>
-          <w:rFonts w:ascii="Times New Roman" w:eastAsia="Times New Roman" w:hAnsi="Times New Roman" w:cs="Times New Roman"/>
-          <w:sz w:val="26"/>
-          <w:szCs w:val="26"/>
-          <w:lang w:val="en-US"/>
-        </w:rPr>
-        <w:t xml:space="preserve"> </w:t>
-      </w:r>
-      <w:proofErr w:type="spellStart"/>
-      <w:r>
-        <w:rPr>
-          <w:rFonts w:ascii="Times New Roman" w:eastAsia="Times New Roman" w:hAnsi="Times New Roman" w:cs="Times New Roman"/>
-          <w:sz w:val="26"/>
-          <w:szCs w:val="26"/>
-          <w:lang w:val="en-US"/>
-        </w:rPr>
-        <w:t>được</w:t>
-      </w:r>
-      <w:proofErr w:type="spellEnd"/>
-      <w:r>
-        <w:rPr>
-          <w:rFonts w:ascii="Times New Roman" w:eastAsia="Times New Roman" w:hAnsi="Times New Roman" w:cs="Times New Roman"/>
-          <w:sz w:val="26"/>
-          <w:szCs w:val="26"/>
-          <w:lang w:val="en-US"/>
-        </w:rPr>
-        <w:t xml:space="preserve"> </w:t>
-      </w:r>
-      <w:proofErr w:type="spellStart"/>
-      <w:r>
-        <w:rPr>
-          <w:rFonts w:ascii="Times New Roman" w:eastAsia="Times New Roman" w:hAnsi="Times New Roman" w:cs="Times New Roman"/>
-          <w:sz w:val="26"/>
-          <w:szCs w:val="26"/>
-          <w:lang w:val="en-US"/>
-        </w:rPr>
-        <w:t>đối</w:t>
-      </w:r>
-      <w:proofErr w:type="spellEnd"/>
-      <w:r>
-        <w:rPr>
-          <w:rFonts w:ascii="Times New Roman" w:eastAsia="Times New Roman" w:hAnsi="Times New Roman" w:cs="Times New Roman"/>
-          <w:sz w:val="26"/>
-          <w:szCs w:val="26"/>
-          <w:lang w:val="en-US"/>
-        </w:rPr>
-        <w:t xml:space="preserve"> </w:t>
-      </w:r>
-      <w:proofErr w:type="spellStart"/>
-      <w:r>
-        <w:rPr>
-          <w:rFonts w:ascii="Times New Roman" w:eastAsia="Times New Roman" w:hAnsi="Times New Roman" w:cs="Times New Roman"/>
-          <w:sz w:val="26"/>
-          <w:szCs w:val="26"/>
-          <w:lang w:val="en-US"/>
-        </w:rPr>
-        <w:t>chiếu</w:t>
-      </w:r>
-      <w:proofErr w:type="spellEnd"/>
-      <w:r>
-        <w:rPr>
-          <w:rFonts w:ascii="Times New Roman" w:eastAsia="Times New Roman" w:hAnsi="Times New Roman" w:cs="Times New Roman"/>
-          <w:sz w:val="26"/>
-          <w:szCs w:val="26"/>
-          <w:lang w:val="en-US"/>
-        </w:rPr>
-        <w:t xml:space="preserve"> </w:t>
-      </w:r>
-      <w:proofErr w:type="spellStart"/>
-      <w:r>
-        <w:rPr>
-          <w:rFonts w:ascii="Times New Roman" w:eastAsia="Times New Roman" w:hAnsi="Times New Roman" w:cs="Times New Roman"/>
-          <w:sz w:val="26"/>
-          <w:szCs w:val="26"/>
-          <w:lang w:val="en-US"/>
-        </w:rPr>
-        <w:t>chính</w:t>
-      </w:r>
-      <w:proofErr w:type="spellEnd"/>
-      <w:r>
-        <w:rPr>
-          <w:rFonts w:ascii="Times New Roman" w:eastAsia="Times New Roman" w:hAnsi="Times New Roman" w:cs="Times New Roman"/>
-          <w:sz w:val="26"/>
-          <w:szCs w:val="26"/>
-          <w:lang w:val="en-US"/>
-        </w:rPr>
-        <w:t xml:space="preserve"> </w:t>
-      </w:r>
-      <w:proofErr w:type="spellStart"/>
-      <w:r>
-        <w:rPr>
-          <w:rFonts w:ascii="Times New Roman" w:eastAsia="Times New Roman" w:hAnsi="Times New Roman" w:cs="Times New Roman"/>
-          <w:sz w:val="26"/>
-          <w:szCs w:val="26"/>
-          <w:lang w:val="en-US"/>
-        </w:rPr>
-        <w:t>xác</w:t>
-      </w:r>
-      <w:proofErr w:type="spellEnd"/>
-      <w:r>
-        <w:rPr>
-          <w:rFonts w:ascii="Times New Roman" w:eastAsia="Times New Roman" w:hAnsi="Times New Roman" w:cs="Times New Roman"/>
-          <w:sz w:val="26"/>
-          <w:szCs w:val="26"/>
-          <w:lang w:val="en-US"/>
-        </w:rPr>
-        <w:t xml:space="preserve">, </w:t>
-      </w:r>
-      <w:proofErr w:type="spellStart"/>
-      <w:r>
-        <w:rPr>
-          <w:rFonts w:ascii="Times New Roman" w:eastAsia="Times New Roman" w:hAnsi="Times New Roman" w:cs="Times New Roman"/>
-          <w:sz w:val="26"/>
-          <w:szCs w:val="26"/>
-          <w:lang w:val="en-US"/>
-        </w:rPr>
-        <w:t>và</w:t>
-      </w:r>
-      <w:proofErr w:type="spellEnd"/>
-      <w:r>
-        <w:rPr>
-          <w:rFonts w:ascii="Times New Roman" w:eastAsia="Times New Roman" w:hAnsi="Times New Roman" w:cs="Times New Roman"/>
-          <w:sz w:val="26"/>
-          <w:szCs w:val="26"/>
-          <w:lang w:val="en-US"/>
-        </w:rPr>
-        <w:t xml:space="preserve"> </w:t>
-      </w:r>
-      <w:proofErr w:type="spellStart"/>
-      <w:r>
-        <w:rPr>
-          <w:rFonts w:ascii="Times New Roman" w:eastAsia="Times New Roman" w:hAnsi="Times New Roman" w:cs="Times New Roman"/>
-          <w:sz w:val="26"/>
-          <w:szCs w:val="26"/>
-          <w:lang w:val="en-US"/>
-        </w:rPr>
-        <w:t>dữ</w:t>
-      </w:r>
-      <w:proofErr w:type="spellEnd"/>
-      <w:r>
-        <w:rPr>
-          <w:rFonts w:ascii="Times New Roman" w:eastAsia="Times New Roman" w:hAnsi="Times New Roman" w:cs="Times New Roman"/>
-          <w:sz w:val="26"/>
-          <w:szCs w:val="26"/>
-          <w:lang w:val="en-US"/>
-        </w:rPr>
-        <w:t xml:space="preserve"> </w:t>
-      </w:r>
-      <w:proofErr w:type="spellStart"/>
-      <w:r>
-        <w:rPr>
-          <w:rFonts w:ascii="Times New Roman" w:eastAsia="Times New Roman" w:hAnsi="Times New Roman" w:cs="Times New Roman"/>
-          <w:sz w:val="26"/>
-          <w:szCs w:val="26"/>
-          <w:lang w:val="en-US"/>
-        </w:rPr>
-        <w:t>liệu</w:t>
-      </w:r>
-      <w:proofErr w:type="spellEnd"/>
-      <w:r>
-        <w:rPr>
-          <w:rFonts w:ascii="Times New Roman" w:eastAsia="Times New Roman" w:hAnsi="Times New Roman" w:cs="Times New Roman"/>
-          <w:sz w:val="26"/>
-          <w:szCs w:val="26"/>
-          <w:lang w:val="en-US"/>
-        </w:rPr>
-        <w:t xml:space="preserve"> </w:t>
-      </w:r>
-      <w:proofErr w:type="spellStart"/>
-      <w:r>
-        <w:rPr>
-          <w:rFonts w:ascii="Times New Roman" w:eastAsia="Times New Roman" w:hAnsi="Times New Roman" w:cs="Times New Roman"/>
-          <w:sz w:val="26"/>
-          <w:szCs w:val="26"/>
-          <w:lang w:val="en-US"/>
-        </w:rPr>
-        <w:t>thanh</w:t>
-      </w:r>
-      <w:proofErr w:type="spellEnd"/>
-      <w:r>
-        <w:rPr>
-          <w:rFonts w:ascii="Times New Roman" w:eastAsia="Times New Roman" w:hAnsi="Times New Roman" w:cs="Times New Roman"/>
-          <w:sz w:val="26"/>
-          <w:szCs w:val="26"/>
-          <w:lang w:val="en-US"/>
-        </w:rPr>
-        <w:t xml:space="preserve"> </w:t>
-      </w:r>
-      <w:proofErr w:type="spellStart"/>
-      <w:r>
-        <w:rPr>
-          <w:rFonts w:ascii="Times New Roman" w:eastAsia="Times New Roman" w:hAnsi="Times New Roman" w:cs="Times New Roman"/>
-          <w:sz w:val="26"/>
-          <w:szCs w:val="26"/>
-          <w:lang w:val="en-US"/>
-        </w:rPr>
-        <w:t>toán</w:t>
-      </w:r>
-      <w:proofErr w:type="spellEnd"/>
-      <w:r>
-        <w:rPr>
-          <w:rFonts w:ascii="Times New Roman" w:eastAsia="Times New Roman" w:hAnsi="Times New Roman" w:cs="Times New Roman"/>
-          <w:sz w:val="26"/>
-          <w:szCs w:val="26"/>
-          <w:lang w:val="en-US"/>
-        </w:rPr>
-        <w:t xml:space="preserve"> </w:t>
-      </w:r>
-      <w:proofErr w:type="spellStart"/>
-      <w:r>
-        <w:rPr>
-          <w:rFonts w:ascii="Times New Roman" w:eastAsia="Times New Roman" w:hAnsi="Times New Roman" w:cs="Times New Roman"/>
-          <w:sz w:val="26"/>
-          <w:szCs w:val="26"/>
-          <w:lang w:val="en-US"/>
-        </w:rPr>
-        <w:t>luôn</w:t>
-      </w:r>
-      <w:proofErr w:type="spellEnd"/>
-      <w:r>
-        <w:rPr>
-          <w:rFonts w:ascii="Times New Roman" w:eastAsia="Times New Roman" w:hAnsi="Times New Roman" w:cs="Times New Roman"/>
-          <w:sz w:val="26"/>
-          <w:szCs w:val="26"/>
-          <w:lang w:val="en-US"/>
-        </w:rPr>
-        <w:t xml:space="preserve"> </w:t>
-      </w:r>
-      <w:proofErr w:type="spellStart"/>
-      <w:r>
-        <w:rPr>
-          <w:rFonts w:ascii="Times New Roman" w:eastAsia="Times New Roman" w:hAnsi="Times New Roman" w:cs="Times New Roman"/>
-          <w:sz w:val="26"/>
-          <w:szCs w:val="26"/>
-          <w:lang w:val="en-US"/>
-        </w:rPr>
-        <w:t>được</w:t>
-      </w:r>
-      <w:proofErr w:type="spellEnd"/>
-      <w:r>
-        <w:rPr>
-          <w:rFonts w:ascii="Times New Roman" w:eastAsia="Times New Roman" w:hAnsi="Times New Roman" w:cs="Times New Roman"/>
-          <w:sz w:val="26"/>
-          <w:szCs w:val="26"/>
-          <w:lang w:val="en-US"/>
-        </w:rPr>
-        <w:t xml:space="preserve"> </w:t>
-      </w:r>
-      <w:proofErr w:type="spellStart"/>
-      <w:r>
-        <w:rPr>
-          <w:rFonts w:ascii="Times New Roman" w:eastAsia="Times New Roman" w:hAnsi="Times New Roman" w:cs="Times New Roman"/>
-          <w:sz w:val="26"/>
-          <w:szCs w:val="26"/>
-          <w:lang w:val="en-US"/>
-        </w:rPr>
-        <w:t>lưu</w:t>
-      </w:r>
-      <w:proofErr w:type="spellEnd"/>
-      <w:r>
-        <w:rPr>
-          <w:rFonts w:ascii="Times New Roman" w:eastAsia="Times New Roman" w:hAnsi="Times New Roman" w:cs="Times New Roman"/>
-          <w:sz w:val="26"/>
-          <w:szCs w:val="26"/>
-          <w:lang w:val="en-US"/>
-        </w:rPr>
-        <w:t xml:space="preserve"> </w:t>
-      </w:r>
-      <w:proofErr w:type="spellStart"/>
-      <w:r>
-        <w:rPr>
-          <w:rFonts w:ascii="Times New Roman" w:eastAsia="Times New Roman" w:hAnsi="Times New Roman" w:cs="Times New Roman"/>
-          <w:sz w:val="26"/>
-          <w:szCs w:val="26"/>
-          <w:lang w:val="en-US"/>
-        </w:rPr>
-        <w:t>vết</w:t>
-      </w:r>
-      <w:proofErr w:type="spellEnd"/>
-      <w:r>
-        <w:rPr>
-          <w:rFonts w:ascii="Times New Roman" w:eastAsia="Times New Roman" w:hAnsi="Times New Roman" w:cs="Times New Roman"/>
-          <w:sz w:val="26"/>
-          <w:szCs w:val="26"/>
-          <w:lang w:val="en-US"/>
-        </w:rPr>
-        <w:t xml:space="preserve"> </w:t>
-      </w:r>
-      <w:proofErr w:type="spellStart"/>
-      <w:r>
-        <w:rPr>
-          <w:rFonts w:ascii="Times New Roman" w:eastAsia="Times New Roman" w:hAnsi="Times New Roman" w:cs="Times New Roman"/>
-          <w:sz w:val="26"/>
-          <w:szCs w:val="26"/>
-          <w:lang w:val="en-US"/>
-        </w:rPr>
-        <w:t>phục</w:t>
-      </w:r>
-      <w:proofErr w:type="spellEnd"/>
-      <w:r>
-        <w:rPr>
-          <w:rFonts w:ascii="Times New Roman" w:eastAsia="Times New Roman" w:hAnsi="Times New Roman" w:cs="Times New Roman"/>
-          <w:sz w:val="26"/>
-          <w:szCs w:val="26"/>
-          <w:lang w:val="en-US"/>
-        </w:rPr>
-        <w:t xml:space="preserve"> </w:t>
-      </w:r>
-      <w:proofErr w:type="spellStart"/>
-      <w:r>
-        <w:rPr>
-          <w:rFonts w:ascii="Times New Roman" w:eastAsia="Times New Roman" w:hAnsi="Times New Roman" w:cs="Times New Roman"/>
-          <w:sz w:val="26"/>
-          <w:szCs w:val="26"/>
-          <w:lang w:val="en-US"/>
-        </w:rPr>
-        <w:t>vụ</w:t>
-      </w:r>
-      <w:proofErr w:type="spellEnd"/>
-      <w:r>
-        <w:rPr>
-          <w:rFonts w:ascii="Times New Roman" w:eastAsia="Times New Roman" w:hAnsi="Times New Roman" w:cs="Times New Roman"/>
-          <w:sz w:val="26"/>
-          <w:szCs w:val="26"/>
-          <w:lang w:val="en-US"/>
-        </w:rPr>
-        <w:t xml:space="preserve"> </w:t>
-      </w:r>
-      <w:proofErr w:type="spellStart"/>
-      <w:r>
-        <w:rPr>
-          <w:rFonts w:ascii="Times New Roman" w:eastAsia="Times New Roman" w:hAnsi="Times New Roman" w:cs="Times New Roman"/>
-          <w:sz w:val="26"/>
-          <w:szCs w:val="26"/>
-          <w:lang w:val="en-US"/>
-        </w:rPr>
-        <w:t>đối</w:t>
-      </w:r>
-      <w:proofErr w:type="spellEnd"/>
-      <w:r>
-        <w:rPr>
-          <w:rFonts w:ascii="Times New Roman" w:eastAsia="Times New Roman" w:hAnsi="Times New Roman" w:cs="Times New Roman"/>
-          <w:sz w:val="26"/>
-          <w:szCs w:val="26"/>
-          <w:lang w:val="en-US"/>
-        </w:rPr>
-        <w:t xml:space="preserve"> </w:t>
-      </w:r>
-      <w:proofErr w:type="spellStart"/>
-      <w:r>
-        <w:rPr>
-          <w:rFonts w:ascii="Times New Roman" w:eastAsia="Times New Roman" w:hAnsi="Times New Roman" w:cs="Times New Roman"/>
-          <w:sz w:val="26"/>
-          <w:szCs w:val="26"/>
-          <w:lang w:val="en-US"/>
-        </w:rPr>
-        <w:t>soát</w:t>
-      </w:r>
-      <w:proofErr w:type="spellEnd"/>
-      <w:r>
-        <w:rPr>
-          <w:rFonts w:ascii="Times New Roman" w:eastAsia="Times New Roman" w:hAnsi="Times New Roman" w:cs="Times New Roman"/>
-          <w:sz w:val="26"/>
-          <w:szCs w:val="26"/>
-          <w:lang w:val="en-US"/>
-        </w:rPr>
-        <w:t>.</w:t>
+        <w:t>Mục tiêu: mỗi hóa đơn có trạng thái rõ ràng, số tiền được đối chiếu chính xác, và dữ liệu thanh toán luôn được lưu vết phục vụ đối soát.</w:t>
       </w:r>
     </w:p>
     <w:p>
@@ -13259,79 +10518,7 @@
           <w:szCs w:val="26"/>
           <w:lang w:val="en-US"/>
         </w:rPr>
-        <w:t xml:space="preserve">Nguyên </w:t>
-      </w:r>
-      <w:proofErr w:type="spellStart"/>
-      <w:r>
-        <w:rPr>
-          <w:rFonts w:ascii="Times New Roman" w:eastAsia="Times New Roman" w:hAnsi="Times New Roman" w:cs="Times New Roman"/>
-          <w:b/>
-          <w:bCs/>
-          <w:sz w:val="26"/>
-          <w:szCs w:val="26"/>
-          <w:lang w:val="en-US"/>
-        </w:rPr>
-        <w:t>tắc</w:t>
-      </w:r>
-      <w:proofErr w:type="spellEnd"/>
-      <w:r>
-        <w:rPr>
-          <w:rFonts w:ascii="Times New Roman" w:eastAsia="Times New Roman" w:hAnsi="Times New Roman" w:cs="Times New Roman"/>
-          <w:b/>
-          <w:bCs/>
-          <w:sz w:val="26"/>
-          <w:szCs w:val="26"/>
-          <w:lang w:val="en-US"/>
-        </w:rPr>
-        <w:t xml:space="preserve"> </w:t>
-      </w:r>
-      <w:proofErr w:type="spellStart"/>
-      <w:r>
-        <w:rPr>
-          <w:rFonts w:ascii="Times New Roman" w:eastAsia="Times New Roman" w:hAnsi="Times New Roman" w:cs="Times New Roman"/>
-          <w:b/>
-          <w:bCs/>
-          <w:sz w:val="26"/>
-          <w:szCs w:val="26"/>
-          <w:lang w:val="en-US"/>
-        </w:rPr>
-        <w:t>vận</w:t>
-      </w:r>
-      <w:proofErr w:type="spellEnd"/>
-      <w:r>
-        <w:rPr>
-          <w:rFonts w:ascii="Times New Roman" w:eastAsia="Times New Roman" w:hAnsi="Times New Roman" w:cs="Times New Roman"/>
-          <w:b/>
-          <w:bCs/>
-          <w:sz w:val="26"/>
-          <w:szCs w:val="26"/>
-          <w:lang w:val="en-US"/>
-        </w:rPr>
-        <w:t xml:space="preserve"> </w:t>
-      </w:r>
-      <w:proofErr w:type="spellStart"/>
-      <w:r>
-        <w:rPr>
-          <w:rFonts w:ascii="Times New Roman" w:eastAsia="Times New Roman" w:hAnsi="Times New Roman" w:cs="Times New Roman"/>
-          <w:b/>
-          <w:bCs/>
-          <w:sz w:val="26"/>
-          <w:szCs w:val="26"/>
-          <w:lang w:val="en-US"/>
-        </w:rPr>
-        <w:t>hành</w:t>
-      </w:r>
-      <w:proofErr w:type="spellEnd"/>
-      <w:r>
-        <w:rPr>
-          <w:rFonts w:ascii="Times New Roman" w:eastAsia="Times New Roman" w:hAnsi="Times New Roman" w:cs="Times New Roman"/>
-          <w:b/>
-          <w:bCs/>
-          <w:sz w:val="26"/>
-          <w:szCs w:val="26"/>
-          <w:lang w:val="en-US"/>
-        </w:rPr>
-        <w:t>:</w:t>
+        <w:t>Nguyên tắc vận hành:</w:t>
       </w:r>
       <w:r>
         <w:rPr>
@@ -13359,7 +10546,6 @@
           <w:lang w:val="en-US"/>
         </w:rPr>
       </w:pPr>
-      <w:proofErr w:type="spellStart"/>
       <w:r>
         <w:rPr>
           <w:rFonts w:ascii="Times New Roman" w:eastAsia="Times New Roman" w:hAnsi="Times New Roman" w:cs="Times New Roman"/>
@@ -13376,157 +10562,7 @@
           <w:szCs w:val="26"/>
           <w:lang w:val="en-US"/>
         </w:rPr>
-        <w:t>ột</w:t>
-      </w:r>
-      <w:proofErr w:type="spellEnd"/>
-      <w:r>
-        <w:rPr>
-          <w:rFonts w:ascii="Times New Roman" w:eastAsia="Times New Roman" w:hAnsi="Times New Roman" w:cs="Times New Roman"/>
-          <w:sz w:val="26"/>
-          <w:szCs w:val="26"/>
-          <w:lang w:val="en-US"/>
-        </w:rPr>
-        <w:t xml:space="preserve"> </w:t>
-      </w:r>
-      <w:proofErr w:type="spellStart"/>
-      <w:r>
-        <w:rPr>
-          <w:rFonts w:ascii="Times New Roman" w:eastAsia="Times New Roman" w:hAnsi="Times New Roman" w:cs="Times New Roman"/>
-          <w:sz w:val="26"/>
-          <w:szCs w:val="26"/>
-          <w:lang w:val="en-US"/>
-        </w:rPr>
-        <w:t>hóa</w:t>
-      </w:r>
-      <w:proofErr w:type="spellEnd"/>
-      <w:r>
-        <w:rPr>
-          <w:rFonts w:ascii="Times New Roman" w:eastAsia="Times New Roman" w:hAnsi="Times New Roman" w:cs="Times New Roman"/>
-          <w:sz w:val="26"/>
-          <w:szCs w:val="26"/>
-          <w:lang w:val="en-US"/>
-        </w:rPr>
-        <w:t xml:space="preserve"> </w:t>
-      </w:r>
-      <w:proofErr w:type="spellStart"/>
-      <w:r>
-        <w:rPr>
-          <w:rFonts w:ascii="Times New Roman" w:eastAsia="Times New Roman" w:hAnsi="Times New Roman" w:cs="Times New Roman"/>
-          <w:sz w:val="26"/>
-          <w:szCs w:val="26"/>
-          <w:lang w:val="en-US"/>
-        </w:rPr>
-        <w:t>đơn</w:t>
-      </w:r>
-      <w:proofErr w:type="spellEnd"/>
-      <w:r>
-        <w:rPr>
-          <w:rFonts w:ascii="Times New Roman" w:eastAsia="Times New Roman" w:hAnsi="Times New Roman" w:cs="Times New Roman"/>
-          <w:sz w:val="26"/>
-          <w:szCs w:val="26"/>
-          <w:lang w:val="en-US"/>
-        </w:rPr>
-        <w:t xml:space="preserve"> (Invoice) </w:t>
-      </w:r>
-      <w:proofErr w:type="spellStart"/>
-      <w:r>
-        <w:rPr>
-          <w:rFonts w:ascii="Times New Roman" w:eastAsia="Times New Roman" w:hAnsi="Times New Roman" w:cs="Times New Roman"/>
-          <w:sz w:val="26"/>
-          <w:szCs w:val="26"/>
-          <w:lang w:val="en-US"/>
-        </w:rPr>
-        <w:t>gắn</w:t>
-      </w:r>
-      <w:proofErr w:type="spellEnd"/>
-      <w:r>
-        <w:rPr>
-          <w:rFonts w:ascii="Times New Roman" w:eastAsia="Times New Roman" w:hAnsi="Times New Roman" w:cs="Times New Roman"/>
-          <w:sz w:val="26"/>
-          <w:szCs w:val="26"/>
-          <w:lang w:val="en-US"/>
-        </w:rPr>
-        <w:t xml:space="preserve"> </w:t>
-      </w:r>
-      <w:proofErr w:type="spellStart"/>
-      <w:r>
-        <w:rPr>
-          <w:rFonts w:ascii="Times New Roman" w:eastAsia="Times New Roman" w:hAnsi="Times New Roman" w:cs="Times New Roman"/>
-          <w:sz w:val="26"/>
-          <w:szCs w:val="26"/>
-          <w:lang w:val="en-US"/>
-        </w:rPr>
-        <w:t>với</w:t>
-      </w:r>
-      <w:proofErr w:type="spellEnd"/>
-      <w:r>
-        <w:rPr>
-          <w:rFonts w:ascii="Times New Roman" w:eastAsia="Times New Roman" w:hAnsi="Times New Roman" w:cs="Times New Roman"/>
-          <w:sz w:val="26"/>
-          <w:szCs w:val="26"/>
-          <w:lang w:val="en-US"/>
-        </w:rPr>
-        <w:t xml:space="preserve"> </w:t>
-      </w:r>
-      <w:proofErr w:type="spellStart"/>
-      <w:r>
-        <w:rPr>
-          <w:rFonts w:ascii="Times New Roman" w:eastAsia="Times New Roman" w:hAnsi="Times New Roman" w:cs="Times New Roman"/>
-          <w:sz w:val="26"/>
-          <w:szCs w:val="26"/>
-          <w:lang w:val="en-US"/>
-        </w:rPr>
-        <w:t>một</w:t>
-      </w:r>
-      <w:proofErr w:type="spellEnd"/>
-      <w:r>
-        <w:rPr>
-          <w:rFonts w:ascii="Times New Roman" w:eastAsia="Times New Roman" w:hAnsi="Times New Roman" w:cs="Times New Roman"/>
-          <w:sz w:val="26"/>
-          <w:szCs w:val="26"/>
-          <w:lang w:val="en-US"/>
-        </w:rPr>
-        <w:t xml:space="preserve"> </w:t>
-      </w:r>
-      <w:proofErr w:type="spellStart"/>
-      <w:r>
-        <w:rPr>
-          <w:rFonts w:ascii="Times New Roman" w:eastAsia="Times New Roman" w:hAnsi="Times New Roman" w:cs="Times New Roman"/>
-          <w:sz w:val="26"/>
-          <w:szCs w:val="26"/>
-          <w:lang w:val="en-US"/>
-        </w:rPr>
-        <w:t>hoặc</w:t>
-      </w:r>
-      <w:proofErr w:type="spellEnd"/>
-      <w:r>
-        <w:rPr>
-          <w:rFonts w:ascii="Times New Roman" w:eastAsia="Times New Roman" w:hAnsi="Times New Roman" w:cs="Times New Roman"/>
-          <w:sz w:val="26"/>
-          <w:szCs w:val="26"/>
-          <w:lang w:val="en-US"/>
-        </w:rPr>
-        <w:t xml:space="preserve"> </w:t>
-      </w:r>
-      <w:proofErr w:type="spellStart"/>
-      <w:r>
-        <w:rPr>
-          <w:rFonts w:ascii="Times New Roman" w:eastAsia="Times New Roman" w:hAnsi="Times New Roman" w:cs="Times New Roman"/>
-          <w:sz w:val="26"/>
-          <w:szCs w:val="26"/>
-          <w:lang w:val="en-US"/>
-        </w:rPr>
-        <w:t>nhiều</w:t>
-      </w:r>
-      <w:proofErr w:type="spellEnd"/>
-      <w:r>
-        <w:rPr>
-          <w:rFonts w:ascii="Times New Roman" w:eastAsia="Times New Roman" w:hAnsi="Times New Roman" w:cs="Times New Roman"/>
-          <w:sz w:val="26"/>
-          <w:szCs w:val="26"/>
-          <w:lang w:val="en-US"/>
-        </w:rPr>
-        <w:t xml:space="preserve"> Payment; </w:t>
+        <w:t xml:space="preserve">ột hóa đơn (Invoice) gắn với một hoặc nhiều Payment; </w:t>
       </w:r>
     </w:p>
     <w:p>
@@ -13545,7 +10581,6 @@
           <w:lang w:val="en-US"/>
         </w:rPr>
       </w:pPr>
-      <w:proofErr w:type="spellStart"/>
       <w:r>
         <w:rPr>
           <w:rFonts w:ascii="Times New Roman" w:eastAsia="Times New Roman" w:hAnsi="Times New Roman" w:cs="Times New Roman"/>
@@ -13562,97 +10597,7 @@
           <w:szCs w:val="26"/>
           <w:lang w:val="en-US"/>
         </w:rPr>
-        <w:t>ỗi</w:t>
-      </w:r>
-      <w:proofErr w:type="spellEnd"/>
-      <w:r>
-        <w:rPr>
-          <w:rFonts w:ascii="Times New Roman" w:eastAsia="Times New Roman" w:hAnsi="Times New Roman" w:cs="Times New Roman"/>
-          <w:sz w:val="26"/>
-          <w:szCs w:val="26"/>
-          <w:lang w:val="en-US"/>
-        </w:rPr>
-        <w:t xml:space="preserve"> Payment </w:t>
-      </w:r>
-      <w:proofErr w:type="spellStart"/>
-      <w:r>
-        <w:rPr>
-          <w:rFonts w:ascii="Times New Roman" w:eastAsia="Times New Roman" w:hAnsi="Times New Roman" w:cs="Times New Roman"/>
-          <w:sz w:val="26"/>
-          <w:szCs w:val="26"/>
-          <w:lang w:val="en-US"/>
-        </w:rPr>
-        <w:t>lưu</w:t>
-      </w:r>
-      <w:proofErr w:type="spellEnd"/>
-      <w:r>
-        <w:rPr>
-          <w:rFonts w:ascii="Times New Roman" w:eastAsia="Times New Roman" w:hAnsi="Times New Roman" w:cs="Times New Roman"/>
-          <w:sz w:val="26"/>
-          <w:szCs w:val="26"/>
-          <w:lang w:val="en-US"/>
-        </w:rPr>
-        <w:t xml:space="preserve"> </w:t>
-      </w:r>
-      <w:proofErr w:type="spellStart"/>
-      <w:r>
-        <w:rPr>
-          <w:rFonts w:ascii="Times New Roman" w:eastAsia="Times New Roman" w:hAnsi="Times New Roman" w:cs="Times New Roman"/>
-          <w:sz w:val="26"/>
-          <w:szCs w:val="26"/>
-          <w:lang w:val="en-US"/>
-        </w:rPr>
-        <w:t>lịch</w:t>
-      </w:r>
-      <w:proofErr w:type="spellEnd"/>
-      <w:r>
-        <w:rPr>
-          <w:rFonts w:ascii="Times New Roman" w:eastAsia="Times New Roman" w:hAnsi="Times New Roman" w:cs="Times New Roman"/>
-          <w:sz w:val="26"/>
-          <w:szCs w:val="26"/>
-          <w:lang w:val="en-US"/>
-        </w:rPr>
-        <w:t xml:space="preserve"> </w:t>
-      </w:r>
-      <w:proofErr w:type="spellStart"/>
-      <w:r>
-        <w:rPr>
-          <w:rFonts w:ascii="Times New Roman" w:eastAsia="Times New Roman" w:hAnsi="Times New Roman" w:cs="Times New Roman"/>
-          <w:sz w:val="26"/>
-          <w:szCs w:val="26"/>
-          <w:lang w:val="en-US"/>
-        </w:rPr>
-        <w:t>sử</w:t>
-      </w:r>
-      <w:proofErr w:type="spellEnd"/>
-      <w:r>
-        <w:rPr>
-          <w:rFonts w:ascii="Times New Roman" w:eastAsia="Times New Roman" w:hAnsi="Times New Roman" w:cs="Times New Roman"/>
-          <w:sz w:val="26"/>
-          <w:szCs w:val="26"/>
-          <w:lang w:val="en-US"/>
-        </w:rPr>
-        <w:t xml:space="preserve"> qua </w:t>
-      </w:r>
-      <w:proofErr w:type="spellStart"/>
-      <w:r>
-        <w:rPr>
-          <w:rFonts w:ascii="Times New Roman" w:eastAsia="Times New Roman" w:hAnsi="Times New Roman" w:cs="Times New Roman"/>
-          <w:sz w:val="26"/>
-          <w:szCs w:val="26"/>
-          <w:lang w:val="en-US"/>
-        </w:rPr>
-        <w:t>PaymentTransaction</w:t>
-      </w:r>
-      <w:proofErr w:type="spellEnd"/>
-      <w:r>
-        <w:rPr>
-          <w:rFonts w:ascii="Times New Roman" w:eastAsia="Times New Roman" w:hAnsi="Times New Roman" w:cs="Times New Roman"/>
-          <w:sz w:val="26"/>
-          <w:szCs w:val="26"/>
-          <w:lang w:val="en-US"/>
-        </w:rPr>
-        <w:t xml:space="preserve">; </w:t>
+        <w:t xml:space="preserve">ỗi Payment lưu lịch sử qua PaymentTransaction; </w:t>
       </w:r>
     </w:p>
     <w:p>
@@ -13671,7 +10616,6 @@
           <w:lang w:val="en-US"/>
         </w:rPr>
       </w:pPr>
-      <w:proofErr w:type="spellStart"/>
       <w:r>
         <w:rPr>
           <w:rFonts w:ascii="Times New Roman" w:eastAsia="Times New Roman" w:hAnsi="Times New Roman" w:cs="Times New Roman"/>
@@ -13688,197 +10632,7 @@
           <w:szCs w:val="26"/>
           <w:lang w:val="en-US"/>
         </w:rPr>
-        <w:t>hỉ</w:t>
-      </w:r>
-      <w:proofErr w:type="spellEnd"/>
-      <w:r>
-        <w:rPr>
-          <w:rFonts w:ascii="Times New Roman" w:eastAsia="Times New Roman" w:hAnsi="Times New Roman" w:cs="Times New Roman"/>
-          <w:sz w:val="26"/>
-          <w:szCs w:val="26"/>
-          <w:lang w:val="en-US"/>
-        </w:rPr>
-        <w:t xml:space="preserve"> </w:t>
-      </w:r>
-      <w:proofErr w:type="spellStart"/>
-      <w:r>
-        <w:rPr>
-          <w:rFonts w:ascii="Times New Roman" w:eastAsia="Times New Roman" w:hAnsi="Times New Roman" w:cs="Times New Roman"/>
-          <w:sz w:val="26"/>
-          <w:szCs w:val="26"/>
-          <w:lang w:val="en-US"/>
-        </w:rPr>
-        <w:t>khởi</w:t>
-      </w:r>
-      <w:proofErr w:type="spellEnd"/>
-      <w:r>
-        <w:rPr>
-          <w:rFonts w:ascii="Times New Roman" w:eastAsia="Times New Roman" w:hAnsi="Times New Roman" w:cs="Times New Roman"/>
-          <w:sz w:val="26"/>
-          <w:szCs w:val="26"/>
-          <w:lang w:val="en-US"/>
-        </w:rPr>
-        <w:t xml:space="preserve"> </w:t>
-      </w:r>
-      <w:proofErr w:type="spellStart"/>
-      <w:r>
-        <w:rPr>
-          <w:rFonts w:ascii="Times New Roman" w:eastAsia="Times New Roman" w:hAnsi="Times New Roman" w:cs="Times New Roman"/>
-          <w:sz w:val="26"/>
-          <w:szCs w:val="26"/>
-          <w:lang w:val="en-US"/>
-        </w:rPr>
-        <w:t>tạo</w:t>
-      </w:r>
-      <w:proofErr w:type="spellEnd"/>
-      <w:r>
-        <w:rPr>
-          <w:rFonts w:ascii="Times New Roman" w:eastAsia="Times New Roman" w:hAnsi="Times New Roman" w:cs="Times New Roman"/>
-          <w:sz w:val="26"/>
-          <w:szCs w:val="26"/>
-          <w:lang w:val="en-US"/>
-        </w:rPr>
-        <w:t xml:space="preserve"> </w:t>
-      </w:r>
-      <w:proofErr w:type="spellStart"/>
-      <w:r>
-        <w:rPr>
-          <w:rFonts w:ascii="Times New Roman" w:eastAsia="Times New Roman" w:hAnsi="Times New Roman" w:cs="Times New Roman"/>
-          <w:sz w:val="26"/>
-          <w:szCs w:val="26"/>
-          <w:lang w:val="en-US"/>
-        </w:rPr>
-        <w:t>thanh</w:t>
-      </w:r>
-      <w:proofErr w:type="spellEnd"/>
-      <w:r>
-        <w:rPr>
-          <w:rFonts w:ascii="Times New Roman" w:eastAsia="Times New Roman" w:hAnsi="Times New Roman" w:cs="Times New Roman"/>
-          <w:sz w:val="26"/>
-          <w:szCs w:val="26"/>
-          <w:lang w:val="en-US"/>
-        </w:rPr>
-        <w:t xml:space="preserve"> </w:t>
-      </w:r>
-      <w:proofErr w:type="spellStart"/>
-      <w:r>
-        <w:rPr>
-          <w:rFonts w:ascii="Times New Roman" w:eastAsia="Times New Roman" w:hAnsi="Times New Roman" w:cs="Times New Roman"/>
-          <w:sz w:val="26"/>
-          <w:szCs w:val="26"/>
-          <w:lang w:val="en-US"/>
-        </w:rPr>
-        <w:t>toán</w:t>
-      </w:r>
-      <w:proofErr w:type="spellEnd"/>
-      <w:r>
-        <w:rPr>
-          <w:rFonts w:ascii="Times New Roman" w:eastAsia="Times New Roman" w:hAnsi="Times New Roman" w:cs="Times New Roman"/>
-          <w:sz w:val="26"/>
-          <w:szCs w:val="26"/>
-          <w:lang w:val="en-US"/>
-        </w:rPr>
-        <w:t xml:space="preserve"> </w:t>
-      </w:r>
-      <w:proofErr w:type="spellStart"/>
-      <w:r>
-        <w:rPr>
-          <w:rFonts w:ascii="Times New Roman" w:eastAsia="Times New Roman" w:hAnsi="Times New Roman" w:cs="Times New Roman"/>
-          <w:sz w:val="26"/>
-          <w:szCs w:val="26"/>
-          <w:lang w:val="en-US"/>
-        </w:rPr>
-        <w:t>khi</w:t>
-      </w:r>
-      <w:proofErr w:type="spellEnd"/>
-      <w:r>
-        <w:rPr>
-          <w:rFonts w:ascii="Times New Roman" w:eastAsia="Times New Roman" w:hAnsi="Times New Roman" w:cs="Times New Roman"/>
-          <w:sz w:val="26"/>
-          <w:szCs w:val="26"/>
-          <w:lang w:val="en-US"/>
-        </w:rPr>
-        <w:t xml:space="preserve"> </w:t>
-      </w:r>
-      <w:proofErr w:type="spellStart"/>
-      <w:r>
-        <w:rPr>
-          <w:rFonts w:ascii="Times New Roman" w:eastAsia="Times New Roman" w:hAnsi="Times New Roman" w:cs="Times New Roman"/>
-          <w:sz w:val="26"/>
-          <w:szCs w:val="26"/>
-          <w:lang w:val="en-US"/>
-        </w:rPr>
-        <w:t>hóa</w:t>
-      </w:r>
-      <w:proofErr w:type="spellEnd"/>
-      <w:r>
-        <w:rPr>
-          <w:rFonts w:ascii="Times New Roman" w:eastAsia="Times New Roman" w:hAnsi="Times New Roman" w:cs="Times New Roman"/>
-          <w:sz w:val="26"/>
-          <w:szCs w:val="26"/>
-          <w:lang w:val="en-US"/>
-        </w:rPr>
-        <w:t xml:space="preserve"> </w:t>
-      </w:r>
-      <w:proofErr w:type="spellStart"/>
-      <w:r>
-        <w:rPr>
-          <w:rFonts w:ascii="Times New Roman" w:eastAsia="Times New Roman" w:hAnsi="Times New Roman" w:cs="Times New Roman"/>
-          <w:sz w:val="26"/>
-          <w:szCs w:val="26"/>
-          <w:lang w:val="en-US"/>
-        </w:rPr>
-        <w:t>đơn</w:t>
-      </w:r>
-      <w:proofErr w:type="spellEnd"/>
-      <w:r>
-        <w:rPr>
-          <w:rFonts w:ascii="Times New Roman" w:eastAsia="Times New Roman" w:hAnsi="Times New Roman" w:cs="Times New Roman"/>
-          <w:sz w:val="26"/>
-          <w:szCs w:val="26"/>
-          <w:lang w:val="en-US"/>
-        </w:rPr>
-        <w:t xml:space="preserve"> ở </w:t>
-      </w:r>
-      <w:proofErr w:type="spellStart"/>
-      <w:r>
-        <w:rPr>
-          <w:rFonts w:ascii="Times New Roman" w:eastAsia="Times New Roman" w:hAnsi="Times New Roman" w:cs="Times New Roman"/>
-          <w:sz w:val="26"/>
-          <w:szCs w:val="26"/>
-          <w:lang w:val="en-US"/>
-        </w:rPr>
-        <w:t>trạng</w:t>
-      </w:r>
-      <w:proofErr w:type="spellEnd"/>
-      <w:r>
-        <w:rPr>
-          <w:rFonts w:ascii="Times New Roman" w:eastAsia="Times New Roman" w:hAnsi="Times New Roman" w:cs="Times New Roman"/>
-          <w:sz w:val="26"/>
-          <w:szCs w:val="26"/>
-          <w:lang w:val="en-US"/>
-        </w:rPr>
-        <w:t xml:space="preserve"> </w:t>
-      </w:r>
-      <w:proofErr w:type="spellStart"/>
-      <w:r>
-        <w:rPr>
-          <w:rFonts w:ascii="Times New Roman" w:eastAsia="Times New Roman" w:hAnsi="Times New Roman" w:cs="Times New Roman"/>
-          <w:sz w:val="26"/>
-          <w:szCs w:val="26"/>
-          <w:lang w:val="en-US"/>
-        </w:rPr>
-        <w:t>thái</w:t>
-      </w:r>
-      <w:proofErr w:type="spellEnd"/>
-      <w:r>
-        <w:rPr>
-          <w:rFonts w:ascii="Times New Roman" w:eastAsia="Times New Roman" w:hAnsi="Times New Roman" w:cs="Times New Roman"/>
-          <w:sz w:val="26"/>
-          <w:szCs w:val="26"/>
-          <w:lang w:val="en-US"/>
-        </w:rPr>
-        <w:t xml:space="preserve"> PENDING_PAYMENT; </w:t>
+        <w:t xml:space="preserve">hỉ khởi tạo thanh toán khi hóa đơn ở trạng thái PENDING_PAYMENT; </w:t>
       </w:r>
     </w:p>
     <w:p>
@@ -13913,267 +10667,7 @@
           <w:szCs w:val="26"/>
           <w:lang w:val="en-US"/>
         </w:rPr>
-        <w:t xml:space="preserve">iao </w:t>
-      </w:r>
-      <w:proofErr w:type="spellStart"/>
-      <w:r>
-        <w:rPr>
-          <w:rFonts w:ascii="Times New Roman" w:eastAsia="Times New Roman" w:hAnsi="Times New Roman" w:cs="Times New Roman"/>
-          <w:sz w:val="26"/>
-          <w:szCs w:val="26"/>
-          <w:lang w:val="en-US"/>
-        </w:rPr>
-        <w:t>dịch</w:t>
-      </w:r>
-      <w:proofErr w:type="spellEnd"/>
-      <w:r>
-        <w:rPr>
-          <w:rFonts w:ascii="Times New Roman" w:eastAsia="Times New Roman" w:hAnsi="Times New Roman" w:cs="Times New Roman"/>
-          <w:sz w:val="26"/>
-          <w:szCs w:val="26"/>
-          <w:lang w:val="en-US"/>
-        </w:rPr>
-        <w:t xml:space="preserve"> </w:t>
-      </w:r>
-      <w:proofErr w:type="spellStart"/>
-      <w:r>
-        <w:rPr>
-          <w:rFonts w:ascii="Times New Roman" w:eastAsia="Times New Roman" w:hAnsi="Times New Roman" w:cs="Times New Roman"/>
-          <w:sz w:val="26"/>
-          <w:szCs w:val="26"/>
-          <w:lang w:val="en-US"/>
-        </w:rPr>
-        <w:t>thành</w:t>
-      </w:r>
-      <w:proofErr w:type="spellEnd"/>
-      <w:r>
-        <w:rPr>
-          <w:rFonts w:ascii="Times New Roman" w:eastAsia="Times New Roman" w:hAnsi="Times New Roman" w:cs="Times New Roman"/>
-          <w:sz w:val="26"/>
-          <w:szCs w:val="26"/>
-          <w:lang w:val="en-US"/>
-        </w:rPr>
-        <w:t xml:space="preserve"> </w:t>
-      </w:r>
-      <w:proofErr w:type="spellStart"/>
-      <w:r>
-        <w:rPr>
-          <w:rFonts w:ascii="Times New Roman" w:eastAsia="Times New Roman" w:hAnsi="Times New Roman" w:cs="Times New Roman"/>
-          <w:sz w:val="26"/>
-          <w:szCs w:val="26"/>
-          <w:lang w:val="en-US"/>
-        </w:rPr>
-        <w:t>công</w:t>
-      </w:r>
-      <w:proofErr w:type="spellEnd"/>
-      <w:r>
-        <w:rPr>
-          <w:rFonts w:ascii="Times New Roman" w:eastAsia="Times New Roman" w:hAnsi="Times New Roman" w:cs="Times New Roman"/>
-          <w:sz w:val="26"/>
-          <w:szCs w:val="26"/>
-          <w:lang w:val="en-US"/>
-        </w:rPr>
-        <w:t xml:space="preserve"> </w:t>
-      </w:r>
-      <w:proofErr w:type="spellStart"/>
-      <w:r>
-        <w:rPr>
-          <w:rFonts w:ascii="Times New Roman" w:eastAsia="Times New Roman" w:hAnsi="Times New Roman" w:cs="Times New Roman"/>
-          <w:sz w:val="26"/>
-          <w:szCs w:val="26"/>
-          <w:lang w:val="en-US"/>
-        </w:rPr>
-        <w:t>tự</w:t>
-      </w:r>
-      <w:proofErr w:type="spellEnd"/>
-      <w:r>
-        <w:rPr>
-          <w:rFonts w:ascii="Times New Roman" w:eastAsia="Times New Roman" w:hAnsi="Times New Roman" w:cs="Times New Roman"/>
-          <w:sz w:val="26"/>
-          <w:szCs w:val="26"/>
-          <w:lang w:val="en-US"/>
-        </w:rPr>
-        <w:t xml:space="preserve"> </w:t>
-      </w:r>
-      <w:proofErr w:type="spellStart"/>
-      <w:r>
-        <w:rPr>
-          <w:rFonts w:ascii="Times New Roman" w:eastAsia="Times New Roman" w:hAnsi="Times New Roman" w:cs="Times New Roman"/>
-          <w:sz w:val="26"/>
-          <w:szCs w:val="26"/>
-          <w:lang w:val="en-US"/>
-        </w:rPr>
-        <w:t>động</w:t>
-      </w:r>
-      <w:proofErr w:type="spellEnd"/>
-      <w:r>
-        <w:rPr>
-          <w:rFonts w:ascii="Times New Roman" w:eastAsia="Times New Roman" w:hAnsi="Times New Roman" w:cs="Times New Roman"/>
-          <w:sz w:val="26"/>
-          <w:szCs w:val="26"/>
-          <w:lang w:val="en-US"/>
-        </w:rPr>
-        <w:t xml:space="preserve"> </w:t>
-      </w:r>
-      <w:proofErr w:type="spellStart"/>
-      <w:r>
-        <w:rPr>
-          <w:rFonts w:ascii="Times New Roman" w:eastAsia="Times New Roman" w:hAnsi="Times New Roman" w:cs="Times New Roman"/>
-          <w:sz w:val="26"/>
-          <w:szCs w:val="26"/>
-          <w:lang w:val="en-US"/>
-        </w:rPr>
-        <w:t>chuyển</w:t>
-      </w:r>
-      <w:proofErr w:type="spellEnd"/>
-      <w:r>
-        <w:rPr>
-          <w:rFonts w:ascii="Times New Roman" w:eastAsia="Times New Roman" w:hAnsi="Times New Roman" w:cs="Times New Roman"/>
-          <w:sz w:val="26"/>
-          <w:szCs w:val="26"/>
-          <w:lang w:val="en-US"/>
-        </w:rPr>
-        <w:t xml:space="preserve"> </w:t>
-      </w:r>
-      <w:proofErr w:type="spellStart"/>
-      <w:r>
-        <w:rPr>
-          <w:rFonts w:ascii="Times New Roman" w:eastAsia="Times New Roman" w:hAnsi="Times New Roman" w:cs="Times New Roman"/>
-          <w:sz w:val="26"/>
-          <w:szCs w:val="26"/>
-          <w:lang w:val="en-US"/>
-        </w:rPr>
-        <w:t>hóa</w:t>
-      </w:r>
-      <w:proofErr w:type="spellEnd"/>
-      <w:r>
-        <w:rPr>
-          <w:rFonts w:ascii="Times New Roman" w:eastAsia="Times New Roman" w:hAnsi="Times New Roman" w:cs="Times New Roman"/>
-          <w:sz w:val="26"/>
-          <w:szCs w:val="26"/>
-          <w:lang w:val="en-US"/>
-        </w:rPr>
-        <w:t xml:space="preserve"> </w:t>
-      </w:r>
-      <w:proofErr w:type="spellStart"/>
-      <w:r>
-        <w:rPr>
-          <w:rFonts w:ascii="Times New Roman" w:eastAsia="Times New Roman" w:hAnsi="Times New Roman" w:cs="Times New Roman"/>
-          <w:sz w:val="26"/>
-          <w:szCs w:val="26"/>
-          <w:lang w:val="en-US"/>
-        </w:rPr>
-        <w:t>đơn</w:t>
-      </w:r>
-      <w:proofErr w:type="spellEnd"/>
-      <w:r>
-        <w:rPr>
-          <w:rFonts w:ascii="Times New Roman" w:eastAsia="Times New Roman" w:hAnsi="Times New Roman" w:cs="Times New Roman"/>
-          <w:sz w:val="26"/>
-          <w:szCs w:val="26"/>
-          <w:lang w:val="en-US"/>
-        </w:rPr>
-        <w:t xml:space="preserve"> sang PAID </w:t>
-      </w:r>
-      <w:proofErr w:type="spellStart"/>
-      <w:r>
-        <w:rPr>
-          <w:rFonts w:ascii="Times New Roman" w:eastAsia="Times New Roman" w:hAnsi="Times New Roman" w:cs="Times New Roman"/>
-          <w:sz w:val="26"/>
-          <w:szCs w:val="26"/>
-          <w:lang w:val="en-US"/>
-        </w:rPr>
-        <w:t>và</w:t>
-      </w:r>
-      <w:proofErr w:type="spellEnd"/>
-      <w:r>
-        <w:rPr>
-          <w:rFonts w:ascii="Times New Roman" w:eastAsia="Times New Roman" w:hAnsi="Times New Roman" w:cs="Times New Roman"/>
-          <w:sz w:val="26"/>
-          <w:szCs w:val="26"/>
-          <w:lang w:val="en-US"/>
-        </w:rPr>
-        <w:t xml:space="preserve"> </w:t>
-      </w:r>
-      <w:proofErr w:type="spellStart"/>
-      <w:r>
-        <w:rPr>
-          <w:rFonts w:ascii="Times New Roman" w:eastAsia="Times New Roman" w:hAnsi="Times New Roman" w:cs="Times New Roman"/>
-          <w:sz w:val="26"/>
-          <w:szCs w:val="26"/>
-          <w:lang w:val="en-US"/>
-        </w:rPr>
-        <w:t>đồng</w:t>
-      </w:r>
-      <w:proofErr w:type="spellEnd"/>
-      <w:r>
-        <w:rPr>
-          <w:rFonts w:ascii="Times New Roman" w:eastAsia="Times New Roman" w:hAnsi="Times New Roman" w:cs="Times New Roman"/>
-          <w:sz w:val="26"/>
-          <w:szCs w:val="26"/>
-          <w:lang w:val="en-US"/>
-        </w:rPr>
-        <w:t xml:space="preserve"> </w:t>
-      </w:r>
-      <w:proofErr w:type="spellStart"/>
-      <w:r>
-        <w:rPr>
-          <w:rFonts w:ascii="Times New Roman" w:eastAsia="Times New Roman" w:hAnsi="Times New Roman" w:cs="Times New Roman"/>
-          <w:sz w:val="26"/>
-          <w:szCs w:val="26"/>
-          <w:lang w:val="en-US"/>
-        </w:rPr>
-        <w:t>bộ</w:t>
-      </w:r>
-      <w:proofErr w:type="spellEnd"/>
-      <w:r>
-        <w:rPr>
-          <w:rFonts w:ascii="Times New Roman" w:eastAsia="Times New Roman" w:hAnsi="Times New Roman" w:cs="Times New Roman"/>
-          <w:sz w:val="26"/>
-          <w:szCs w:val="26"/>
-          <w:lang w:val="en-US"/>
-        </w:rPr>
-        <w:t xml:space="preserve"> </w:t>
-      </w:r>
-      <w:proofErr w:type="spellStart"/>
-      <w:r>
-        <w:rPr>
-          <w:rFonts w:ascii="Times New Roman" w:eastAsia="Times New Roman" w:hAnsi="Times New Roman" w:cs="Times New Roman"/>
-          <w:sz w:val="26"/>
-          <w:szCs w:val="26"/>
-          <w:lang w:val="en-US"/>
-        </w:rPr>
-        <w:t>trạng</w:t>
-      </w:r>
-      <w:proofErr w:type="spellEnd"/>
-      <w:r>
-        <w:rPr>
-          <w:rFonts w:ascii="Times New Roman" w:eastAsia="Times New Roman" w:hAnsi="Times New Roman" w:cs="Times New Roman"/>
-          <w:sz w:val="26"/>
-          <w:szCs w:val="26"/>
-          <w:lang w:val="en-US"/>
-        </w:rPr>
-        <w:t xml:space="preserve"> </w:t>
-      </w:r>
-      <w:proofErr w:type="spellStart"/>
-      <w:r>
-        <w:rPr>
-          <w:rFonts w:ascii="Times New Roman" w:eastAsia="Times New Roman" w:hAnsi="Times New Roman" w:cs="Times New Roman"/>
-          <w:sz w:val="26"/>
-          <w:szCs w:val="26"/>
-          <w:lang w:val="en-US"/>
-        </w:rPr>
-        <w:t>thái</w:t>
-      </w:r>
-      <w:proofErr w:type="spellEnd"/>
-      <w:r>
-        <w:rPr>
-          <w:rFonts w:ascii="Times New Roman" w:eastAsia="Times New Roman" w:hAnsi="Times New Roman" w:cs="Times New Roman"/>
-          <w:sz w:val="26"/>
-          <w:szCs w:val="26"/>
-          <w:lang w:val="en-US"/>
-        </w:rPr>
-        <w:t xml:space="preserve"> Order.</w:t>
+        <w:t>iao dịch thành công tự động chuyển hóa đơn sang PAID và đồng bộ trạng thái Order.</w:t>
       </w:r>
     </w:p>
     <w:p>
@@ -14999,6 +11493,115 @@
     </w:p>
     <w:p>
       <w:pPr>
+        <w:jc w:val="both"/>
+        <w:rPr>
+          <w:rFonts w:ascii="Times New Roman" w:eastAsia="Times New Roman" w:hAnsi="Times New Roman" w:cs="Times New Roman"/>
+          <w:b/>
+          <w:bCs/>
+          <w:sz w:val="26"/>
+          <w:szCs w:val="26"/>
+          <w:lang w:val="en-US"/>
+        </w:rPr>
+      </w:pPr>
+      <w:r>
+        <w:rPr>
+          <w:rFonts w:ascii="Times New Roman" w:eastAsia="Times New Roman" w:hAnsi="Times New Roman" w:cs="Times New Roman"/>
+          <w:b/>
+          <w:bCs/>
+          <w:sz w:val="26"/>
+          <w:szCs w:val="26"/>
+          <w:lang w:val="en-US"/>
+        </w:rPr>
+        <w:t>3.5.4. In hoá đơn</w:t>
+      </w:r>
+      <w:r>
+        <w:rPr>
+          <w:rFonts w:ascii="Times New Roman" w:eastAsia="Times New Roman" w:hAnsi="Times New Roman" w:cs="Times New Roman"/>
+          <w:b/>
+          <w:bCs/>
+          <w:sz w:val="26"/>
+          <w:szCs w:val="26"/>
+          <w:lang w:val="en-US"/>
+        </w:rPr>
+        <w:t>.</w:t>
+      </w:r>
+    </w:p>
+    <w:p>
+      <w:pPr>
+        <w:jc w:val="both"/>
+        <w:rPr>
+          <w:rFonts w:ascii="Times New Roman" w:hAnsi="Times New Roman" w:cs="Times New Roman"/>
+          <w:sz w:val="26"/>
+          <w:szCs w:val="26"/>
+          <w:lang w:val="en-US"/>
+        </w:rPr>
+      </w:pPr>
+      <w:r>
+        <w:rPr>
+          <w:rFonts w:ascii="Times New Roman" w:hAnsi="Times New Roman" w:cs="Times New Roman"/>
+          <w:sz w:val="26"/>
+          <w:szCs w:val="26"/>
+        </w:rPr>
+        <w:lastRenderedPageBreak/>
+        <w:t>Sau khi đơn hàng được thanh toán thành công, người dùng có thể in hóa đơn trực tiếp từ trang chi tiết hóa đơn hoặc chi tiết đơn hàng thông qua nút "In hóa đơn". Hệ thống mở một trang in riêng được thiết kế theo định dạng hóa đơn nhiệt khổ 80mm, hiển thị đầy đủ thông tin: tên cửa hàng, số hóa đơn, mã đơn hàng, thời gian, thu ngân, thông tin khách hàng, danh sách sản phẩm (tên, SKU, số lượng, đơn giá, thành tiền), tạm tính, giảm giá, thuế, tổng cộng, số tiền đã thanh toán và phương thức thanh toán. Trang in tự động mở hộp thoại in của trình duyệt khi tải xong, hỗ trợ cả máy in thường và máy in nhiệt. Với hóa đơn chưa thanh toán, hệ thống hiển thị nhãn "CHƯA THANH TOÁN" để tránh nhầm lẫn khi in tạm tính.</w:t>
+      </w:r>
+    </w:p>
+    <w:p>
+      <w:pPr>
+        <w:jc w:val="both"/>
+        <w:rPr>
+          <w:rFonts w:ascii="Times New Roman" w:hAnsi="Times New Roman" w:cs="Times New Roman"/>
+          <w:sz w:val="26"/>
+          <w:szCs w:val="26"/>
+          <w:lang w:val="en-US"/>
+        </w:rPr>
+      </w:pPr>
+      <w:r>
+        <w:rPr>
+          <w:rFonts w:ascii="Times New Roman" w:hAnsi="Times New Roman" w:cs="Times New Roman"/>
+          <w:sz w:val="26"/>
+          <w:szCs w:val="26"/>
+          <w:lang w:val="en-US"/>
+        </w:rPr>
+        <w:drawing>
+          <wp:inline distT="0" distB="0" distL="0" distR="0" wp14:anchorId="6892E343" wp14:editId="4D071E56">
+            <wp:extent cx="5733415" cy="5740400"/>
+            <wp:effectExtent l="0" t="0" r="635" b="0"/>
+            <wp:docPr id="1391870802" name="Picture 1"/>
+            <wp:cNvGraphicFramePr>
+              <a:graphicFrameLocks xmlns:a="http://schemas.openxmlformats.org/drawingml/2006/main" noChangeAspect="1"/>
+            </wp:cNvGraphicFramePr>
+            <a:graphic xmlns:a="http://schemas.openxmlformats.org/drawingml/2006/main">
+              <a:graphicData uri="http://schemas.openxmlformats.org/drawingml/2006/picture">
+                <pic:pic xmlns:pic="http://schemas.openxmlformats.org/drawingml/2006/picture">
+                  <pic:nvPicPr>
+                    <pic:cNvPr id="1391870802" name=""/>
+                    <pic:cNvPicPr/>
+                  </pic:nvPicPr>
+                  <pic:blipFill>
+                    <a:blip r:embed="rId13"/>
+                    <a:stretch>
+                      <a:fillRect/>
+                    </a:stretch>
+                  </pic:blipFill>
+                  <pic:spPr>
+                    <a:xfrm>
+                      <a:off x="0" y="0"/>
+                      <a:ext cx="5733415" cy="5740400"/>
+                    </a:xfrm>
+                    <a:prstGeom prst="rect">
+                      <a:avLst/>
+                    </a:prstGeom>
+                  </pic:spPr>
+                </pic:pic>
+              </a:graphicData>
+            </a:graphic>
+          </wp:inline>
+        </w:drawing>
+      </w:r>
+    </w:p>
+    <w:p>
+      <w:pPr>
         <w:numPr>
           <w:ilvl w:val="0"/>
           <w:numId w:val="7"/>
@@ -15018,7 +11621,6 @@
           <w:sz w:val="26"/>
           <w:szCs w:val="26"/>
         </w:rPr>
-        <w:lastRenderedPageBreak/>
         <w:t>Lưu vết Giao dịch (Audit Log):</w:t>
       </w:r>
       <w:r>
@@ -15051,6 +11653,7 @@
           <w:sz w:val="26"/>
           <w:szCs w:val="26"/>
         </w:rPr>
+        <w:lastRenderedPageBreak/>
         <w:t>Đồng bộ Trạng thái Tự động:</w:t>
       </w:r>
       <w:r>
@@ -15719,7 +12322,6 @@
           <w:sz w:val="26"/>
           <w:szCs w:val="26"/>
         </w:rPr>
-        <w:lastRenderedPageBreak/>
         <w:t>Sản phẩm bán chạy:</w:t>
       </w:r>
       <w:r>
@@ -15753,6 +12355,7 @@
           <w:sz w:val="26"/>
           <w:szCs w:val="26"/>
         </w:rPr>
+        <w:lastRenderedPageBreak/>
         <w:t>Tồn kho:</w:t>
       </w:r>
       <w:r>
@@ -15932,19 +12535,8 @@
           <w:szCs w:val="26"/>
           <w:lang w:val="en-US"/>
         </w:rPr>
-        <w:t xml:space="preserve"> </w:t>
-      </w:r>
-      <w:proofErr w:type="spellStart"/>
-      <w:r>
-        <w:rPr>
-          <w:rFonts w:ascii="Times New Roman" w:eastAsia="Times New Roman" w:hAnsi="Times New Roman" w:cs="Times New Roman"/>
-          <w:sz w:val="26"/>
-          <w:szCs w:val="26"/>
-          <w:lang w:val="en-US"/>
-        </w:rPr>
-        <w:t>đếm</w:t>
-      </w:r>
-      <w:proofErr w:type="spellEnd"/>
+        <w:t xml:space="preserve"> đếm</w:t>
+      </w:r>
       <w:r>
         <w:rPr>
           <w:rFonts w:ascii="Times New Roman" w:eastAsia="Times New Roman" w:hAnsi="Times New Roman" w:cs="Times New Roman"/>
@@ -16082,7 +12674,7 @@
                           <pic:cNvPicPr preferRelativeResize="0"/>
                         </pic:nvPicPr>
                         <pic:blipFill>
-                          <a:blip r:embed="rId13"/>
+                          <a:blip r:embed="rId14"/>
                           <a:srcRect/>
                           <a:stretch>
                             <a:fillRect/>
@@ -16186,7 +12778,7 @@
                           <pic:cNvPicPr preferRelativeResize="0"/>
                         </pic:nvPicPr>
                         <pic:blipFill>
-                          <a:blip r:embed="rId14"/>
+                          <a:blip r:embed="rId15"/>
                           <a:srcRect/>
                           <a:stretch>
                             <a:fillRect/>
@@ -16283,7 +12875,7 @@
                           <pic:cNvPicPr preferRelativeResize="0"/>
                         </pic:nvPicPr>
                         <pic:blipFill>
-                          <a:blip r:embed="rId15"/>
+                          <a:blip r:embed="rId16"/>
                           <a:srcRect/>
                           <a:stretch>
                             <a:fillRect/>
@@ -16378,7 +12970,7 @@
                           <pic:cNvPicPr preferRelativeResize="0"/>
                         </pic:nvPicPr>
                         <pic:blipFill>
-                          <a:blip r:embed="rId16"/>
+                          <a:blip r:embed="rId17"/>
                           <a:srcRect/>
                           <a:stretch>
                             <a:fillRect/>
@@ -16461,7 +13053,6 @@
                 <w:sz w:val="26"/>
                 <w:szCs w:val="26"/>
               </w:rPr>
-              <w:lastRenderedPageBreak/>
               <w:drawing>
                 <wp:inline distT="114300" distB="114300" distL="114300" distR="114300" wp14:anchorId="1BCBDEB9" wp14:editId="772C190D">
                   <wp:extent cx="2724150" cy="1397000"/>
@@ -16476,7 +13067,7 @@
                           <pic:cNvPicPr preferRelativeResize="0"/>
                         </pic:nvPicPr>
                         <pic:blipFill>
-                          <a:blip r:embed="rId17"/>
+                          <a:blip r:embed="rId18"/>
                           <a:srcRect/>
                           <a:stretch>
                             <a:fillRect/>
@@ -16518,6 +13109,7 @@
                 <w:sz w:val="20"/>
                 <w:szCs w:val="20"/>
               </w:rPr>
+              <w:lastRenderedPageBreak/>
               <w:t>hình 4.1.5 Giao diện quản lý đơn hàng</w:t>
             </w:r>
           </w:p>
@@ -16550,6 +13142,7 @@
                 <w:sz w:val="26"/>
                 <w:szCs w:val="26"/>
               </w:rPr>
+              <w:lastRenderedPageBreak/>
               <w:drawing>
                 <wp:inline distT="114300" distB="114300" distL="114300" distR="114300" wp14:anchorId="71C9F5C1" wp14:editId="6BE5D03E">
                   <wp:extent cx="2724150" cy="1003300"/>
@@ -16564,7 +13157,7 @@
                           <pic:cNvPicPr preferRelativeResize="0"/>
                         </pic:nvPicPr>
                         <pic:blipFill>
-                          <a:blip r:embed="rId18"/>
+                          <a:blip r:embed="rId19"/>
                           <a:srcRect/>
                           <a:stretch>
                             <a:fillRect/>
@@ -16654,7 +13247,7 @@
                           <pic:cNvPicPr preferRelativeResize="0"/>
                         </pic:nvPicPr>
                         <pic:blipFill>
-                          <a:blip r:embed="rId19"/>
+                          <a:blip r:embed="rId20"/>
                           <a:srcRect/>
                           <a:stretch>
                             <a:fillRect/>
@@ -16749,7 +13342,7 @@
                           <pic:cNvPicPr preferRelativeResize="0"/>
                         </pic:nvPicPr>
                         <pic:blipFill>
-                          <a:blip r:embed="rId20"/>
+                          <a:blip r:embed="rId21"/>
                           <a:srcRect/>
                           <a:stretch>
                             <a:fillRect/>
@@ -16867,7 +13460,7 @@
                           <pic:cNvPicPr preferRelativeResize="0"/>
                         </pic:nvPicPr>
                         <pic:blipFill>
-                          <a:blip r:embed="rId21"/>
+                          <a:blip r:embed="rId22"/>
                           <a:srcRect/>
                           <a:stretch>
                             <a:fillRect/>
@@ -16983,7 +13576,7 @@
                           <pic:cNvPicPr preferRelativeResize="0"/>
                         </pic:nvPicPr>
                         <pic:blipFill>
-                          <a:blip r:embed="rId22"/>
+                          <a:blip r:embed="rId23"/>
                           <a:srcRect/>
                           <a:stretch>
                             <a:fillRect/>
@@ -17168,7 +13761,6 @@
           <w:sz w:val="26"/>
           <w:szCs w:val="26"/>
         </w:rPr>
-        <w:lastRenderedPageBreak/>
         <w:t xml:space="preserve">Sản phẩm &amp; kho: </w:t>
       </w:r>
       <w:r>
@@ -17235,6 +13827,7 @@
           <w:sz w:val="26"/>
           <w:szCs w:val="26"/>
         </w:rPr>
+        <w:lastRenderedPageBreak/>
         <w:t xml:space="preserve">Thanh toán: </w:t>
       </w:r>
       <w:r>
@@ -17482,19 +14075,8 @@
           <w:szCs w:val="26"/>
           <w:lang w:val="en-US"/>
         </w:rPr>
-        <w:t xml:space="preserve"> </w:t>
-      </w:r>
-      <w:proofErr w:type="spellStart"/>
-      <w:r>
-        <w:rPr>
-          <w:rFonts w:ascii="Times New Roman" w:eastAsia="Times New Roman" w:hAnsi="Times New Roman" w:cs="Times New Roman"/>
-          <w:sz w:val="26"/>
-          <w:szCs w:val="26"/>
-          <w:lang w:val="en-US"/>
-        </w:rPr>
-        <w:t>tảng</w:t>
-      </w:r>
-      <w:proofErr w:type="spellEnd"/>
+        <w:t xml:space="preserve"> tảng</w:t>
+      </w:r>
       <w:r>
         <w:rPr>
           <w:rFonts w:ascii="Times New Roman" w:eastAsia="Times New Roman" w:hAnsi="Times New Roman" w:cs="Times New Roman"/>
@@ -17634,7 +14216,6 @@
           <w:sz w:val="26"/>
           <w:szCs w:val="26"/>
         </w:rPr>
-        <w:lastRenderedPageBreak/>
         <w:t xml:space="preserve">Triển khai chuẩn hoá: </w:t>
       </w:r>
       <w:r>
@@ -17692,6 +14273,7 @@
           <w:sz w:val="26"/>
           <w:szCs w:val="26"/>
         </w:rPr>
+        <w:lastRenderedPageBreak/>
         <w:t>5.2. Hạn chế của hệ thống</w:t>
       </w:r>
       <w:bookmarkEnd w:id="72"/>
@@ -17736,307 +14318,7 @@
           <w:szCs w:val="26"/>
           <w:lang w:val="en-US"/>
         </w:rPr>
-        <w:t xml:space="preserve">Thanh </w:t>
-      </w:r>
-      <w:proofErr w:type="spellStart"/>
-      <w:r>
-        <w:rPr>
-          <w:rFonts w:ascii="Times New Roman" w:hAnsi="Times New Roman" w:cs="Times New Roman"/>
-          <w:sz w:val="26"/>
-          <w:szCs w:val="26"/>
-          <w:lang w:val="en-US"/>
-        </w:rPr>
-        <w:t>toán</w:t>
-      </w:r>
-      <w:proofErr w:type="spellEnd"/>
-      <w:r>
-        <w:rPr>
-          <w:rFonts w:ascii="Times New Roman" w:hAnsi="Times New Roman" w:cs="Times New Roman"/>
-          <w:sz w:val="26"/>
-          <w:szCs w:val="26"/>
-          <w:lang w:val="en-US"/>
-        </w:rPr>
-        <w:t xml:space="preserve"> </w:t>
-      </w:r>
-      <w:proofErr w:type="spellStart"/>
-      <w:r>
-        <w:rPr>
-          <w:rFonts w:ascii="Times New Roman" w:hAnsi="Times New Roman" w:cs="Times New Roman"/>
-          <w:sz w:val="26"/>
-          <w:szCs w:val="26"/>
-          <w:lang w:val="en-US"/>
-        </w:rPr>
-        <w:t>chỉ</w:t>
-      </w:r>
-      <w:proofErr w:type="spellEnd"/>
-      <w:r>
-        <w:rPr>
-          <w:rFonts w:ascii="Times New Roman" w:hAnsi="Times New Roman" w:cs="Times New Roman"/>
-          <w:sz w:val="26"/>
-          <w:szCs w:val="26"/>
-          <w:lang w:val="en-US"/>
-        </w:rPr>
-        <w:t xml:space="preserve"> </w:t>
-      </w:r>
-      <w:proofErr w:type="spellStart"/>
-      <w:r>
-        <w:rPr>
-          <w:rFonts w:ascii="Times New Roman" w:hAnsi="Times New Roman" w:cs="Times New Roman"/>
-          <w:sz w:val="26"/>
-          <w:szCs w:val="26"/>
-          <w:lang w:val="en-US"/>
-        </w:rPr>
-        <w:t>hỗ</w:t>
-      </w:r>
-      <w:proofErr w:type="spellEnd"/>
-      <w:r>
-        <w:rPr>
-          <w:rFonts w:ascii="Times New Roman" w:hAnsi="Times New Roman" w:cs="Times New Roman"/>
-          <w:sz w:val="26"/>
-          <w:szCs w:val="26"/>
-          <w:lang w:val="en-US"/>
-        </w:rPr>
-        <w:t xml:space="preserve"> </w:t>
-      </w:r>
-      <w:proofErr w:type="spellStart"/>
-      <w:r>
-        <w:rPr>
-          <w:rFonts w:ascii="Times New Roman" w:hAnsi="Times New Roman" w:cs="Times New Roman"/>
-          <w:sz w:val="26"/>
-          <w:szCs w:val="26"/>
-          <w:lang w:val="en-US"/>
-        </w:rPr>
-        <w:t>trợ</w:t>
-      </w:r>
-      <w:proofErr w:type="spellEnd"/>
-      <w:r>
-        <w:rPr>
-          <w:rFonts w:ascii="Times New Roman" w:hAnsi="Times New Roman" w:cs="Times New Roman"/>
-          <w:sz w:val="26"/>
-          <w:szCs w:val="26"/>
-          <w:lang w:val="en-US"/>
-        </w:rPr>
-        <w:t xml:space="preserve"> </w:t>
-      </w:r>
-      <w:proofErr w:type="spellStart"/>
-      <w:r>
-        <w:rPr>
-          <w:rFonts w:ascii="Times New Roman" w:hAnsi="Times New Roman" w:cs="Times New Roman"/>
-          <w:sz w:val="26"/>
-          <w:szCs w:val="26"/>
-          <w:lang w:val="en-US"/>
-        </w:rPr>
-        <w:t>trọn</w:t>
-      </w:r>
-      <w:proofErr w:type="spellEnd"/>
-      <w:r>
-        <w:rPr>
-          <w:rFonts w:ascii="Times New Roman" w:hAnsi="Times New Roman" w:cs="Times New Roman"/>
-          <w:sz w:val="26"/>
-          <w:szCs w:val="26"/>
-          <w:lang w:val="en-US"/>
-        </w:rPr>
-        <w:t xml:space="preserve"> </w:t>
-      </w:r>
-      <w:proofErr w:type="spellStart"/>
-      <w:r>
-        <w:rPr>
-          <w:rFonts w:ascii="Times New Roman" w:hAnsi="Times New Roman" w:cs="Times New Roman"/>
-          <w:sz w:val="26"/>
-          <w:szCs w:val="26"/>
-          <w:lang w:val="en-US"/>
-        </w:rPr>
-        <w:t>gói</w:t>
-      </w:r>
-      <w:proofErr w:type="spellEnd"/>
-      <w:r>
-        <w:rPr>
-          <w:rFonts w:ascii="Times New Roman" w:hAnsi="Times New Roman" w:cs="Times New Roman"/>
-          <w:sz w:val="26"/>
-          <w:szCs w:val="26"/>
-          <w:lang w:val="en-US"/>
-        </w:rPr>
-        <w:t xml:space="preserve">, </w:t>
-      </w:r>
-      <w:proofErr w:type="spellStart"/>
-      <w:r>
-        <w:rPr>
-          <w:rFonts w:ascii="Times New Roman" w:hAnsi="Times New Roman" w:cs="Times New Roman"/>
-          <w:sz w:val="26"/>
-          <w:szCs w:val="26"/>
-          <w:lang w:val="en-US"/>
-        </w:rPr>
-        <w:t>chưa</w:t>
-      </w:r>
-      <w:proofErr w:type="spellEnd"/>
-      <w:r>
-        <w:rPr>
-          <w:rFonts w:ascii="Times New Roman" w:hAnsi="Times New Roman" w:cs="Times New Roman"/>
-          <w:sz w:val="26"/>
-          <w:szCs w:val="26"/>
-          <w:lang w:val="en-US"/>
-        </w:rPr>
-        <w:t xml:space="preserve"> </w:t>
-      </w:r>
-      <w:proofErr w:type="spellStart"/>
-      <w:r>
-        <w:rPr>
-          <w:rFonts w:ascii="Times New Roman" w:hAnsi="Times New Roman" w:cs="Times New Roman"/>
-          <w:sz w:val="26"/>
-          <w:szCs w:val="26"/>
-          <w:lang w:val="en-US"/>
-        </w:rPr>
-        <w:t>có</w:t>
-      </w:r>
-      <w:proofErr w:type="spellEnd"/>
-      <w:r>
-        <w:rPr>
-          <w:rFonts w:ascii="Times New Roman" w:hAnsi="Times New Roman" w:cs="Times New Roman"/>
-          <w:sz w:val="26"/>
-          <w:szCs w:val="26"/>
-          <w:lang w:val="en-US"/>
-        </w:rPr>
-        <w:t xml:space="preserve"> </w:t>
-      </w:r>
-      <w:proofErr w:type="spellStart"/>
-      <w:r>
-        <w:rPr>
-          <w:rFonts w:ascii="Times New Roman" w:hAnsi="Times New Roman" w:cs="Times New Roman"/>
-          <w:sz w:val="26"/>
-          <w:szCs w:val="26"/>
-          <w:lang w:val="en-US"/>
-        </w:rPr>
-        <w:t>trả</w:t>
-      </w:r>
-      <w:proofErr w:type="spellEnd"/>
-      <w:r>
-        <w:rPr>
-          <w:rFonts w:ascii="Times New Roman" w:hAnsi="Times New Roman" w:cs="Times New Roman"/>
-          <w:sz w:val="26"/>
-          <w:szCs w:val="26"/>
-          <w:lang w:val="en-US"/>
-        </w:rPr>
-        <w:t xml:space="preserve"> </w:t>
-      </w:r>
-      <w:proofErr w:type="spellStart"/>
-      <w:r>
-        <w:rPr>
-          <w:rFonts w:ascii="Times New Roman" w:hAnsi="Times New Roman" w:cs="Times New Roman"/>
-          <w:sz w:val="26"/>
-          <w:szCs w:val="26"/>
-          <w:lang w:val="en-US"/>
-        </w:rPr>
-        <w:t>từng</w:t>
-      </w:r>
-      <w:proofErr w:type="spellEnd"/>
-      <w:r>
-        <w:rPr>
-          <w:rFonts w:ascii="Times New Roman" w:hAnsi="Times New Roman" w:cs="Times New Roman"/>
-          <w:sz w:val="26"/>
-          <w:szCs w:val="26"/>
-          <w:lang w:val="en-US"/>
-        </w:rPr>
-        <w:t xml:space="preserve"> </w:t>
-      </w:r>
-      <w:proofErr w:type="spellStart"/>
-      <w:r>
-        <w:rPr>
-          <w:rFonts w:ascii="Times New Roman" w:hAnsi="Times New Roman" w:cs="Times New Roman"/>
-          <w:sz w:val="26"/>
-          <w:szCs w:val="26"/>
-          <w:lang w:val="en-US"/>
-        </w:rPr>
-        <w:t>phần</w:t>
-      </w:r>
-      <w:proofErr w:type="spellEnd"/>
-      <w:r>
-        <w:rPr>
-          <w:rFonts w:ascii="Times New Roman" w:hAnsi="Times New Roman" w:cs="Times New Roman"/>
-          <w:sz w:val="26"/>
-          <w:szCs w:val="26"/>
-          <w:lang w:val="en-US"/>
-        </w:rPr>
-        <w:t xml:space="preserve">, </w:t>
-      </w:r>
-      <w:proofErr w:type="spellStart"/>
-      <w:r>
-        <w:rPr>
-          <w:rFonts w:ascii="Times New Roman" w:hAnsi="Times New Roman" w:cs="Times New Roman"/>
-          <w:sz w:val="26"/>
-          <w:szCs w:val="26"/>
-          <w:lang w:val="en-US"/>
-        </w:rPr>
-        <w:t>hoàn</w:t>
-      </w:r>
-      <w:proofErr w:type="spellEnd"/>
-      <w:r>
-        <w:rPr>
-          <w:rFonts w:ascii="Times New Roman" w:hAnsi="Times New Roman" w:cs="Times New Roman"/>
-          <w:sz w:val="26"/>
-          <w:szCs w:val="26"/>
-          <w:lang w:val="en-US"/>
-        </w:rPr>
-        <w:t xml:space="preserve"> </w:t>
-      </w:r>
-      <w:proofErr w:type="spellStart"/>
-      <w:r>
-        <w:rPr>
-          <w:rFonts w:ascii="Times New Roman" w:hAnsi="Times New Roman" w:cs="Times New Roman"/>
-          <w:sz w:val="26"/>
-          <w:szCs w:val="26"/>
-          <w:lang w:val="en-US"/>
-        </w:rPr>
-        <w:t>tiền</w:t>
-      </w:r>
-      <w:proofErr w:type="spellEnd"/>
-      <w:r>
-        <w:rPr>
-          <w:rFonts w:ascii="Times New Roman" w:hAnsi="Times New Roman" w:cs="Times New Roman"/>
-          <w:sz w:val="26"/>
-          <w:szCs w:val="26"/>
-          <w:lang w:val="en-US"/>
-        </w:rPr>
-        <w:t xml:space="preserve">, </w:t>
-      </w:r>
-      <w:proofErr w:type="spellStart"/>
-      <w:r>
-        <w:rPr>
-          <w:rFonts w:ascii="Times New Roman" w:hAnsi="Times New Roman" w:cs="Times New Roman"/>
-          <w:sz w:val="26"/>
-          <w:szCs w:val="26"/>
-          <w:lang w:val="en-US"/>
-        </w:rPr>
-        <w:t>hoá</w:t>
-      </w:r>
-      <w:proofErr w:type="spellEnd"/>
-      <w:r>
-        <w:rPr>
-          <w:rFonts w:ascii="Times New Roman" w:hAnsi="Times New Roman" w:cs="Times New Roman"/>
-          <w:sz w:val="26"/>
-          <w:szCs w:val="26"/>
-          <w:lang w:val="en-US"/>
-        </w:rPr>
-        <w:t xml:space="preserve"> </w:t>
-      </w:r>
-      <w:proofErr w:type="spellStart"/>
-      <w:r>
-        <w:rPr>
-          <w:rFonts w:ascii="Times New Roman" w:hAnsi="Times New Roman" w:cs="Times New Roman"/>
-          <w:sz w:val="26"/>
-          <w:szCs w:val="26"/>
-          <w:lang w:val="en-US"/>
-        </w:rPr>
-        <w:t>đơn</w:t>
-      </w:r>
-      <w:proofErr w:type="spellEnd"/>
-      <w:r>
-        <w:rPr>
-          <w:rFonts w:ascii="Times New Roman" w:hAnsi="Times New Roman" w:cs="Times New Roman"/>
-          <w:sz w:val="26"/>
-          <w:szCs w:val="26"/>
-          <w:lang w:val="en-US"/>
-        </w:rPr>
-        <w:t xml:space="preserve"> VAT. </w:t>
+        <w:t xml:space="preserve">Thanh toán chỉ hỗ trợ trọn gói, chưa có trả từng phần, hoàn tiền, hoá đơn VAT. </w:t>
       </w:r>
     </w:p>
     <w:p>
@@ -18053,7 +14335,6 @@
           <w:lang w:val="en-US"/>
         </w:rPr>
       </w:pPr>
-      <w:proofErr w:type="spellStart"/>
       <w:r>
         <w:rPr>
           <w:rFonts w:ascii="Times New Roman" w:hAnsi="Times New Roman" w:cs="Times New Roman"/>
@@ -18061,297 +14342,7 @@
           <w:szCs w:val="26"/>
           <w:lang w:val="en-US"/>
         </w:rPr>
-        <w:t>Phân</w:t>
-      </w:r>
-      <w:proofErr w:type="spellEnd"/>
-      <w:r>
-        <w:rPr>
-          <w:rFonts w:ascii="Times New Roman" w:hAnsi="Times New Roman" w:cs="Times New Roman"/>
-          <w:sz w:val="26"/>
-          <w:szCs w:val="26"/>
-          <w:lang w:val="en-US"/>
-        </w:rPr>
-        <w:t xml:space="preserve"> </w:t>
-      </w:r>
-      <w:proofErr w:type="spellStart"/>
-      <w:r>
-        <w:rPr>
-          <w:rFonts w:ascii="Times New Roman" w:hAnsi="Times New Roman" w:cs="Times New Roman"/>
-          <w:sz w:val="26"/>
-          <w:szCs w:val="26"/>
-          <w:lang w:val="en-US"/>
-        </w:rPr>
-        <w:t>tích</w:t>
-      </w:r>
-      <w:proofErr w:type="spellEnd"/>
-      <w:r>
-        <w:rPr>
-          <w:rFonts w:ascii="Times New Roman" w:hAnsi="Times New Roman" w:cs="Times New Roman"/>
-          <w:sz w:val="26"/>
-          <w:szCs w:val="26"/>
-          <w:lang w:val="en-US"/>
-        </w:rPr>
-        <w:t xml:space="preserve"> AI </w:t>
-      </w:r>
-      <w:proofErr w:type="spellStart"/>
-      <w:r>
-        <w:rPr>
-          <w:rFonts w:ascii="Times New Roman" w:hAnsi="Times New Roman" w:cs="Times New Roman"/>
-          <w:sz w:val="26"/>
-          <w:szCs w:val="26"/>
-          <w:lang w:val="en-US"/>
-        </w:rPr>
-        <w:t>phụ</w:t>
-      </w:r>
-      <w:proofErr w:type="spellEnd"/>
-      <w:r>
-        <w:rPr>
-          <w:rFonts w:ascii="Times New Roman" w:hAnsi="Times New Roman" w:cs="Times New Roman"/>
-          <w:sz w:val="26"/>
-          <w:szCs w:val="26"/>
-          <w:lang w:val="en-US"/>
-        </w:rPr>
-        <w:t xml:space="preserve"> </w:t>
-      </w:r>
-      <w:proofErr w:type="spellStart"/>
-      <w:r>
-        <w:rPr>
-          <w:rFonts w:ascii="Times New Roman" w:hAnsi="Times New Roman" w:cs="Times New Roman"/>
-          <w:sz w:val="26"/>
-          <w:szCs w:val="26"/>
-          <w:lang w:val="en-US"/>
-        </w:rPr>
-        <w:t>thuộc</w:t>
-      </w:r>
-      <w:proofErr w:type="spellEnd"/>
-      <w:r>
-        <w:rPr>
-          <w:rFonts w:ascii="Times New Roman" w:hAnsi="Times New Roman" w:cs="Times New Roman"/>
-          <w:sz w:val="26"/>
-          <w:szCs w:val="26"/>
-          <w:lang w:val="en-US"/>
-        </w:rPr>
-        <w:t xml:space="preserve"> Gemini/</w:t>
-      </w:r>
-      <w:proofErr w:type="spellStart"/>
-      <w:r>
-        <w:rPr>
-          <w:rFonts w:ascii="Times New Roman" w:hAnsi="Times New Roman" w:cs="Times New Roman"/>
-          <w:sz w:val="26"/>
-          <w:szCs w:val="26"/>
-          <w:lang w:val="en-US"/>
-        </w:rPr>
-        <w:t>Groq</w:t>
-      </w:r>
-      <w:proofErr w:type="spellEnd"/>
-      <w:r>
-        <w:rPr>
-          <w:rFonts w:ascii="Times New Roman" w:hAnsi="Times New Roman" w:cs="Times New Roman"/>
-          <w:sz w:val="26"/>
-          <w:szCs w:val="26"/>
-          <w:lang w:val="en-US"/>
-        </w:rPr>
-        <w:t xml:space="preserve">; </w:t>
-      </w:r>
-      <w:proofErr w:type="spellStart"/>
-      <w:r>
-        <w:rPr>
-          <w:rFonts w:ascii="Times New Roman" w:hAnsi="Times New Roman" w:cs="Times New Roman"/>
-          <w:sz w:val="26"/>
-          <w:szCs w:val="26"/>
-          <w:lang w:val="en-US"/>
-        </w:rPr>
-        <w:t>dự</w:t>
-      </w:r>
-      <w:proofErr w:type="spellEnd"/>
-      <w:r>
-        <w:rPr>
-          <w:rFonts w:ascii="Times New Roman" w:hAnsi="Times New Roman" w:cs="Times New Roman"/>
-          <w:sz w:val="26"/>
-          <w:szCs w:val="26"/>
-          <w:lang w:val="en-US"/>
-        </w:rPr>
-        <w:t xml:space="preserve"> </w:t>
-      </w:r>
-      <w:proofErr w:type="spellStart"/>
-      <w:r>
-        <w:rPr>
-          <w:rFonts w:ascii="Times New Roman" w:hAnsi="Times New Roman" w:cs="Times New Roman"/>
-          <w:sz w:val="26"/>
-          <w:szCs w:val="26"/>
-          <w:lang w:val="en-US"/>
-        </w:rPr>
-        <w:t>phòng</w:t>
-      </w:r>
-      <w:proofErr w:type="spellEnd"/>
-      <w:r>
-        <w:rPr>
-          <w:rFonts w:ascii="Times New Roman" w:hAnsi="Times New Roman" w:cs="Times New Roman"/>
-          <w:sz w:val="26"/>
-          <w:szCs w:val="26"/>
-          <w:lang w:val="en-US"/>
-        </w:rPr>
-        <w:t xml:space="preserve"> </w:t>
-      </w:r>
-      <w:proofErr w:type="spellStart"/>
-      <w:r>
-        <w:rPr>
-          <w:rFonts w:ascii="Times New Roman" w:hAnsi="Times New Roman" w:cs="Times New Roman"/>
-          <w:sz w:val="26"/>
-          <w:szCs w:val="26"/>
-          <w:lang w:val="en-US"/>
-        </w:rPr>
-        <w:t>nội</w:t>
-      </w:r>
-      <w:proofErr w:type="spellEnd"/>
-      <w:r>
-        <w:rPr>
-          <w:rFonts w:ascii="Times New Roman" w:hAnsi="Times New Roman" w:cs="Times New Roman"/>
-          <w:sz w:val="26"/>
-          <w:szCs w:val="26"/>
-          <w:lang w:val="en-US"/>
-        </w:rPr>
-        <w:t xml:space="preserve"> </w:t>
-      </w:r>
-      <w:proofErr w:type="spellStart"/>
-      <w:r>
-        <w:rPr>
-          <w:rFonts w:ascii="Times New Roman" w:hAnsi="Times New Roman" w:cs="Times New Roman"/>
-          <w:sz w:val="26"/>
-          <w:szCs w:val="26"/>
-          <w:lang w:val="en-US"/>
-        </w:rPr>
-        <w:t>bộ</w:t>
-      </w:r>
-      <w:proofErr w:type="spellEnd"/>
-      <w:r>
-        <w:rPr>
-          <w:rFonts w:ascii="Times New Roman" w:hAnsi="Times New Roman" w:cs="Times New Roman"/>
-          <w:sz w:val="26"/>
-          <w:szCs w:val="26"/>
-          <w:lang w:val="en-US"/>
-        </w:rPr>
-        <w:t xml:space="preserve"> </w:t>
-      </w:r>
-      <w:proofErr w:type="spellStart"/>
-      <w:r>
-        <w:rPr>
-          <w:rFonts w:ascii="Times New Roman" w:hAnsi="Times New Roman" w:cs="Times New Roman"/>
-          <w:sz w:val="26"/>
-          <w:szCs w:val="26"/>
-          <w:lang w:val="en-US"/>
-        </w:rPr>
-        <w:t>cho</w:t>
-      </w:r>
-      <w:proofErr w:type="spellEnd"/>
-      <w:r>
-        <w:rPr>
-          <w:rFonts w:ascii="Times New Roman" w:hAnsi="Times New Roman" w:cs="Times New Roman"/>
-          <w:sz w:val="26"/>
-          <w:szCs w:val="26"/>
-          <w:lang w:val="en-US"/>
-        </w:rPr>
-        <w:t xml:space="preserve"> </w:t>
-      </w:r>
-      <w:proofErr w:type="spellStart"/>
-      <w:r>
-        <w:rPr>
-          <w:rFonts w:ascii="Times New Roman" w:hAnsi="Times New Roman" w:cs="Times New Roman"/>
-          <w:sz w:val="26"/>
-          <w:szCs w:val="26"/>
-          <w:lang w:val="en-US"/>
-        </w:rPr>
-        <w:t>nhận</w:t>
-      </w:r>
-      <w:proofErr w:type="spellEnd"/>
-      <w:r>
-        <w:rPr>
-          <w:rFonts w:ascii="Times New Roman" w:hAnsi="Times New Roman" w:cs="Times New Roman"/>
-          <w:sz w:val="26"/>
-          <w:szCs w:val="26"/>
-          <w:lang w:val="en-US"/>
-        </w:rPr>
-        <w:t xml:space="preserve"> </w:t>
-      </w:r>
-      <w:proofErr w:type="spellStart"/>
-      <w:r>
-        <w:rPr>
-          <w:rFonts w:ascii="Times New Roman" w:hAnsi="Times New Roman" w:cs="Times New Roman"/>
-          <w:sz w:val="26"/>
-          <w:szCs w:val="26"/>
-          <w:lang w:val="en-US"/>
-        </w:rPr>
-        <w:t>xét</w:t>
-      </w:r>
-      <w:proofErr w:type="spellEnd"/>
-      <w:r>
-        <w:rPr>
-          <w:rFonts w:ascii="Times New Roman" w:hAnsi="Times New Roman" w:cs="Times New Roman"/>
-          <w:sz w:val="26"/>
-          <w:szCs w:val="26"/>
-          <w:lang w:val="en-US"/>
-        </w:rPr>
-        <w:t xml:space="preserve"> </w:t>
-      </w:r>
-      <w:proofErr w:type="spellStart"/>
-      <w:r>
-        <w:rPr>
-          <w:rFonts w:ascii="Times New Roman" w:hAnsi="Times New Roman" w:cs="Times New Roman"/>
-          <w:sz w:val="26"/>
-          <w:szCs w:val="26"/>
-          <w:lang w:val="en-US"/>
-        </w:rPr>
-        <w:t>đơn</w:t>
-      </w:r>
-      <w:proofErr w:type="spellEnd"/>
-      <w:r>
-        <w:rPr>
-          <w:rFonts w:ascii="Times New Roman" w:hAnsi="Times New Roman" w:cs="Times New Roman"/>
-          <w:sz w:val="26"/>
-          <w:szCs w:val="26"/>
-          <w:lang w:val="en-US"/>
-        </w:rPr>
-        <w:t xml:space="preserve"> </w:t>
-      </w:r>
-      <w:proofErr w:type="spellStart"/>
-      <w:r>
-        <w:rPr>
-          <w:rFonts w:ascii="Times New Roman" w:hAnsi="Times New Roman" w:cs="Times New Roman"/>
-          <w:sz w:val="26"/>
-          <w:szCs w:val="26"/>
-          <w:lang w:val="en-US"/>
-        </w:rPr>
-        <w:t>giản</w:t>
-      </w:r>
-      <w:proofErr w:type="spellEnd"/>
-      <w:r>
-        <w:rPr>
-          <w:rFonts w:ascii="Times New Roman" w:hAnsi="Times New Roman" w:cs="Times New Roman"/>
-          <w:sz w:val="26"/>
-          <w:szCs w:val="26"/>
-          <w:lang w:val="en-US"/>
-        </w:rPr>
-        <w:t xml:space="preserve"> </w:t>
-      </w:r>
-      <w:proofErr w:type="spellStart"/>
-      <w:r>
-        <w:rPr>
-          <w:rFonts w:ascii="Times New Roman" w:hAnsi="Times New Roman" w:cs="Times New Roman"/>
-          <w:sz w:val="26"/>
-          <w:szCs w:val="26"/>
-          <w:lang w:val="en-US"/>
-        </w:rPr>
-        <w:t>hơn</w:t>
-      </w:r>
-      <w:proofErr w:type="spellEnd"/>
-      <w:r>
-        <w:rPr>
-          <w:rFonts w:ascii="Times New Roman" w:hAnsi="Times New Roman" w:cs="Times New Roman"/>
-          <w:sz w:val="26"/>
-          <w:szCs w:val="26"/>
-          <w:lang w:val="en-US"/>
-        </w:rPr>
-        <w:t xml:space="preserve">. </w:t>
+        <w:t xml:space="preserve">Phân tích AI phụ thuộc Gemini/Groq; dự phòng nội bộ cho nhận xét đơn giản hơn. </w:t>
       </w:r>
     </w:p>
     <w:p>
@@ -18375,127 +14366,7 @@
           <w:szCs w:val="26"/>
           <w:lang w:val="en-US"/>
         </w:rPr>
-        <w:t xml:space="preserve">Giao </w:t>
-      </w:r>
-      <w:proofErr w:type="spellStart"/>
-      <w:r>
-        <w:rPr>
-          <w:rFonts w:ascii="Times New Roman" w:hAnsi="Times New Roman" w:cs="Times New Roman"/>
-          <w:sz w:val="26"/>
-          <w:szCs w:val="26"/>
-          <w:lang w:val="en-US"/>
-        </w:rPr>
-        <w:t>diện</w:t>
-      </w:r>
-      <w:proofErr w:type="spellEnd"/>
-      <w:r>
-        <w:rPr>
-          <w:rFonts w:ascii="Times New Roman" w:hAnsi="Times New Roman" w:cs="Times New Roman"/>
-          <w:sz w:val="26"/>
-          <w:szCs w:val="26"/>
-          <w:lang w:val="en-US"/>
-        </w:rPr>
-        <w:t xml:space="preserve"> Django Templates </w:t>
-      </w:r>
-      <w:proofErr w:type="spellStart"/>
-      <w:r>
-        <w:rPr>
-          <w:rFonts w:ascii="Times New Roman" w:hAnsi="Times New Roman" w:cs="Times New Roman"/>
-          <w:sz w:val="26"/>
-          <w:szCs w:val="26"/>
-          <w:lang w:val="en-US"/>
-        </w:rPr>
-        <w:t>truyền</w:t>
-      </w:r>
-      <w:proofErr w:type="spellEnd"/>
-      <w:r>
-        <w:rPr>
-          <w:rFonts w:ascii="Times New Roman" w:hAnsi="Times New Roman" w:cs="Times New Roman"/>
-          <w:sz w:val="26"/>
-          <w:szCs w:val="26"/>
-          <w:lang w:val="en-US"/>
-        </w:rPr>
-        <w:t xml:space="preserve"> </w:t>
-      </w:r>
-      <w:proofErr w:type="spellStart"/>
-      <w:r>
-        <w:rPr>
-          <w:rFonts w:ascii="Times New Roman" w:hAnsi="Times New Roman" w:cs="Times New Roman"/>
-          <w:sz w:val="26"/>
-          <w:szCs w:val="26"/>
-          <w:lang w:val="en-US"/>
-        </w:rPr>
-        <w:t>thống</w:t>
-      </w:r>
-      <w:proofErr w:type="spellEnd"/>
-      <w:r>
-        <w:rPr>
-          <w:rFonts w:ascii="Times New Roman" w:hAnsi="Times New Roman" w:cs="Times New Roman"/>
-          <w:sz w:val="26"/>
-          <w:szCs w:val="26"/>
-          <w:lang w:val="en-US"/>
-        </w:rPr>
-        <w:t xml:space="preserve">, </w:t>
-      </w:r>
-      <w:proofErr w:type="spellStart"/>
-      <w:r>
-        <w:rPr>
-          <w:rFonts w:ascii="Times New Roman" w:hAnsi="Times New Roman" w:cs="Times New Roman"/>
-          <w:sz w:val="26"/>
-          <w:szCs w:val="26"/>
-          <w:lang w:val="en-US"/>
-        </w:rPr>
-        <w:t>chưa</w:t>
-      </w:r>
-      <w:proofErr w:type="spellEnd"/>
-      <w:r>
-        <w:rPr>
-          <w:rFonts w:ascii="Times New Roman" w:hAnsi="Times New Roman" w:cs="Times New Roman"/>
-          <w:sz w:val="26"/>
-          <w:szCs w:val="26"/>
-          <w:lang w:val="en-US"/>
-        </w:rPr>
-        <w:t xml:space="preserve"> </w:t>
-      </w:r>
-      <w:proofErr w:type="spellStart"/>
-      <w:r>
-        <w:rPr>
-          <w:rFonts w:ascii="Times New Roman" w:hAnsi="Times New Roman" w:cs="Times New Roman"/>
-          <w:sz w:val="26"/>
-          <w:szCs w:val="26"/>
-          <w:lang w:val="en-US"/>
-        </w:rPr>
-        <w:t>mượt</w:t>
-      </w:r>
-      <w:proofErr w:type="spellEnd"/>
-      <w:r>
-        <w:rPr>
-          <w:rFonts w:ascii="Times New Roman" w:hAnsi="Times New Roman" w:cs="Times New Roman"/>
-          <w:sz w:val="26"/>
-          <w:szCs w:val="26"/>
-          <w:lang w:val="en-US"/>
-        </w:rPr>
-        <w:t xml:space="preserve"> </w:t>
-      </w:r>
-      <w:proofErr w:type="spellStart"/>
-      <w:r>
-        <w:rPr>
-          <w:rFonts w:ascii="Times New Roman" w:hAnsi="Times New Roman" w:cs="Times New Roman"/>
-          <w:sz w:val="26"/>
-          <w:szCs w:val="26"/>
-          <w:lang w:val="en-US"/>
-        </w:rPr>
-        <w:t>như</w:t>
-      </w:r>
-      <w:proofErr w:type="spellEnd"/>
-      <w:r>
-        <w:rPr>
-          <w:rFonts w:ascii="Times New Roman" w:hAnsi="Times New Roman" w:cs="Times New Roman"/>
-          <w:sz w:val="26"/>
-          <w:szCs w:val="26"/>
-          <w:lang w:val="en-US"/>
-        </w:rPr>
-        <w:t xml:space="preserve"> SPA. </w:t>
+        <w:t xml:space="preserve">Giao diện Django Templates truyền thống, chưa mượt như SPA. </w:t>
       </w:r>
     </w:p>
     <w:p>
@@ -18512,7 +14383,6 @@
           <w:lang w:val="en-US"/>
         </w:rPr>
       </w:pPr>
-      <w:proofErr w:type="spellStart"/>
       <w:r>
         <w:rPr>
           <w:rFonts w:ascii="Times New Roman" w:hAnsi="Times New Roman" w:cs="Times New Roman"/>
@@ -18520,177 +14390,7 @@
           <w:szCs w:val="26"/>
           <w:lang w:val="en-US"/>
         </w:rPr>
-        <w:t>Chưa</w:t>
-      </w:r>
-      <w:proofErr w:type="spellEnd"/>
-      <w:r>
-        <w:rPr>
-          <w:rFonts w:ascii="Times New Roman" w:hAnsi="Times New Roman" w:cs="Times New Roman"/>
-          <w:sz w:val="26"/>
-          <w:szCs w:val="26"/>
-          <w:lang w:val="en-US"/>
-        </w:rPr>
-        <w:t xml:space="preserve"> </w:t>
-      </w:r>
-      <w:proofErr w:type="spellStart"/>
-      <w:r>
-        <w:rPr>
-          <w:rFonts w:ascii="Times New Roman" w:hAnsi="Times New Roman" w:cs="Times New Roman"/>
-          <w:sz w:val="26"/>
-          <w:szCs w:val="26"/>
-          <w:lang w:val="en-US"/>
-        </w:rPr>
-        <w:t>có</w:t>
-      </w:r>
-      <w:proofErr w:type="spellEnd"/>
-      <w:r>
-        <w:rPr>
-          <w:rFonts w:ascii="Times New Roman" w:hAnsi="Times New Roman" w:cs="Times New Roman"/>
-          <w:sz w:val="26"/>
-          <w:szCs w:val="26"/>
-          <w:lang w:val="en-US"/>
-        </w:rPr>
-        <w:t xml:space="preserve"> </w:t>
-      </w:r>
-      <w:proofErr w:type="spellStart"/>
-      <w:r>
-        <w:rPr>
-          <w:rFonts w:ascii="Times New Roman" w:hAnsi="Times New Roman" w:cs="Times New Roman"/>
-          <w:sz w:val="26"/>
-          <w:szCs w:val="26"/>
-          <w:lang w:val="en-US"/>
-        </w:rPr>
-        <w:t>thông</w:t>
-      </w:r>
-      <w:proofErr w:type="spellEnd"/>
-      <w:r>
-        <w:rPr>
-          <w:rFonts w:ascii="Times New Roman" w:hAnsi="Times New Roman" w:cs="Times New Roman"/>
-          <w:sz w:val="26"/>
-          <w:szCs w:val="26"/>
-          <w:lang w:val="en-US"/>
-        </w:rPr>
-        <w:t xml:space="preserve"> </w:t>
-      </w:r>
-      <w:proofErr w:type="spellStart"/>
-      <w:r>
-        <w:rPr>
-          <w:rFonts w:ascii="Times New Roman" w:hAnsi="Times New Roman" w:cs="Times New Roman"/>
-          <w:sz w:val="26"/>
-          <w:szCs w:val="26"/>
-          <w:lang w:val="en-US"/>
-        </w:rPr>
-        <w:t>báo</w:t>
-      </w:r>
-      <w:proofErr w:type="spellEnd"/>
-      <w:r>
-        <w:rPr>
-          <w:rFonts w:ascii="Times New Roman" w:hAnsi="Times New Roman" w:cs="Times New Roman"/>
-          <w:sz w:val="26"/>
-          <w:szCs w:val="26"/>
-          <w:lang w:val="en-US"/>
-        </w:rPr>
-        <w:t xml:space="preserve"> </w:t>
-      </w:r>
-      <w:proofErr w:type="spellStart"/>
-      <w:r>
-        <w:rPr>
-          <w:rFonts w:ascii="Times New Roman" w:hAnsi="Times New Roman" w:cs="Times New Roman"/>
-          <w:sz w:val="26"/>
-          <w:szCs w:val="26"/>
-          <w:lang w:val="en-US"/>
-        </w:rPr>
-        <w:t>thời</w:t>
-      </w:r>
-      <w:proofErr w:type="spellEnd"/>
-      <w:r>
-        <w:rPr>
-          <w:rFonts w:ascii="Times New Roman" w:hAnsi="Times New Roman" w:cs="Times New Roman"/>
-          <w:sz w:val="26"/>
-          <w:szCs w:val="26"/>
-          <w:lang w:val="en-US"/>
-        </w:rPr>
-        <w:t xml:space="preserve"> </w:t>
-      </w:r>
-      <w:proofErr w:type="spellStart"/>
-      <w:r>
-        <w:rPr>
-          <w:rFonts w:ascii="Times New Roman" w:hAnsi="Times New Roman" w:cs="Times New Roman"/>
-          <w:sz w:val="26"/>
-          <w:szCs w:val="26"/>
-          <w:lang w:val="en-US"/>
-        </w:rPr>
-        <w:t>gian</w:t>
-      </w:r>
-      <w:proofErr w:type="spellEnd"/>
-      <w:r>
-        <w:rPr>
-          <w:rFonts w:ascii="Times New Roman" w:hAnsi="Times New Roman" w:cs="Times New Roman"/>
-          <w:sz w:val="26"/>
-          <w:szCs w:val="26"/>
-          <w:lang w:val="en-US"/>
-        </w:rPr>
-        <w:t xml:space="preserve"> </w:t>
-      </w:r>
-      <w:proofErr w:type="spellStart"/>
-      <w:r>
-        <w:rPr>
-          <w:rFonts w:ascii="Times New Roman" w:hAnsi="Times New Roman" w:cs="Times New Roman"/>
-          <w:sz w:val="26"/>
-          <w:szCs w:val="26"/>
-          <w:lang w:val="en-US"/>
-        </w:rPr>
-        <w:t>thực</w:t>
-      </w:r>
-      <w:proofErr w:type="spellEnd"/>
-      <w:r>
-        <w:rPr>
-          <w:rFonts w:ascii="Times New Roman" w:hAnsi="Times New Roman" w:cs="Times New Roman"/>
-          <w:sz w:val="26"/>
-          <w:szCs w:val="26"/>
-          <w:lang w:val="en-US"/>
-        </w:rPr>
-        <w:t xml:space="preserve">, </w:t>
-      </w:r>
-      <w:proofErr w:type="spellStart"/>
-      <w:r>
-        <w:rPr>
-          <w:rFonts w:ascii="Times New Roman" w:hAnsi="Times New Roman" w:cs="Times New Roman"/>
-          <w:sz w:val="26"/>
-          <w:szCs w:val="26"/>
-          <w:lang w:val="en-US"/>
-        </w:rPr>
-        <w:t>còn</w:t>
-      </w:r>
-      <w:proofErr w:type="spellEnd"/>
-      <w:r>
-        <w:rPr>
-          <w:rFonts w:ascii="Times New Roman" w:hAnsi="Times New Roman" w:cs="Times New Roman"/>
-          <w:sz w:val="26"/>
-          <w:szCs w:val="26"/>
-          <w:lang w:val="en-US"/>
-        </w:rPr>
-        <w:t xml:space="preserve"> </w:t>
-      </w:r>
-      <w:proofErr w:type="spellStart"/>
-      <w:r>
-        <w:rPr>
-          <w:rFonts w:ascii="Times New Roman" w:hAnsi="Times New Roman" w:cs="Times New Roman"/>
-          <w:sz w:val="26"/>
-          <w:szCs w:val="26"/>
-          <w:lang w:val="en-US"/>
-        </w:rPr>
-        <w:t>dùng</w:t>
-      </w:r>
-      <w:proofErr w:type="spellEnd"/>
-      <w:r>
-        <w:rPr>
-          <w:rFonts w:ascii="Times New Roman" w:hAnsi="Times New Roman" w:cs="Times New Roman"/>
-          <w:sz w:val="26"/>
-          <w:szCs w:val="26"/>
-          <w:lang w:val="en-US"/>
-        </w:rPr>
-        <w:t xml:space="preserve"> polling. </w:t>
+        <w:t xml:space="preserve">Chưa có thông báo thời gian thực, còn dùng polling. </w:t>
       </w:r>
     </w:p>
     <w:p>
@@ -18707,7 +14407,6 @@
           <w:szCs w:val="26"/>
         </w:rPr>
       </w:pPr>
-      <w:proofErr w:type="spellStart"/>
       <w:r>
         <w:rPr>
           <w:rFonts w:ascii="Times New Roman" w:hAnsi="Times New Roman" w:cs="Times New Roman"/>
@@ -18715,177 +14414,7 @@
           <w:szCs w:val="26"/>
           <w:lang w:val="en-US"/>
         </w:rPr>
-        <w:t>Chưa</w:t>
-      </w:r>
-      <w:proofErr w:type="spellEnd"/>
-      <w:r>
-        <w:rPr>
-          <w:rFonts w:ascii="Times New Roman" w:hAnsi="Times New Roman" w:cs="Times New Roman"/>
-          <w:sz w:val="26"/>
-          <w:szCs w:val="26"/>
-          <w:lang w:val="en-US"/>
-        </w:rPr>
-        <w:t xml:space="preserve"> </w:t>
-      </w:r>
-      <w:proofErr w:type="spellStart"/>
-      <w:r>
-        <w:rPr>
-          <w:rFonts w:ascii="Times New Roman" w:hAnsi="Times New Roman" w:cs="Times New Roman"/>
-          <w:sz w:val="26"/>
-          <w:szCs w:val="26"/>
-          <w:lang w:val="en-US"/>
-        </w:rPr>
-        <w:t>kiểm</w:t>
-      </w:r>
-      <w:proofErr w:type="spellEnd"/>
-      <w:r>
-        <w:rPr>
-          <w:rFonts w:ascii="Times New Roman" w:hAnsi="Times New Roman" w:cs="Times New Roman"/>
-          <w:sz w:val="26"/>
-          <w:szCs w:val="26"/>
-          <w:lang w:val="en-US"/>
-        </w:rPr>
-        <w:t xml:space="preserve"> </w:t>
-      </w:r>
-      <w:proofErr w:type="spellStart"/>
-      <w:r>
-        <w:rPr>
-          <w:rFonts w:ascii="Times New Roman" w:hAnsi="Times New Roman" w:cs="Times New Roman"/>
-          <w:sz w:val="26"/>
-          <w:szCs w:val="26"/>
-          <w:lang w:val="en-US"/>
-        </w:rPr>
-        <w:t>thử</w:t>
-      </w:r>
-      <w:proofErr w:type="spellEnd"/>
-      <w:r>
-        <w:rPr>
-          <w:rFonts w:ascii="Times New Roman" w:hAnsi="Times New Roman" w:cs="Times New Roman"/>
-          <w:sz w:val="26"/>
-          <w:szCs w:val="26"/>
-          <w:lang w:val="en-US"/>
-        </w:rPr>
-        <w:t xml:space="preserve"> </w:t>
-      </w:r>
-      <w:proofErr w:type="spellStart"/>
-      <w:r>
-        <w:rPr>
-          <w:rFonts w:ascii="Times New Roman" w:hAnsi="Times New Roman" w:cs="Times New Roman"/>
-          <w:sz w:val="26"/>
-          <w:szCs w:val="26"/>
-          <w:lang w:val="en-US"/>
-        </w:rPr>
-        <w:t>hiệu</w:t>
-      </w:r>
-      <w:proofErr w:type="spellEnd"/>
-      <w:r>
-        <w:rPr>
-          <w:rFonts w:ascii="Times New Roman" w:hAnsi="Times New Roman" w:cs="Times New Roman"/>
-          <w:sz w:val="26"/>
-          <w:szCs w:val="26"/>
-          <w:lang w:val="en-US"/>
-        </w:rPr>
-        <w:t xml:space="preserve"> </w:t>
-      </w:r>
-      <w:proofErr w:type="spellStart"/>
-      <w:r>
-        <w:rPr>
-          <w:rFonts w:ascii="Times New Roman" w:hAnsi="Times New Roman" w:cs="Times New Roman"/>
-          <w:sz w:val="26"/>
-          <w:szCs w:val="26"/>
-          <w:lang w:val="en-US"/>
-        </w:rPr>
-        <w:t>năng</w:t>
-      </w:r>
-      <w:proofErr w:type="spellEnd"/>
-      <w:r>
-        <w:rPr>
-          <w:rFonts w:ascii="Times New Roman" w:hAnsi="Times New Roman" w:cs="Times New Roman"/>
-          <w:sz w:val="26"/>
-          <w:szCs w:val="26"/>
-          <w:lang w:val="en-US"/>
-        </w:rPr>
-        <w:t xml:space="preserve"> ở </w:t>
-      </w:r>
-      <w:proofErr w:type="spellStart"/>
-      <w:r>
-        <w:rPr>
-          <w:rFonts w:ascii="Times New Roman" w:hAnsi="Times New Roman" w:cs="Times New Roman"/>
-          <w:sz w:val="26"/>
-          <w:szCs w:val="26"/>
-          <w:lang w:val="en-US"/>
-        </w:rPr>
-        <w:t>quy</w:t>
-      </w:r>
-      <w:proofErr w:type="spellEnd"/>
-      <w:r>
-        <w:rPr>
-          <w:rFonts w:ascii="Times New Roman" w:hAnsi="Times New Roman" w:cs="Times New Roman"/>
-          <w:sz w:val="26"/>
-          <w:szCs w:val="26"/>
-          <w:lang w:val="en-US"/>
-        </w:rPr>
-        <w:t xml:space="preserve"> </w:t>
-      </w:r>
-      <w:proofErr w:type="spellStart"/>
-      <w:r>
-        <w:rPr>
-          <w:rFonts w:ascii="Times New Roman" w:hAnsi="Times New Roman" w:cs="Times New Roman"/>
-          <w:sz w:val="26"/>
-          <w:szCs w:val="26"/>
-          <w:lang w:val="en-US"/>
-        </w:rPr>
-        <w:t>mô</w:t>
-      </w:r>
-      <w:proofErr w:type="spellEnd"/>
-      <w:r>
-        <w:rPr>
-          <w:rFonts w:ascii="Times New Roman" w:hAnsi="Times New Roman" w:cs="Times New Roman"/>
-          <w:sz w:val="26"/>
-          <w:szCs w:val="26"/>
-          <w:lang w:val="en-US"/>
-        </w:rPr>
-        <w:t xml:space="preserve"> </w:t>
-      </w:r>
-      <w:proofErr w:type="spellStart"/>
-      <w:r>
-        <w:rPr>
-          <w:rFonts w:ascii="Times New Roman" w:hAnsi="Times New Roman" w:cs="Times New Roman"/>
-          <w:sz w:val="26"/>
-          <w:szCs w:val="26"/>
-          <w:lang w:val="en-US"/>
-        </w:rPr>
-        <w:t>tải</w:t>
-      </w:r>
-      <w:proofErr w:type="spellEnd"/>
-      <w:r>
-        <w:rPr>
-          <w:rFonts w:ascii="Times New Roman" w:hAnsi="Times New Roman" w:cs="Times New Roman"/>
-          <w:sz w:val="26"/>
-          <w:szCs w:val="26"/>
-          <w:lang w:val="en-US"/>
-        </w:rPr>
-        <w:t xml:space="preserve"> </w:t>
-      </w:r>
-      <w:proofErr w:type="spellStart"/>
-      <w:r>
-        <w:rPr>
-          <w:rFonts w:ascii="Times New Roman" w:hAnsi="Times New Roman" w:cs="Times New Roman"/>
-          <w:sz w:val="26"/>
-          <w:szCs w:val="26"/>
-          <w:lang w:val="en-US"/>
-        </w:rPr>
-        <w:t>lớn</w:t>
-      </w:r>
-      <w:proofErr w:type="spellEnd"/>
-      <w:r>
-        <w:rPr>
-          <w:rFonts w:ascii="Times New Roman" w:hAnsi="Times New Roman" w:cs="Times New Roman"/>
-          <w:sz w:val="26"/>
-          <w:szCs w:val="26"/>
-          <w:lang w:val="en-US"/>
-        </w:rPr>
-        <w:t>.</w:t>
+        <w:t>Chưa kiểm thử hiệu năng ở quy mô tải lớn.</w:t>
       </w:r>
     </w:p>
     <w:p>
@@ -18948,7 +14477,6 @@
           <w:lang w:val="en-US"/>
         </w:rPr>
       </w:pPr>
-      <w:proofErr w:type="spellStart"/>
       <w:r>
         <w:rPr>
           <w:rFonts w:ascii="Times New Roman" w:eastAsia="Times New Roman" w:hAnsi="Times New Roman" w:cs="Times New Roman"/>
@@ -18956,177 +14484,7 @@
           <w:szCs w:val="26"/>
           <w:lang w:val="en-US"/>
         </w:rPr>
-        <w:t>Bổ</w:t>
-      </w:r>
-      <w:proofErr w:type="spellEnd"/>
-      <w:r>
-        <w:rPr>
-          <w:rFonts w:ascii="Times New Roman" w:eastAsia="Times New Roman" w:hAnsi="Times New Roman" w:cs="Times New Roman"/>
-          <w:sz w:val="26"/>
-          <w:szCs w:val="26"/>
-          <w:lang w:val="en-US"/>
-        </w:rPr>
-        <w:t xml:space="preserve"> sung </w:t>
-      </w:r>
-      <w:proofErr w:type="spellStart"/>
-      <w:r>
-        <w:rPr>
-          <w:rFonts w:ascii="Times New Roman" w:eastAsia="Times New Roman" w:hAnsi="Times New Roman" w:cs="Times New Roman"/>
-          <w:sz w:val="26"/>
-          <w:szCs w:val="26"/>
-          <w:lang w:val="en-US"/>
-        </w:rPr>
-        <w:t>thanh</w:t>
-      </w:r>
-      <w:proofErr w:type="spellEnd"/>
-      <w:r>
-        <w:rPr>
-          <w:rFonts w:ascii="Times New Roman" w:eastAsia="Times New Roman" w:hAnsi="Times New Roman" w:cs="Times New Roman"/>
-          <w:sz w:val="26"/>
-          <w:szCs w:val="26"/>
-          <w:lang w:val="en-US"/>
-        </w:rPr>
-        <w:t xml:space="preserve"> </w:t>
-      </w:r>
-      <w:proofErr w:type="spellStart"/>
-      <w:r>
-        <w:rPr>
-          <w:rFonts w:ascii="Times New Roman" w:eastAsia="Times New Roman" w:hAnsi="Times New Roman" w:cs="Times New Roman"/>
-          <w:sz w:val="26"/>
-          <w:szCs w:val="26"/>
-          <w:lang w:val="en-US"/>
-        </w:rPr>
-        <w:t>toán</w:t>
-      </w:r>
-      <w:proofErr w:type="spellEnd"/>
-      <w:r>
-        <w:rPr>
-          <w:rFonts w:ascii="Times New Roman" w:eastAsia="Times New Roman" w:hAnsi="Times New Roman" w:cs="Times New Roman"/>
-          <w:sz w:val="26"/>
-          <w:szCs w:val="26"/>
-          <w:lang w:val="en-US"/>
-        </w:rPr>
-        <w:t xml:space="preserve"> </w:t>
-      </w:r>
-      <w:proofErr w:type="spellStart"/>
-      <w:r>
-        <w:rPr>
-          <w:rFonts w:ascii="Times New Roman" w:eastAsia="Times New Roman" w:hAnsi="Times New Roman" w:cs="Times New Roman"/>
-          <w:sz w:val="26"/>
-          <w:szCs w:val="26"/>
-          <w:lang w:val="en-US"/>
-        </w:rPr>
-        <w:t>từng</w:t>
-      </w:r>
-      <w:proofErr w:type="spellEnd"/>
-      <w:r>
-        <w:rPr>
-          <w:rFonts w:ascii="Times New Roman" w:eastAsia="Times New Roman" w:hAnsi="Times New Roman" w:cs="Times New Roman"/>
-          <w:sz w:val="26"/>
-          <w:szCs w:val="26"/>
-          <w:lang w:val="en-US"/>
-        </w:rPr>
-        <w:t xml:space="preserve"> </w:t>
-      </w:r>
-      <w:proofErr w:type="spellStart"/>
-      <w:r>
-        <w:rPr>
-          <w:rFonts w:ascii="Times New Roman" w:eastAsia="Times New Roman" w:hAnsi="Times New Roman" w:cs="Times New Roman"/>
-          <w:sz w:val="26"/>
-          <w:szCs w:val="26"/>
-          <w:lang w:val="en-US"/>
-        </w:rPr>
-        <w:t>phần</w:t>
-      </w:r>
-      <w:proofErr w:type="spellEnd"/>
-      <w:r>
-        <w:rPr>
-          <w:rFonts w:ascii="Times New Roman" w:eastAsia="Times New Roman" w:hAnsi="Times New Roman" w:cs="Times New Roman"/>
-          <w:sz w:val="26"/>
-          <w:szCs w:val="26"/>
-          <w:lang w:val="en-US"/>
-        </w:rPr>
-        <w:t xml:space="preserve">, </w:t>
-      </w:r>
-      <w:proofErr w:type="spellStart"/>
-      <w:r>
-        <w:rPr>
-          <w:rFonts w:ascii="Times New Roman" w:eastAsia="Times New Roman" w:hAnsi="Times New Roman" w:cs="Times New Roman"/>
-          <w:sz w:val="26"/>
-          <w:szCs w:val="26"/>
-          <w:lang w:val="en-US"/>
-        </w:rPr>
-        <w:t>hoàn</w:t>
-      </w:r>
-      <w:proofErr w:type="spellEnd"/>
-      <w:r>
-        <w:rPr>
-          <w:rFonts w:ascii="Times New Roman" w:eastAsia="Times New Roman" w:hAnsi="Times New Roman" w:cs="Times New Roman"/>
-          <w:sz w:val="26"/>
-          <w:szCs w:val="26"/>
-          <w:lang w:val="en-US"/>
-        </w:rPr>
-        <w:t xml:space="preserve"> </w:t>
-      </w:r>
-      <w:proofErr w:type="spellStart"/>
-      <w:r>
-        <w:rPr>
-          <w:rFonts w:ascii="Times New Roman" w:eastAsia="Times New Roman" w:hAnsi="Times New Roman" w:cs="Times New Roman"/>
-          <w:sz w:val="26"/>
-          <w:szCs w:val="26"/>
-          <w:lang w:val="en-US"/>
-        </w:rPr>
-        <w:t>tiền</w:t>
-      </w:r>
-      <w:proofErr w:type="spellEnd"/>
-      <w:r>
-        <w:rPr>
-          <w:rFonts w:ascii="Times New Roman" w:eastAsia="Times New Roman" w:hAnsi="Times New Roman" w:cs="Times New Roman"/>
-          <w:sz w:val="26"/>
-          <w:szCs w:val="26"/>
-          <w:lang w:val="en-US"/>
-        </w:rPr>
-        <w:t xml:space="preserve">, </w:t>
-      </w:r>
-      <w:proofErr w:type="spellStart"/>
-      <w:r>
-        <w:rPr>
-          <w:rFonts w:ascii="Times New Roman" w:eastAsia="Times New Roman" w:hAnsi="Times New Roman" w:cs="Times New Roman"/>
-          <w:sz w:val="26"/>
-          <w:szCs w:val="26"/>
-          <w:lang w:val="en-US"/>
-        </w:rPr>
-        <w:t>hoá</w:t>
-      </w:r>
-      <w:proofErr w:type="spellEnd"/>
-      <w:r>
-        <w:rPr>
-          <w:rFonts w:ascii="Times New Roman" w:eastAsia="Times New Roman" w:hAnsi="Times New Roman" w:cs="Times New Roman"/>
-          <w:sz w:val="26"/>
-          <w:szCs w:val="26"/>
-          <w:lang w:val="en-US"/>
-        </w:rPr>
-        <w:t xml:space="preserve"> </w:t>
-      </w:r>
-      <w:proofErr w:type="spellStart"/>
-      <w:r>
-        <w:rPr>
-          <w:rFonts w:ascii="Times New Roman" w:eastAsia="Times New Roman" w:hAnsi="Times New Roman" w:cs="Times New Roman"/>
-          <w:sz w:val="26"/>
-          <w:szCs w:val="26"/>
-          <w:lang w:val="en-US"/>
-        </w:rPr>
-        <w:t>đơn</w:t>
-      </w:r>
-      <w:proofErr w:type="spellEnd"/>
-      <w:r>
-        <w:rPr>
-          <w:rFonts w:ascii="Times New Roman" w:eastAsia="Times New Roman" w:hAnsi="Times New Roman" w:cs="Times New Roman"/>
-          <w:sz w:val="26"/>
-          <w:szCs w:val="26"/>
-          <w:lang w:val="en-US"/>
-        </w:rPr>
-        <w:t xml:space="preserve"> VAT. </w:t>
+        <w:t xml:space="preserve">Bổ sung thanh toán từng phần, hoàn tiền, hoá đơn VAT. </w:t>
       </w:r>
     </w:p>
     <w:p>
@@ -19152,107 +14510,7 @@
           <w:szCs w:val="26"/>
           <w:lang w:val="en-US"/>
         </w:rPr>
-        <w:t xml:space="preserve">Thông </w:t>
-      </w:r>
-      <w:proofErr w:type="spellStart"/>
-      <w:r>
-        <w:rPr>
-          <w:rFonts w:ascii="Times New Roman" w:eastAsia="Times New Roman" w:hAnsi="Times New Roman" w:cs="Times New Roman"/>
-          <w:sz w:val="26"/>
-          <w:szCs w:val="26"/>
-          <w:lang w:val="en-US"/>
-        </w:rPr>
-        <w:t>báo</w:t>
-      </w:r>
-      <w:proofErr w:type="spellEnd"/>
-      <w:r>
-        <w:rPr>
-          <w:rFonts w:ascii="Times New Roman" w:eastAsia="Times New Roman" w:hAnsi="Times New Roman" w:cs="Times New Roman"/>
-          <w:sz w:val="26"/>
-          <w:szCs w:val="26"/>
-          <w:lang w:val="en-US"/>
-        </w:rPr>
-        <w:t xml:space="preserve"> </w:t>
-      </w:r>
-      <w:proofErr w:type="spellStart"/>
-      <w:r>
-        <w:rPr>
-          <w:rFonts w:ascii="Times New Roman" w:eastAsia="Times New Roman" w:hAnsi="Times New Roman" w:cs="Times New Roman"/>
-          <w:sz w:val="26"/>
-          <w:szCs w:val="26"/>
-          <w:lang w:val="en-US"/>
-        </w:rPr>
-        <w:t>thời</w:t>
-      </w:r>
-      <w:proofErr w:type="spellEnd"/>
-      <w:r>
-        <w:rPr>
-          <w:rFonts w:ascii="Times New Roman" w:eastAsia="Times New Roman" w:hAnsi="Times New Roman" w:cs="Times New Roman"/>
-          <w:sz w:val="26"/>
-          <w:szCs w:val="26"/>
-          <w:lang w:val="en-US"/>
-        </w:rPr>
-        <w:t xml:space="preserve"> </w:t>
-      </w:r>
-      <w:proofErr w:type="spellStart"/>
-      <w:r>
-        <w:rPr>
-          <w:rFonts w:ascii="Times New Roman" w:eastAsia="Times New Roman" w:hAnsi="Times New Roman" w:cs="Times New Roman"/>
-          <w:sz w:val="26"/>
-          <w:szCs w:val="26"/>
-          <w:lang w:val="en-US"/>
-        </w:rPr>
-        <w:t>gian</w:t>
-      </w:r>
-      <w:proofErr w:type="spellEnd"/>
-      <w:r>
-        <w:rPr>
-          <w:rFonts w:ascii="Times New Roman" w:eastAsia="Times New Roman" w:hAnsi="Times New Roman" w:cs="Times New Roman"/>
-          <w:sz w:val="26"/>
-          <w:szCs w:val="26"/>
-          <w:lang w:val="en-US"/>
-        </w:rPr>
-        <w:t xml:space="preserve"> </w:t>
-      </w:r>
-      <w:proofErr w:type="spellStart"/>
-      <w:r>
-        <w:rPr>
-          <w:rFonts w:ascii="Times New Roman" w:eastAsia="Times New Roman" w:hAnsi="Times New Roman" w:cs="Times New Roman"/>
-          <w:sz w:val="26"/>
-          <w:szCs w:val="26"/>
-          <w:lang w:val="en-US"/>
-        </w:rPr>
-        <w:t>thực</w:t>
-      </w:r>
-      <w:proofErr w:type="spellEnd"/>
-      <w:r>
-        <w:rPr>
-          <w:rFonts w:ascii="Times New Roman" w:eastAsia="Times New Roman" w:hAnsi="Times New Roman" w:cs="Times New Roman"/>
-          <w:sz w:val="26"/>
-          <w:szCs w:val="26"/>
-          <w:lang w:val="en-US"/>
-        </w:rPr>
-        <w:t xml:space="preserve"> </w:t>
-      </w:r>
-      <w:proofErr w:type="spellStart"/>
-      <w:r>
-        <w:rPr>
-          <w:rFonts w:ascii="Times New Roman" w:eastAsia="Times New Roman" w:hAnsi="Times New Roman" w:cs="Times New Roman"/>
-          <w:sz w:val="26"/>
-          <w:szCs w:val="26"/>
-          <w:lang w:val="en-US"/>
-        </w:rPr>
-        <w:t>bằng</w:t>
-      </w:r>
-      <w:proofErr w:type="spellEnd"/>
-      <w:r>
-        <w:rPr>
-          <w:rFonts w:ascii="Times New Roman" w:eastAsia="Times New Roman" w:hAnsi="Times New Roman" w:cs="Times New Roman"/>
-          <w:sz w:val="26"/>
-          <w:szCs w:val="26"/>
-          <w:lang w:val="en-US"/>
-        </w:rPr>
-        <w:t xml:space="preserve"> WebSocket. </w:t>
+        <w:t xml:space="preserve">Thông báo thời gian thực bằng WebSocket. </w:t>
       </w:r>
     </w:p>
     <w:p>
@@ -19271,7 +14529,6 @@
           <w:lang w:val="en-US"/>
         </w:rPr>
       </w:pPr>
-      <w:proofErr w:type="spellStart"/>
       <w:r>
         <w:rPr>
           <w:rFonts w:ascii="Times New Roman" w:eastAsia="Times New Roman" w:hAnsi="Times New Roman" w:cs="Times New Roman"/>
@@ -19279,117 +14536,7 @@
           <w:szCs w:val="26"/>
           <w:lang w:val="en-US"/>
         </w:rPr>
-        <w:t>Nâng</w:t>
-      </w:r>
-      <w:proofErr w:type="spellEnd"/>
-      <w:r>
-        <w:rPr>
-          <w:rFonts w:ascii="Times New Roman" w:eastAsia="Times New Roman" w:hAnsi="Times New Roman" w:cs="Times New Roman"/>
-          <w:sz w:val="26"/>
-          <w:szCs w:val="26"/>
-          <w:lang w:val="en-US"/>
-        </w:rPr>
-        <w:t xml:space="preserve"> </w:t>
-      </w:r>
-      <w:proofErr w:type="spellStart"/>
-      <w:r>
-        <w:rPr>
-          <w:rFonts w:ascii="Times New Roman" w:eastAsia="Times New Roman" w:hAnsi="Times New Roman" w:cs="Times New Roman"/>
-          <w:sz w:val="26"/>
-          <w:szCs w:val="26"/>
-          <w:lang w:val="en-US"/>
-        </w:rPr>
-        <w:t>cấp</w:t>
-      </w:r>
-      <w:proofErr w:type="spellEnd"/>
-      <w:r>
-        <w:rPr>
-          <w:rFonts w:ascii="Times New Roman" w:eastAsia="Times New Roman" w:hAnsi="Times New Roman" w:cs="Times New Roman"/>
-          <w:sz w:val="26"/>
-          <w:szCs w:val="26"/>
-          <w:lang w:val="en-US"/>
-        </w:rPr>
-        <w:t xml:space="preserve"> </w:t>
-      </w:r>
-      <w:proofErr w:type="spellStart"/>
-      <w:r>
-        <w:rPr>
-          <w:rFonts w:ascii="Times New Roman" w:eastAsia="Times New Roman" w:hAnsi="Times New Roman" w:cs="Times New Roman"/>
-          <w:sz w:val="26"/>
-          <w:szCs w:val="26"/>
-          <w:lang w:val="en-US"/>
-        </w:rPr>
-        <w:t>giao</w:t>
-      </w:r>
-      <w:proofErr w:type="spellEnd"/>
-      <w:r>
-        <w:rPr>
-          <w:rFonts w:ascii="Times New Roman" w:eastAsia="Times New Roman" w:hAnsi="Times New Roman" w:cs="Times New Roman"/>
-          <w:sz w:val="26"/>
-          <w:szCs w:val="26"/>
-          <w:lang w:val="en-US"/>
-        </w:rPr>
-        <w:t xml:space="preserve"> </w:t>
-      </w:r>
-      <w:proofErr w:type="spellStart"/>
-      <w:r>
-        <w:rPr>
-          <w:rFonts w:ascii="Times New Roman" w:eastAsia="Times New Roman" w:hAnsi="Times New Roman" w:cs="Times New Roman"/>
-          <w:sz w:val="26"/>
-          <w:szCs w:val="26"/>
-          <w:lang w:val="en-US"/>
-        </w:rPr>
-        <w:t>diện</w:t>
-      </w:r>
-      <w:proofErr w:type="spellEnd"/>
-      <w:r>
-        <w:rPr>
-          <w:rFonts w:ascii="Times New Roman" w:eastAsia="Times New Roman" w:hAnsi="Times New Roman" w:cs="Times New Roman"/>
-          <w:sz w:val="26"/>
-          <w:szCs w:val="26"/>
-          <w:lang w:val="en-US"/>
-        </w:rPr>
-        <w:t xml:space="preserve"> </w:t>
-      </w:r>
-      <w:proofErr w:type="spellStart"/>
-      <w:r>
-        <w:rPr>
-          <w:rFonts w:ascii="Times New Roman" w:eastAsia="Times New Roman" w:hAnsi="Times New Roman" w:cs="Times New Roman"/>
-          <w:sz w:val="26"/>
-          <w:szCs w:val="26"/>
-          <w:lang w:val="en-US"/>
-        </w:rPr>
-        <w:t>theo</w:t>
-      </w:r>
-      <w:proofErr w:type="spellEnd"/>
-      <w:r>
-        <w:rPr>
-          <w:rFonts w:ascii="Times New Roman" w:eastAsia="Times New Roman" w:hAnsi="Times New Roman" w:cs="Times New Roman"/>
-          <w:sz w:val="26"/>
-          <w:szCs w:val="26"/>
-          <w:lang w:val="en-US"/>
-        </w:rPr>
-        <w:t xml:space="preserve"> </w:t>
-      </w:r>
-      <w:proofErr w:type="spellStart"/>
-      <w:r>
-        <w:rPr>
-          <w:rFonts w:ascii="Times New Roman" w:eastAsia="Times New Roman" w:hAnsi="Times New Roman" w:cs="Times New Roman"/>
-          <w:sz w:val="26"/>
-          <w:szCs w:val="26"/>
-          <w:lang w:val="en-US"/>
-        </w:rPr>
-        <w:t>hướng</w:t>
-      </w:r>
-      <w:proofErr w:type="spellEnd"/>
-      <w:r>
-        <w:rPr>
-          <w:rFonts w:ascii="Times New Roman" w:eastAsia="Times New Roman" w:hAnsi="Times New Roman" w:cs="Times New Roman"/>
-          <w:sz w:val="26"/>
-          <w:szCs w:val="26"/>
-          <w:lang w:val="en-US"/>
-        </w:rPr>
-        <w:t xml:space="preserve"> SPA/HTMX. </w:t>
+        <w:t xml:space="preserve">Nâng cấp giao diện theo hướng SPA/HTMX. </w:t>
       </w:r>
     </w:p>
     <w:p>
@@ -19408,7 +14555,6 @@
           <w:lang w:val="en-US"/>
         </w:rPr>
       </w:pPr>
-      <w:proofErr w:type="spellStart"/>
       <w:r>
         <w:rPr>
           <w:rFonts w:ascii="Times New Roman" w:eastAsia="Times New Roman" w:hAnsi="Times New Roman" w:cs="Times New Roman"/>
@@ -19416,157 +14562,7 @@
           <w:szCs w:val="26"/>
           <w:lang w:val="en-US"/>
         </w:rPr>
-        <w:t>Phát</w:t>
-      </w:r>
-      <w:proofErr w:type="spellEnd"/>
-      <w:r>
-        <w:rPr>
-          <w:rFonts w:ascii="Times New Roman" w:eastAsia="Times New Roman" w:hAnsi="Times New Roman" w:cs="Times New Roman"/>
-          <w:sz w:val="26"/>
-          <w:szCs w:val="26"/>
-          <w:lang w:val="en-US"/>
-        </w:rPr>
-        <w:t xml:space="preserve"> </w:t>
-      </w:r>
-      <w:proofErr w:type="spellStart"/>
-      <w:r>
-        <w:rPr>
-          <w:rFonts w:ascii="Times New Roman" w:eastAsia="Times New Roman" w:hAnsi="Times New Roman" w:cs="Times New Roman"/>
-          <w:sz w:val="26"/>
-          <w:szCs w:val="26"/>
-          <w:lang w:val="en-US"/>
-        </w:rPr>
-        <w:t>triển</w:t>
-      </w:r>
-      <w:proofErr w:type="spellEnd"/>
-      <w:r>
-        <w:rPr>
-          <w:rFonts w:ascii="Times New Roman" w:eastAsia="Times New Roman" w:hAnsi="Times New Roman" w:cs="Times New Roman"/>
-          <w:sz w:val="26"/>
-          <w:szCs w:val="26"/>
-          <w:lang w:val="en-US"/>
-        </w:rPr>
-        <w:t xml:space="preserve"> </w:t>
-      </w:r>
-      <w:proofErr w:type="spellStart"/>
-      <w:r>
-        <w:rPr>
-          <w:rFonts w:ascii="Times New Roman" w:eastAsia="Times New Roman" w:hAnsi="Times New Roman" w:cs="Times New Roman"/>
-          <w:sz w:val="26"/>
-          <w:szCs w:val="26"/>
-          <w:lang w:val="en-US"/>
-        </w:rPr>
-        <w:t>ứng</w:t>
-      </w:r>
-      <w:proofErr w:type="spellEnd"/>
-      <w:r>
-        <w:rPr>
-          <w:rFonts w:ascii="Times New Roman" w:eastAsia="Times New Roman" w:hAnsi="Times New Roman" w:cs="Times New Roman"/>
-          <w:sz w:val="26"/>
-          <w:szCs w:val="26"/>
-          <w:lang w:val="en-US"/>
-        </w:rPr>
-        <w:t xml:space="preserve"> </w:t>
-      </w:r>
-      <w:proofErr w:type="spellStart"/>
-      <w:r>
-        <w:rPr>
-          <w:rFonts w:ascii="Times New Roman" w:eastAsia="Times New Roman" w:hAnsi="Times New Roman" w:cs="Times New Roman"/>
-          <w:sz w:val="26"/>
-          <w:szCs w:val="26"/>
-          <w:lang w:val="en-US"/>
-        </w:rPr>
-        <w:t>dụng</w:t>
-      </w:r>
-      <w:proofErr w:type="spellEnd"/>
-      <w:r>
-        <w:rPr>
-          <w:rFonts w:ascii="Times New Roman" w:eastAsia="Times New Roman" w:hAnsi="Times New Roman" w:cs="Times New Roman"/>
-          <w:sz w:val="26"/>
-          <w:szCs w:val="26"/>
-          <w:lang w:val="en-US"/>
-        </w:rPr>
-        <w:t xml:space="preserve"> di </w:t>
-      </w:r>
-      <w:proofErr w:type="spellStart"/>
-      <w:r>
-        <w:rPr>
-          <w:rFonts w:ascii="Times New Roman" w:eastAsia="Times New Roman" w:hAnsi="Times New Roman" w:cs="Times New Roman"/>
-          <w:sz w:val="26"/>
-          <w:szCs w:val="26"/>
-          <w:lang w:val="en-US"/>
-        </w:rPr>
-        <w:t>động</w:t>
-      </w:r>
-      <w:proofErr w:type="spellEnd"/>
-      <w:r>
-        <w:rPr>
-          <w:rFonts w:ascii="Times New Roman" w:eastAsia="Times New Roman" w:hAnsi="Times New Roman" w:cs="Times New Roman"/>
-          <w:sz w:val="26"/>
-          <w:szCs w:val="26"/>
-          <w:lang w:val="en-US"/>
-        </w:rPr>
-        <w:t xml:space="preserve"> </w:t>
-      </w:r>
-      <w:proofErr w:type="spellStart"/>
-      <w:r>
-        <w:rPr>
-          <w:rFonts w:ascii="Times New Roman" w:eastAsia="Times New Roman" w:hAnsi="Times New Roman" w:cs="Times New Roman"/>
-          <w:sz w:val="26"/>
-          <w:szCs w:val="26"/>
-          <w:lang w:val="en-US"/>
-        </w:rPr>
-        <w:t>hoặc</w:t>
-      </w:r>
-      <w:proofErr w:type="spellEnd"/>
-      <w:r>
-        <w:rPr>
-          <w:rFonts w:ascii="Times New Roman" w:eastAsia="Times New Roman" w:hAnsi="Times New Roman" w:cs="Times New Roman"/>
-          <w:sz w:val="26"/>
-          <w:szCs w:val="26"/>
-          <w:lang w:val="en-US"/>
-        </w:rPr>
-        <w:t xml:space="preserve"> </w:t>
-      </w:r>
-      <w:proofErr w:type="spellStart"/>
-      <w:r>
-        <w:rPr>
-          <w:rFonts w:ascii="Times New Roman" w:eastAsia="Times New Roman" w:hAnsi="Times New Roman" w:cs="Times New Roman"/>
-          <w:sz w:val="26"/>
-          <w:szCs w:val="26"/>
-          <w:lang w:val="en-US"/>
-        </w:rPr>
-        <w:t>giao</w:t>
-      </w:r>
-      <w:proofErr w:type="spellEnd"/>
-      <w:r>
-        <w:rPr>
-          <w:rFonts w:ascii="Times New Roman" w:eastAsia="Times New Roman" w:hAnsi="Times New Roman" w:cs="Times New Roman"/>
-          <w:sz w:val="26"/>
-          <w:szCs w:val="26"/>
-          <w:lang w:val="en-US"/>
-        </w:rPr>
-        <w:t xml:space="preserve"> </w:t>
-      </w:r>
-      <w:proofErr w:type="spellStart"/>
-      <w:r>
-        <w:rPr>
-          <w:rFonts w:ascii="Times New Roman" w:eastAsia="Times New Roman" w:hAnsi="Times New Roman" w:cs="Times New Roman"/>
-          <w:sz w:val="26"/>
-          <w:szCs w:val="26"/>
-          <w:lang w:val="en-US"/>
-        </w:rPr>
-        <w:t>diện</w:t>
-      </w:r>
-      <w:proofErr w:type="spellEnd"/>
-      <w:r>
-        <w:rPr>
-          <w:rFonts w:ascii="Times New Roman" w:eastAsia="Times New Roman" w:hAnsi="Times New Roman" w:cs="Times New Roman"/>
-          <w:sz w:val="26"/>
-          <w:szCs w:val="26"/>
-          <w:lang w:val="en-US"/>
-        </w:rPr>
-        <w:t xml:space="preserve"> POS terminal. </w:t>
+        <w:t xml:space="preserve">Phát triển ứng dụng di động hoặc giao diện POS terminal. </w:t>
       </w:r>
     </w:p>
     <w:p>
@@ -19585,7 +14581,6 @@
           <w:lang w:val="en-US"/>
         </w:rPr>
       </w:pPr>
-      <w:proofErr w:type="spellStart"/>
       <w:r>
         <w:rPr>
           <w:rFonts w:ascii="Times New Roman" w:eastAsia="Times New Roman" w:hAnsi="Times New Roman" w:cs="Times New Roman"/>
@@ -19593,177 +14588,7 @@
           <w:szCs w:val="26"/>
           <w:lang w:val="en-US"/>
         </w:rPr>
-        <w:t>Tối</w:t>
-      </w:r>
-      <w:proofErr w:type="spellEnd"/>
-      <w:r>
-        <w:rPr>
-          <w:rFonts w:ascii="Times New Roman" w:eastAsia="Times New Roman" w:hAnsi="Times New Roman" w:cs="Times New Roman"/>
-          <w:sz w:val="26"/>
-          <w:szCs w:val="26"/>
-          <w:lang w:val="en-US"/>
-        </w:rPr>
-        <w:t xml:space="preserve"> </w:t>
-      </w:r>
-      <w:proofErr w:type="spellStart"/>
-      <w:r>
-        <w:rPr>
-          <w:rFonts w:ascii="Times New Roman" w:eastAsia="Times New Roman" w:hAnsi="Times New Roman" w:cs="Times New Roman"/>
-          <w:sz w:val="26"/>
-          <w:szCs w:val="26"/>
-          <w:lang w:val="en-US"/>
-        </w:rPr>
-        <w:t>ưu</w:t>
-      </w:r>
-      <w:proofErr w:type="spellEnd"/>
-      <w:r>
-        <w:rPr>
-          <w:rFonts w:ascii="Times New Roman" w:eastAsia="Times New Roman" w:hAnsi="Times New Roman" w:cs="Times New Roman"/>
-          <w:sz w:val="26"/>
-          <w:szCs w:val="26"/>
-          <w:lang w:val="en-US"/>
-        </w:rPr>
-        <w:t xml:space="preserve"> </w:t>
-      </w:r>
-      <w:proofErr w:type="spellStart"/>
-      <w:r>
-        <w:rPr>
-          <w:rFonts w:ascii="Times New Roman" w:eastAsia="Times New Roman" w:hAnsi="Times New Roman" w:cs="Times New Roman"/>
-          <w:sz w:val="26"/>
-          <w:szCs w:val="26"/>
-          <w:lang w:val="en-US"/>
-        </w:rPr>
-        <w:t>hiệu</w:t>
-      </w:r>
-      <w:proofErr w:type="spellEnd"/>
-      <w:r>
-        <w:rPr>
-          <w:rFonts w:ascii="Times New Roman" w:eastAsia="Times New Roman" w:hAnsi="Times New Roman" w:cs="Times New Roman"/>
-          <w:sz w:val="26"/>
-          <w:szCs w:val="26"/>
-          <w:lang w:val="en-US"/>
-        </w:rPr>
-        <w:t xml:space="preserve"> </w:t>
-      </w:r>
-      <w:proofErr w:type="spellStart"/>
-      <w:r>
-        <w:rPr>
-          <w:rFonts w:ascii="Times New Roman" w:eastAsia="Times New Roman" w:hAnsi="Times New Roman" w:cs="Times New Roman"/>
-          <w:sz w:val="26"/>
-          <w:szCs w:val="26"/>
-          <w:lang w:val="en-US"/>
-        </w:rPr>
-        <w:t>năng</w:t>
-      </w:r>
-      <w:proofErr w:type="spellEnd"/>
-      <w:r>
-        <w:rPr>
-          <w:rFonts w:ascii="Times New Roman" w:eastAsia="Times New Roman" w:hAnsi="Times New Roman" w:cs="Times New Roman"/>
-          <w:sz w:val="26"/>
-          <w:szCs w:val="26"/>
-          <w:lang w:val="en-US"/>
-        </w:rPr>
-        <w:t xml:space="preserve">, </w:t>
-      </w:r>
-      <w:proofErr w:type="spellStart"/>
-      <w:r>
-        <w:rPr>
-          <w:rFonts w:ascii="Times New Roman" w:eastAsia="Times New Roman" w:hAnsi="Times New Roman" w:cs="Times New Roman"/>
-          <w:sz w:val="26"/>
-          <w:szCs w:val="26"/>
-          <w:lang w:val="en-US"/>
-        </w:rPr>
-        <w:t>thêm</w:t>
-      </w:r>
-      <w:proofErr w:type="spellEnd"/>
-      <w:r>
-        <w:rPr>
-          <w:rFonts w:ascii="Times New Roman" w:eastAsia="Times New Roman" w:hAnsi="Times New Roman" w:cs="Times New Roman"/>
-          <w:sz w:val="26"/>
-          <w:szCs w:val="26"/>
-          <w:lang w:val="en-US"/>
-        </w:rPr>
-        <w:t xml:space="preserve"> cache, </w:t>
-      </w:r>
-      <w:proofErr w:type="spellStart"/>
-      <w:r>
-        <w:rPr>
-          <w:rFonts w:ascii="Times New Roman" w:eastAsia="Times New Roman" w:hAnsi="Times New Roman" w:cs="Times New Roman"/>
-          <w:sz w:val="26"/>
-          <w:szCs w:val="26"/>
-          <w:lang w:val="en-US"/>
-        </w:rPr>
-        <w:t>kiểm</w:t>
-      </w:r>
-      <w:proofErr w:type="spellEnd"/>
-      <w:r>
-        <w:rPr>
-          <w:rFonts w:ascii="Times New Roman" w:eastAsia="Times New Roman" w:hAnsi="Times New Roman" w:cs="Times New Roman"/>
-          <w:sz w:val="26"/>
-          <w:szCs w:val="26"/>
-          <w:lang w:val="en-US"/>
-        </w:rPr>
-        <w:t xml:space="preserve"> </w:t>
-      </w:r>
-      <w:proofErr w:type="spellStart"/>
-      <w:r>
-        <w:rPr>
-          <w:rFonts w:ascii="Times New Roman" w:eastAsia="Times New Roman" w:hAnsi="Times New Roman" w:cs="Times New Roman"/>
-          <w:sz w:val="26"/>
-          <w:szCs w:val="26"/>
-          <w:lang w:val="en-US"/>
-        </w:rPr>
-        <w:t>thử</w:t>
-      </w:r>
-      <w:proofErr w:type="spellEnd"/>
-      <w:r>
-        <w:rPr>
-          <w:rFonts w:ascii="Times New Roman" w:eastAsia="Times New Roman" w:hAnsi="Times New Roman" w:cs="Times New Roman"/>
-          <w:sz w:val="26"/>
-          <w:szCs w:val="26"/>
-          <w:lang w:val="en-US"/>
-        </w:rPr>
-        <w:t xml:space="preserve"> </w:t>
-      </w:r>
-      <w:proofErr w:type="spellStart"/>
-      <w:r>
-        <w:rPr>
-          <w:rFonts w:ascii="Times New Roman" w:eastAsia="Times New Roman" w:hAnsi="Times New Roman" w:cs="Times New Roman"/>
-          <w:sz w:val="26"/>
-          <w:szCs w:val="26"/>
-          <w:lang w:val="en-US"/>
-        </w:rPr>
-        <w:t>tải</w:t>
-      </w:r>
-      <w:proofErr w:type="spellEnd"/>
-      <w:r>
-        <w:rPr>
-          <w:rFonts w:ascii="Times New Roman" w:eastAsia="Times New Roman" w:hAnsi="Times New Roman" w:cs="Times New Roman"/>
-          <w:sz w:val="26"/>
-          <w:szCs w:val="26"/>
-          <w:lang w:val="en-US"/>
-        </w:rPr>
-        <w:t xml:space="preserve"> </w:t>
-      </w:r>
-      <w:proofErr w:type="spellStart"/>
-      <w:r>
-        <w:rPr>
-          <w:rFonts w:ascii="Times New Roman" w:eastAsia="Times New Roman" w:hAnsi="Times New Roman" w:cs="Times New Roman"/>
-          <w:sz w:val="26"/>
-          <w:szCs w:val="26"/>
-          <w:lang w:val="en-US"/>
-        </w:rPr>
-        <w:t>lớn</w:t>
-      </w:r>
-      <w:proofErr w:type="spellEnd"/>
-      <w:r>
-        <w:rPr>
-          <w:rFonts w:ascii="Times New Roman" w:eastAsia="Times New Roman" w:hAnsi="Times New Roman" w:cs="Times New Roman"/>
-          <w:sz w:val="26"/>
-          <w:szCs w:val="26"/>
-          <w:lang w:val="en-US"/>
-        </w:rPr>
-        <w:t xml:space="preserve">. </w:t>
+        <w:t xml:space="preserve">Tối ưu hiệu năng, thêm cache, kiểm thử tải lớn. </w:t>
       </w:r>
     </w:p>
     <w:p>
@@ -19782,7 +14607,6 @@
           <w:lang w:val="en-US"/>
         </w:rPr>
       </w:pPr>
-      <w:proofErr w:type="spellStart"/>
       <w:r>
         <w:rPr>
           <w:rFonts w:ascii="Times New Roman" w:eastAsia="Times New Roman" w:hAnsi="Times New Roman" w:cs="Times New Roman"/>
@@ -19790,177 +14614,7 @@
           <w:szCs w:val="26"/>
           <w:lang w:val="en-US"/>
         </w:rPr>
-        <w:t>Tích</w:t>
-      </w:r>
-      <w:proofErr w:type="spellEnd"/>
-      <w:r>
-        <w:rPr>
-          <w:rFonts w:ascii="Times New Roman" w:eastAsia="Times New Roman" w:hAnsi="Times New Roman" w:cs="Times New Roman"/>
-          <w:sz w:val="26"/>
-          <w:szCs w:val="26"/>
-          <w:lang w:val="en-US"/>
-        </w:rPr>
-        <w:t xml:space="preserve"> </w:t>
-      </w:r>
-      <w:proofErr w:type="spellStart"/>
-      <w:r>
-        <w:rPr>
-          <w:rFonts w:ascii="Times New Roman" w:eastAsia="Times New Roman" w:hAnsi="Times New Roman" w:cs="Times New Roman"/>
-          <w:sz w:val="26"/>
-          <w:szCs w:val="26"/>
-          <w:lang w:val="en-US"/>
-        </w:rPr>
-        <w:t>hợp</w:t>
-      </w:r>
-      <w:proofErr w:type="spellEnd"/>
-      <w:r>
-        <w:rPr>
-          <w:rFonts w:ascii="Times New Roman" w:eastAsia="Times New Roman" w:hAnsi="Times New Roman" w:cs="Times New Roman"/>
-          <w:sz w:val="26"/>
-          <w:szCs w:val="26"/>
-          <w:lang w:val="en-US"/>
-        </w:rPr>
-        <w:t xml:space="preserve"> </w:t>
-      </w:r>
-      <w:proofErr w:type="spellStart"/>
-      <w:r>
-        <w:rPr>
-          <w:rFonts w:ascii="Times New Roman" w:eastAsia="Times New Roman" w:hAnsi="Times New Roman" w:cs="Times New Roman"/>
-          <w:sz w:val="26"/>
-          <w:szCs w:val="26"/>
-          <w:lang w:val="en-US"/>
-        </w:rPr>
-        <w:t>thêm</w:t>
-      </w:r>
-      <w:proofErr w:type="spellEnd"/>
-      <w:r>
-        <w:rPr>
-          <w:rFonts w:ascii="Times New Roman" w:eastAsia="Times New Roman" w:hAnsi="Times New Roman" w:cs="Times New Roman"/>
-          <w:sz w:val="26"/>
-          <w:szCs w:val="26"/>
-          <w:lang w:val="en-US"/>
-        </w:rPr>
-        <w:t xml:space="preserve"> </w:t>
-      </w:r>
-      <w:proofErr w:type="spellStart"/>
-      <w:r>
-        <w:rPr>
-          <w:rFonts w:ascii="Times New Roman" w:eastAsia="Times New Roman" w:hAnsi="Times New Roman" w:cs="Times New Roman"/>
-          <w:sz w:val="26"/>
-          <w:szCs w:val="26"/>
-          <w:lang w:val="en-US"/>
-        </w:rPr>
-        <w:t>cổng</w:t>
-      </w:r>
-      <w:proofErr w:type="spellEnd"/>
-      <w:r>
-        <w:rPr>
-          <w:rFonts w:ascii="Times New Roman" w:eastAsia="Times New Roman" w:hAnsi="Times New Roman" w:cs="Times New Roman"/>
-          <w:sz w:val="26"/>
-          <w:szCs w:val="26"/>
-          <w:lang w:val="en-US"/>
-        </w:rPr>
-        <w:t xml:space="preserve"> </w:t>
-      </w:r>
-      <w:proofErr w:type="spellStart"/>
-      <w:r>
-        <w:rPr>
-          <w:rFonts w:ascii="Times New Roman" w:eastAsia="Times New Roman" w:hAnsi="Times New Roman" w:cs="Times New Roman"/>
-          <w:sz w:val="26"/>
-          <w:szCs w:val="26"/>
-          <w:lang w:val="en-US"/>
-        </w:rPr>
-        <w:t>thanh</w:t>
-      </w:r>
-      <w:proofErr w:type="spellEnd"/>
-      <w:r>
-        <w:rPr>
-          <w:rFonts w:ascii="Times New Roman" w:eastAsia="Times New Roman" w:hAnsi="Times New Roman" w:cs="Times New Roman"/>
-          <w:sz w:val="26"/>
-          <w:szCs w:val="26"/>
-          <w:lang w:val="en-US"/>
-        </w:rPr>
-        <w:t xml:space="preserve"> </w:t>
-      </w:r>
-      <w:proofErr w:type="spellStart"/>
-      <w:r>
-        <w:rPr>
-          <w:rFonts w:ascii="Times New Roman" w:eastAsia="Times New Roman" w:hAnsi="Times New Roman" w:cs="Times New Roman"/>
-          <w:sz w:val="26"/>
-          <w:szCs w:val="26"/>
-          <w:lang w:val="en-US"/>
-        </w:rPr>
-        <w:t>toán</w:t>
-      </w:r>
-      <w:proofErr w:type="spellEnd"/>
-      <w:r>
-        <w:rPr>
-          <w:rFonts w:ascii="Times New Roman" w:eastAsia="Times New Roman" w:hAnsi="Times New Roman" w:cs="Times New Roman"/>
-          <w:sz w:val="26"/>
-          <w:szCs w:val="26"/>
-          <w:lang w:val="en-US"/>
-        </w:rPr>
-        <w:t xml:space="preserve"> </w:t>
-      </w:r>
-      <w:proofErr w:type="spellStart"/>
-      <w:r>
-        <w:rPr>
-          <w:rFonts w:ascii="Times New Roman" w:eastAsia="Times New Roman" w:hAnsi="Times New Roman" w:cs="Times New Roman"/>
-          <w:sz w:val="26"/>
-          <w:szCs w:val="26"/>
-          <w:lang w:val="en-US"/>
-        </w:rPr>
-        <w:t>khác</w:t>
-      </w:r>
-      <w:proofErr w:type="spellEnd"/>
-      <w:r>
-        <w:rPr>
-          <w:rFonts w:ascii="Times New Roman" w:eastAsia="Times New Roman" w:hAnsi="Times New Roman" w:cs="Times New Roman"/>
-          <w:sz w:val="26"/>
-          <w:szCs w:val="26"/>
-          <w:lang w:val="en-US"/>
-        </w:rPr>
-        <w:t xml:space="preserve"> </w:t>
-      </w:r>
-      <w:proofErr w:type="spellStart"/>
-      <w:r>
-        <w:rPr>
-          <w:rFonts w:ascii="Times New Roman" w:eastAsia="Times New Roman" w:hAnsi="Times New Roman" w:cs="Times New Roman"/>
-          <w:sz w:val="26"/>
-          <w:szCs w:val="26"/>
-          <w:lang w:val="en-US"/>
-        </w:rPr>
-        <w:t>ngoài</w:t>
-      </w:r>
-      <w:proofErr w:type="spellEnd"/>
-      <w:r>
-        <w:rPr>
-          <w:rFonts w:ascii="Times New Roman" w:eastAsia="Times New Roman" w:hAnsi="Times New Roman" w:cs="Times New Roman"/>
-          <w:sz w:val="26"/>
-          <w:szCs w:val="26"/>
-          <w:lang w:val="en-US"/>
-        </w:rPr>
-        <w:t xml:space="preserve"> </w:t>
-      </w:r>
-      <w:proofErr w:type="spellStart"/>
-      <w:r>
-        <w:rPr>
-          <w:rFonts w:ascii="Times New Roman" w:eastAsia="Times New Roman" w:hAnsi="Times New Roman" w:cs="Times New Roman"/>
-          <w:sz w:val="26"/>
-          <w:szCs w:val="26"/>
-          <w:lang w:val="en-US"/>
-        </w:rPr>
-        <w:t>SePay</w:t>
-      </w:r>
-      <w:proofErr w:type="spellEnd"/>
-      <w:r>
-        <w:rPr>
-          <w:rFonts w:ascii="Times New Roman" w:eastAsia="Times New Roman" w:hAnsi="Times New Roman" w:cs="Times New Roman"/>
-          <w:sz w:val="26"/>
-          <w:szCs w:val="26"/>
-          <w:lang w:val="en-US"/>
-        </w:rPr>
-        <w:t>.</w:t>
+        <w:t>Tích hợp thêm cổng thanh toán khác ngoài SePay.</w:t>
       </w:r>
     </w:p>
     <w:p>
@@ -20016,79 +14670,7 @@
           <w:szCs w:val="26"/>
           <w:lang w:val="en-US"/>
         </w:rPr>
-        <w:t xml:space="preserve">Tài </w:t>
-      </w:r>
-      <w:proofErr w:type="spellStart"/>
-      <w:r>
-        <w:rPr>
-          <w:rFonts w:ascii="Times New Roman" w:hAnsi="Times New Roman" w:cs="Times New Roman"/>
-          <w:b/>
-          <w:bCs/>
-          <w:sz w:val="26"/>
-          <w:szCs w:val="26"/>
-          <w:lang w:val="en-US"/>
-        </w:rPr>
-        <w:t>liệu</w:t>
-      </w:r>
-      <w:proofErr w:type="spellEnd"/>
-      <w:r>
-        <w:rPr>
-          <w:rFonts w:ascii="Times New Roman" w:hAnsi="Times New Roman" w:cs="Times New Roman"/>
-          <w:b/>
-          <w:bCs/>
-          <w:sz w:val="26"/>
-          <w:szCs w:val="26"/>
-          <w:lang w:val="en-US"/>
-        </w:rPr>
-        <w:t xml:space="preserve"> </w:t>
-      </w:r>
-      <w:proofErr w:type="spellStart"/>
-      <w:r>
-        <w:rPr>
-          <w:rFonts w:ascii="Times New Roman" w:hAnsi="Times New Roman" w:cs="Times New Roman"/>
-          <w:b/>
-          <w:bCs/>
-          <w:sz w:val="26"/>
-          <w:szCs w:val="26"/>
-          <w:lang w:val="en-US"/>
-        </w:rPr>
-        <w:t>chính</w:t>
-      </w:r>
-      <w:proofErr w:type="spellEnd"/>
-      <w:r>
-        <w:rPr>
-          <w:rFonts w:ascii="Times New Roman" w:hAnsi="Times New Roman" w:cs="Times New Roman"/>
-          <w:b/>
-          <w:bCs/>
-          <w:sz w:val="26"/>
-          <w:szCs w:val="26"/>
-          <w:lang w:val="en-US"/>
-        </w:rPr>
-        <w:t xml:space="preserve"> </w:t>
-      </w:r>
-      <w:proofErr w:type="spellStart"/>
-      <w:r>
-        <w:rPr>
-          <w:rFonts w:ascii="Times New Roman" w:hAnsi="Times New Roman" w:cs="Times New Roman"/>
-          <w:b/>
-          <w:bCs/>
-          <w:sz w:val="26"/>
-          <w:szCs w:val="26"/>
-          <w:lang w:val="en-US"/>
-        </w:rPr>
-        <w:t>thức</w:t>
-      </w:r>
-      <w:proofErr w:type="spellEnd"/>
-      <w:r>
-        <w:rPr>
-          <w:rFonts w:ascii="Times New Roman" w:hAnsi="Times New Roman" w:cs="Times New Roman"/>
-          <w:b/>
-          <w:bCs/>
-          <w:sz w:val="26"/>
-          <w:szCs w:val="26"/>
-          <w:lang w:val="en-US"/>
-        </w:rPr>
-        <w:t xml:space="preserve"> (Official Documentation)</w:t>
+        <w:t>Tài liệu chính thức (Official Documentation)</w:t>
       </w:r>
     </w:p>
     <w:p>
@@ -20133,7 +14715,7 @@
         </w:rPr>
         <w:t xml:space="preserve">, </w:t>
       </w:r>
-      <w:hyperlink r:id="rId23" w:history="1">
+      <w:hyperlink r:id="rId24" w:history="1">
         <w:r>
           <w:rPr>
             <w:rStyle w:val="Hyperlink"/>
@@ -20188,7 +14770,7 @@
         </w:rPr>
         <w:t xml:space="preserve">, </w:t>
       </w:r>
-      <w:hyperlink r:id="rId24" w:history="1">
+      <w:hyperlink r:id="rId25" w:history="1">
         <w:r>
           <w:rPr>
             <w:rStyle w:val="Hyperlink"/>
@@ -20243,7 +14825,7 @@
         </w:rPr>
         <w:t xml:space="preserve">, </w:t>
       </w:r>
-      <w:hyperlink r:id="rId25" w:history="1">
+      <w:hyperlink r:id="rId26" w:history="1">
         <w:r>
           <w:rPr>
             <w:rStyle w:val="Hyperlink"/>
@@ -20278,7 +14860,6 @@
         </w:rPr>
         <w:t xml:space="preserve">Simple JWT, </w:t>
       </w:r>
-      <w:proofErr w:type="spellStart"/>
       <w:r>
         <w:rPr>
           <w:rFonts w:ascii="Times New Roman" w:hAnsi="Times New Roman" w:cs="Times New Roman"/>
@@ -20288,54 +14869,18 @@
           <w:szCs w:val="26"/>
           <w:lang w:val="en-US"/>
         </w:rPr>
-        <w:t>django</w:t>
-      </w:r>
-      <w:proofErr w:type="spellEnd"/>
-      <w:r>
-        <w:rPr>
-          <w:rFonts w:ascii="Times New Roman" w:hAnsi="Times New Roman" w:cs="Times New Roman"/>
-          <w:i/>
-          <w:iCs/>
+        <w:t>django-rest-framework-simplejwt Documentation</w:t>
+      </w:r>
+      <w:r>
+        <w:rPr>
+          <w:rFonts w:ascii="Times New Roman" w:hAnsi="Times New Roman" w:cs="Times New Roman"/>
           <w:sz w:val="26"/>
           <w:szCs w:val="26"/>
           <w:lang w:val="en-US"/>
         </w:rPr>
-        <w:t>-rest-framework-</w:t>
-      </w:r>
-      <w:proofErr w:type="spellStart"/>
-      <w:r>
-        <w:rPr>
-          <w:rFonts w:ascii="Times New Roman" w:hAnsi="Times New Roman" w:cs="Times New Roman"/>
-          <w:i/>
-          <w:iCs/>
-          <w:sz w:val="26"/>
-          <w:szCs w:val="26"/>
-          <w:lang w:val="en-US"/>
-        </w:rPr>
-        <w:t>simplejwt</w:t>
-      </w:r>
-      <w:proofErr w:type="spellEnd"/>
-      <w:r>
-        <w:rPr>
-          <w:rFonts w:ascii="Times New Roman" w:hAnsi="Times New Roman" w:cs="Times New Roman"/>
-          <w:i/>
-          <w:iCs/>
-          <w:sz w:val="26"/>
-          <w:szCs w:val="26"/>
-          <w:lang w:val="en-US"/>
-        </w:rPr>
-        <w:t xml:space="preserve"> Documentation</w:t>
-      </w:r>
-      <w:r>
-        <w:rPr>
-          <w:rFonts w:ascii="Times New Roman" w:hAnsi="Times New Roman" w:cs="Times New Roman"/>
-          <w:sz w:val="26"/>
-          <w:szCs w:val="26"/>
-          <w:lang w:val="en-US"/>
-        </w:rPr>
         <w:t xml:space="preserve">, </w:t>
       </w:r>
-      <w:hyperlink r:id="rId26" w:history="1">
+      <w:hyperlink r:id="rId27" w:history="1">
         <w:r>
           <w:rPr>
             <w:rStyle w:val="Hyperlink"/>
@@ -20390,7 +14935,7 @@
         </w:rPr>
         <w:t xml:space="preserve">, </w:t>
       </w:r>
-      <w:hyperlink r:id="rId27" w:history="1">
+      <w:hyperlink r:id="rId28" w:history="1">
         <w:r>
           <w:rPr>
             <w:rStyle w:val="Hyperlink"/>
@@ -20423,7 +14968,6 @@
           <w:szCs w:val="26"/>
           <w:lang w:val="en-US"/>
         </w:rPr>
-        <w:lastRenderedPageBreak/>
         <w:t xml:space="preserve">Docker Inc., </w:t>
       </w:r>
       <w:r>
@@ -20446,7 +14990,7 @@
         </w:rPr>
         <w:t xml:space="preserve">, </w:t>
       </w:r>
-      <w:hyperlink r:id="rId28" w:history="1">
+      <w:hyperlink r:id="rId29" w:history="1">
         <w:r>
           <w:rPr>
             <w:rStyle w:val="Hyperlink"/>
@@ -20472,7 +15016,6 @@
           <w:lang w:val="en-US"/>
         </w:rPr>
       </w:pPr>
-      <w:proofErr w:type="spellStart"/>
       <w:r>
         <w:rPr>
           <w:rFonts w:ascii="Times New Roman" w:hAnsi="Times New Roman" w:cs="Times New Roman"/>
@@ -20480,19 +15023,8 @@
           <w:szCs w:val="26"/>
           <w:lang w:val="en-US"/>
         </w:rPr>
-        <w:t>Gunicorn</w:t>
-      </w:r>
-      <w:proofErr w:type="spellEnd"/>
-      <w:r>
-        <w:rPr>
-          <w:rFonts w:ascii="Times New Roman" w:hAnsi="Times New Roman" w:cs="Times New Roman"/>
-          <w:sz w:val="26"/>
-          <w:szCs w:val="26"/>
-          <w:lang w:val="en-US"/>
-        </w:rPr>
-        <w:t xml:space="preserve">, </w:t>
-      </w:r>
-      <w:proofErr w:type="spellStart"/>
+        <w:t xml:space="preserve">Gunicorn, </w:t>
+      </w:r>
       <w:r>
         <w:rPr>
           <w:rFonts w:ascii="Times New Roman" w:hAnsi="Times New Roman" w:cs="Times New Roman"/>
@@ -20502,30 +15034,18 @@
           <w:szCs w:val="26"/>
           <w:lang w:val="en-US"/>
         </w:rPr>
-        <w:t>Gunicorn</w:t>
-      </w:r>
-      <w:proofErr w:type="spellEnd"/>
-      <w:r>
-        <w:rPr>
-          <w:rFonts w:ascii="Times New Roman" w:hAnsi="Times New Roman" w:cs="Times New Roman"/>
-          <w:i/>
-          <w:iCs/>
+        <w:t>Gunicorn WSGI Server Documentation</w:t>
+      </w:r>
+      <w:r>
+        <w:rPr>
+          <w:rFonts w:ascii="Times New Roman" w:hAnsi="Times New Roman" w:cs="Times New Roman"/>
           <w:sz w:val="26"/>
           <w:szCs w:val="26"/>
           <w:lang w:val="en-US"/>
         </w:rPr>
-        <w:t xml:space="preserve"> WSGI Server Documentation</w:t>
-      </w:r>
-      <w:r>
-        <w:rPr>
-          <w:rFonts w:ascii="Times New Roman" w:hAnsi="Times New Roman" w:cs="Times New Roman"/>
-          <w:sz w:val="26"/>
-          <w:szCs w:val="26"/>
-          <w:lang w:val="en-US"/>
-        </w:rPr>
         <w:t xml:space="preserve">, </w:t>
       </w:r>
-      <w:hyperlink r:id="rId29" w:history="1">
+      <w:hyperlink r:id="rId30" w:history="1">
         <w:r>
           <w:rPr>
             <w:rStyle w:val="Hyperlink"/>
@@ -20580,7 +15100,7 @@
         </w:rPr>
         <w:t xml:space="preserve">, </w:t>
       </w:r>
-      <w:hyperlink r:id="rId30" w:history="1">
+      <w:hyperlink r:id="rId31" w:history="1">
         <w:r>
           <w:rPr>
             <w:rStyle w:val="Hyperlink"/>
@@ -20606,7 +15126,6 @@
           <w:lang w:val="en-US"/>
         </w:rPr>
       </w:pPr>
-      <w:proofErr w:type="spellStart"/>
       <w:r>
         <w:rPr>
           <w:rFonts w:ascii="Times New Roman" w:hAnsi="Times New Roman" w:cs="Times New Roman"/>
@@ -20614,19 +15133,8 @@
           <w:szCs w:val="26"/>
           <w:lang w:val="en-US"/>
         </w:rPr>
-        <w:t>Pytest</w:t>
-      </w:r>
-      <w:proofErr w:type="spellEnd"/>
-      <w:r>
-        <w:rPr>
-          <w:rFonts w:ascii="Times New Roman" w:hAnsi="Times New Roman" w:cs="Times New Roman"/>
-          <w:sz w:val="26"/>
-          <w:szCs w:val="26"/>
-          <w:lang w:val="en-US"/>
-        </w:rPr>
-        <w:t xml:space="preserve">, </w:t>
-      </w:r>
-      <w:proofErr w:type="spellStart"/>
+        <w:t xml:space="preserve">Pytest, </w:t>
+      </w:r>
       <w:r>
         <w:rPr>
           <w:rFonts w:ascii="Times New Roman" w:hAnsi="Times New Roman" w:cs="Times New Roman"/>
@@ -20636,30 +15144,18 @@
           <w:szCs w:val="26"/>
           <w:lang w:val="en-US"/>
         </w:rPr>
-        <w:t>Pytest</w:t>
-      </w:r>
-      <w:proofErr w:type="spellEnd"/>
-      <w:r>
-        <w:rPr>
-          <w:rFonts w:ascii="Times New Roman" w:hAnsi="Times New Roman" w:cs="Times New Roman"/>
-          <w:i/>
-          <w:iCs/>
+        <w:t>Pytest Documentation</w:t>
+      </w:r>
+      <w:r>
+        <w:rPr>
+          <w:rFonts w:ascii="Times New Roman" w:hAnsi="Times New Roman" w:cs="Times New Roman"/>
           <w:sz w:val="26"/>
           <w:szCs w:val="26"/>
           <w:lang w:val="en-US"/>
         </w:rPr>
-        <w:t xml:space="preserve"> Documentation</w:t>
-      </w:r>
-      <w:r>
-        <w:rPr>
-          <w:rFonts w:ascii="Times New Roman" w:hAnsi="Times New Roman" w:cs="Times New Roman"/>
-          <w:sz w:val="26"/>
-          <w:szCs w:val="26"/>
-          <w:lang w:val="en-US"/>
-        </w:rPr>
         <w:t xml:space="preserve">, </w:t>
       </w:r>
-      <w:hyperlink r:id="rId31" w:history="1">
+      <w:hyperlink r:id="rId32" w:history="1">
         <w:r>
           <w:rPr>
             <w:rStyle w:val="Hyperlink"/>
@@ -20685,7 +15181,6 @@
           <w:lang w:val="en-US"/>
         </w:rPr>
       </w:pPr>
-      <w:proofErr w:type="spellStart"/>
       <w:r>
         <w:rPr>
           <w:rFonts w:ascii="Times New Roman" w:hAnsi="Times New Roman" w:cs="Times New Roman"/>
@@ -20693,17 +15188,7 @@
           <w:szCs w:val="26"/>
           <w:lang w:val="en-US"/>
         </w:rPr>
-        <w:t>pytest-django</w:t>
-      </w:r>
-      <w:proofErr w:type="spellEnd"/>
-      <w:r>
-        <w:rPr>
-          <w:rFonts w:ascii="Times New Roman" w:hAnsi="Times New Roman" w:cs="Times New Roman"/>
-          <w:sz w:val="26"/>
-          <w:szCs w:val="26"/>
-          <w:lang w:val="en-US"/>
-        </w:rPr>
-        <w:t xml:space="preserve">, </w:t>
+        <w:t xml:space="preserve">pytest-django, </w:t>
       </w:r>
       <w:r>
         <w:rPr>
@@ -20725,7 +15210,7 @@
         </w:rPr>
         <w:t xml:space="preserve">, </w:t>
       </w:r>
-      <w:hyperlink r:id="rId32" w:history="1">
+      <w:hyperlink r:id="rId33" w:history="1">
         <w:r>
           <w:rPr>
             <w:rStyle w:val="Hyperlink"/>
@@ -20747,7 +15232,6 @@
           <w:lang w:val="en-US"/>
         </w:rPr>
       </w:pPr>
-      <w:proofErr w:type="spellStart"/>
       <w:r>
         <w:rPr>
           <w:rFonts w:ascii="Times New Roman" w:hAnsi="Times New Roman" w:cs="Times New Roman"/>
@@ -20757,91 +15241,7 @@
           <w:szCs w:val="26"/>
           <w:lang w:val="en-US"/>
         </w:rPr>
-        <w:t>Dịch</w:t>
-      </w:r>
-      <w:proofErr w:type="spellEnd"/>
-      <w:r>
-        <w:rPr>
-          <w:rFonts w:ascii="Times New Roman" w:hAnsi="Times New Roman" w:cs="Times New Roman"/>
-          <w:b/>
-          <w:bCs/>
-          <w:sz w:val="26"/>
-          <w:szCs w:val="26"/>
-          <w:lang w:val="en-US"/>
-        </w:rPr>
-        <w:t xml:space="preserve"> </w:t>
-      </w:r>
-      <w:proofErr w:type="spellStart"/>
-      <w:r>
-        <w:rPr>
-          <w:rFonts w:ascii="Times New Roman" w:hAnsi="Times New Roman" w:cs="Times New Roman"/>
-          <w:b/>
-          <w:bCs/>
-          <w:sz w:val="26"/>
-          <w:szCs w:val="26"/>
-          <w:lang w:val="en-US"/>
-        </w:rPr>
-        <w:t>vụ</w:t>
-      </w:r>
-      <w:proofErr w:type="spellEnd"/>
-      <w:r>
-        <w:rPr>
-          <w:rFonts w:ascii="Times New Roman" w:hAnsi="Times New Roman" w:cs="Times New Roman"/>
-          <w:b/>
-          <w:bCs/>
-          <w:sz w:val="26"/>
-          <w:szCs w:val="26"/>
-          <w:lang w:val="en-US"/>
-        </w:rPr>
-        <w:t xml:space="preserve"> </w:t>
-      </w:r>
-      <w:proofErr w:type="spellStart"/>
-      <w:r>
-        <w:rPr>
-          <w:rFonts w:ascii="Times New Roman" w:hAnsi="Times New Roman" w:cs="Times New Roman"/>
-          <w:b/>
-          <w:bCs/>
-          <w:sz w:val="26"/>
-          <w:szCs w:val="26"/>
-          <w:lang w:val="en-US"/>
-        </w:rPr>
-        <w:t>thanh</w:t>
-      </w:r>
-      <w:proofErr w:type="spellEnd"/>
-      <w:r>
-        <w:rPr>
-          <w:rFonts w:ascii="Times New Roman" w:hAnsi="Times New Roman" w:cs="Times New Roman"/>
-          <w:b/>
-          <w:bCs/>
-          <w:sz w:val="26"/>
-          <w:szCs w:val="26"/>
-          <w:lang w:val="en-US"/>
-        </w:rPr>
-        <w:t xml:space="preserve"> </w:t>
-      </w:r>
-      <w:proofErr w:type="spellStart"/>
-      <w:r>
-        <w:rPr>
-          <w:rFonts w:ascii="Times New Roman" w:hAnsi="Times New Roman" w:cs="Times New Roman"/>
-          <w:b/>
-          <w:bCs/>
-          <w:sz w:val="26"/>
-          <w:szCs w:val="26"/>
-          <w:lang w:val="en-US"/>
-        </w:rPr>
-        <w:t>toán</w:t>
-      </w:r>
-      <w:proofErr w:type="spellEnd"/>
-      <w:r>
-        <w:rPr>
-          <w:rFonts w:ascii="Times New Roman" w:hAnsi="Times New Roman" w:cs="Times New Roman"/>
-          <w:b/>
-          <w:bCs/>
-          <w:sz w:val="26"/>
-          <w:szCs w:val="26"/>
-          <w:lang w:val="en-US"/>
-        </w:rPr>
-        <w:t xml:space="preserve"> &amp; AI</w:t>
+        <w:t>Dịch vụ thanh toán &amp; AI</w:t>
       </w:r>
     </w:p>
     <w:p>
@@ -20857,7 +15257,6 @@
           <w:lang w:val="en-US"/>
         </w:rPr>
       </w:pPr>
-      <w:proofErr w:type="spellStart"/>
       <w:r>
         <w:rPr>
           <w:rFonts w:ascii="Times New Roman" w:hAnsi="Times New Roman" w:cs="Times New Roman"/>
@@ -20865,19 +15264,9 @@
           <w:szCs w:val="26"/>
           <w:lang w:val="en-US"/>
         </w:rPr>
-        <w:t>SePay</w:t>
-      </w:r>
-      <w:proofErr w:type="spellEnd"/>
-      <w:r>
-        <w:rPr>
-          <w:rFonts w:ascii="Times New Roman" w:hAnsi="Times New Roman" w:cs="Times New Roman"/>
-          <w:sz w:val="26"/>
-          <w:szCs w:val="26"/>
-          <w:lang w:val="en-US"/>
-        </w:rPr>
-        <w:t xml:space="preserve">, </w:t>
-      </w:r>
-      <w:proofErr w:type="spellStart"/>
+        <w:lastRenderedPageBreak/>
+        <w:t xml:space="preserve">SePay, </w:t>
+      </w:r>
       <w:r>
         <w:rPr>
           <w:rFonts w:ascii="Times New Roman" w:hAnsi="Times New Roman" w:cs="Times New Roman"/>
@@ -20887,30 +15276,18 @@
           <w:szCs w:val="26"/>
           <w:lang w:val="en-US"/>
         </w:rPr>
-        <w:t>SePay</w:t>
-      </w:r>
-      <w:proofErr w:type="spellEnd"/>
-      <w:r>
-        <w:rPr>
-          <w:rFonts w:ascii="Times New Roman" w:hAnsi="Times New Roman" w:cs="Times New Roman"/>
-          <w:i/>
-          <w:iCs/>
+        <w:t>SePay Developer – Payment Gateway &amp; Webhooks</w:t>
+      </w:r>
+      <w:r>
+        <w:rPr>
+          <w:rFonts w:ascii="Times New Roman" w:hAnsi="Times New Roman" w:cs="Times New Roman"/>
           <w:sz w:val="26"/>
           <w:szCs w:val="26"/>
           <w:lang w:val="en-US"/>
         </w:rPr>
-        <w:t xml:space="preserve"> Developer – Payment Gateway &amp; Webhooks</w:t>
-      </w:r>
-      <w:r>
-        <w:rPr>
-          <w:rFonts w:ascii="Times New Roman" w:hAnsi="Times New Roman" w:cs="Times New Roman"/>
-          <w:sz w:val="26"/>
-          <w:szCs w:val="26"/>
-          <w:lang w:val="en-US"/>
-        </w:rPr>
         <w:t xml:space="preserve">, </w:t>
       </w:r>
-      <w:hyperlink r:id="rId33" w:history="1">
+      <w:hyperlink r:id="rId34" w:history="1">
         <w:r>
           <w:rPr>
             <w:rStyle w:val="Hyperlink"/>
@@ -20936,7 +15313,6 @@
           <w:lang w:val="en-US"/>
         </w:rPr>
       </w:pPr>
-      <w:proofErr w:type="spellStart"/>
       <w:r>
         <w:rPr>
           <w:rFonts w:ascii="Times New Roman" w:hAnsi="Times New Roman" w:cs="Times New Roman"/>
@@ -20944,19 +15320,8 @@
           <w:szCs w:val="26"/>
           <w:lang w:val="en-US"/>
         </w:rPr>
-        <w:t>SePay</w:t>
-      </w:r>
-      <w:proofErr w:type="spellEnd"/>
-      <w:r>
-        <w:rPr>
-          <w:rFonts w:ascii="Times New Roman" w:hAnsi="Times New Roman" w:cs="Times New Roman"/>
-          <w:sz w:val="26"/>
-          <w:szCs w:val="26"/>
-          <w:lang w:val="en-US"/>
-        </w:rPr>
-        <w:t xml:space="preserve">, </w:t>
-      </w:r>
-      <w:proofErr w:type="spellStart"/>
+        <w:t xml:space="preserve">SePay, </w:t>
+      </w:r>
       <w:r>
         <w:rPr>
           <w:rFonts w:ascii="Times New Roman" w:hAnsi="Times New Roman" w:cs="Times New Roman"/>
@@ -20966,102 +15331,18 @@
           <w:szCs w:val="26"/>
           <w:lang w:val="en-US"/>
         </w:rPr>
-        <w:t>Hướng</w:t>
-      </w:r>
-      <w:proofErr w:type="spellEnd"/>
-      <w:r>
-        <w:rPr>
-          <w:rFonts w:ascii="Times New Roman" w:hAnsi="Times New Roman" w:cs="Times New Roman"/>
-          <w:i/>
-          <w:iCs/>
+        <w:t>Hướng dẫn tích hợp Webhooks</w:t>
+      </w:r>
+      <w:r>
+        <w:rPr>
+          <w:rFonts w:ascii="Times New Roman" w:hAnsi="Times New Roman" w:cs="Times New Roman"/>
           <w:sz w:val="26"/>
           <w:szCs w:val="26"/>
           <w:lang w:val="en-US"/>
         </w:rPr>
-        <w:t xml:space="preserve"> </w:t>
-      </w:r>
-      <w:proofErr w:type="spellStart"/>
-      <w:r>
-        <w:rPr>
-          <w:rFonts w:ascii="Times New Roman" w:hAnsi="Times New Roman" w:cs="Times New Roman"/>
-          <w:i/>
-          <w:iCs/>
-          <w:sz w:val="26"/>
-          <w:szCs w:val="26"/>
-          <w:lang w:val="en-US"/>
-        </w:rPr>
-        <w:t>dẫn</w:t>
-      </w:r>
-      <w:proofErr w:type="spellEnd"/>
-      <w:r>
-        <w:rPr>
-          <w:rFonts w:ascii="Times New Roman" w:hAnsi="Times New Roman" w:cs="Times New Roman"/>
-          <w:i/>
-          <w:iCs/>
-          <w:sz w:val="26"/>
-          <w:szCs w:val="26"/>
-          <w:lang w:val="en-US"/>
-        </w:rPr>
-        <w:t xml:space="preserve"> </w:t>
-      </w:r>
-      <w:proofErr w:type="spellStart"/>
-      <w:r>
-        <w:rPr>
-          <w:rFonts w:ascii="Times New Roman" w:hAnsi="Times New Roman" w:cs="Times New Roman"/>
-          <w:i/>
-          <w:iCs/>
-          <w:sz w:val="26"/>
-          <w:szCs w:val="26"/>
-          <w:lang w:val="en-US"/>
-        </w:rPr>
-        <w:t>tích</w:t>
-      </w:r>
-      <w:proofErr w:type="spellEnd"/>
-      <w:r>
-        <w:rPr>
-          <w:rFonts w:ascii="Times New Roman" w:hAnsi="Times New Roman" w:cs="Times New Roman"/>
-          <w:i/>
-          <w:iCs/>
-          <w:sz w:val="26"/>
-          <w:szCs w:val="26"/>
-          <w:lang w:val="en-US"/>
-        </w:rPr>
-        <w:t xml:space="preserve"> </w:t>
-      </w:r>
-      <w:proofErr w:type="spellStart"/>
-      <w:r>
-        <w:rPr>
-          <w:rFonts w:ascii="Times New Roman" w:hAnsi="Times New Roman" w:cs="Times New Roman"/>
-          <w:i/>
-          <w:iCs/>
-          <w:sz w:val="26"/>
-          <w:szCs w:val="26"/>
-          <w:lang w:val="en-US"/>
-        </w:rPr>
-        <w:t>hợp</w:t>
-      </w:r>
-      <w:proofErr w:type="spellEnd"/>
-      <w:r>
-        <w:rPr>
-          <w:rFonts w:ascii="Times New Roman" w:hAnsi="Times New Roman" w:cs="Times New Roman"/>
-          <w:i/>
-          <w:iCs/>
-          <w:sz w:val="26"/>
-          <w:szCs w:val="26"/>
-          <w:lang w:val="en-US"/>
-        </w:rPr>
-        <w:t xml:space="preserve"> Webhooks</w:t>
-      </w:r>
-      <w:r>
-        <w:rPr>
-          <w:rFonts w:ascii="Times New Roman" w:hAnsi="Times New Roman" w:cs="Times New Roman"/>
-          <w:sz w:val="26"/>
-          <w:szCs w:val="26"/>
-          <w:lang w:val="en-US"/>
-        </w:rPr>
         <w:t xml:space="preserve">, </w:t>
       </w:r>
-      <w:hyperlink r:id="rId34" w:history="1">
+      <w:hyperlink r:id="rId35" w:history="1">
         <w:r>
           <w:rPr>
             <w:rStyle w:val="Hyperlink"/>
@@ -21116,7 +15397,7 @@
         </w:rPr>
         <w:t xml:space="preserve">, </w:t>
       </w:r>
-      <w:hyperlink r:id="rId35" w:history="1">
+      <w:hyperlink r:id="rId36" w:history="1">
         <w:r>
           <w:rPr>
             <w:rStyle w:val="Hyperlink"/>
@@ -21151,7 +15432,6 @@
         </w:rPr>
         <w:t xml:space="preserve">Groq, </w:t>
       </w:r>
-      <w:proofErr w:type="spellStart"/>
       <w:r>
         <w:rPr>
           <w:rFonts w:ascii="Times New Roman" w:hAnsi="Times New Roman" w:cs="Times New Roman"/>
@@ -21161,30 +15441,18 @@
           <w:szCs w:val="26"/>
           <w:lang w:val="en-US"/>
         </w:rPr>
-        <w:t>GroqDocs</w:t>
-      </w:r>
-      <w:proofErr w:type="spellEnd"/>
-      <w:r>
-        <w:rPr>
-          <w:rFonts w:ascii="Times New Roman" w:hAnsi="Times New Roman" w:cs="Times New Roman"/>
-          <w:i/>
-          <w:iCs/>
+        <w:t>GroqDocs – API Reference</w:t>
+      </w:r>
+      <w:r>
+        <w:rPr>
+          <w:rFonts w:ascii="Times New Roman" w:hAnsi="Times New Roman" w:cs="Times New Roman"/>
           <w:sz w:val="26"/>
           <w:szCs w:val="26"/>
           <w:lang w:val="en-US"/>
         </w:rPr>
-        <w:t xml:space="preserve"> – API Reference</w:t>
-      </w:r>
-      <w:r>
-        <w:rPr>
-          <w:rFonts w:ascii="Times New Roman" w:hAnsi="Times New Roman" w:cs="Times New Roman"/>
-          <w:sz w:val="26"/>
-          <w:szCs w:val="26"/>
-          <w:lang w:val="en-US"/>
-        </w:rPr>
         <w:t xml:space="preserve">, </w:t>
       </w:r>
-      <w:hyperlink r:id="rId36" w:history="1">
+      <w:hyperlink r:id="rId37" w:history="1">
         <w:r>
           <w:rPr>
             <w:rStyle w:val="Hyperlink"/>
@@ -21215,117 +15483,8 @@
           <w:szCs w:val="26"/>
           <w:lang w:val="en-US"/>
         </w:rPr>
-        <w:t xml:space="preserve">Giao </w:t>
-      </w:r>
-      <w:proofErr w:type="spellStart"/>
-      <w:r>
-        <w:rPr>
-          <w:rFonts w:ascii="Times New Roman" w:hAnsi="Times New Roman" w:cs="Times New Roman"/>
-          <w:b/>
-          <w:bCs/>
-          <w:sz w:val="26"/>
-          <w:szCs w:val="26"/>
-          <w:lang w:val="en-US"/>
-        </w:rPr>
-        <w:t>diện</w:t>
-      </w:r>
-      <w:proofErr w:type="spellEnd"/>
-      <w:r>
-        <w:rPr>
-          <w:rFonts w:ascii="Times New Roman" w:hAnsi="Times New Roman" w:cs="Times New Roman"/>
-          <w:b/>
-          <w:bCs/>
-          <w:sz w:val="26"/>
-          <w:szCs w:val="26"/>
-          <w:lang w:val="en-US"/>
-        </w:rPr>
-        <w:t xml:space="preserve"> &amp; </w:t>
-      </w:r>
-      <w:proofErr w:type="spellStart"/>
-      <w:r>
-        <w:rPr>
-          <w:rFonts w:ascii="Times New Roman" w:hAnsi="Times New Roman" w:cs="Times New Roman"/>
-          <w:b/>
-          <w:bCs/>
-          <w:sz w:val="26"/>
-          <w:szCs w:val="26"/>
-          <w:lang w:val="en-US"/>
-        </w:rPr>
-        <w:t>thư</w:t>
-      </w:r>
-      <w:proofErr w:type="spellEnd"/>
-      <w:r>
-        <w:rPr>
-          <w:rFonts w:ascii="Times New Roman" w:hAnsi="Times New Roman" w:cs="Times New Roman"/>
-          <w:b/>
-          <w:bCs/>
-          <w:sz w:val="26"/>
-          <w:szCs w:val="26"/>
-          <w:lang w:val="en-US"/>
-        </w:rPr>
-        <w:t xml:space="preserve"> </w:t>
-      </w:r>
-      <w:proofErr w:type="spellStart"/>
-      <w:r>
-        <w:rPr>
-          <w:rFonts w:ascii="Times New Roman" w:hAnsi="Times New Roman" w:cs="Times New Roman"/>
-          <w:b/>
-          <w:bCs/>
-          <w:sz w:val="26"/>
-          <w:szCs w:val="26"/>
-          <w:lang w:val="en-US"/>
-        </w:rPr>
-        <w:t>viện</w:t>
-      </w:r>
-      <w:proofErr w:type="spellEnd"/>
-      <w:r>
-        <w:rPr>
-          <w:rFonts w:ascii="Times New Roman" w:hAnsi="Times New Roman" w:cs="Times New Roman"/>
-          <w:b/>
-          <w:bCs/>
-          <w:sz w:val="26"/>
-          <w:szCs w:val="26"/>
-          <w:lang w:val="en-US"/>
-        </w:rPr>
-        <w:t xml:space="preserve"> </w:t>
-      </w:r>
-      <w:proofErr w:type="spellStart"/>
-      <w:r>
-        <w:rPr>
-          <w:rFonts w:ascii="Times New Roman" w:hAnsi="Times New Roman" w:cs="Times New Roman"/>
-          <w:b/>
-          <w:bCs/>
-          <w:sz w:val="26"/>
-          <w:szCs w:val="26"/>
-          <w:lang w:val="en-US"/>
-        </w:rPr>
-        <w:t>hỗ</w:t>
-      </w:r>
-      <w:proofErr w:type="spellEnd"/>
-      <w:r>
-        <w:rPr>
-          <w:rFonts w:ascii="Times New Roman" w:hAnsi="Times New Roman" w:cs="Times New Roman"/>
-          <w:b/>
-          <w:bCs/>
-          <w:sz w:val="26"/>
-          <w:szCs w:val="26"/>
-          <w:lang w:val="en-US"/>
-        </w:rPr>
-        <w:t xml:space="preserve"> </w:t>
-      </w:r>
-      <w:proofErr w:type="spellStart"/>
-      <w:r>
-        <w:rPr>
-          <w:rFonts w:ascii="Times New Roman" w:hAnsi="Times New Roman" w:cs="Times New Roman"/>
-          <w:b/>
-          <w:bCs/>
-          <w:sz w:val="26"/>
-          <w:szCs w:val="26"/>
-          <w:lang w:val="en-US"/>
-        </w:rPr>
-        <w:t>trợ</w:t>
-      </w:r>
-      <w:proofErr w:type="spellEnd"/>
+        <w:t>Giao diện &amp; thư viện hỗ trợ</w:t>
+      </w:r>
     </w:p>
     <w:p>
       <w:pPr>
@@ -21369,7 +15528,7 @@
         </w:rPr>
         <w:t xml:space="preserve">, </w:t>
       </w:r>
-      <w:hyperlink r:id="rId37" w:history="1">
+      <w:hyperlink r:id="rId38" w:history="1">
         <w:r>
           <w:rPr>
             <w:rStyle w:val="Hyperlink"/>
@@ -21424,7 +15583,7 @@
         </w:rPr>
         <w:t xml:space="preserve">, </w:t>
       </w:r>
-      <w:hyperlink r:id="rId38" w:history="1">
+      <w:hyperlink r:id="rId39" w:history="1">
         <w:r>
           <w:rPr>
             <w:rStyle w:val="Hyperlink"/>
@@ -21446,7 +15605,6 @@
           <w:lang w:val="en-US"/>
         </w:rPr>
       </w:pPr>
-      <w:proofErr w:type="spellStart"/>
       <w:r>
         <w:rPr>
           <w:rFonts w:ascii="Times New Roman" w:hAnsi="Times New Roman" w:cs="Times New Roman"/>
@@ -21456,105 +15614,8 @@
           <w:szCs w:val="26"/>
           <w:lang w:val="en-US"/>
         </w:rPr>
-        <w:t>Kiến</w:t>
-      </w:r>
-      <w:proofErr w:type="spellEnd"/>
-      <w:r>
-        <w:rPr>
-          <w:rFonts w:ascii="Times New Roman" w:hAnsi="Times New Roman" w:cs="Times New Roman"/>
-          <w:b/>
-          <w:bCs/>
-          <w:sz w:val="26"/>
-          <w:szCs w:val="26"/>
-          <w:lang w:val="en-US"/>
-        </w:rPr>
-        <w:t xml:space="preserve"> </w:t>
-      </w:r>
-      <w:proofErr w:type="spellStart"/>
-      <w:r>
-        <w:rPr>
-          <w:rFonts w:ascii="Times New Roman" w:hAnsi="Times New Roman" w:cs="Times New Roman"/>
-          <w:b/>
-          <w:bCs/>
-          <w:sz w:val="26"/>
-          <w:szCs w:val="26"/>
-          <w:lang w:val="en-US"/>
-        </w:rPr>
-        <w:t>trúc</w:t>
-      </w:r>
-      <w:proofErr w:type="spellEnd"/>
-      <w:r>
-        <w:rPr>
-          <w:rFonts w:ascii="Times New Roman" w:hAnsi="Times New Roman" w:cs="Times New Roman"/>
-          <w:b/>
-          <w:bCs/>
-          <w:sz w:val="26"/>
-          <w:szCs w:val="26"/>
-          <w:lang w:val="en-US"/>
-        </w:rPr>
-        <w:t xml:space="preserve"> &amp; </w:t>
-      </w:r>
-      <w:proofErr w:type="spellStart"/>
-      <w:r>
-        <w:rPr>
-          <w:rFonts w:ascii="Times New Roman" w:hAnsi="Times New Roman" w:cs="Times New Roman"/>
-          <w:b/>
-          <w:bCs/>
-          <w:sz w:val="26"/>
-          <w:szCs w:val="26"/>
-          <w:lang w:val="en-US"/>
-        </w:rPr>
-        <w:t>phương</w:t>
-      </w:r>
-      <w:proofErr w:type="spellEnd"/>
-      <w:r>
-        <w:rPr>
-          <w:rFonts w:ascii="Times New Roman" w:hAnsi="Times New Roman" w:cs="Times New Roman"/>
-          <w:b/>
-          <w:bCs/>
-          <w:sz w:val="26"/>
-          <w:szCs w:val="26"/>
-          <w:lang w:val="en-US"/>
-        </w:rPr>
-        <w:t xml:space="preserve"> </w:t>
-      </w:r>
-      <w:proofErr w:type="spellStart"/>
-      <w:r>
-        <w:rPr>
-          <w:rFonts w:ascii="Times New Roman" w:hAnsi="Times New Roman" w:cs="Times New Roman"/>
-          <w:b/>
-          <w:bCs/>
-          <w:sz w:val="26"/>
-          <w:szCs w:val="26"/>
-          <w:lang w:val="en-US"/>
-        </w:rPr>
-        <w:t>pháp</w:t>
-      </w:r>
-      <w:proofErr w:type="spellEnd"/>
-      <w:r>
-        <w:rPr>
-          <w:rFonts w:ascii="Times New Roman" w:hAnsi="Times New Roman" w:cs="Times New Roman"/>
-          <w:b/>
-          <w:bCs/>
-          <w:sz w:val="26"/>
-          <w:szCs w:val="26"/>
-          <w:lang w:val="en-US"/>
-        </w:rPr>
-        <w:t xml:space="preserve"> </w:t>
-      </w:r>
-      <w:proofErr w:type="spellStart"/>
-      <w:r>
-        <w:rPr>
-          <w:rFonts w:ascii="Times New Roman" w:hAnsi="Times New Roman" w:cs="Times New Roman"/>
-          <w:b/>
-          <w:bCs/>
-          <w:sz w:val="26"/>
-          <w:szCs w:val="26"/>
-          <w:lang w:val="en-US"/>
-        </w:rPr>
-        <w:t>luận</w:t>
-      </w:r>
-      <w:proofErr w:type="spellEnd"/>
+        <w:t>Kiến trúc &amp; phương pháp luận</w:t>
+      </w:r>
     </w:p>
     <w:p>
       <w:pPr>
@@ -21641,7 +15702,7 @@
         </w:rPr>
         <w:t xml:space="preserve">, </w:t>
       </w:r>
-      <w:hyperlink r:id="rId39" w:history="1">
+      <w:hyperlink r:id="rId40" w:history="1">
         <w:r>
           <w:rPr>
             <w:rStyle w:val="Hyperlink"/>
@@ -21663,9 +15724,9 @@
       </w:pPr>
     </w:p>
     <w:sectPr>
-      <w:headerReference w:type="default" r:id="rId40"/>
-      <w:footerReference w:type="default" r:id="rId41"/>
-      <w:headerReference w:type="first" r:id="rId42"/>
+      <w:headerReference w:type="default" r:id="rId41"/>
+      <w:footerReference w:type="default" r:id="rId42"/>
+      <w:headerReference w:type="first" r:id="rId43"/>
       <w:pgSz w:w="11909" w:h="16834"/>
       <w:pgMar w:top="1440" w:right="1440" w:bottom="1440" w:left="1440" w:header="720" w:footer="720" w:gutter="0"/>
       <w:pgNumType w:start="1"/>
@@ -21715,7 +15776,6 @@
         <w:lang w:val="en-US"/>
       </w:rPr>
     </w:pPr>
-    <w:proofErr w:type="spellStart"/>
     <w:r>
       <w:rPr>
         <w:rFonts w:ascii="Times New Roman" w:hAnsi="Times New Roman" w:cs="Times New Roman"/>
@@ -21723,97 +15783,7 @@
         <w:szCs w:val="20"/>
         <w:lang w:val="en-US"/>
       </w:rPr>
-      <w:t>Nhóm</w:t>
-    </w:r>
-    <w:proofErr w:type="spellEnd"/>
-    <w:r>
-      <w:rPr>
-        <w:rFonts w:ascii="Times New Roman" w:hAnsi="Times New Roman" w:cs="Times New Roman"/>
-        <w:sz w:val="20"/>
-        <w:szCs w:val="20"/>
-        <w:lang w:val="en-US"/>
-      </w:rPr>
-      <w:t xml:space="preserve"> 8 – </w:t>
-    </w:r>
-    <w:proofErr w:type="spellStart"/>
-    <w:r>
-      <w:rPr>
-        <w:rFonts w:ascii="Times New Roman" w:hAnsi="Times New Roman" w:cs="Times New Roman"/>
-        <w:sz w:val="20"/>
-        <w:szCs w:val="20"/>
-        <w:lang w:val="en-US"/>
-      </w:rPr>
-      <w:t>Kỹ</w:t>
-    </w:r>
-    <w:proofErr w:type="spellEnd"/>
-    <w:r>
-      <w:rPr>
-        <w:rFonts w:ascii="Times New Roman" w:hAnsi="Times New Roman" w:cs="Times New Roman"/>
-        <w:sz w:val="20"/>
-        <w:szCs w:val="20"/>
-        <w:lang w:val="en-US"/>
-      </w:rPr>
-      <w:t xml:space="preserve"> </w:t>
-    </w:r>
-    <w:proofErr w:type="spellStart"/>
-    <w:r>
-      <w:rPr>
-        <w:rFonts w:ascii="Times New Roman" w:hAnsi="Times New Roman" w:cs="Times New Roman"/>
-        <w:sz w:val="20"/>
-        <w:szCs w:val="20"/>
-        <w:lang w:val="en-US"/>
-      </w:rPr>
-      <w:t>thuật</w:t>
-    </w:r>
-    <w:proofErr w:type="spellEnd"/>
-    <w:r>
-      <w:rPr>
-        <w:rFonts w:ascii="Times New Roman" w:hAnsi="Times New Roman" w:cs="Times New Roman"/>
-        <w:sz w:val="20"/>
-        <w:szCs w:val="20"/>
-        <w:lang w:val="en-US"/>
-      </w:rPr>
-      <w:t xml:space="preserve"> </w:t>
-    </w:r>
-    <w:proofErr w:type="spellStart"/>
-    <w:r>
-      <w:rPr>
-        <w:rFonts w:ascii="Times New Roman" w:hAnsi="Times New Roman" w:cs="Times New Roman"/>
-        <w:sz w:val="20"/>
-        <w:szCs w:val="20"/>
-        <w:lang w:val="en-US"/>
-      </w:rPr>
-      <w:t>lập</w:t>
-    </w:r>
-    <w:proofErr w:type="spellEnd"/>
-    <w:r>
-      <w:rPr>
-        <w:rFonts w:ascii="Times New Roman" w:hAnsi="Times New Roman" w:cs="Times New Roman"/>
-        <w:sz w:val="20"/>
-        <w:szCs w:val="20"/>
-        <w:lang w:val="en-US"/>
-      </w:rPr>
-      <w:t xml:space="preserve"> </w:t>
-    </w:r>
-    <w:proofErr w:type="spellStart"/>
-    <w:r>
-      <w:rPr>
-        <w:rFonts w:ascii="Times New Roman" w:hAnsi="Times New Roman" w:cs="Times New Roman"/>
-        <w:sz w:val="20"/>
-        <w:szCs w:val="20"/>
-        <w:lang w:val="en-US"/>
-      </w:rPr>
-      <w:t>trình</w:t>
-    </w:r>
-    <w:proofErr w:type="spellEnd"/>
-    <w:r>
-      <w:rPr>
-        <w:rFonts w:ascii="Times New Roman" w:hAnsi="Times New Roman" w:cs="Times New Roman"/>
-        <w:sz w:val="20"/>
-        <w:szCs w:val="20"/>
-        <w:lang w:val="en-US"/>
-      </w:rPr>
-      <w:t xml:space="preserve"> Python</w:t>
+      <w:t>Nhóm 8 – Kỹ thuật lập trình Python</w:t>
     </w:r>
   </w:p>
   <w:p>
